--- a/09_MANUALES/EN/WORD/09_Technical_Manual.docx
+++ b/09_MANUALES/EN/WORD/09_Technical_Manual.docx
@@ -64,7 +64,7 @@
         <w:pStyle w:val="BodyText"/>
       </w:pPr>
       <w:r>
-        <w:t xml:space="preserve">October 16, 2026</w:t>
+        <w:t xml:space="preserve">October 17, 2026</w:t>
       </w:r>
     </w:p>
     <w:p>
@@ -72,7 +72,7 @@
         <w:pStyle w:val="BodyText"/>
       </w:pPr>
       <w:r>
-        <w:t xml:space="preserve">Manual Type: Technical Manual (Developers and Software Architects) · Version 4.0</w:t>
+        <w:t xml:space="preserve">Manual Type: Technical Manual (Developers and Software Architects) · Version 4.1</w:t>
       </w:r>
     </w:p>
     <w:bookmarkStart w:id="20" w:name="version-control"/>
@@ -407,6 +407,100 @@
           </w:p>
         </w:tc>
       </w:tr>
+      <w:tr>
+        <w:tc>
+          <w:tcPr/>
+          <w:p>
+            <w:pPr>
+              <w:pStyle w:val="Compact"/>
+            </w:pPr>
+            <w:r>
+              <w:t xml:space="preserve">4.1</w:t>
+            </w:r>
+          </w:p>
+        </w:tc>
+        <w:tc>
+          <w:tcPr/>
+          <w:p>
+            <w:pPr>
+              <w:pStyle w:val="Compact"/>
+            </w:pPr>
+            <w:r>
+              <w:t xml:space="preserve">2026-10-17</w:t>
+            </w:r>
+          </w:p>
+        </w:tc>
+        <w:tc>
+          <w:tcPr/>
+          <w:p>
+            <w:pPr>
+              <w:pStyle w:val="Compact"/>
+            </w:pPr>
+            <w:r>
+              <w:t xml:space="preserve">Review against the code of October 17, 2026. Documented the inspection report of the mobile app (section 10.5), the mobile HTTP client with multipart forms and the</w:t>
+            </w:r>
+            <w:r>
+              <w:t xml:space="preserve"> </w:t>
+            </w:r>
+            <w:r>
+              <w:rPr>
+                <w:i/>
+                <w:iCs/>
+              </w:rPr>
+              <w:t xml:space="preserve">EXPO_PUBLIC_WEB_URL</w:t>
+            </w:r>
+            <w:r>
+              <w:t xml:space="preserve"> </w:t>
+            </w:r>
+            <w:r>
+              <w:t xml:space="preserve">variable (section 12.7), the</w:t>
+            </w:r>
+            <w:r>
+              <w:t xml:space="preserve"> </w:t>
+            </w:r>
+            <w:r>
+              <w:rPr>
+                <w:i/>
+                <w:iCs/>
+              </w:rPr>
+              <w:t xml:space="preserve">expo-image-picker</w:t>
+            </w:r>
+            <w:r>
+              <w:t xml:space="preserve"> </w:t>
+            </w:r>
+            <w:r>
+              <w:t xml:space="preserve">and</w:t>
+            </w:r>
+            <w:r>
+              <w:t xml:space="preserve"> </w:t>
+            </w:r>
+            <w:r>
+              <w:rPr>
+                <w:i/>
+                <w:iCs/>
+              </w:rPr>
+              <w:t xml:space="preserve">expo-image-manipulator</w:t>
+            </w:r>
+            <w:r>
+              <w:t xml:space="preserve"> </w:t>
+            </w:r>
+            <w:r>
+              <w:t xml:space="preserve">dependencies (Table 3), and the rule that ignores a late 401 after logging out.</w:t>
+            </w:r>
+          </w:p>
+        </w:tc>
+        <w:tc>
+          <w:tcPr/>
+          <w:p>
+            <w:pPr>
+              <w:pStyle w:val="Compact"/>
+            </w:pPr>
+            <w:r>
+              <w:t xml:space="preserve">Development team</w:t>
+            </w:r>
+          </w:p>
+        </w:tc>
+      </w:tr>
     </w:tbl>
     <w:p>
       <w:pPr>
@@ -2122,29 +2216,20 @@
       <w:r>
         <w:drawing>
           <wp:inline>
-            <wp:extent cx="5334000" cy="3667125"/>
+            <wp:extent cx="5334000" cy="3350418"/>
             <wp:effectExtent b="0" l="0" r="0" t="0"/>
             <wp:docPr descr="Container diagram of the Vehicle Washing system" title="" id="32" name="Picture"/>
             <a:graphic>
               <a:graphicData uri="http://schemas.openxmlformats.org/drawingml/2006/picture">
                 <pic:pic>
                   <pic:nvPicPr>
-                    <pic:cNvPr descr="capturas/architecture.svg" id="33" name="Picture"/>
+                    <pic:cNvPr descr="09_Technical_Manual_diagramas/architecture.png" id="33" name="Picture"/>
                     <pic:cNvPicPr>
                       <a:picLocks noChangeArrowheads="1" noChangeAspect="1"/>
                     </pic:cNvPicPr>
                   </pic:nvPicPr>
                   <pic:blipFill>
-                    <a:blip>
-                      <a:extLst>
-                        <a:ext uri="{28A0092B-C50C-407E-A947-70E740481C1C}">
-                          <a14:useLocalDpi xmlns:a14="http://schemas.microsoft.com/office/drawing/2010/main" val="0"/>
-                        </a:ext>
-                        <a:ext uri="{96DAC541-7B7A-43D3-8B79-37D633B846F1}">
-                          <asvg:svgBlip xmlns:asvg="http://schemas.microsoft.com/office/drawing/2016/SVG/main" r:embed="rId31"/>
-                        </a:ext>
-                      </a:extLst>
-                    </a:blip>
+                    <a:blip r:embed="rId31"/>
                     <a:stretch>
                       <a:fillRect/>
                     </a:stretch>
@@ -2152,7 +2237,7 @@
                   <pic:spPr bwMode="auto">
                     <a:xfrm>
                       <a:off x="0" y="0"/>
-                      <a:ext cx="5334000" cy="3667125"/>
+                      <a:ext cx="5334000" cy="3350418"/>
                     </a:xfrm>
                     <a:prstGeom prst="rect">
                       <a:avLst/>
@@ -3529,18 +3614,18 @@
               <w:pStyle w:val="Compact"/>
             </w:pPr>
             <w:r>
-              <w:t xml:space="preserve">React Native, Expo, React, React Navigation, i18next</w:t>
-            </w:r>
-          </w:p>
-        </w:tc>
-        <w:tc>
-          <w:tcPr/>
-          <w:p>
-            <w:pPr>
-              <w:pStyle w:val="Compact"/>
-            </w:pPr>
-            <w:r>
-              <w:t xml:space="preserve">0.86.3, SDK 57, 19.2, 7, 26; TypeScript 6.0</w:t>
+              <w:t xml:space="preserve">React Native, Expo, React, React Navigation, i18next; expo-image-picker and expo-image-manipulator (inspection photos)</w:t>
+            </w:r>
+          </w:p>
+        </w:tc>
+        <w:tc>
+          <w:tcPr/>
+          <w:p>
+            <w:pPr>
+              <w:pStyle w:val="Compact"/>
+            </w:pPr>
+            <w:r>
+              <w:t xml:space="preserve">0.86.3, SDK 57, 19.2, 7, 26; 57.0; TypeScript 6.0</w:t>
             </w:r>
           </w:p>
         </w:tc>
@@ -8722,6 +8807,162 @@
       </w:r>
       <w:r>
         <w:t xml:space="preserve">.</w:t>
+      </w:r>
+    </w:p>
+    <w:p>
+      <w:pPr>
+        <w:pStyle w:val="BodyText"/>
+      </w:pPr>
+      <w:r>
+        <w:t xml:space="preserve">The administrator's inspection report (RF-036) follows the same organization as the rest of the module:</w:t>
+      </w:r>
+      <w:r>
+        <w:t xml:space="preserve"> </w:t>
+      </w:r>
+      <w:r>
+        <w:rPr>
+          <w:i/>
+          <w:iCs/>
+        </w:rPr>
+        <w:t xml:space="preserve">core/services/operations/InspectionService.ts</w:t>
+      </w:r>
+      <w:r>
+        <w:t xml:space="preserve"> </w:t>
+      </w:r>
+      <w:r>
+        <w:t xml:space="preserve">calls the same endpoints as the web (</w:t>
+      </w:r>
+      <w:r>
+        <w:rPr>
+          <w:i/>
+          <w:iCs/>
+        </w:rPr>
+        <w:t xml:space="preserve">/admin/inspections/...</w:t>
+      </w:r>
+      <w:r>
+        <w:t xml:space="preserve">);</w:t>
+      </w:r>
+      <w:r>
+        <w:t xml:space="preserve"> </w:t>
+      </w:r>
+      <w:r>
+        <w:rPr>
+          <w:i/>
+          <w:iCs/>
+        </w:rPr>
+        <w:t xml:space="preserve">modules/admin/viewmodels/useInspection.ts</w:t>
+      </w:r>
+      <w:r>
+        <w:t xml:space="preserve"> </w:t>
+      </w:r>
+      <w:r>
+        <w:t xml:space="preserve">keeps the state returned by the server;</w:t>
+      </w:r>
+      <w:r>
+        <w:t xml:space="preserve"> </w:t>
+      </w:r>
+      <w:r>
+        <w:rPr>
+          <w:i/>
+          <w:iCs/>
+        </w:rPr>
+        <w:t xml:space="preserve">modules/admin/services/inspectionPhotos.ts</w:t>
+      </w:r>
+      <w:r>
+        <w:t xml:space="preserve"> </w:t>
+      </w:r>
+      <w:r>
+        <w:t xml:space="preserve">takes or picks the photos with</w:t>
+      </w:r>
+      <w:r>
+        <w:t xml:space="preserve"> </w:t>
+      </w:r>
+      <w:r>
+        <w:rPr>
+          <w:i/>
+          <w:iCs/>
+        </w:rPr>
+        <w:t xml:space="preserve">expo-image-picker</w:t>
+      </w:r>
+      <w:r>
+        <w:t xml:space="preserve"> </w:t>
+      </w:r>
+      <w:r>
+        <w:t xml:space="preserve">and shrinks them with</w:t>
+      </w:r>
+      <w:r>
+        <w:t xml:space="preserve"> </w:t>
+      </w:r>
+      <w:r>
+        <w:rPr>
+          <w:i/>
+          <w:iCs/>
+        </w:rPr>
+        <w:t xml:space="preserve">expo-image-manipulator</w:t>
+      </w:r>
+      <w:r>
+        <w:t xml:space="preserve"> </w:t>
+      </w:r>
+      <w:r>
+        <w:t xml:space="preserve">(1600 px on the longer side, JPEG), because the server accepts at most 2 MB per photo;</w:t>
+      </w:r>
+      <w:r>
+        <w:t xml:space="preserve"> </w:t>
+      </w:r>
+      <w:r>
+        <w:rPr>
+          <w:i/>
+          <w:iCs/>
+        </w:rPr>
+        <w:t xml:space="preserve">modules/admin/components/inspection</w:t>
+      </w:r>
+      <w:r>
+        <w:t xml:space="preserve"> </w:t>
+      </w:r>
+      <w:r>
+        <w:t xml:space="preserve">holds the card of each phase, the finding form, and the enlarged photo; and</w:t>
+      </w:r>
+      <w:r>
+        <w:t xml:space="preserve"> </w:t>
+      </w:r>
+      <w:r>
+        <w:rPr>
+          <w:i/>
+          <w:iCs/>
+        </w:rPr>
+        <w:t xml:space="preserve">modules/admin/screens/AdminInspectionScreen.tsx</w:t>
+      </w:r>
+      <w:r>
+        <w:t xml:space="preserve"> </w:t>
+      </w:r>
+      <w:r>
+        <w:t xml:space="preserve">is the screen, opened from the booking detail (navigation route</w:t>
+      </w:r>
+      <w:r>
+        <w:t xml:space="preserve"> </w:t>
+      </w:r>
+      <w:r>
+        <w:rPr>
+          <w:i/>
+          <w:iCs/>
+        </w:rPr>
+        <w:t xml:space="preserve">AdminInspection</w:t>
+      </w:r>
+      <w:r>
+        <w:t xml:space="preserve">). The texts of this module are in</w:t>
+      </w:r>
+      <w:r>
+        <w:t xml:space="preserve"> </w:t>
+      </w:r>
+      <w:r>
+        <w:rPr>
+          <w:i/>
+          <w:iCs/>
+        </w:rPr>
+        <w:t xml:space="preserve">modules/admin/constants/inspectionTexts.ts</w:t>
+      </w:r>
+      <w:r>
+        <w:t xml:space="preserve">, in the four languages.</w:t>
       </w:r>
     </w:p>
     <w:bookmarkEnd w:id="55"/>
@@ -18916,7 +19157,7 @@
         <w:t xml:space="preserve"> </w:t>
       </w:r>
       <w:r>
-        <w:t xml:space="preserve">when the server answers 401, and</w:t>
+        <w:t xml:space="preserve">when the server answers 401 while the session is still open (a 401 that arrives after logging out is ignored, so "Your session expired" is not shown to someone who left on their own), and</w:t>
       </w:r>
       <w:r>
         <w:t xml:space="preserve"> </w:t>
@@ -19026,7 +19267,78 @@
         <w:t xml:space="preserve">expo-secure-store</w:t>
       </w:r>
       <w:r>
-        <w:t xml:space="preserve">.</w:t>
+        <w:t xml:space="preserve">. Its HTTP client (</w:t>
+      </w:r>
+      <w:r>
+        <w:rPr>
+          <w:i/>
+          <w:iCs/>
+        </w:rPr>
+        <w:t xml:space="preserve">core/api/httpClient.ts</w:t>
+      </w:r>
+      <w:r>
+        <w:t xml:space="preserve">) sends JSON or</w:t>
+      </w:r>
+      <w:r>
+        <w:t xml:space="preserve"> </w:t>
+      </w:r>
+      <w:r>
+        <w:rPr>
+          <w:i/>
+          <w:iCs/>
+        </w:rPr>
+        <w:t xml:space="preserve">multipart</w:t>
+      </w:r>
+      <w:r>
+        <w:t xml:space="preserve"> </w:t>
+      </w:r>
+      <w:r>
+        <w:t xml:space="preserve">forms (the inspection photos), accepts its own timeout per request (60 seconds to upload photos), and applies the same rule as the web to a 401.</w:t>
+      </w:r>
+      <w:r>
+        <w:t xml:space="preserve"> </w:t>
+      </w:r>
+      <w:r>
+        <w:rPr>
+          <w:i/>
+          <w:iCs/>
+        </w:rPr>
+        <w:t xml:space="preserve">core/api/config.ts</w:t>
+      </w:r>
+      <w:r>
+        <w:t xml:space="preserve"> </w:t>
+      </w:r>
+      <w:r>
+        <w:t xml:space="preserve">exposes</w:t>
+      </w:r>
+      <w:r>
+        <w:t xml:space="preserve"> </w:t>
+      </w:r>
+      <w:r>
+        <w:rPr>
+          <w:i/>
+          <w:iCs/>
+        </w:rPr>
+        <w:t xml:space="preserve">WEB_URL</w:t>
+      </w:r>
+      <w:r>
+        <w:t xml:space="preserve">, the address of the web used to build the public link of the report; it is taken from</w:t>
+      </w:r>
+      <w:r>
+        <w:t xml:space="preserve"> </w:t>
+      </w:r>
+      <w:r>
+        <w:rPr>
+          <w:i/>
+          <w:iCs/>
+        </w:rPr>
+        <w:t xml:space="preserve">EXPO_PUBLIC_WEB_URL</w:t>
+      </w:r>
+      <w:r>
+        <w:t xml:space="preserve"> </w:t>
+      </w:r>
+      <w:r>
+        <w:t xml:space="preserve">or, when it is not set, from the same host as the gateway with port 4200.</w:t>
       </w:r>
     </w:p>
     <w:bookmarkEnd w:id="75"/>
@@ -19302,29 +19614,20 @@
       <w:r>
         <w:drawing>
           <wp:inline>
-            <wp:extent cx="5334000" cy="2580967"/>
+            <wp:extent cx="5334000" cy="2288458"/>
             <wp:effectExtent b="0" l="0" r="0" t="0"/>
             <wp:docPr descr="State diagram of the booking" title="" id="77" name="Picture"/>
             <a:graphic>
               <a:graphicData uri="http://schemas.openxmlformats.org/drawingml/2006/picture">
                 <pic:pic>
                   <pic:nvPicPr>
-                    <pic:cNvPr descr="capturas/booking-states.svg" id="78" name="Picture"/>
+                    <pic:cNvPr descr="09_Technical_Manual_diagramas/booking-states.png" id="78" name="Picture"/>
                     <pic:cNvPicPr>
                       <a:picLocks noChangeArrowheads="1" noChangeAspect="1"/>
                     </pic:cNvPicPr>
                   </pic:nvPicPr>
                   <pic:blipFill>
-                    <a:blip>
-                      <a:extLst>
-                        <a:ext uri="{28A0092B-C50C-407E-A947-70E740481C1C}">
-                          <a14:useLocalDpi xmlns:a14="http://schemas.microsoft.com/office/drawing/2010/main" val="0"/>
-                        </a:ext>
-                        <a:ext uri="{96DAC541-7B7A-43D3-8B79-37D633B846F1}">
-                          <asvg:svgBlip xmlns:asvg="http://schemas.microsoft.com/office/drawing/2016/SVG/main" r:embed="rId76"/>
-                        </a:ext>
-                      </a:extLst>
-                    </a:blip>
+                    <a:blip r:embed="rId76"/>
                     <a:stretch>
                       <a:fillRect/>
                     </a:stretch>
@@ -19332,7 +19635,7 @@
                   <pic:spPr bwMode="auto">
                     <a:xfrm>
                       <a:off x="0" y="0"/>
-                      <a:ext cx="5334000" cy="2580967"/>
+                      <a:ext cx="5334000" cy="2288458"/>
                     </a:xfrm>
                     <a:prstGeom prst="rect">
                       <a:avLst/>
@@ -31199,7 +31502,7 @@
       <w:color w:themeColor="accent1" w:themeShade="BF" w:val="365F91"/>
     </w:rPr>
   </w:style>
-  <w:style w:customStyle="1" w:styleId="SourceCode" w:type="paragraph">
+  <w:style w:type="paragraph" w:customStyle="1" w:styleId="SourceCode">
     <w:name w:val="Source Code"/>
     <w:basedOn w:val="Normal"/>
     <w:link w:val="VerbatimChar"/>
@@ -31207,7 +31510,7 @@
       <w:wordWrap w:val="off"/>
     </w:pPr>
   </w:style>
-  <w:style w:customStyle="1" w:styleId="KeywordTok" w:type="character">
+  <w:style w:type="character" w:customStyle="1" w:styleId="KeywordTok">
     <w:name w:val="KeywordTok"/>
     <w:basedOn w:val="VerbatimChar"/>
     <w:rPr>
@@ -31215,77 +31518,77 @@
       <w:color w:val="007020"/>
     </w:rPr>
   </w:style>
-  <w:style w:customStyle="1" w:styleId="DataTypeTok" w:type="character">
+  <w:style w:type="character" w:customStyle="1" w:styleId="DataTypeTok">
     <w:name w:val="DataTypeTok"/>
     <w:basedOn w:val="VerbatimChar"/>
     <w:rPr>
       <w:color w:val="902000"/>
     </w:rPr>
   </w:style>
-  <w:style w:customStyle="1" w:styleId="DecValTok" w:type="character">
+  <w:style w:type="character" w:customStyle="1" w:styleId="DecValTok">
     <w:name w:val="DecValTok"/>
     <w:basedOn w:val="VerbatimChar"/>
     <w:rPr>
       <w:color w:val="40a070"/>
     </w:rPr>
   </w:style>
-  <w:style w:customStyle="1" w:styleId="BaseNTok" w:type="character">
+  <w:style w:type="character" w:customStyle="1" w:styleId="BaseNTok">
     <w:name w:val="BaseNTok"/>
     <w:basedOn w:val="VerbatimChar"/>
     <w:rPr>
       <w:color w:val="40a070"/>
     </w:rPr>
   </w:style>
-  <w:style w:customStyle="1" w:styleId="FloatTok" w:type="character">
+  <w:style w:type="character" w:customStyle="1" w:styleId="FloatTok">
     <w:name w:val="FloatTok"/>
     <w:basedOn w:val="VerbatimChar"/>
     <w:rPr>
       <w:color w:val="40a070"/>
     </w:rPr>
   </w:style>
-  <w:style w:customStyle="1" w:styleId="ConstantTok" w:type="character">
+  <w:style w:type="character" w:customStyle="1" w:styleId="ConstantTok">
     <w:name w:val="ConstantTok"/>
     <w:basedOn w:val="VerbatimChar"/>
     <w:rPr>
       <w:color w:val="880000"/>
     </w:rPr>
   </w:style>
-  <w:style w:customStyle="1" w:styleId="CharTok" w:type="character">
+  <w:style w:type="character" w:customStyle="1" w:styleId="CharTok">
     <w:name w:val="CharTok"/>
     <w:basedOn w:val="VerbatimChar"/>
     <w:rPr>
       <w:color w:val="4070a0"/>
     </w:rPr>
   </w:style>
-  <w:style w:customStyle="1" w:styleId="SpecialCharTok" w:type="character">
+  <w:style w:type="character" w:customStyle="1" w:styleId="SpecialCharTok">
     <w:name w:val="SpecialCharTok"/>
     <w:basedOn w:val="VerbatimChar"/>
     <w:rPr>
       <w:color w:val="4070a0"/>
     </w:rPr>
   </w:style>
-  <w:style w:customStyle="1" w:styleId="StringTok" w:type="character">
+  <w:style w:type="character" w:customStyle="1" w:styleId="StringTok">
     <w:name w:val="StringTok"/>
     <w:basedOn w:val="VerbatimChar"/>
     <w:rPr>
       <w:color w:val="4070a0"/>
     </w:rPr>
   </w:style>
-  <w:style w:customStyle="1" w:styleId="VerbatimStringTok" w:type="character">
+  <w:style w:type="character" w:customStyle="1" w:styleId="VerbatimStringTok">
     <w:name w:val="VerbatimStringTok"/>
     <w:basedOn w:val="VerbatimChar"/>
     <w:rPr>
       <w:color w:val="4070a0"/>
     </w:rPr>
   </w:style>
-  <w:style w:customStyle="1" w:styleId="SpecialStringTok" w:type="character">
+  <w:style w:type="character" w:customStyle="1" w:styleId="SpecialStringTok">
     <w:name w:val="SpecialStringTok"/>
     <w:basedOn w:val="VerbatimChar"/>
     <w:rPr>
       <w:color w:val="bb6688"/>
     </w:rPr>
   </w:style>
-  <w:style w:customStyle="1" w:styleId="ImportTok" w:type="character">
+  <w:style w:type="character" w:customStyle="1" w:styleId="ImportTok">
     <w:name w:val="ImportTok"/>
     <w:basedOn w:val="VerbatimChar"/>
     <w:rPr>
@@ -31293,7 +31596,7 @@
       <w:color w:val="008000"/>
     </w:rPr>
   </w:style>
-  <w:style w:customStyle="1" w:styleId="CommentTok" w:type="character">
+  <w:style w:type="character" w:customStyle="1" w:styleId="CommentTok">
     <w:name w:val="CommentTok"/>
     <w:basedOn w:val="VerbatimChar"/>
     <w:rPr>
@@ -31301,7 +31604,7 @@
       <w:color w:val="60a0b0"/>
     </w:rPr>
   </w:style>
-  <w:style w:customStyle="1" w:styleId="DocumentationTok" w:type="character">
+  <w:style w:type="character" w:customStyle="1" w:styleId="DocumentationTok">
     <w:name w:val="DocumentationTok"/>
     <w:basedOn w:val="VerbatimChar"/>
     <w:rPr>
@@ -31309,7 +31612,7 @@
       <w:color w:val="ba2121"/>
     </w:rPr>
   </w:style>
-  <w:style w:customStyle="1" w:styleId="AnnotationTok" w:type="character">
+  <w:style w:type="character" w:customStyle="1" w:styleId="AnnotationTok">
     <w:name w:val="AnnotationTok"/>
     <w:basedOn w:val="VerbatimChar"/>
     <w:rPr>
@@ -31318,7 +31621,7 @@
       <w:color w:val="60a0b0"/>
     </w:rPr>
   </w:style>
-  <w:style w:customStyle="1" w:styleId="CommentVarTok" w:type="character">
+  <w:style w:type="character" w:customStyle="1" w:styleId="CommentVarTok">
     <w:name w:val="CommentVarTok"/>
     <w:basedOn w:val="VerbatimChar"/>
     <w:rPr>
@@ -31327,28 +31630,28 @@
       <w:color w:val="60a0b0"/>
     </w:rPr>
   </w:style>
-  <w:style w:customStyle="1" w:styleId="OtherTok" w:type="character">
+  <w:style w:type="character" w:customStyle="1" w:styleId="OtherTok">
     <w:name w:val="OtherTok"/>
     <w:basedOn w:val="VerbatimChar"/>
     <w:rPr>
       <w:color w:val="007020"/>
     </w:rPr>
   </w:style>
-  <w:style w:customStyle="1" w:styleId="FunctionTok" w:type="character">
+  <w:style w:type="character" w:customStyle="1" w:styleId="FunctionTok">
     <w:name w:val="FunctionTok"/>
     <w:basedOn w:val="VerbatimChar"/>
     <w:rPr>
       <w:color w:val="06287e"/>
     </w:rPr>
   </w:style>
-  <w:style w:customStyle="1" w:styleId="VariableTok" w:type="character">
+  <w:style w:type="character" w:customStyle="1" w:styleId="VariableTok">
     <w:name w:val="VariableTok"/>
     <w:basedOn w:val="VerbatimChar"/>
     <w:rPr>
       <w:color w:val="19177c"/>
     </w:rPr>
   </w:style>
-  <w:style w:customStyle="1" w:styleId="ControlFlowTok" w:type="character">
+  <w:style w:type="character" w:customStyle="1" w:styleId="ControlFlowTok">
     <w:name w:val="ControlFlowTok"/>
     <w:basedOn w:val="VerbatimChar"/>
     <w:rPr>
@@ -31356,45 +31659,45 @@
       <w:color w:val="007020"/>
     </w:rPr>
   </w:style>
-  <w:style w:customStyle="1" w:styleId="OperatorTok" w:type="character">
+  <w:style w:type="character" w:customStyle="1" w:styleId="OperatorTok">
     <w:name w:val="OperatorTok"/>
     <w:basedOn w:val="VerbatimChar"/>
     <w:rPr>
       <w:color w:val="666666"/>
     </w:rPr>
   </w:style>
-  <w:style w:customStyle="1" w:styleId="BuiltInTok" w:type="character">
+  <w:style w:type="character" w:customStyle="1" w:styleId="BuiltInTok">
     <w:name w:val="BuiltInTok"/>
     <w:basedOn w:val="VerbatimChar"/>
     <w:rPr>
       <w:color w:val="008000"/>
     </w:rPr>
   </w:style>
-  <w:style w:customStyle="1" w:styleId="ExtensionTok" w:type="character">
+  <w:style w:type="character" w:customStyle="1" w:styleId="ExtensionTok">
     <w:name w:val="ExtensionTok"/>
     <w:basedOn w:val="VerbatimChar"/>
     <w:rPr/>
   </w:style>
-  <w:style w:customStyle="1" w:styleId="PreprocessorTok" w:type="character">
+  <w:style w:type="character" w:customStyle="1" w:styleId="PreprocessorTok">
     <w:name w:val="PreprocessorTok"/>
     <w:basedOn w:val="VerbatimChar"/>
     <w:rPr>
       <w:color w:val="bc7a00"/>
     </w:rPr>
   </w:style>
-  <w:style w:customStyle="1" w:styleId="AttributeTok" w:type="character">
+  <w:style w:type="character" w:customStyle="1" w:styleId="AttributeTok">
     <w:name w:val="AttributeTok"/>
     <w:basedOn w:val="VerbatimChar"/>
     <w:rPr>
       <w:color w:val="7d9029"/>
     </w:rPr>
   </w:style>
-  <w:style w:customStyle="1" w:styleId="RegionMarkerTok" w:type="character">
+  <w:style w:type="character" w:customStyle="1" w:styleId="RegionMarkerTok">
     <w:name w:val="RegionMarkerTok"/>
     <w:basedOn w:val="VerbatimChar"/>
     <w:rPr/>
   </w:style>
-  <w:style w:customStyle="1" w:styleId="InformationTok" w:type="character">
+  <w:style w:type="character" w:customStyle="1" w:styleId="InformationTok">
     <w:name w:val="InformationTok"/>
     <w:basedOn w:val="VerbatimChar"/>
     <w:rPr>
@@ -31403,7 +31706,7 @@
       <w:color w:val="60a0b0"/>
     </w:rPr>
   </w:style>
-  <w:style w:customStyle="1" w:styleId="WarningTok" w:type="character">
+  <w:style w:type="character" w:customStyle="1" w:styleId="WarningTok">
     <w:name w:val="WarningTok"/>
     <w:basedOn w:val="VerbatimChar"/>
     <w:rPr>
@@ -31412,7 +31715,7 @@
       <w:color w:val="60a0b0"/>
     </w:rPr>
   </w:style>
-  <w:style w:customStyle="1" w:styleId="AlertTok" w:type="character">
+  <w:style w:type="character" w:customStyle="1" w:styleId="AlertTok">
     <w:name w:val="AlertTok"/>
     <w:basedOn w:val="VerbatimChar"/>
     <w:rPr>
@@ -31420,7 +31723,7 @@
       <w:color w:val="ff0000"/>
     </w:rPr>
   </w:style>
-  <w:style w:customStyle="1" w:styleId="ErrorTok" w:type="character">
+  <w:style w:type="character" w:customStyle="1" w:styleId="ErrorTok">
     <w:name w:val="ErrorTok"/>
     <w:basedOn w:val="VerbatimChar"/>
     <w:rPr>
@@ -31428,7 +31731,7 @@
       <w:color w:val="ff0000"/>
     </w:rPr>
   </w:style>
-  <w:style w:customStyle="1" w:styleId="NormalTok" w:type="character">
+  <w:style w:type="character" w:customStyle="1" w:styleId="NormalTok">
     <w:name w:val="NormalTok"/>
     <w:basedOn w:val="VerbatimChar"/>
     <w:rPr/>

--- a/09_MANUALES/EN/WORD/09_Technical_Manual.docx
+++ b/09_MANUALES/EN/WORD/09_Technical_Manual.docx
@@ -501,6 +501,52 @@
           </w:p>
         </w:tc>
       </w:tr>
+      <w:tr>
+        <w:tc>
+          <w:tcPr/>
+          <w:p>
+            <w:pPr>
+              <w:pStyle w:val="Compact"/>
+            </w:pPr>
+            <w:r>
+              <w:t xml:space="preserve">4.2</w:t>
+            </w:r>
+          </w:p>
+        </w:tc>
+        <w:tc>
+          <w:tcPr/>
+          <w:p>
+            <w:pPr>
+              <w:pStyle w:val="Compact"/>
+            </w:pPr>
+            <w:r>
+              <w:t xml:space="preserve">2026-10-19</w:t>
+            </w:r>
+          </w:p>
+        </w:tc>
+        <w:tc>
+          <w:tcPr/>
+          <w:p>
+            <w:pPr>
+              <w:pStyle w:val="Compact"/>
+            </w:pPr>
+            <w:r>
+              <w:t xml:space="preserve">Continuous integration with GitHub Actions in the 10 repositories (Table 6) and closure of TD-006.</w:t>
+            </w:r>
+          </w:p>
+        </w:tc>
+        <w:tc>
+          <w:tcPr/>
+          <w:p>
+            <w:pPr>
+              <w:pStyle w:val="Compact"/>
+            </w:pPr>
+            <w:r>
+              <w:t xml:space="preserve">Development team</w:t>
+            </w:r>
+          </w:p>
+        </w:tc>
+      </w:tr>
     </w:tbl>
     <w:p>
       <w:pPr>
@@ -2216,20 +2262,29 @@
       <w:r>
         <w:drawing>
           <wp:inline>
-            <wp:extent cx="5334000" cy="3350418"/>
+            <wp:extent cx="5334000" cy="3667125"/>
             <wp:effectExtent b="0" l="0" r="0" t="0"/>
             <wp:docPr descr="Container diagram of the Vehicle Washing system" title="" id="32" name="Picture"/>
             <a:graphic>
               <a:graphicData uri="http://schemas.openxmlformats.org/drawingml/2006/picture">
                 <pic:pic>
                   <pic:nvPicPr>
-                    <pic:cNvPr descr="09_Technical_Manual_diagramas/architecture.png" id="33" name="Picture"/>
+                    <pic:cNvPr descr="capturas/architecture.svg" id="33" name="Picture"/>
                     <pic:cNvPicPr>
                       <a:picLocks noChangeArrowheads="1" noChangeAspect="1"/>
                     </pic:cNvPicPr>
                   </pic:nvPicPr>
                   <pic:blipFill>
-                    <a:blip r:embed="rId31"/>
+                    <a:blip>
+                      <a:extLst>
+                        <a:ext uri="{28A0092B-C50C-407E-A947-70E740481C1C}">
+                          <a14:useLocalDpi xmlns:a14="http://schemas.microsoft.com/office/drawing/2010/main" val="0"/>
+                        </a:ext>
+                        <a:ext uri="{96DAC541-7B7A-43D3-8B79-37D633B846F1}">
+                          <asvg:svgBlip xmlns:asvg="http://schemas.microsoft.com/office/drawing/2016/SVG/main" r:embed="rId31"/>
+                        </a:ext>
+                      </a:extLst>
+                    </a:blip>
                     <a:stretch>
                       <a:fillRect/>
                     </a:stretch>
@@ -2237,7 +2292,7 @@
                   <pic:spPr bwMode="auto">
                     <a:xfrm>
                       <a:off x="0" y="0"/>
-                      <a:ext cx="5334000" cy="3350418"/>
+                      <a:ext cx="5334000" cy="3667125"/>
                     </a:xfrm>
                     <a:prstGeom prst="rect">
                       <a:avLst/>
@@ -3813,18 +3868,71 @@
               <w:pStyle w:val="Compact"/>
             </w:pPr>
             <w:r>
-              <w:t xml:space="preserve">Jenkins</w:t>
-            </w:r>
-          </w:p>
-        </w:tc>
-        <w:tc>
-          <w:tcPr/>
-          <w:p>
-            <w:pPr>
-              <w:pStyle w:val="Compact"/>
-            </w:pPr>
-            <w:r>
-              <w:t xml:space="preserve">Planned, not configured (TD-006)</w:t>
+              <w:t xml:space="preserve">GitHub Actions</w:t>
+            </w:r>
+          </w:p>
+        </w:tc>
+        <w:tc>
+          <w:tcPr/>
+          <w:p>
+            <w:pPr>
+              <w:pStyle w:val="Compact"/>
+            </w:pPr>
+            <w:r>
+              <w:rPr>
+                <w:rStyle w:val="VerbatimChar"/>
+              </w:rPr>
+              <w:t xml:space="preserve">ci.yml</w:t>
+            </w:r>
+            <w:r>
+              <w:t xml:space="preserve"> </w:t>
+            </w:r>
+            <w:r>
+              <w:t xml:space="preserve">in the 10 repositories: builds and runs the tests on every push or pull request to</w:t>
+            </w:r>
+            <w:r>
+              <w:t xml:space="preserve"> </w:t>
+            </w:r>
+            <w:r>
+              <w:rPr>
+                <w:i/>
+                <w:iCs/>
+              </w:rPr>
+              <w:t xml:space="preserve">develop</w:t>
+            </w:r>
+            <w:r>
+              <w:t xml:space="preserve"> </w:t>
+            </w:r>
+            <w:r>
+              <w:t xml:space="preserve">and</w:t>
+            </w:r>
+            <w:r>
+              <w:t xml:space="preserve"> </w:t>
+            </w:r>
+            <w:r>
+              <w:rPr>
+                <w:i/>
+                <w:iCs/>
+              </w:rPr>
+              <w:t xml:space="preserve">main</w:t>
+            </w:r>
+            <w:r>
+              <w:t xml:space="preserve">;</w:t>
+            </w:r>
+            <w:r>
+              <w:t xml:space="preserve"> </w:t>
+            </w:r>
+            <w:r>
+              <w:rPr>
+                <w:rStyle w:val="VerbatimChar"/>
+              </w:rPr>
+              <w:t xml:space="preserve">lavarapido-infra</w:t>
+            </w:r>
+            <w:r>
+              <w:t xml:space="preserve"> </w:t>
+            </w:r>
+            <w:r>
+              <w:t xml:space="preserve">also has the manual deployment to Azure</w:t>
             </w:r>
           </w:p>
         </w:tc>
@@ -19614,20 +19722,29 @@
       <w:r>
         <w:drawing>
           <wp:inline>
-            <wp:extent cx="5334000" cy="2288458"/>
+            <wp:extent cx="5334000" cy="2580967"/>
             <wp:effectExtent b="0" l="0" r="0" t="0"/>
             <wp:docPr descr="State diagram of the booking" title="" id="77" name="Picture"/>
             <a:graphic>
               <a:graphicData uri="http://schemas.openxmlformats.org/drawingml/2006/picture">
                 <pic:pic>
                   <pic:nvPicPr>
-                    <pic:cNvPr descr="09_Technical_Manual_diagramas/booking-states.png" id="78" name="Picture"/>
+                    <pic:cNvPr descr="capturas/booking-states.svg" id="78" name="Picture"/>
                     <pic:cNvPicPr>
                       <a:picLocks noChangeArrowheads="1" noChangeAspect="1"/>
                     </pic:cNvPicPr>
                   </pic:nvPicPr>
                   <pic:blipFill>
-                    <a:blip r:embed="rId76"/>
+                    <a:blip>
+                      <a:extLst>
+                        <a:ext uri="{28A0092B-C50C-407E-A947-70E740481C1C}">
+                          <a14:useLocalDpi xmlns:a14="http://schemas.microsoft.com/office/drawing/2010/main" val="0"/>
+                        </a:ext>
+                        <a:ext uri="{96DAC541-7B7A-43D3-8B79-37D633B846F1}">
+                          <asvg:svgBlip xmlns:asvg="http://schemas.microsoft.com/office/drawing/2016/SVG/main" r:embed="rId76"/>
+                        </a:ext>
+                      </a:extLst>
+                    </a:blip>
                     <a:stretch>
                       <a:fillRect/>
                     </a:stretch>
@@ -19635,7 +19752,7 @@
                   <pic:spPr bwMode="auto">
                     <a:xfrm>
                       <a:off x="0" y="0"/>
-                      <a:ext cx="5334000" cy="2288458"/>
+                      <a:ext cx="5334000" cy="2580967"/>
                     </a:xfrm>
                     <a:prstGeom prst="rect">
                       <a:avLst/>
@@ -28067,41 +28184,6 @@
               <w:pStyle w:val="Compact"/>
             </w:pPr>
             <w:r>
-              <w:t xml:space="preserve">TD-006</w:t>
-            </w:r>
-          </w:p>
-        </w:tc>
-        <w:tc>
-          <w:tcPr/>
-          <w:p>
-            <w:pPr>
-              <w:pStyle w:val="Compact"/>
-            </w:pPr>
-            <w:r>
-              <w:t xml:space="preserve">Jenkins pipeline per repository.</w:t>
-            </w:r>
-          </w:p>
-        </w:tc>
-        <w:tc>
-          <w:tcPr/>
-          <w:p>
-            <w:pPr>
-              <w:pStyle w:val="Compact"/>
-            </w:pPr>
-            <w:r>
-              <w:t xml:space="preserve">Medium</w:t>
-            </w:r>
-          </w:p>
-        </w:tc>
-      </w:tr>
-      <w:tr>
-        <w:tc>
-          <w:tcPr/>
-          <w:p>
-            <w:pPr>
-              <w:pStyle w:val="Compact"/>
-            </w:pPr>
-            <w:r>
               <w:t xml:space="preserve">TD-007</w:t>
             </w:r>
           </w:p>
@@ -28336,7 +28418,7 @@
         <w:t xml:space="preserve"> </w:t>
       </w:r>
       <w:r>
-        <w:t xml:space="preserve">of the documentation (Vehicle Washing Development Team, 2026a), reviewed against the code on October 16, 2026. Between October 8 and 16, 2026, TD-001, TD-002, TD-003, TD-009, TD-013, TD-014, TD-015, TD-016, TD-017, TD-018, TD-020, and TD-021 were resolved; their closure is recorded in the corrective, preventive, and improvement actions document.</w:t>
+        <w:t xml:space="preserve">of the documentation (Vehicle Washing Development Team, 2026a), reviewed against the code on October 16, 2026. Between October 8 and 16, 2026, TD-001, TD-002, TD-003, TD-009, TD-013, TD-014, TD-015, TD-016, TD-017, TD-018, TD-020, and TD-021 were resolved; their closure is recorded in the corrective, preventive, and improvement actions document. TD-006 was also closed on October 19, 2026, with continuous integration in GitHub Actions.</w:t>
       </w:r>
     </w:p>
     <w:bookmarkEnd w:id="106"/>
@@ -31502,7 +31584,7 @@
       <w:color w:themeColor="accent1" w:themeShade="BF" w:val="365F91"/>
     </w:rPr>
   </w:style>
-  <w:style w:type="paragraph" w:customStyle="1" w:styleId="SourceCode">
+  <w:style w:customStyle="1" w:styleId="SourceCode" w:type="paragraph">
     <w:name w:val="Source Code"/>
     <w:basedOn w:val="Normal"/>
     <w:link w:val="VerbatimChar"/>
@@ -31510,7 +31592,7 @@
       <w:wordWrap w:val="off"/>
     </w:pPr>
   </w:style>
-  <w:style w:type="character" w:customStyle="1" w:styleId="KeywordTok">
+  <w:style w:customStyle="1" w:styleId="KeywordTok" w:type="character">
     <w:name w:val="KeywordTok"/>
     <w:basedOn w:val="VerbatimChar"/>
     <w:rPr>
@@ -31518,77 +31600,77 @@
       <w:color w:val="007020"/>
     </w:rPr>
   </w:style>
-  <w:style w:type="character" w:customStyle="1" w:styleId="DataTypeTok">
+  <w:style w:customStyle="1" w:styleId="DataTypeTok" w:type="character">
     <w:name w:val="DataTypeTok"/>
     <w:basedOn w:val="VerbatimChar"/>
     <w:rPr>
       <w:color w:val="902000"/>
     </w:rPr>
   </w:style>
-  <w:style w:type="character" w:customStyle="1" w:styleId="DecValTok">
+  <w:style w:customStyle="1" w:styleId="DecValTok" w:type="character">
     <w:name w:val="DecValTok"/>
     <w:basedOn w:val="VerbatimChar"/>
     <w:rPr>
       <w:color w:val="40a070"/>
     </w:rPr>
   </w:style>
-  <w:style w:type="character" w:customStyle="1" w:styleId="BaseNTok">
+  <w:style w:customStyle="1" w:styleId="BaseNTok" w:type="character">
     <w:name w:val="BaseNTok"/>
     <w:basedOn w:val="VerbatimChar"/>
     <w:rPr>
       <w:color w:val="40a070"/>
     </w:rPr>
   </w:style>
-  <w:style w:type="character" w:customStyle="1" w:styleId="FloatTok">
+  <w:style w:customStyle="1" w:styleId="FloatTok" w:type="character">
     <w:name w:val="FloatTok"/>
     <w:basedOn w:val="VerbatimChar"/>
     <w:rPr>
       <w:color w:val="40a070"/>
     </w:rPr>
   </w:style>
-  <w:style w:type="character" w:customStyle="1" w:styleId="ConstantTok">
+  <w:style w:customStyle="1" w:styleId="ConstantTok" w:type="character">
     <w:name w:val="ConstantTok"/>
     <w:basedOn w:val="VerbatimChar"/>
     <w:rPr>
       <w:color w:val="880000"/>
     </w:rPr>
   </w:style>
-  <w:style w:type="character" w:customStyle="1" w:styleId="CharTok">
+  <w:style w:customStyle="1" w:styleId="CharTok" w:type="character">
     <w:name w:val="CharTok"/>
     <w:basedOn w:val="VerbatimChar"/>
     <w:rPr>
       <w:color w:val="4070a0"/>
     </w:rPr>
   </w:style>
-  <w:style w:type="character" w:customStyle="1" w:styleId="SpecialCharTok">
+  <w:style w:customStyle="1" w:styleId="SpecialCharTok" w:type="character">
     <w:name w:val="SpecialCharTok"/>
     <w:basedOn w:val="VerbatimChar"/>
     <w:rPr>
       <w:color w:val="4070a0"/>
     </w:rPr>
   </w:style>
-  <w:style w:type="character" w:customStyle="1" w:styleId="StringTok">
+  <w:style w:customStyle="1" w:styleId="StringTok" w:type="character">
     <w:name w:val="StringTok"/>
     <w:basedOn w:val="VerbatimChar"/>
     <w:rPr>
       <w:color w:val="4070a0"/>
     </w:rPr>
   </w:style>
-  <w:style w:type="character" w:customStyle="1" w:styleId="VerbatimStringTok">
+  <w:style w:customStyle="1" w:styleId="VerbatimStringTok" w:type="character">
     <w:name w:val="VerbatimStringTok"/>
     <w:basedOn w:val="VerbatimChar"/>
     <w:rPr>
       <w:color w:val="4070a0"/>
     </w:rPr>
   </w:style>
-  <w:style w:type="character" w:customStyle="1" w:styleId="SpecialStringTok">
+  <w:style w:customStyle="1" w:styleId="SpecialStringTok" w:type="character">
     <w:name w:val="SpecialStringTok"/>
     <w:basedOn w:val="VerbatimChar"/>
     <w:rPr>
       <w:color w:val="bb6688"/>
     </w:rPr>
   </w:style>
-  <w:style w:type="character" w:customStyle="1" w:styleId="ImportTok">
+  <w:style w:customStyle="1" w:styleId="ImportTok" w:type="character">
     <w:name w:val="ImportTok"/>
     <w:basedOn w:val="VerbatimChar"/>
     <w:rPr>
@@ -31596,7 +31678,7 @@
       <w:color w:val="008000"/>
     </w:rPr>
   </w:style>
-  <w:style w:type="character" w:customStyle="1" w:styleId="CommentTok">
+  <w:style w:customStyle="1" w:styleId="CommentTok" w:type="character">
     <w:name w:val="CommentTok"/>
     <w:basedOn w:val="VerbatimChar"/>
     <w:rPr>
@@ -31604,7 +31686,7 @@
       <w:color w:val="60a0b0"/>
     </w:rPr>
   </w:style>
-  <w:style w:type="character" w:customStyle="1" w:styleId="DocumentationTok">
+  <w:style w:customStyle="1" w:styleId="DocumentationTok" w:type="character">
     <w:name w:val="DocumentationTok"/>
     <w:basedOn w:val="VerbatimChar"/>
     <w:rPr>
@@ -31612,7 +31694,7 @@
       <w:color w:val="ba2121"/>
     </w:rPr>
   </w:style>
-  <w:style w:type="character" w:customStyle="1" w:styleId="AnnotationTok">
+  <w:style w:customStyle="1" w:styleId="AnnotationTok" w:type="character">
     <w:name w:val="AnnotationTok"/>
     <w:basedOn w:val="VerbatimChar"/>
     <w:rPr>
@@ -31621,7 +31703,7 @@
       <w:color w:val="60a0b0"/>
     </w:rPr>
   </w:style>
-  <w:style w:type="character" w:customStyle="1" w:styleId="CommentVarTok">
+  <w:style w:customStyle="1" w:styleId="CommentVarTok" w:type="character">
     <w:name w:val="CommentVarTok"/>
     <w:basedOn w:val="VerbatimChar"/>
     <w:rPr>
@@ -31630,28 +31712,28 @@
       <w:color w:val="60a0b0"/>
     </w:rPr>
   </w:style>
-  <w:style w:type="character" w:customStyle="1" w:styleId="OtherTok">
+  <w:style w:customStyle="1" w:styleId="OtherTok" w:type="character">
     <w:name w:val="OtherTok"/>
     <w:basedOn w:val="VerbatimChar"/>
     <w:rPr>
       <w:color w:val="007020"/>
     </w:rPr>
   </w:style>
-  <w:style w:type="character" w:customStyle="1" w:styleId="FunctionTok">
+  <w:style w:customStyle="1" w:styleId="FunctionTok" w:type="character">
     <w:name w:val="FunctionTok"/>
     <w:basedOn w:val="VerbatimChar"/>
     <w:rPr>
       <w:color w:val="06287e"/>
     </w:rPr>
   </w:style>
-  <w:style w:type="character" w:customStyle="1" w:styleId="VariableTok">
+  <w:style w:customStyle="1" w:styleId="VariableTok" w:type="character">
     <w:name w:val="VariableTok"/>
     <w:basedOn w:val="VerbatimChar"/>
     <w:rPr>
       <w:color w:val="19177c"/>
     </w:rPr>
   </w:style>
-  <w:style w:type="character" w:customStyle="1" w:styleId="ControlFlowTok">
+  <w:style w:customStyle="1" w:styleId="ControlFlowTok" w:type="character">
     <w:name w:val="ControlFlowTok"/>
     <w:basedOn w:val="VerbatimChar"/>
     <w:rPr>
@@ -31659,45 +31741,45 @@
       <w:color w:val="007020"/>
     </w:rPr>
   </w:style>
-  <w:style w:type="character" w:customStyle="1" w:styleId="OperatorTok">
+  <w:style w:customStyle="1" w:styleId="OperatorTok" w:type="character">
     <w:name w:val="OperatorTok"/>
     <w:basedOn w:val="VerbatimChar"/>
     <w:rPr>
       <w:color w:val="666666"/>
     </w:rPr>
   </w:style>
-  <w:style w:type="character" w:customStyle="1" w:styleId="BuiltInTok">
+  <w:style w:customStyle="1" w:styleId="BuiltInTok" w:type="character">
     <w:name w:val="BuiltInTok"/>
     <w:basedOn w:val="VerbatimChar"/>
     <w:rPr>
       <w:color w:val="008000"/>
     </w:rPr>
   </w:style>
-  <w:style w:type="character" w:customStyle="1" w:styleId="ExtensionTok">
+  <w:style w:customStyle="1" w:styleId="ExtensionTok" w:type="character">
     <w:name w:val="ExtensionTok"/>
     <w:basedOn w:val="VerbatimChar"/>
     <w:rPr/>
   </w:style>
-  <w:style w:type="character" w:customStyle="1" w:styleId="PreprocessorTok">
+  <w:style w:customStyle="1" w:styleId="PreprocessorTok" w:type="character">
     <w:name w:val="PreprocessorTok"/>
     <w:basedOn w:val="VerbatimChar"/>
     <w:rPr>
       <w:color w:val="bc7a00"/>
     </w:rPr>
   </w:style>
-  <w:style w:type="character" w:customStyle="1" w:styleId="AttributeTok">
+  <w:style w:customStyle="1" w:styleId="AttributeTok" w:type="character">
     <w:name w:val="AttributeTok"/>
     <w:basedOn w:val="VerbatimChar"/>
     <w:rPr>
       <w:color w:val="7d9029"/>
     </w:rPr>
   </w:style>
-  <w:style w:type="character" w:customStyle="1" w:styleId="RegionMarkerTok">
+  <w:style w:customStyle="1" w:styleId="RegionMarkerTok" w:type="character">
     <w:name w:val="RegionMarkerTok"/>
     <w:basedOn w:val="VerbatimChar"/>
     <w:rPr/>
   </w:style>
-  <w:style w:type="character" w:customStyle="1" w:styleId="InformationTok">
+  <w:style w:customStyle="1" w:styleId="InformationTok" w:type="character">
     <w:name w:val="InformationTok"/>
     <w:basedOn w:val="VerbatimChar"/>
     <w:rPr>
@@ -31706,7 +31788,7 @@
       <w:color w:val="60a0b0"/>
     </w:rPr>
   </w:style>
-  <w:style w:type="character" w:customStyle="1" w:styleId="WarningTok">
+  <w:style w:customStyle="1" w:styleId="WarningTok" w:type="character">
     <w:name w:val="WarningTok"/>
     <w:basedOn w:val="VerbatimChar"/>
     <w:rPr>
@@ -31715,7 +31797,7 @@
       <w:color w:val="60a0b0"/>
     </w:rPr>
   </w:style>
-  <w:style w:type="character" w:customStyle="1" w:styleId="AlertTok">
+  <w:style w:customStyle="1" w:styleId="AlertTok" w:type="character">
     <w:name w:val="AlertTok"/>
     <w:basedOn w:val="VerbatimChar"/>
     <w:rPr>
@@ -31723,7 +31805,7 @@
       <w:color w:val="ff0000"/>
     </w:rPr>
   </w:style>
-  <w:style w:type="character" w:customStyle="1" w:styleId="ErrorTok">
+  <w:style w:customStyle="1" w:styleId="ErrorTok" w:type="character">
     <w:name w:val="ErrorTok"/>
     <w:basedOn w:val="VerbatimChar"/>
     <w:rPr>
@@ -31731,7 +31813,7 @@
       <w:color w:val="ff0000"/>
     </w:rPr>
   </w:style>
-  <w:style w:type="character" w:customStyle="1" w:styleId="NormalTok">
+  <w:style w:customStyle="1" w:styleId="NormalTok" w:type="character">
     <w:name w:val="NormalTok"/>
     <w:basedOn w:val="VerbatimChar"/>
     <w:rPr/>

--- a/09_MANUALES/EN/WORD/09_Technical_Manual.docx
+++ b/09_MANUALES/EN/WORD/09_Technical_Manual.docx
@@ -532,6 +532,52 @@
             </w:pPr>
             <w:r>
               <w:t xml:space="preserve">Continuous integration with GitHub Actions in the 10 repositories (Table 6) and closure of TD-006.</w:t>
+            </w:r>
+          </w:p>
+        </w:tc>
+        <w:tc>
+          <w:tcPr/>
+          <w:p>
+            <w:pPr>
+              <w:pStyle w:val="Compact"/>
+            </w:pPr>
+            <w:r>
+              <w:t xml:space="preserve">Development team</w:t>
+            </w:r>
+          </w:p>
+        </w:tc>
+      </w:tr>
+      <w:tr>
+        <w:tc>
+          <w:tcPr/>
+          <w:p>
+            <w:pPr>
+              <w:pStyle w:val="Compact"/>
+            </w:pPr>
+            <w:r>
+              <w:t xml:space="preserve">4.3</w:t>
+            </w:r>
+          </w:p>
+        </w:tc>
+        <w:tc>
+          <w:tcPr/>
+          <w:p>
+            <w:pPr>
+              <w:pStyle w:val="Compact"/>
+            </w:pPr>
+            <w:r>
+              <w:t xml:space="preserve">2026-10-19</w:t>
+            </w:r>
+          </w:p>
+        </w:tc>
+        <w:tc>
+          <w:tcPr/>
+          <w:p>
+            <w:pPr>
+              <w:pStyle w:val="Compact"/>
+            </w:pPr>
+            <w:r>
+              <w:t xml:space="preserve">Test results of October 19, 2026 (655 automated, 19 end-to-end, and 42 functional cases).</w:t>
             </w:r>
           </w:p>
         </w:tc>
@@ -27675,7 +27721,7 @@
         <w:pStyle w:val="FirstParagraph"/>
       </w:pPr>
       <w:r>
-        <w:t xml:space="preserve">The testing strategy proposes a pyramid of unit, integration, contract, and end-to-end tests, with at least 80% line coverage and 90% in the domain. On October 16, 2026, all the tests were run with these results: 639 unit and integration tests passed (web 43, gateway 34, security-service 147, customer-service 68, booking-service 40, operations-service 54, notification-service 112, and payment-service 141, with 7 skipped on purpose) and 19 of 19 end-to-end tests passed against the containers (</w:t>
+        <w:t xml:space="preserve">The testing strategy proposes a pyramid of unit, integration, contract, and end-to-end tests, with at least 80% line coverage and 90% in the domain. On October 19, 2026, all the tests were run with these results: 655 unit and integration tests passed (web 43, gateway 34, security-service 151, customer-service 69, booking-service 43, operations-service 55, notification-service 112, and payment-service 148, including the 7 persistence tests against an isolated database), 19 of 19 end-to-end tests, and 42 of 42 functional cases passed against the complete system (</w:t>
       </w:r>
       <w:r>
         <w:rPr>

--- a/09_MANUALES/EN/WORD/09_Technical_Manual.docx
+++ b/09_MANUALES/EN/WORD/09_Technical_Manual.docx
@@ -32,7 +32,7 @@
         <w:pStyle w:val="BodyText"/>
       </w:pPr>
       <w:r>
-        <w:t xml:space="preserve">Brayan Estiven Patiño Cabrera (Project Leader), Juan Camilo Guilombo Osorio (Frontend Leader), and Merari Urbano (Backend Leader)</w:t>
+        <w:t xml:space="preserve">Brayan Estiven Patiño Cabrera (Project Leader), Juan Camilo Guilombo Osorio (Frontend Leader), and Merari Urbano Quintero (Backend Leader)</w:t>
       </w:r>
     </w:p>
     <w:p>
@@ -64,7 +64,7 @@
         <w:pStyle w:val="BodyText"/>
       </w:pPr>
       <w:r>
-        <w:t xml:space="preserve">October 17, 2026</w:t>
+        <w:t xml:space="preserve">October 20, 2026</w:t>
       </w:r>
     </w:p>
     <w:p>
@@ -72,7 +72,7 @@
         <w:pStyle w:val="BodyText"/>
       </w:pPr>
       <w:r>
-        <w:t xml:space="preserve">Manual Type: Technical Manual (Developers and Software Architects) · Version 4.1</w:t>
+        <w:t xml:space="preserve">Manual Type: Technical Manual (Developers and Software Architects) · Version 4.4</w:t>
       </w:r>
     </w:p>
     <w:bookmarkStart w:id="20" w:name="version-control"/>
@@ -593,6 +593,62 @@
           </w:p>
         </w:tc>
       </w:tr>
+      <w:tr>
+        <w:tc>
+          <w:tcPr/>
+          <w:p>
+            <w:pPr>
+              <w:pStyle w:val="Compact"/>
+            </w:pPr>
+            <w:r>
+              <w:t xml:space="preserve">4.4</w:t>
+            </w:r>
+          </w:p>
+        </w:tc>
+        <w:tc>
+          <w:tcPr/>
+          <w:p>
+            <w:pPr>
+              <w:pStyle w:val="Compact"/>
+            </w:pPr>
+            <w:r>
+              <w:t xml:space="preserve">2026-10-20</w:t>
+            </w:r>
+          </w:p>
+        </w:tc>
+        <w:tc>
+          <w:tcPr/>
+          <w:p>
+            <w:pPr>
+              <w:pStyle w:val="Compact"/>
+            </w:pPr>
+            <w:r>
+              <w:t xml:space="preserve">Review against the code of October 20, 2026: the role change of an account was reverted in the code and the manual does not document it; the rule that an administrator account cannot be deactivated (</w:t>
+            </w:r>
+            <w:r>
+              <w:rPr>
+                <w:i/>
+                <w:iCs/>
+              </w:rPr>
+              <w:t xml:space="preserve">ADMIN_CANNOT_BE_DISABLED</w:t>
+            </w:r>
+            <w:r>
+              <w:t xml:space="preserve">) and its 403 error codes were added; it is now stated that the web and the app use neither the customer's rescheduling nor the manual sending of notifications.</w:t>
+            </w:r>
+          </w:p>
+        </w:tc>
+        <w:tc>
+          <w:tcPr/>
+          <w:p>
+            <w:pPr>
+              <w:pStyle w:val="Compact"/>
+            </w:pPr>
+            <w:r>
+              <w:t xml:space="preserve">Development team</w:t>
+            </w:r>
+          </w:p>
+        </w:tc>
+      </w:tr>
     </w:tbl>
     <w:p>
       <w:pPr>
@@ -2308,29 +2364,20 @@
       <w:r>
         <w:drawing>
           <wp:inline>
-            <wp:extent cx="5334000" cy="3667125"/>
+            <wp:extent cx="5334000" cy="7936871"/>
             <wp:effectExtent b="0" l="0" r="0" t="0"/>
-            <wp:docPr descr="Container diagram of the Vehicle Washing system" title="" id="32" name="Picture"/>
+            <wp:docPr descr="" title="" id="32" name="Picture"/>
             <a:graphic>
               <a:graphicData uri="http://schemas.openxmlformats.org/drawingml/2006/picture">
                 <pic:pic>
                   <pic:nvPicPr>
-                    <pic:cNvPr descr="capturas/architecture.svg" id="33" name="Picture"/>
+                    <pic:cNvPr descr="diagrama-1.png" id="33" name="Picture"/>
                     <pic:cNvPicPr>
                       <a:picLocks noChangeArrowheads="1" noChangeAspect="1"/>
                     </pic:cNvPicPr>
                   </pic:nvPicPr>
                   <pic:blipFill>
-                    <a:blip>
-                      <a:extLst>
-                        <a:ext uri="{28A0092B-C50C-407E-A947-70E740481C1C}">
-                          <a14:useLocalDpi xmlns:a14="http://schemas.microsoft.com/office/drawing/2010/main" val="0"/>
-                        </a:ext>
-                        <a:ext uri="{96DAC541-7B7A-43D3-8B79-37D633B846F1}">
-                          <asvg:svgBlip xmlns:asvg="http://schemas.microsoft.com/office/drawing/2016/SVG/main" r:embed="rId31"/>
-                        </a:ext>
-                      </a:extLst>
-                    </a:blip>
+                    <a:blip r:embed="rId31"/>
                     <a:stretch>
                       <a:fillRect/>
                     </a:stretch>
@@ -2338,7 +2385,7 @@
                   <pic:spPr bwMode="auto">
                     <a:xfrm>
                       <a:off x="0" y="0"/>
-                      <a:ext cx="5334000" cy="3667125"/>
+                      <a:ext cx="5334000" cy="7936871"/>
                     </a:xfrm>
                     <a:prstGeom prst="rect">
                       <a:avLst/>
@@ -7606,7 +7653,7 @@
               <w:pStyle w:val="Compact"/>
             </w:pPr>
             <w:r>
-              <w:t xml:space="preserve">FORBIDDEN, ACCOUNT_DISABLED</w:t>
+              <w:t xml:space="preserve">FORBIDDEN, ACCOUNT_DISABLED, CANNOT_DISABLE_OWN_ACCOUNT, ADMIN_CANNOT_BE_DISABLED</w:t>
             </w:r>
           </w:p>
         </w:tc>
@@ -18168,7 +18215,7 @@
         <w:t xml:space="preserve"> </w:t>
       </w:r>
       <w:r>
-        <w:t xml:space="preserve">passwords with BCrypt (cost 12); password policy of 8 to 72 characters with an uppercase letter, a digit, and a special character, without spaces; the recovery code has 6 digits, lasts 15 minutes, is single use, and five failed attempts invalidate it (counter in memory); requesting a new code invalidates the previous one; the email of a nonexistent account produces the same response; email change and deactivation require the current password; an administrator cannot deactivate their own account; five failed attempts within 15 minutes lock the account for 15 minutes (</w:t>
+        <w:t xml:space="preserve">passwords with BCrypt (cost 12); password policy of 8 to 72 characters with an uppercase letter, a digit, and a special character, without spaces; the recovery code has 6 digits, lasts 15 minutes, is single use, and five failed attempts invalidate it (counter in memory); requesting a new code invalidates the previous one; the email of a nonexistent account produces the same response; email change and deactivation require the current password; an administrator cannot deactivate their own account (403 CANNOT_DISABLE_OWN_ACCOUNT) and an administrator account cannot be deactivated from user administration (403 ADMIN_CANNOT_BE_DISABLED); the role is set when the account is created and there is no endpoint to change it; five failed attempts within 15 minutes lock the account for 15 minutes (</w:t>
       </w:r>
       <w:r>
         <w:rPr>
@@ -19768,29 +19815,20 @@
       <w:r>
         <w:drawing>
           <wp:inline>
-            <wp:extent cx="5334000" cy="2580967"/>
+            <wp:extent cx="5334000" cy="996233"/>
             <wp:effectExtent b="0" l="0" r="0" t="0"/>
-            <wp:docPr descr="State diagram of the booking" title="" id="77" name="Picture"/>
+            <wp:docPr descr="" title="" id="77" name="Picture"/>
             <a:graphic>
               <a:graphicData uri="http://schemas.openxmlformats.org/drawingml/2006/picture">
                 <pic:pic>
                   <pic:nvPicPr>
-                    <pic:cNvPr descr="capturas/booking-states.svg" id="78" name="Picture"/>
+                    <pic:cNvPr descr="diagrama-2.png" id="78" name="Picture"/>
                     <pic:cNvPicPr>
                       <a:picLocks noChangeArrowheads="1" noChangeAspect="1"/>
                     </pic:cNvPicPr>
                   </pic:nvPicPr>
                   <pic:blipFill>
-                    <a:blip>
-                      <a:extLst>
-                        <a:ext uri="{28A0092B-C50C-407E-A947-70E740481C1C}">
-                          <a14:useLocalDpi xmlns:a14="http://schemas.microsoft.com/office/drawing/2010/main" val="0"/>
-                        </a:ext>
-                        <a:ext uri="{96DAC541-7B7A-43D3-8B79-37D633B846F1}">
-                          <asvg:svgBlip xmlns:asvg="http://schemas.microsoft.com/office/drawing/2016/SVG/main" r:embed="rId76"/>
-                        </a:ext>
-                      </a:extLst>
-                    </a:blip>
+                    <a:blip r:embed="rId76"/>
                     <a:stretch>
                       <a:fillRect/>
                     </a:stretch>
@@ -19798,7 +19836,7 @@
                   <pic:spPr bwMode="auto">
                     <a:xfrm>
                       <a:off x="0" y="0"/>
-                      <a:ext cx="5334000" cy="2580967"/>
+                      <a:ext cx="5334000" cy="996233"/>
                     </a:xfrm>
                     <a:prstGeom prst="rect">
                       <a:avLst/>
@@ -21517,7 +21555,7 @@
               <w:pStyle w:val="Compact"/>
             </w:pPr>
             <w:r>
-              <w:t xml:space="preserve">Reschedule or cancel before the start.</w:t>
+              <w:t xml:space="preserve">Reschedule or cancel before the start. The web and the app only use the cancellation (without a reason: CUSTOMER_REQUEST is stored); rescheduling is done by the administrator.</w:t>
             </w:r>
           </w:p>
         </w:tc>
@@ -23343,7 +23381,7 @@
               <w:pStyle w:val="Compact"/>
             </w:pPr>
             <w:r>
-              <w:t xml:space="preserve">Manual notification; only SYSTEM_MESSAGE or INSPECTION_REPORT (400 NOTIFICATION_TYPE_NOT_ALLOWED).</w:t>
+              <w:t xml:space="preserve">Manual notification; only SYSTEM_MESSAGE or INSPECTION_REPORT (400 NOTIFICATION_TYPE_NOT_ALLOWED). No screen of the web or the app uses it.</w:t>
             </w:r>
           </w:p>
         </w:tc>

--- a/09_MANUALES/EN/WORD/09_Technical_Manual.docx
+++ b/09_MANUALES/EN/WORD/09_Technical_Manual.docx
@@ -64,7 +64,7 @@
         <w:pStyle w:val="BodyText"/>
       </w:pPr>
       <w:r>
-        <w:t xml:space="preserve">October 20, 2026</w:t>
+        <w:t xml:space="preserve">October 21, 2026</w:t>
       </w:r>
     </w:p>
     <w:p>
@@ -72,7 +72,7 @@
         <w:pStyle w:val="BodyText"/>
       </w:pPr>
       <w:r>
-        <w:t xml:space="preserve">Manual Type: Technical Manual (Developers and Software Architects) · Version 4.4</w:t>
+        <w:t xml:space="preserve">Manual Type: Technical Manual (Developers and Software Architects) · Version 4.6</w:t>
       </w:r>
     </w:p>
     <w:bookmarkStart w:id="20" w:name="version-control"/>
@@ -649,6 +649,179 @@
           </w:p>
         </w:tc>
       </w:tr>
+      <w:tr>
+        <w:tc>
+          <w:tcPr/>
+          <w:p>
+            <w:pPr>
+              <w:pStyle w:val="Compact"/>
+            </w:pPr>
+            <w:r>
+              <w:t xml:space="preserve">4.5</w:t>
+            </w:r>
+          </w:p>
+        </w:tc>
+        <w:tc>
+          <w:tcPr/>
+          <w:p>
+            <w:pPr>
+              <w:pStyle w:val="Compact"/>
+            </w:pPr>
+            <w:r>
+              <w:t xml:space="preserve">2026-10-21</w:t>
+            </w:r>
+          </w:p>
+        </w:tc>
+        <w:tc>
+          <w:tcPr/>
+          <w:p>
+            <w:pPr>
+              <w:pStyle w:val="Compact"/>
+            </w:pPr>
+            <w:r>
+              <w:t xml:space="preserve">Review against the code of October 21, 2026: the token of a closed session stops working (security-service and gateway, sections 9.2, 13.2, and 14.1), automatic close of expired bookings (12.3 and Figure 3), operator assignment lock and single count of bookings without an operator (12.4), receipt of at most 2 MB and cash only with its account active (12.5), web and app changes (10.4, 10.5, and 12.7), tests of October 21 (689 automated and 19 end-to-end), and troubleshooting. The gateway routes missing from Table 5 and the changelog numbering (039 and seeds up to 112) were also corrected.</w:t>
+            </w:r>
+          </w:p>
+        </w:tc>
+        <w:tc>
+          <w:tcPr/>
+          <w:p>
+            <w:pPr>
+              <w:pStyle w:val="Compact"/>
+            </w:pPr>
+            <w:r>
+              <w:t xml:space="preserve">Development team</w:t>
+            </w:r>
+          </w:p>
+        </w:tc>
+      </w:tr>
+      <w:tr>
+        <w:tc>
+          <w:tcPr/>
+          <w:p>
+            <w:pPr>
+              <w:pStyle w:val="Compact"/>
+            </w:pPr>
+            <w:r>
+              <w:t xml:space="preserve">4.6</w:t>
+            </w:r>
+          </w:p>
+        </w:tc>
+        <w:tc>
+          <w:tcPr/>
+          <w:p>
+            <w:pPr>
+              <w:pStyle w:val="Compact"/>
+            </w:pPr>
+            <w:r>
+              <w:t xml:space="preserve">2026-10-21</w:t>
+            </w:r>
+          </w:p>
+        </w:tc>
+        <w:tc>
+          <w:tcPr/>
+          <w:p>
+            <w:pPr>
+              <w:pStyle w:val="Compact"/>
+            </w:pPr>
+            <w:r>
+              <w:t xml:space="preserve">Change of the rule for bookings that end without being closed, reviewed by the team on the night of October 21:</w:t>
+            </w:r>
+            <w:r>
+              <w:t xml:space="preserve"> </w:t>
+            </w:r>
+            <w:r>
+              <w:rPr>
+                <w:i/>
+                <w:iCs/>
+              </w:rPr>
+              <w:t xml:space="preserve">ExpiredBookingsJob</w:t>
+            </w:r>
+            <w:r>
+              <w:t xml:space="preserve"> </w:t>
+            </w:r>
+            <w:r>
+              <w:t xml:space="preserve">only cancels the scheduled ones; operations-service (</w:t>
+            </w:r>
+            <w:r>
+              <w:rPr>
+                <w:i/>
+                <w:iCs/>
+              </w:rPr>
+              <w:t xml:space="preserve">FollowUpJob</w:t>
+            </w:r>
+            <w:r>
+              <w:t xml:space="preserve">,</w:t>
+            </w:r>
+            <w:r>
+              <w:t xml:space="preserve"> </w:t>
+            </w:r>
+            <w:r>
+              <w:rPr>
+                <w:i/>
+                <w:iCs/>
+              </w:rPr>
+              <w:t xml:space="preserve">FollowUpPolicy</w:t>
+            </w:r>
+            <w:r>
+              <w:t xml:space="preserve">, and</w:t>
+            </w:r>
+            <w:r>
+              <w:t xml:space="preserve"> </w:t>
+            </w:r>
+            <w:r>
+              <w:rPr>
+                <w:i/>
+                <w:iCs/>
+              </w:rPr>
+              <w:t xml:space="preserve">FollowUpService</w:t>
+            </w:r>
+            <w:r>
+              <w:t xml:space="preserve">) moves to NO_SHOW only a confirmed booking without an operator, through the internal route</w:t>
+            </w:r>
+            <w:r>
+              <w:t xml:space="preserve"> </w:t>
+            </w:r>
+            <w:r>
+              <w:rPr>
+                <w:i/>
+                <w:iCs/>
+              </w:rPr>
+              <w:t xml:space="preserve">/internal/v1/bookings/{id}/no-show</w:t>
+            </w:r>
+            <w:r>
+              <w:t xml:space="preserve">, and leaves the others in the administrator's "To close" list (12.3, 12.4, 12.8, and Figure 3); new endpoints, ServiceNotStarted and ServiceNotFinished events, notification types, and changelogs 040 and 041 (11.5, 12.6, 13.3, and 13.4); single count of bookings without an operator in the mobile app too and other app changes (12.7); tests of the night of October 21 (707 automated and 19 end-to-end, 16.5);</w:t>
+            </w:r>
+            <w:r>
+              <w:t xml:space="preserve"> </w:t>
+            </w:r>
+            <w:r>
+              <w:rPr>
+                <w:i/>
+                <w:iCs/>
+              </w:rPr>
+              <w:t xml:space="preserve">FOLLOW_UP_*</w:t>
+            </w:r>
+            <w:r>
+              <w:t xml:space="preserve"> </w:t>
+            </w:r>
+            <w:r>
+              <w:t xml:space="preserve">variables (16.2); troubleshooting and discrepancies (Tables 26 and 29).</w:t>
+            </w:r>
+          </w:p>
+        </w:tc>
+        <w:tc>
+          <w:tcPr/>
+          <w:p>
+            <w:pPr>
+              <w:pStyle w:val="Compact"/>
+            </w:pPr>
+            <w:r>
+              <w:t xml:space="preserve">Development team</w:t>
+            </w:r>
+          </w:p>
+        </w:tc>
+      </w:tr>
     </w:tbl>
     <w:p>
       <w:pPr>
@@ -2036,7 +2209,7 @@
         <w:t xml:space="preserve"> </w:t>
       </w:r>
       <w:r>
-        <w:t xml:space="preserve">branch, October 16, 2026): the figures for tables, changelogs, and tests come from queries to the database and from running the tests, not from previous documents. Annex B lists the discrepancies found between the code, the documentation, and the previous versions of the manuals, as the guide for writing manuals requires (Servicio Nacional de Aprendizaje [SENA], 2026). Identifiers (schemas, tables, columns, endpoints, events, and classes) are written exactly as in the code.</w:t>
+        <w:t xml:space="preserve">branch, October 16, 2026): the figures for tables, changelogs, and tests come from queries to the database and from running the tests, not from previous documents. Version 4.5 was reviewed against the code of October 21, 2026. Annex B lists the discrepancies found between the code, the documentation, and the previous versions of the manuals, as the guide for writing manuals requires (Servicio Nacional de Aprendizaje [SENA], 2026). Identifiers (schemas, tables, columns, endpoints, events, and classes) are written exactly as in the code.</w:t>
       </w:r>
     </w:p>
     <w:bookmarkEnd w:id="22"/>
@@ -2688,7 +2861,7 @@
               <w:t xml:space="preserve"> </w:t>
             </w:r>
             <w:r>
-              <w:t xml:space="preserve">by path; CORS.</w:t>
+              <w:t xml:space="preserve">by path; CORS; cuts the tokens of closed sessions (since October 21, 2026).</w:t>
             </w:r>
           </w:p>
         </w:tc>
@@ -4664,10 +4837,126 @@
           <w:b/>
           <w:bCs/>
         </w:rPr>
-        <w:t xml:space="preserve">It does not validate tokens</w:t>
-      </w:r>
-      <w:r>
-        <w:t xml:space="preserve">: each service verifies the JWT itself (ADR-006). It has no database, cache, or request rate limit. Table 5 shows the routes.</w:t>
+        <w:t xml:space="preserve">It does not check the token signature</w:t>
+      </w:r>
+      <w:r>
+        <w:t xml:space="preserve">: each service verifies the JWT itself (ADR-006). Since October 21, 2026 it does confirm that the session of the token is still open:</w:t>
+      </w:r>
+      <w:r>
+        <w:t xml:space="preserve"> </w:t>
+      </w:r>
+      <w:r>
+        <w:rPr>
+          <w:i/>
+          <w:iCs/>
+        </w:rPr>
+        <w:t xml:space="preserve">SessionCheckFilter</w:t>
+      </w:r>
+      <w:r>
+        <w:t xml:space="preserve">, which runs right after CORS, asks security-service with</w:t>
+      </w:r>
+      <w:r>
+        <w:t xml:space="preserve"> </w:t>
+      </w:r>
+      <w:r>
+        <w:rPr>
+          <w:i/>
+          <w:iCs/>
+        </w:rPr>
+        <w:t xml:space="preserve">GET /api/v1/auth/session</w:t>
+      </w:r>
+      <w:r>
+        <w:t xml:space="preserve"> </w:t>
+      </w:r>
+      <w:r>
+        <w:t xml:space="preserve">and the same</w:t>
+      </w:r>
+      <w:r>
+        <w:t xml:space="preserve"> </w:t>
+      </w:r>
+      <w:r>
+        <w:rPr>
+          <w:i/>
+          <w:iCs/>
+        </w:rPr>
+        <w:t xml:space="preserve">Authorization</w:t>
+      </w:r>
+      <w:r>
+        <w:t xml:space="preserve"> </w:t>
+      </w:r>
+      <w:r>
+        <w:t xml:space="preserve">header; if the answer is 401, it returns that 401 without passing the request on. It keeps each answer for 30 seconds per SHA-256 fingerprint of the token (never the token itself), forgets the answer of a token when it goes through</w:t>
+      </w:r>
+      <w:r>
+        <w:t xml:space="preserve"> </w:t>
+      </w:r>
+      <w:r>
+        <w:rPr>
+          <w:i/>
+          <w:iCs/>
+        </w:rPr>
+        <w:t xml:space="preserve">POST /api/v1/auth/logout</w:t>
+      </w:r>
+      <w:r>
+        <w:t xml:space="preserve"> </w:t>
+      </w:r>
+      <w:r>
+        <w:t xml:space="preserve">and, if security-service does not answer within 3 seconds or answers 5xx, lets the request through so that a security-service outage does not bring down the rest of the API. It does not check public routes, the</w:t>
+      </w:r>
+      <w:r>
+        <w:t xml:space="preserve"> </w:t>
+      </w:r>
+      <w:r>
+        <w:rPr>
+          <w:i/>
+          <w:iCs/>
+        </w:rPr>
+        <w:t xml:space="preserve">/api/v1/auth/</w:t>
+      </w:r>
+      <w:r>
+        <w:t xml:space="preserve"> </w:t>
+      </w:r>
+      <w:r>
+        <w:t xml:space="preserve">routes (except logout), or requests without a token. It is configured with</w:t>
+      </w:r>
+      <w:r>
+        <w:t xml:space="preserve"> </w:t>
+      </w:r>
+      <w:r>
+        <w:rPr>
+          <w:i/>
+          <w:iCs/>
+        </w:rPr>
+        <w:t xml:space="preserve">SESSION_CHECK_ENABLED</w:t>
+      </w:r>
+      <w:r>
+        <w:t xml:space="preserve">,</w:t>
+      </w:r>
+      <w:r>
+        <w:t xml:space="preserve"> </w:t>
+      </w:r>
+      <w:r>
+        <w:rPr>
+          <w:i/>
+          <w:iCs/>
+        </w:rPr>
+        <w:t xml:space="preserve">SESSION_CHECK_CACHE_TTL</w:t>
+      </w:r>
+      <w:r>
+        <w:t xml:space="preserve">, and</w:t>
+      </w:r>
+      <w:r>
+        <w:t xml:space="preserve"> </w:t>
+      </w:r>
+      <w:r>
+        <w:rPr>
+          <w:i/>
+          <w:iCs/>
+        </w:rPr>
+        <w:t xml:space="preserve">SESSION_CHECK_TIMEOUT</w:t>
+      </w:r>
+      <w:r>
+        <w:t xml:space="preserve">. It has no database or request rate limit. Table 5 shows the routes.</w:t>
       </w:r>
     </w:p>
     <w:p>
@@ -4841,7 +5130,7 @@
                 <w:i/>
                 <w:iCs/>
               </w:rPr>
-              <w:t xml:space="preserve">, /api/v1/operator/bookings/*</w:t>
+              <w:t xml:space="preserve">, /api/v1/admin/establishment, /api/v1/operator/bookings/*</w:t>
             </w:r>
           </w:p>
         </w:tc>
@@ -4872,17 +5161,30 @@
                 <w:i/>
                 <w:iCs/>
               </w:rPr>
-              <w:t xml:space="preserve">, /api/v1/admin/assignments/*</w:t>
-            </w:r>
-            <w:r>
-              <w:t xml:space="preserve">, /api/v1/operator/services/*</w:t>
+              <w:t xml:space="preserve">, /api/v1/operators/*</w:t>
+            </w:r>
+            <w:r>
+              <w:t xml:space="preserve">, /api/v1/admin/inspections/*</w:t>
             </w:r>
             <w:r>
               <w:rPr>
                 <w:i/>
                 <w:iCs/>
               </w:rPr>
-              <w:t xml:space="preserve">, /api/v1/operator/ratings, /api/v1/ratings/*</w:t>
+              <w:t xml:space="preserve">, /api/v1/public/inspections/*</w:t>
+            </w:r>
+            <w:r>
+              <w:t xml:space="preserve">, /api/v1/admin/assignments/*</w:t>
+            </w:r>
+            <w:r>
+              <w:rPr>
+                <w:i/>
+                <w:iCs/>
+              </w:rPr>
+              <w:t xml:space="preserve">, /api/v1/operator/services/*</w:t>
+            </w:r>
+            <w:r>
+              <w:t xml:space="preserve">, /api/v1/operator/ratings, /api/v1/ratings/**</w:t>
             </w:r>
           </w:p>
         </w:tc>
@@ -6818,18 +7120,28 @@
               <w:pStyle w:val="Compact"/>
             </w:pPr>
             <w:r>
-              <w:t xml:space="preserve">booking-service /admin/bookings, /operator/bookings, PATCH /operator/bookings/{id}/status, /bookings/me; /internal/v1/bookings and /internal/v1/bookings/{id} (internal key)</w:t>
-            </w:r>
-          </w:p>
-        </w:tc>
-        <w:tc>
-          <w:tcPr/>
-          <w:p>
-            <w:pPr>
-              <w:pStyle w:val="Compact"/>
-            </w:pPr>
-            <w:r>
-              <w:t xml:space="preserve">Bookings to assign, with their bay; move them to IN_PROGRESS or COMPLETED; validate the booking being rated; read the booking when BookingConfirmed arrives for the automatic assignment, without a user token (ADR-014).</w:t>
+              <w:t xml:space="preserve">booking-service /admin/bookings, /operator/bookings, PATCH /operator/bookings/{id}/status, /bookings/me; /internal/v1/bookings, /internal/v1/bookings/{id}, and POST /internal/v1/bookings/{id}/no-show (internal key)</w:t>
+            </w:r>
+          </w:p>
+        </w:tc>
+        <w:tc>
+          <w:tcPr/>
+          <w:p>
+            <w:pPr>
+              <w:pStyle w:val="Compact"/>
+            </w:pPr>
+            <w:r>
+              <w:t xml:space="preserve">Bookings to assign, with their bay; move them to IN_PROGRESS or COMPLETED; validate the booking being rated; read the booking when BookingConfirmed arrives for the automatic assignment, without a user token (ADR-014); close as NO_SHOW a confirmed booking that ended without an operator (</w:t>
+            </w:r>
+            <w:r>
+              <w:rPr>
+                <w:i/>
+                <w:iCs/>
+              </w:rPr>
+              <w:t xml:space="preserve">FollowUpJob</w:t>
+            </w:r>
+            <w:r>
+              <w:t xml:space="preserve">).</w:t>
             </w:r>
           </w:p>
         </w:tc>
@@ -6970,6 +7282,41 @@
             </w:pPr>
             <w:r>
               <w:t xml:space="preserve">Active administrators who receive the staff notices (ADR-011 section 10).</w:t>
+            </w:r>
+          </w:p>
+        </w:tc>
+      </w:tr>
+      <w:tr>
+        <w:tc>
+          <w:tcPr/>
+          <w:p>
+            <w:pPr>
+              <w:pStyle w:val="Compact"/>
+            </w:pPr>
+            <w:r>
+              <w:t xml:space="preserve">api-gateway</w:t>
+            </w:r>
+          </w:p>
+        </w:tc>
+        <w:tc>
+          <w:tcPr/>
+          <w:p>
+            <w:pPr>
+              <w:pStyle w:val="Compact"/>
+            </w:pPr>
+            <w:r>
+              <w:t xml:space="preserve">security-service GET /api/v1/auth/session (the same token)</w:t>
+            </w:r>
+          </w:p>
+        </w:tc>
+        <w:tc>
+          <w:tcPr/>
+          <w:p>
+            <w:pPr>
+              <w:pStyle w:val="Compact"/>
+            </w:pPr>
+            <w:r>
+              <w:t xml:space="preserve">Confirm that the session of the token is still open before passing the request on (since October 21, 2026; section 9.2).</w:t>
             </w:r>
           </w:p>
         </w:tc>
@@ -7326,7 +7673,62 @@
         <w:t xml:space="preserve"> </w:t>
       </w:r>
       <w:r>
-        <w:t xml:space="preserve">prevents overlapping absences. Each use case opens a local transaction that only writes the schemas of its own service; there are no distributed transactions.</w:t>
+        <w:t xml:space="preserve">prevents overlapping absences. Where two operations at the same time could clash, the Java services take a SQL Server application lock (</w:t>
+      </w:r>
+      <w:r>
+        <w:rPr>
+          <w:i/>
+          <w:iCs/>
+        </w:rPr>
+        <w:t xml:space="preserve">sp_getapplock</w:t>
+      </w:r>
+      <w:r>
+        <w:t xml:space="preserve">, owner</w:t>
+      </w:r>
+      <w:r>
+        <w:t xml:space="preserve"> </w:t>
+      </w:r>
+      <w:r>
+        <w:rPr>
+          <w:i/>
+          <w:iCs/>
+        </w:rPr>
+        <w:t xml:space="preserve">Transaction</w:t>
+      </w:r>
+      <w:r>
+        <w:t xml:space="preserve">) that is released when the transaction ends: booking-service uses</w:t>
+      </w:r>
+      <w:r>
+        <w:t xml:space="preserve"> </w:t>
+      </w:r>
+      <w:r>
+        <w:rPr>
+          <w:i/>
+          <w:iCs/>
+        </w:rPr>
+        <w:t xml:space="preserve">booking-schedule</w:t>
+      </w:r>
+      <w:r>
+        <w:t xml:space="preserve"> </w:t>
+      </w:r>
+      <w:r>
+        <w:t xml:space="preserve">when it creates or reschedules a booking and when it closes the expired ones, and operations-service uses</w:t>
+      </w:r>
+      <w:r>
+        <w:t xml:space="preserve"> </w:t>
+      </w:r>
+      <w:r>
+        <w:rPr>
+          <w:i/>
+          <w:iCs/>
+        </w:rPr>
+        <w:t xml:space="preserve">operations-assignment</w:t>
+      </w:r>
+      <w:r>
+        <w:t xml:space="preserve"> </w:t>
+      </w:r>
+      <w:r>
+        <w:t xml:space="preserve">in manual and automatic assignment (since October 21, 2026), waiting at most 10 seconds. Each use case opens a local transaction that only writes the schemas of its own service; there are no distributed transactions.</w:t>
       </w:r>
     </w:p>
     <w:bookmarkEnd w:id="45"/>
@@ -7583,7 +7985,7 @@
               <w:pStyle w:val="Compact"/>
             </w:pPr>
             <w:r>
-              <w:t xml:space="preserve">VALIDATION_ERROR, INVALID_PLATE, UNKNOWN_PERMISSION, NOTIFICATION_TYPE_NOT_ALLOWED</w:t>
+              <w:t xml:space="preserve">VALIDATION_ERROR, INVALID_PLATE, UNKNOWN_PERMISSION, NOTIFICATION_TYPE_NOT_ALLOWED, RECEIPT_TOO_LARGE</w:t>
             </w:r>
           </w:p>
         </w:tc>
@@ -7607,7 +8009,7 @@
               <w:pStyle w:val="Compact"/>
             </w:pPr>
             <w:r>
-              <w:t xml:space="preserve">Authentication absent, invalid, or expired.</w:t>
+              <w:t xml:space="preserve">Authentication absent, invalid, or expired, or session closed.</w:t>
             </w:r>
           </w:p>
         </w:tc>
@@ -8703,7 +9105,7 @@
         <w:rPr>
           <w:rStyle w:val="VerbatimChar"/>
         </w:rPr>
-        <w:t xml:space="preserve">|   |   |-- models/, utils/ (api-error.ts translates the error codes)</w:t>
+        <w:t xml:space="preserve">|   |   |-- models/, utils/ (api-error.ts translates the error codes; image-compress.ts keeps the receipt at 2 MB at most)</w:t>
       </w:r>
       <w:r>
         <w:br/>
@@ -8712,7 +9114,7 @@
         <w:rPr>
           <w:rStyle w:val="VerbatimChar"/>
         </w:rPr>
-        <w:t xml:space="preserve">|   |   `-- services/   auth, booking-api, operations-api, payments-api, promotions-api,</w:t>
+        <w:t xml:space="preserve">|   |   `-- services/   auth (session in step across tabs), booking-api, operations-api,</w:t>
       </w:r>
       <w:r>
         <w:br/>
@@ -8721,7 +9123,7 @@
         <w:rPr>
           <w:rStyle w:val="VerbatimChar"/>
         </w:rPr>
-        <w:t xml:space="preserve">|   |                   loyalty-api, role-permissions-api, notifications, vehicles,</w:t>
+        <w:t xml:space="preserve">|   |                   payments-api, promotions-api, loyalty-api, role-permissions-api,</w:t>
       </w:r>
       <w:r>
         <w:br/>
@@ -8730,7 +9132,16 @@
         <w:rPr>
           <w:rStyle w:val="VerbatimChar"/>
         </w:rPr>
-        <w:t xml:space="preserve">|   |                   user-admin, preferences, inspection-store, photo-storage...</w:t>
+        <w:t xml:space="preserve">|   |                   notifications, vehicles, user-admin, preferences, inspection-api,</w:t>
+      </w:r>
+      <w:r>
+        <w:br/>
+      </w:r>
+      <w:r>
+        <w:rPr>
+          <w:rStyle w:val="VerbatimChar"/>
+        </w:rPr>
+        <w:t xml:space="preserve">|   |                   inspection-photos...</w:t>
       </w:r>
       <w:r>
         <w:br/>
@@ -9164,6 +9575,101 @@
       </w:r>
       <w:r>
         <w:t xml:space="preserve">, in the four languages.</w:t>
+      </w:r>
+    </w:p>
+    <w:p>
+      <w:pPr>
+        <w:pStyle w:val="BodyText"/>
+      </w:pPr>
+      <w:r>
+        <w:t xml:space="preserve">Since October 21, 2026,</w:t>
+      </w:r>
+      <w:r>
+        <w:t xml:space="preserve"> </w:t>
+      </w:r>
+      <w:r>
+        <w:rPr>
+          <w:i/>
+          <w:iCs/>
+        </w:rPr>
+        <w:t xml:space="preserve">core/services/payments/receiptImage.ts</w:t>
+      </w:r>
+      <w:r>
+        <w:t xml:space="preserve"> </w:t>
+      </w:r>
+      <w:r>
+        <w:t xml:space="preserve">compresses the payment receipt to at most 2 MB before uploading it,</w:t>
+      </w:r>
+      <w:r>
+        <w:t xml:space="preserve"> </w:t>
+      </w:r>
+      <w:r>
+        <w:rPr>
+          <w:i/>
+          <w:iCs/>
+        </w:rPr>
+        <w:t xml:space="preserve">shared/components/feedback/ImageZoomModal.tsx</w:t>
+      </w:r>
+      <w:r>
+        <w:t xml:space="preserve"> </w:t>
+      </w:r>
+      <w:r>
+        <w:t xml:space="preserve">enlarges the QR of the payment account, and</w:t>
+      </w:r>
+      <w:r>
+        <w:t xml:space="preserve"> </w:t>
+      </w:r>
+      <w:r>
+        <w:rPr>
+          <w:i/>
+          <w:iCs/>
+        </w:rPr>
+        <w:t xml:space="preserve">app/providers/AppUpdatesCheck.tsx</w:t>
+      </w:r>
+      <w:r>
+        <w:t xml:space="preserve"> </w:t>
+      </w:r>
+      <w:r>
+        <w:t xml:space="preserve">reads</w:t>
+      </w:r>
+      <w:r>
+        <w:t xml:space="preserve"> </w:t>
+      </w:r>
+      <w:r>
+        <w:rPr>
+          <w:i/>
+          <w:iCs/>
+        </w:rPr>
+        <w:t xml:space="preserve">/app/version.json</w:t>
+      </w:r>
+      <w:r>
+        <w:t xml:space="preserve"> </w:t>
+      </w:r>
+      <w:r>
+        <w:t xml:space="preserve">when the installed APK opens: if there is a higher</w:t>
+      </w:r>
+      <w:r>
+        <w:t xml:space="preserve"> </w:t>
+      </w:r>
+      <w:r>
+        <w:rPr>
+          <w:i/>
+          <w:iCs/>
+        </w:rPr>
+        <w:t xml:space="preserve">versionCode</w:t>
+      </w:r>
+      <w:r>
+        <w:t xml:space="preserve">, it shows a screen on top of everything that cannot be closed and only lets the user download the new APK; if the server does not answer, the app goes on (</w:t>
+      </w:r>
+      <w:r>
+        <w:rPr>
+          <w:i/>
+          <w:iCs/>
+        </w:rPr>
+        <w:t xml:space="preserve">core/services/appUpdates/publishedApk.ts</w:t>
+      </w:r>
+      <w:r>
+        <w:t xml:space="preserve">).</w:t>
       </w:r>
     </w:p>
     <w:bookmarkEnd w:id="55"/>
@@ -15381,6 +15887,60 @@
               <w:pStyle w:val="Compact"/>
             </w:pPr>
             <w:r>
+              <w:t xml:space="preserve">follow_up_notice_at</w:t>
+            </w:r>
+          </w:p>
+        </w:tc>
+        <w:tc>
+          <w:tcPr/>
+          <w:p>
+            <w:pPr>
+              <w:pStyle w:val="Compact"/>
+            </w:pPr>
+            <w:r>
+              <w:t xml:space="preserve">DATETIME2(3)</w:t>
+            </w:r>
+          </w:p>
+        </w:tc>
+        <w:tc>
+          <w:tcPr/>
+          <w:p>
+            <w:pPr>
+              <w:pStyle w:val="Compact"/>
+            </w:pPr>
+            <w:r>
+              <w:t xml:space="preserve">Yes</w:t>
+            </w:r>
+          </w:p>
+        </w:tc>
+        <w:tc>
+          <w:tcPr/>
+          <w:p>
+            <w:pPr>
+              <w:pStyle w:val="Compact"/>
+            </w:pPr>
+            <w:r>
+              <w:t xml:space="preserve">When the notice that the service ended without being recorded was sent; cleared when it is started (changelog 040)</w:t>
+            </w:r>
+          </w:p>
+        </w:tc>
+      </w:tr>
+      <w:tr>
+        <w:tc>
+          <w:tcPr/>
+          <w:p>
+            <w:pPr>
+              <w:pStyle w:val="Compact"/>
+            </w:pPr>
+          </w:p>
+        </w:tc>
+        <w:tc>
+          <w:tcPr/>
+          <w:p>
+            <w:pPr>
+              <w:pStyle w:val="Compact"/>
+            </w:pPr>
+            <w:r>
               <w:t xml:space="preserve">quality_rating, quality_comment, rated_at</w:t>
             </w:r>
           </w:p>
@@ -15831,7 +16391,7 @@
         <w:t xml:space="preserve"> </w:t>
       </w:r>
       <w:r>
-        <w:t xml:space="preserve">Source: changelogs 007, 033, and 037 and seed 105 of operations-service.</w:t>
+        <w:t xml:space="preserve">Source: changelogs 007, 033, 037, and 040 and seed 105 of operations-service.</w:t>
       </w:r>
     </w:p>
     <w:p>
@@ -17317,7 +17877,7 @@
               <w:pStyle w:val="Compact"/>
             </w:pPr>
             <w:r>
-              <w:t xml:space="preserve">24 types (customer, staff, payment, loyalty, inspection, unassigned booking, new app version, and system types)</w:t>
+              <w:t xml:space="preserve">26 types (customer, staff, payment, loyalty, inspection, unassigned booking, new app version, service not recorded from changelog 041, and system types)</w:t>
             </w:r>
           </w:p>
         </w:tc>
@@ -17849,6 +18409,50 @@
               <w:pStyle w:val="Compact"/>
             </w:pPr>
             <w:r>
+              <w:t xml:space="preserve">A manual and an automatic assignment at the same time do not give the same operator two services at the same time.</w:t>
+            </w:r>
+          </w:p>
+        </w:tc>
+        <w:tc>
+          <w:tcPr/>
+          <w:p>
+            <w:pPr>
+              <w:pStyle w:val="Compact"/>
+            </w:pPr>
+            <w:r>
+              <w:rPr>
+                <w:i/>
+                <w:iCs/>
+              </w:rPr>
+              <w:t xml:space="preserve">operations-assignment</w:t>
+            </w:r>
+            <w:r>
+              <w:t xml:space="preserve"> </w:t>
+            </w:r>
+            <w:r>
+              <w:t xml:space="preserve">lock (</w:t>
+            </w:r>
+            <w:r>
+              <w:rPr>
+                <w:i/>
+                <w:iCs/>
+              </w:rPr>
+              <w:t xml:space="preserve">sp_getapplock</w:t>
+            </w:r>
+            <w:r>
+              <w:t xml:space="preserve">) in operations-service.</w:t>
+            </w:r>
+          </w:p>
+        </w:tc>
+      </w:tr>
+      <w:tr>
+        <w:tc>
+          <w:tcPr/>
+          <w:p>
+            <w:pPr>
+              <w:pStyle w:val="Compact"/>
+            </w:pPr>
+            <w:r>
               <w:t xml:space="preserve">Only the assigned operator starts or finishes; only on the day of the booking; one service at a time.</w:t>
             </w:r>
           </w:p>
@@ -17933,6 +18537,40 @@
             </w:pPr>
             <w:r>
               <w:t xml:space="preserve">payment-service (409 TRANSACTION_REFERENCE_REUSED).</w:t>
+            </w:r>
+          </w:p>
+        </w:tc>
+      </w:tr>
+      <w:tr>
+        <w:tc>
+          <w:tcPr/>
+          <w:p>
+            <w:pPr>
+              <w:pStyle w:val="Compact"/>
+            </w:pPr>
+            <w:r>
+              <w:t xml:space="preserve">The customer receipt weighs 2 MB at most.</w:t>
+            </w:r>
+          </w:p>
+        </w:tc>
+        <w:tc>
+          <w:tcPr/>
+          <w:p>
+            <w:pPr>
+              <w:pStyle w:val="Compact"/>
+            </w:pPr>
+            <w:r>
+              <w:t xml:space="preserve">payment-service domain (</w:t>
+            </w:r>
+            <w:r>
+              <w:rPr>
+                <w:i/>
+                <w:iCs/>
+              </w:rPr>
+              <w:t xml:space="preserve">Payment.MaxReceiptBytes</w:t>
+            </w:r>
+            <w:r>
+              <w:t xml:space="preserve">, 400 RECEIPT_TOO_LARGE).</w:t>
             </w:r>
           </w:p>
         </w:tc>
@@ -18123,7 +18761,20 @@
         <w:t xml:space="preserve"> </w:t>
       </w:r>
       <w:r>
-        <w:t xml:space="preserve">converges with one created by the services. The numbering is shared (001 to 013 initial schemas, 014 onward later changes, 101 to 109 seeds), except in payment-service, which uses its own numbering 001 to 020 (TD-019). The global high-water mark is 030; the next shared changeset is 031. The list of changelogs of each service is in the Installation Manual, section 11.2.</w:t>
+        <w:t xml:space="preserve">converges with one created by the services. The numbering is shared (001 to 013 initial schemas, 014 onward later changes, 101 to 112 seeds), except in payment-service, which uses its own numbering 001 to 020 (TD-019). The global high-water mark is 041 (040 of operations-service and 041 of notification-service, from October 21, 2026); the next shared changeset is 042. The latest seed is booking-service 112 (</w:t>
+      </w:r>
+      <w:r>
+        <w:rPr>
+          <w:i/>
+          <w:iCs/>
+        </w:rPr>
+        <w:t xml:space="preserve">EXPIRED</w:t>
+      </w:r>
+      <w:r>
+        <w:t xml:space="preserve"> </w:t>
+      </w:r>
+      <w:r>
+        <w:t xml:space="preserve">cancellation reason, October 21, 2026). The list of changelogs of each service is in the Installation Manual, section 11.2.</w:t>
       </w:r>
     </w:p>
     <w:bookmarkEnd w:id="67"/>
@@ -18179,7 +18830,20 @@
         <w:t xml:space="preserve"> </w:t>
       </w:r>
       <w:r>
-        <w:t xml:space="preserve">AuthController, UserProfileController, UserAdministrationController, InternalUserController; AuthenticationService, AccountRegistrationService, PasswordRecoveryService, EmailChangeService, AccountDeactivationService, UserAdministrationService, UserPreferenceService; PasswordPolicy; JwtTokenIssuer; LoginLockout and LoginLockoutPersistenceAdapter; UserAddressController; EmailResetCodeNotifier; RabbitDomainEventPublisher; DevDataSeeder.</w:t>
+        <w:t xml:space="preserve">AuthController (includes</w:t>
+      </w:r>
+      <w:r>
+        <w:t xml:space="preserve"> </w:t>
+      </w:r>
+      <w:r>
+        <w:rPr>
+          <w:i/>
+          <w:iCs/>
+        </w:rPr>
+        <w:t xml:space="preserve">GET /api/v1/auth/session</w:t>
+      </w:r>
+      <w:r>
+        <w:t xml:space="preserve">), ActiveSessionValidator, UserProfileController, UserAdministrationController, InternalUserController; AuthenticationService, AccountRegistrationService, PasswordRecoveryService, EmailChangeService, AccountDeactivationService, UserAdministrationService, UserPreferenceService; PasswordPolicy; JwtTokenIssuer; LoginLockout and LoginLockoutPersistenceAdapter; UserAddressController; EmailResetCodeNotifier; RabbitDomainEventPublisher; DevDataSeeder.</w:t>
       </w:r>
     </w:p>
     <w:p>
@@ -18257,7 +18921,55 @@
         <w:t xml:space="preserve"> </w:t>
       </w:r>
       <w:r>
-        <w:t xml:space="preserve">arrive.</w:t>
+        <w:t xml:space="preserve">arrive; every token carries its session in the</w:t>
+      </w:r>
+      <w:r>
+        <w:t xml:space="preserve"> </w:t>
+      </w:r>
+      <w:r>
+        <w:rPr>
+          <w:i/>
+          <w:iCs/>
+        </w:rPr>
+        <w:t xml:space="preserve">sid</w:t>
+      </w:r>
+      <w:r>
+        <w:t xml:space="preserve"> </w:t>
+      </w:r>
+      <w:r>
+        <w:t xml:space="preserve">claim, and since October 21, 2026</w:t>
+      </w:r>
+      <w:r>
+        <w:t xml:space="preserve"> </w:t>
+      </w:r>
+      <w:r>
+        <w:rPr>
+          <w:i/>
+          <w:iCs/>
+        </w:rPr>
+        <w:t xml:space="preserve">ActiveSessionValidator</w:t>
+      </w:r>
+      <w:r>
+        <w:t xml:space="preserve"> </w:t>
+      </w:r>
+      <w:r>
+        <w:t xml:space="preserve">rejects the token of a closed session (logout, account disabled by the administrator or deactivated by its owner) on every security-service route;</w:t>
+      </w:r>
+      <w:r>
+        <w:t xml:space="preserve"> </w:t>
+      </w:r>
+      <w:r>
+        <w:rPr>
+          <w:i/>
+          <w:iCs/>
+        </w:rPr>
+        <w:t xml:space="preserve">GET /api/v1/auth/session</w:t>
+      </w:r>
+      <w:r>
+        <w:t xml:space="preserve"> </w:t>
+      </w:r>
+      <w:r>
+        <w:t xml:space="preserve">answers 204 if the session is still open and 401 if not, for the gateway.</w:t>
       </w:r>
     </w:p>
     <w:p>
@@ -18632,7 +19344,33 @@
         <w:t xml:space="preserve"> </w:t>
       </w:r>
       <w:r>
-        <w:t xml:space="preserve">routes serve operations-service with the internal key.</w:t>
+        <w:t xml:space="preserve">routes serve operations-service with the internal key; creating, rescheduling, closing expired bookings, and marking a booking without an operator as NO_SHOW take the schedule lock (</w:t>
+      </w:r>
+      <w:r>
+        <w:rPr>
+          <w:i/>
+          <w:iCs/>
+        </w:rPr>
+        <w:t xml:space="preserve">sp_getapplock</w:t>
+      </w:r>
+      <w:r>
+        <w:t xml:space="preserve"> </w:t>
+      </w:r>
+      <w:r>
+        <w:t xml:space="preserve">on</w:t>
+      </w:r>
+      <w:r>
+        <w:t xml:space="preserve"> </w:t>
+      </w:r>
+      <w:r>
+        <w:rPr>
+          <w:i/>
+          <w:iCs/>
+        </w:rPr>
+        <w:t xml:space="preserve">booking-schedule</w:t>
+      </w:r>
+      <w:r>
+        <w:t xml:space="preserve">).</w:t>
       </w:r>
       <w:r>
         <w:t xml:space="preserve"> </w:t>
@@ -18642,13 +19380,139 @@
           <w:b/>
           <w:bCs/>
         </w:rPr>
+        <w:t xml:space="preserve">Expired bookings (since October 21, 2026):</w:t>
+      </w:r>
+      <w:r>
+        <w:t xml:space="preserve"> </w:t>
+      </w:r>
+      <w:r>
+        <w:t xml:space="preserve">every 5 minutes</w:t>
+      </w:r>
+      <w:r>
+        <w:t xml:space="preserve"> </w:t>
+      </w:r>
+      <w:r>
+        <w:rPr>
+          <w:i/>
+          <w:iCs/>
+        </w:rPr>
+        <w:t xml:space="preserve">ExpiredBookingsJob</w:t>
+      </w:r>
+      <w:r>
+        <w:t xml:space="preserve"> </w:t>
+      </w:r>
+      <w:r>
+        <w:t xml:space="preserve">calls</w:t>
+      </w:r>
+      <w:r>
+        <w:t xml:space="preserve"> </w:t>
+      </w:r>
+      <w:r>
+        <w:rPr>
+          <w:i/>
+          <w:iCs/>
+        </w:rPr>
+        <w:t xml:space="preserve">BookingService.closeExpired</w:t>
+      </w:r>
+      <w:r>
+        <w:t xml:space="preserve">, which cancels only the bookings still SCHEDULED one hour after their end time (</w:t>
+      </w:r>
+      <w:r>
+        <w:rPr>
+          <w:i/>
+          <w:iCs/>
+        </w:rPr>
+        <w:t xml:space="preserve">BOOKING_EXPIRY_GRACE_MINUTES</w:t>
+      </w:r>
+      <w:r>
+        <w:t xml:space="preserve">), with the system reason</w:t>
+      </w:r>
+      <w:r>
+        <w:t xml:space="preserve"> </w:t>
+      </w:r>
+      <w:r>
+        <w:rPr>
+          <w:i/>
+          <w:iCs/>
+        </w:rPr>
+        <w:t xml:space="preserve">EXPIRED</w:t>
+      </w:r>
+      <w:r>
+        <w:t xml:space="preserve"> </w:t>
+      </w:r>
+      <w:r>
+        <w:t xml:space="preserve">(seed 112), which does not appear in the list of reasons. A CONFIRMED booking is never closed from booking-service, because it may have been served without being recorded: operations-service decides (section 12.4). For one that never had an operator, operations-service calls the internal route</w:t>
+      </w:r>
+      <w:r>
+        <w:t xml:space="preserve"> </w:t>
+      </w:r>
+      <w:r>
+        <w:rPr>
+          <w:i/>
+          <w:iCs/>
+        </w:rPr>
+        <w:t xml:space="preserve">POST /internal/v1/bookings/{id}/no-show</w:t>
+      </w:r>
+      <w:r>
+        <w:t xml:space="preserve"> </w:t>
+      </w:r>
+      <w:r>
+        <w:t xml:space="preserve">(</w:t>
+      </w:r>
+      <w:r>
+        <w:rPr>
+          <w:i/>
+          <w:iCs/>
+        </w:rPr>
+        <w:t xml:space="preserve">BookingService.markUnattended</w:t>
+      </w:r>
+      <w:r>
+        <w:t xml:space="preserve">), which checks again that the booking is CONFIRMED and already expired (409 BOOKING_NOT_EXPIRED otherwise) and moves it to NO_SHOW. Nothing is refunded automatically. The job is turned off with</w:t>
+      </w:r>
+      <w:r>
+        <w:t xml:space="preserve"> </w:t>
+      </w:r>
+      <w:r>
+        <w:rPr>
+          <w:i/>
+          <w:iCs/>
+        </w:rPr>
+        <w:t xml:space="preserve">BOOKING_EXPIRY_CHECK_ENABLED=false</w:t>
+      </w:r>
+      <w:r>
+        <w:t xml:space="preserve"> </w:t>
+      </w:r>
+      <w:r>
+        <w:t xml:space="preserve">and its interval is</w:t>
+      </w:r>
+      <w:r>
+        <w:t xml:space="preserve"> </w:t>
+      </w:r>
+      <w:r>
+        <w:rPr>
+          <w:i/>
+          <w:iCs/>
+        </w:rPr>
+        <w:t xml:space="preserve">BOOKING_EXPIRY_CHECK_INTERVAL</w:t>
+      </w:r>
+      <w:r>
+        <w:t xml:space="preserve">.</w:t>
+      </w:r>
+      <w:r>
+        <w:t xml:space="preserve"> </w:t>
+      </w:r>
+      <w:r>
+        <w:rPr>
+          <w:b/>
+          <w:bCs/>
+        </w:rPr>
         <w:t xml:space="preserve">Events:</w:t>
       </w:r>
       <w:r>
         <w:t xml:space="preserve"> </w:t>
       </w:r>
       <w:r>
-        <w:t xml:space="preserve">publishes BookingConfirmed (created or rescheduled) and BookingCancelled.</w:t>
+        <w:t xml:space="preserve">publishes BookingConfirmed (created or rescheduled) and BookingCancelled (also when an expired booking is cancelled; the move to NO_SHOW publishes no event).</w:t>
       </w:r>
     </w:p>
     <w:bookmarkEnd w:id="71"/>
@@ -18800,7 +19664,75 @@
         <w:t xml:space="preserve"> </w:t>
       </w:r>
       <w:r>
-        <w:t xml:space="preserve">include the bay of the booking (ADR-015).</w:t>
+        <w:t xml:space="preserve">include the bay of the booking (ADR-015). Since October 21, 2026 manual and automatic assignment take the same lock (</w:t>
+      </w:r>
+      <w:r>
+        <w:rPr>
+          <w:i/>
+          <w:iCs/>
+        </w:rPr>
+        <w:t xml:space="preserve">ExecutionRepository.lockAssignments</w:t>
+      </w:r>
+      <w:r>
+        <w:t xml:space="preserve">,</w:t>
+      </w:r>
+      <w:r>
+        <w:t xml:space="preserve"> </w:t>
+      </w:r>
+      <w:r>
+        <w:rPr>
+          <w:i/>
+          <w:iCs/>
+        </w:rPr>
+        <w:t xml:space="preserve">sp_getapplock</w:t>
+      </w:r>
+      <w:r>
+        <w:t xml:space="preserve"> </w:t>
+      </w:r>
+      <w:r>
+        <w:t xml:space="preserve">on</w:t>
+      </w:r>
+      <w:r>
+        <w:t xml:space="preserve"> </w:t>
+      </w:r>
+      <w:r>
+        <w:rPr>
+          <w:i/>
+          <w:iCs/>
+        </w:rPr>
+        <w:t xml:space="preserve">operations-assignment</w:t>
+      </w:r>
+      <w:r>
+        <w:t xml:space="preserve">) before reading the operator bookings and saving, and</w:t>
+      </w:r>
+      <w:r>
+        <w:t xml:space="preserve"> </w:t>
+      </w:r>
+      <w:r>
+        <w:rPr>
+          <w:i/>
+          <w:iCs/>
+        </w:rPr>
+        <w:t xml:space="preserve">GET /api/v1/admin/assignments/unassigned</w:t>
+      </w:r>
+      <w:r>
+        <w:t xml:space="preserve"> </w:t>
+      </w:r>
+      <w:r>
+        <w:t xml:space="preserve">returns</w:t>
+      </w:r>
+      <w:r>
+        <w:t xml:space="preserve"> </w:t>
+      </w:r>
+      <w:r>
+        <w:rPr>
+          <w:i/>
+          <w:iCs/>
+        </w:rPr>
+        <w:t xml:space="preserve">{count, bookingIds}</w:t>
+      </w:r>
+      <w:r>
+        <w:t xml:space="preserve">, the single count of bookings without an operator (SCHEDULED or CONFIRMED, with no operator on any line, and whose time has not ended) used by the dashboard and the bookings screen of the web and the mobile app.</w:t>
       </w:r>
       <w:r>
         <w:t xml:space="preserve"> </w:t>
@@ -18810,26 +19742,175 @@
           <w:b/>
           <w:bCs/>
         </w:rPr>
-        <w:t xml:space="preserve">Inspection (RF-036):</w:t>
-      </w:r>
-      <w:r>
-        <w:t xml:space="preserve"> </w:t>
-      </w:r>
-      <w:r>
-        <w:t xml:space="preserve">only for services of 180 minutes or more; phases Reception, Exterior, Interior, Engine, and Delivery; up to five photos of 2 MB per finding, stored in</w:t>
-      </w:r>
-      <w:r>
-        <w:t xml:space="preserve"> </w:t>
-      </w:r>
-      <w:r>
-        <w:rPr>
-          <w:i/>
-          <w:iCs/>
-        </w:rPr>
-        <w:t xml:space="preserve">execution.inspection_photo</w:t>
-      </w:r>
-      <w:r>
-        <w:t xml:space="preserve">; the public link uses a random token and only works after publishing.</w:t>
+        <w:t xml:space="preserve">Bookings that ended without being closed (since October 21, 2026):</w:t>
+      </w:r>
+      <w:r>
+        <w:t xml:space="preserve"> </w:t>
+      </w:r>
+      <w:r>
+        <w:t xml:space="preserve">every 5 minutes</w:t>
+      </w:r>
+      <w:r>
+        <w:t xml:space="preserve"> </w:t>
+      </w:r>
+      <w:r>
+        <w:rPr>
+          <w:i/>
+          <w:iCs/>
+        </w:rPr>
+        <w:t xml:space="preserve">FollowUpJob</w:t>
+      </w:r>
+      <w:r>
+        <w:t xml:space="preserve"> </w:t>
+      </w:r>
+      <w:r>
+        <w:t xml:space="preserve">calls</w:t>
+      </w:r>
+      <w:r>
+        <w:t xml:space="preserve"> </w:t>
+      </w:r>
+      <w:r>
+        <w:rPr>
+          <w:i/>
+          <w:iCs/>
+        </w:rPr>
+        <w:t xml:space="preserve">FollowUpService.followUp</w:t>
+      </w:r>
+      <w:r>
+        <w:t xml:space="preserve">, which reviews the bookings of the last 7 days with</w:t>
+      </w:r>
+      <w:r>
+        <w:t xml:space="preserve"> </w:t>
+      </w:r>
+      <w:r>
+        <w:rPr>
+          <w:i/>
+          <w:iCs/>
+        </w:rPr>
+        <w:t xml:space="preserve">FollowUpPolicy</w:t>
+      </w:r>
+      <w:r>
+        <w:t xml:space="preserve">. The policy only decides on its own when it is sure: NO_OPERATOR (CONFIRMED without an operator, one hour after its end) is closed as NO_SHOW through the internal route of booking-service; NOT_STARTED (CONFIRMED with an operator, not started when its time ended) and NOT_FINISHED (IN_PROGRESS not finished one hour after its end) are never marked on their own and stay "to close". For these two, operations-service publishes ServiceNotStarted or ServiceNotFinished only once and stores the time of the notice in</w:t>
+      </w:r>
+      <w:r>
+        <w:t xml:space="preserve"> </w:t>
+      </w:r>
+      <w:r>
+        <w:rPr>
+          <w:i/>
+          <w:iCs/>
+        </w:rPr>
+        <w:t xml:space="preserve">execution.service_execution.follow_up_notice_at</w:t>
+      </w:r>
+      <w:r>
+        <w:t xml:space="preserve"> </w:t>
+      </w:r>
+      <w:r>
+        <w:t xml:space="preserve">(changelog 040), which is cleared when the service is started.</w:t>
+      </w:r>
+      <w:r>
+        <w:t xml:space="preserve"> </w:t>
+      </w:r>
+      <w:r>
+        <w:rPr>
+          <w:i/>
+          <w:iCs/>
+        </w:rPr>
+        <w:t xml:space="preserve">GET /api/v1/admin/assignments/to-close</w:t>
+      </w:r>
+      <w:r>
+        <w:t xml:space="preserve"> </w:t>
+      </w:r>
+      <w:r>
+        <w:t xml:space="preserve">lists the bookings to close (by default, the last week) and</w:t>
+      </w:r>
+      <w:r>
+        <w:t xml:space="preserve"> </w:t>
+      </w:r>
+      <w:r>
+        <w:rPr>
+          <w:i/>
+          <w:iCs/>
+        </w:rPr>
+        <w:t xml:space="preserve">POST /api/v1/admin/assignments/{bookingId}/attended</w:t>
+      </w:r>
+      <w:r>
+        <w:t xml:space="preserve"> </w:t>
+      </w:r>
+      <w:r>
+        <w:t xml:space="preserve">(</w:t>
+      </w:r>
+      <w:r>
+        <w:rPr>
+          <w:i/>
+          <w:iCs/>
+        </w:rPr>
+        <w:t xml:space="preserve">FollowUpService.closeAsAttended</w:t>
+      </w:r>
+      <w:r>
+        <w:t xml:space="preserve">) closes one as attended: the open lines become COMPLETED without made-up hours (without a start time it does not count toward punctuality and without an end time it adds no worked hours, but it does count as a service done and as income), the booking moves to IN_PROGRESS if needed and then to COMPLETED, and ServiceCompleted is not published, so the customer does not get "ready for pickup" hours later; the customer can still rate it. If the booking is not to close, the answer is 409 BOOKING_NOT_TO_CLOSE. The administrator's "No-show" is still the status change of booking-service (</w:t>
+      </w:r>
+      <w:r>
+        <w:rPr>
+          <w:i/>
+          <w:iCs/>
+        </w:rPr>
+        <w:t xml:space="preserve">PATCH /api/v1/admin/bookings/{id}/status</w:t>
+      </w:r>
+      <w:r>
+        <w:t xml:space="preserve">) and only applies to a booking that was never started. The operator's lists no longer show NO_SHOW or CANCELLED bookings. The job uses</w:t>
+      </w:r>
+      <w:r>
+        <w:t xml:space="preserve"> </w:t>
+      </w:r>
+      <w:r>
+        <w:rPr>
+          <w:i/>
+          <w:iCs/>
+        </w:rPr>
+        <w:t xml:space="preserve">FOLLOW_UP_ENABLED</w:t>
+      </w:r>
+      <w:r>
+        <w:t xml:space="preserve">,</w:t>
+      </w:r>
+      <w:r>
+        <w:t xml:space="preserve"> </w:t>
+      </w:r>
+      <w:r>
+        <w:rPr>
+          <w:i/>
+          <w:iCs/>
+        </w:rPr>
+        <w:t xml:space="preserve">FOLLOW_UP_INTERVAL</w:t>
+      </w:r>
+      <w:r>
+        <w:t xml:space="preserve">, and</w:t>
+      </w:r>
+      <w:r>
+        <w:t xml:space="preserve"> </w:t>
+      </w:r>
+      <w:r>
+        <w:rPr>
+          <w:i/>
+          <w:iCs/>
+        </w:rPr>
+        <w:t xml:space="preserve">BOOKING_EXPIRY_GRACE_MINUTES</w:t>
+      </w:r>
+      <w:r>
+        <w:t xml:space="preserve">, and needs</w:t>
+      </w:r>
+      <w:r>
+        <w:t xml:space="preserve"> </w:t>
+      </w:r>
+      <w:r>
+        <w:rPr>
+          <w:i/>
+          <w:iCs/>
+        </w:rPr>
+        <w:t xml:space="preserve">INTERNAL_API_KEY</w:t>
+      </w:r>
+      <w:r>
+        <w:t xml:space="preserve">.</w:t>
       </w:r>
       <w:r>
         <w:t xml:space="preserve"> </w:t>
@@ -18839,6 +19920,35 @@
           <w:b/>
           <w:bCs/>
         </w:rPr>
+        <w:t xml:space="preserve">Inspection (RF-036):</w:t>
+      </w:r>
+      <w:r>
+        <w:t xml:space="preserve"> </w:t>
+      </w:r>
+      <w:r>
+        <w:t xml:space="preserve">only for services of 180 minutes or more; phases Reception, Exterior, Interior, Engine, and Delivery; up to five photos of 2 MB per finding, stored in</w:t>
+      </w:r>
+      <w:r>
+        <w:t xml:space="preserve"> </w:t>
+      </w:r>
+      <w:r>
+        <w:rPr>
+          <w:i/>
+          <w:iCs/>
+        </w:rPr>
+        <w:t xml:space="preserve">execution.inspection_photo</w:t>
+      </w:r>
+      <w:r>
+        <w:t xml:space="preserve">; the public link uses a random token and only works after publishing.</w:t>
+      </w:r>
+      <w:r>
+        <w:t xml:space="preserve"> </w:t>
+      </w:r>
+      <w:r>
+        <w:rPr>
+          <w:b/>
+          <w:bCs/>
+        </w:rPr>
         <w:t xml:space="preserve">Events:</w:t>
       </w:r>
       <w:r>
@@ -18861,7 +19971,7 @@
         <w:t xml:space="preserve"> </w:t>
       </w:r>
       <w:r>
-        <w:t xml:space="preserve">and publishes OperatorAssigned, ServiceStarted, ServiceCompleted, and InspectionShared.</w:t>
+        <w:t xml:space="preserve">and publishes OperatorAssigned, ServiceStarted, ServiceCompleted, InspectionShared, ServiceNotStarted, and ServiceNotFinished.</w:t>
       </w:r>
     </w:p>
     <w:bookmarkEnd w:id="72"/>
@@ -18962,7 +20072,23 @@
         <w:t xml:space="preserve">AmountDueCalculator</w:t>
       </w:r>
       <w:r>
-        <w:t xml:space="preserve">); the payment reported by the customer goes directly to IN_REVIEW with the declared amount; a reused transaction reference is rejected; rejection requires a reason of up to 200 characters; a manual payment is approved immediately; the state machine is PENDING → IN_REVIEW → APPROVED or REJECTED, and APPROVED → REFUNDED.</w:t>
+        <w:t xml:space="preserve">); the payment reported by the customer goes directly to IN_REVIEW with the declared amount; a reused transaction reference is rejected; the receipt weighs 2 MB at most (400 RECEIPT_TOO_LARGE; the web and the app compress it before sending it);</w:t>
+      </w:r>
+      <w:r>
+        <w:t xml:space="preserve"> </w:t>
+      </w:r>
+      <w:r>
+        <w:rPr>
+          <w:i/>
+          <w:iCs/>
+        </w:rPr>
+        <w:t xml:space="preserve">GET /api/v1/payment-accounts</w:t>
+      </w:r>
+      <w:r>
+        <w:t xml:space="preserve"> </w:t>
+      </w:r>
+      <w:r>
+        <w:t xml:space="preserve">returns the active accounts, including the cash account while it is active; rejection requires a reason of up to 200 characters; a manual payment is approved immediately; the state machine is PENDING → IN_REVIEW → APPROVED or REJECTED, and APPROVED → REFUNDED.</w:t>
       </w:r>
       <w:r>
         <w:t xml:space="preserve"> </w:t>
@@ -19279,7 +20405,81 @@
         <w:t xml:space="preserve">deploy/publish-apk.sh</w:t>
       </w:r>
       <w:r>
-        <w:t xml:space="preserve">, announces by push that a new version of the application is available.</w:t>
+        <w:t xml:space="preserve">, announces by push that a new version of the application is available; since October 21, 2026, ServiceNotStarted and ServiceNotFinished (</w:t>
+      </w:r>
+      <w:r>
+        <w:rPr>
+          <w:i/>
+          <w:iCs/>
+        </w:rPr>
+        <w:t xml:space="preserve">execution.service_not_started</w:t>
+      </w:r>
+      <w:r>
+        <w:t xml:space="preserve"> </w:t>
+      </w:r>
+      <w:r>
+        <w:t xml:space="preserve">and</w:t>
+      </w:r>
+      <w:r>
+        <w:t xml:space="preserve"> </w:t>
+      </w:r>
+      <w:r>
+        <w:rPr>
+          <w:i/>
+          <w:iCs/>
+        </w:rPr>
+        <w:t xml:space="preserve">execution.service_not_finished</w:t>
+      </w:r>
+      <w:r>
+        <w:t xml:space="preserve">) create</w:t>
+      </w:r>
+      <w:r>
+        <w:t xml:space="preserve"> </w:t>
+      </w:r>
+      <w:r>
+        <w:rPr>
+          <w:i/>
+          <w:iCs/>
+        </w:rPr>
+        <w:t xml:space="preserve">OPERATOR_SERVICE_NOT_REGISTERED</w:t>
+      </w:r>
+      <w:r>
+        <w:t xml:space="preserve"> </w:t>
+      </w:r>
+      <w:r>
+        <w:t xml:space="preserve">for the operator ("¿Atendiste este servicio?", did you serve this booking?) and</w:t>
+      </w:r>
+      <w:r>
+        <w:t xml:space="preserve"> </w:t>
+      </w:r>
+      <w:r>
+        <w:rPr>
+          <w:i/>
+          <w:iCs/>
+        </w:rPr>
+        <w:t xml:space="preserve">ADMIN_SERVICE_NOT_REGISTERED</w:t>
+      </w:r>
+      <w:r>
+        <w:t xml:space="preserve"> </w:t>
+      </w:r>
+      <w:r>
+        <w:t xml:space="preserve">for every active administrator ("Servicio sin registrar", service not recorded), only in the inbox and by push, with the types seeded in changelog 041, and a</w:t>
+      </w:r>
+      <w:r>
+        <w:t xml:space="preserve"> </w:t>
+      </w:r>
+      <w:r>
+        <w:rPr>
+          <w:i/>
+          <w:iCs/>
+        </w:rPr>
+        <w:t xml:space="preserve">null</w:t>
+      </w:r>
+      <w:r>
+        <w:t xml:space="preserve"> </w:t>
+      </w:r>
+      <w:r>
+        <w:t xml:space="preserve">field in an event payload is ignored instead of sending the whole message to the DLQ.</w:t>
       </w:r>
       <w:r>
         <w:t xml:space="preserve"> </w:t>
@@ -19374,7 +20574,39 @@
         <w:t xml:space="preserve"> </w:t>
       </w:r>
       <w:r>
-        <w:t xml:space="preserve">translates the error codes. Every screen reads and saves through the API: the business data use</w:t>
+        <w:t xml:space="preserve">translates the error codes. Since October 21, 2026 the</w:t>
+      </w:r>
+      <w:r>
+        <w:t xml:space="preserve"> </w:t>
+      </w:r>
+      <w:r>
+        <w:rPr>
+          <w:i/>
+          <w:iCs/>
+        </w:rPr>
+        <w:t xml:space="preserve">auth</w:t>
+      </w:r>
+      <w:r>
+        <w:t xml:space="preserve"> </w:t>
+      </w:r>
+      <w:r>
+        <w:t xml:space="preserve">service listens to the</w:t>
+      </w:r>
+      <w:r>
+        <w:t xml:space="preserve"> </w:t>
+      </w:r>
+      <w:r>
+        <w:rPr>
+          <w:i/>
+          <w:iCs/>
+        </w:rPr>
+        <w:t xml:space="preserve">storage</w:t>
+      </w:r>
+      <w:r>
+        <w:t xml:space="preserve"> </w:t>
+      </w:r>
+      <w:r>
+        <w:t xml:space="preserve">event: if another tab of the same browser signs out, this one goes back to sign-in, and if another account signs in, it reloads so it does not show the previous account's data; the payment screen compresses the receipt to at most 2 MB and enlarges the QR with a magnifier. Every screen reads and saves through the API: the business data use</w:t>
       </w:r>
       <w:r>
         <w:t xml:space="preserve"> </w:t>
@@ -19406,7 +20638,7 @@
         <w:t xml:space="preserve"> </w:t>
       </w:r>
       <w:r>
-        <w:t xml:space="preserve">over operations-service (the photos are compressed in the browser before being sent). Only the reports are calculated in the browser from the bookings and payments. Roles and permissions, promotions, loyalty, preferences, and notification switches are read and saved through the API (</w:t>
+        <w:t xml:space="preserve">over operations-service (the photos are compressed in the browser before being sent). Only the reports are calculated in the browser from the bookings and payments; since October 21, 2026 only completed bookings count as services done. Roles and permissions, promotions, loyalty, preferences, and notification switches are read and saved through the API (</w:t>
       </w:r>
       <w:r>
         <w:rPr>
@@ -19539,7 +20771,33 @@
         <w:t xml:space="preserve"> </w:t>
       </w:r>
       <w:r>
-        <w:t xml:space="preserve">or, when it is not set, from the same host as the gateway with port 4200.</w:t>
+        <w:t xml:space="preserve">or, when it is not set, from the same host as the gateway with port 4200. Since the night of October 21, 2026 the administrator's home, on the web (</w:t>
+      </w:r>
+      <w:r>
+        <w:rPr>
+          <w:i/>
+          <w:iCs/>
+        </w:rPr>
+        <w:t xml:space="preserve">reservations-store</w:t>
+      </w:r>
+      <w:r>
+        <w:t xml:space="preserve">) and in the app, shows the "To close" card with the "Attended" and "No-show" buttons only when there are bookings to close, and both use</w:t>
+      </w:r>
+      <w:r>
+        <w:t xml:space="preserve"> </w:t>
+      </w:r>
+      <w:r>
+        <w:rPr>
+          <w:i/>
+          <w:iCs/>
+        </w:rPr>
+        <w:t xml:space="preserve">GET /api/v1/admin/assignments/unassigned</w:t>
+      </w:r>
+      <w:r>
+        <w:t xml:space="preserve"> </w:t>
+      </w:r>
+      <w:r>
+        <w:t xml:space="preserve">for the count of bookings without an operator (if operations-service does not answer, they apply the same rule with the data they have). In the app, also, the administrator's booking form saves the chosen operator and status, the customer's points bar is full when nothing is left to unlock and does not show "0% OFF", the operator sees "—" as the rating when there are no ratings and the operator's home no longer repeats the "In progress" counter, the roles tab says that the three roles are fixed and the permissions are for reference, and the new notices open the operator's services screen or the administrator's home.</w:t>
       </w:r>
     </w:p>
     <w:bookmarkEnd w:id="75"/>
@@ -19655,7 +20913,7 @@
               <w:pStyle w:val="Compact"/>
             </w:pPr>
             <w:r>
-              <w:t xml:space="preserve">Creation → CONFIRMED; SCHEDULED → CONFIRMED; CONFIRMED → IN_PROGRESS → COMPLETED; SCHEDULED or CONFIRMED → CANCELLED or NO_SHOW.</w:t>
+              <w:t xml:space="preserve">Creation → CONFIRMED; SCHEDULED → CONFIRMED; CONFIRMED → IN_PROGRESS → COMPLETED; SCHEDULED or CONFIRMED → CANCELLED or NO_SHOW. The system only closes a booking when it is sure, one hour after its end: SCHEDULED → CANCELLED with the EXPIRED reason and CONFIRMED without an operator → NO_SHOW. A CONFIRMED booking with an operator that nobody recorded does not change on its own: the administrator resolves it (Attended → IN_PROGRESS → COMPLETED, or No-show).</w:t>
             </w:r>
           </w:p>
         </w:tc>
@@ -19815,7 +21073,7 @@
       <w:r>
         <w:drawing>
           <wp:inline>
-            <wp:extent cx="5334000" cy="996233"/>
+            <wp:extent cx="5334000" cy="1012837"/>
             <wp:effectExtent b="0" l="0" r="0" t="0"/>
             <wp:docPr descr="" title="" id="77" name="Picture"/>
             <a:graphic>
@@ -19836,7 +21094,7 @@
                   <pic:spPr bwMode="auto">
                     <a:xfrm>
                       <a:off x="0" y="0"/>
-                      <a:ext cx="5334000" cy="996233"/>
+                      <a:ext cx="5334000" cy="1012837"/>
                     </a:xfrm>
                     <a:prstGeom prst="rect">
                       <a:avLst/>
@@ -19882,6 +21140,70 @@
       <w:r>
         <w:t xml:space="preserve">).</w:t>
       </w:r>
+      <w:r>
+        <w:t xml:space="preserve"> </w:t>
+      </w:r>
+      <w:r>
+        <w:rPr>
+          <w:i/>
+          <w:iCs/>
+        </w:rPr>
+        <w:t xml:space="preserve">Expired</w:t>
+      </w:r>
+      <w:r>
+        <w:t xml:space="preserve"> </w:t>
+      </w:r>
+      <w:r>
+        <w:t xml:space="preserve">is the automatic close of</w:t>
+      </w:r>
+      <w:r>
+        <w:t xml:space="preserve"> </w:t>
+      </w:r>
+      <w:r>
+        <w:rPr>
+          <w:i/>
+          <w:iCs/>
+        </w:rPr>
+        <w:t xml:space="preserve">ExpiredBookingsJob</w:t>
+      </w:r>
+      <w:r>
+        <w:t xml:space="preserve"> </w:t>
+      </w:r>
+      <w:r>
+        <w:t xml:space="preserve">(section 12.3) and</w:t>
+      </w:r>
+      <w:r>
+        <w:t xml:space="preserve"> </w:t>
+      </w:r>
+      <w:r>
+        <w:rPr>
+          <w:i/>
+          <w:iCs/>
+        </w:rPr>
+        <w:t xml:space="preserve">ended without operator</w:t>
+      </w:r>
+      <w:r>
+        <w:t xml:space="preserve"> </w:t>
+      </w:r>
+      <w:r>
+        <w:t xml:space="preserve">is requested by</w:t>
+      </w:r>
+      <w:r>
+        <w:t xml:space="preserve"> </w:t>
+      </w:r>
+      <w:r>
+        <w:rPr>
+          <w:i/>
+          <w:iCs/>
+        </w:rPr>
+        <w:t xml:space="preserve">FollowUpJob</w:t>
+      </w:r>
+      <w:r>
+        <w:t xml:space="preserve"> </w:t>
+      </w:r>
+      <w:r>
+        <w:t xml:space="preserve">of operations-service (section 12.4). A confirmed booking with an operator that nobody recorded does not change status on its own: the administrator resolves it from "To close" (Attended → IN_PROGRESS → COMPLETED, or No-show).</w:t>
+      </w:r>
     </w:p>
     <w:bookmarkEnd w:id="79"/>
     <w:bookmarkEnd w:id="80"/>
@@ -20404,7 +21726,33 @@
         <w:t xml:space="preserve">jti</w:t>
       </w:r>
       <w:r>
-        <w:t xml:space="preserve">. There is no refresh token: when the token expires, the person logs in again. A JWT cannot be revoked before its expiration (Jones et al., 2015); logout only closes the session record. Every service validates the signature, the issuer, and the audience with the same secret.</w:t>
+        <w:t xml:space="preserve">. There is no refresh token: when the token expires, the person logs in again. A JWT cannot be revoked by itself before its expiration (Jones et al., 2015). Since October 21, 2026 the system makes up for it with the</w:t>
+      </w:r>
+      <w:r>
+        <w:t xml:space="preserve"> </w:t>
+      </w:r>
+      <w:r>
+        <w:rPr>
+          <w:i/>
+          <w:iCs/>
+        </w:rPr>
+        <w:t xml:space="preserve">sid</w:t>
+      </w:r>
+      <w:r>
+        <w:t xml:space="preserve"> </w:t>
+      </w:r>
+      <w:r>
+        <w:t xml:space="preserve">claim: logging out, or the administrator disabling the account or the owner deactivating it, closes the session record; security-service rejects the tokens of that session and the gateway asks it (</w:t>
+      </w:r>
+      <w:r>
+        <w:rPr>
+          <w:i/>
+          <w:iCs/>
+        </w:rPr>
+        <w:t xml:space="preserve">GET /api/v1/auth/session</w:t>
+      </w:r>
+      <w:r>
+        <w:t xml:space="preserve">) before passing any request on to the other services, keeping the answer 30 seconds per token (section 9.2). Every service validates the signature, the issuer, and the audience with the same secret.</w:t>
       </w:r>
     </w:p>
     <w:bookmarkEnd w:id="82"/>
@@ -20635,7 +21983,53 @@
               <w:pStyle w:val="Compact"/>
             </w:pPr>
             <w:r>
-              <w:t xml:space="preserve">Closes the session.</w:t>
+              <w:t xml:space="preserve">Closes the session; the token stops working.</w:t>
+            </w:r>
+          </w:p>
+        </w:tc>
+      </w:tr>
+      <w:tr>
+        <w:tc>
+          <w:tcPr/>
+          <w:p>
+            <w:pPr>
+              <w:pStyle w:val="Compact"/>
+            </w:pPr>
+            <w:r>
+              <w:t xml:space="preserve">GET</w:t>
+            </w:r>
+          </w:p>
+        </w:tc>
+        <w:tc>
+          <w:tcPr/>
+          <w:p>
+            <w:pPr>
+              <w:pStyle w:val="Compact"/>
+            </w:pPr>
+            <w:r>
+              <w:t xml:space="preserve">/api/v1/auth/session</w:t>
+            </w:r>
+          </w:p>
+        </w:tc>
+        <w:tc>
+          <w:tcPr/>
+          <w:p>
+            <w:pPr>
+              <w:pStyle w:val="Compact"/>
+            </w:pPr>
+            <w:r>
+              <w:t xml:space="preserve">Token</w:t>
+            </w:r>
+          </w:p>
+        </w:tc>
+        <w:tc>
+          <w:tcPr/>
+          <w:p>
+            <w:pPr>
+              <w:pStyle w:val="Compact"/>
+            </w:pPr>
+            <w:r>
+              <w:t xml:space="preserve">204 if the session of the token is still open; 401 if it was closed. Used by the gateway.</w:t>
             </w:r>
           </w:p>
         </w:tc>
@@ -21509,7 +22903,7 @@
               <w:pStyle w:val="Compact"/>
             </w:pPr>
             <w:r>
-              <w:t xml:space="preserve">Own bookings and catalog of reasons.</w:t>
+              <w:t xml:space="preserve">Own bookings and catalog of reasons (without the EXPIRED system reason).</w:t>
             </w:r>
           </w:p>
         </w:tc>
@@ -22350,6 +23744,154 @@
               <w:pStyle w:val="Compact"/>
             </w:pPr>
             <w:r>
+              <w:t xml:space="preserve">GET</w:t>
+            </w:r>
+          </w:p>
+        </w:tc>
+        <w:tc>
+          <w:tcPr/>
+          <w:p>
+            <w:pPr>
+              <w:pStyle w:val="Compact"/>
+            </w:pPr>
+            <w:r>
+              <w:t xml:space="preserve">/api/v1/admin/assignments/unassigned (?from=&amp;to=)</w:t>
+            </w:r>
+          </w:p>
+        </w:tc>
+        <w:tc>
+          <w:tcPr/>
+          <w:p>
+            <w:pPr>
+              <w:pStyle w:val="Compact"/>
+            </w:pPr>
+            <w:r>
+              <w:t xml:space="preserve">ADMIN</w:t>
+            </w:r>
+          </w:p>
+        </w:tc>
+        <w:tc>
+          <w:tcPr/>
+          <w:p>
+            <w:pPr>
+              <w:pStyle w:val="Compact"/>
+            </w:pPr>
+            <w:r>
+              <w:rPr>
+                <w:i/>
+                <w:iCs/>
+              </w:rPr>
+              <w:t xml:space="preserve">{count, bookingIds}</w:t>
+            </w:r>
+            <w:r>
+              <w:t xml:space="preserve"> </w:t>
+            </w:r>
+            <w:r>
+              <w:t xml:space="preserve">of the scheduled or confirmed bookings without an operator that have not ended yet; the dashboard and the bookings screen of the web and the app use this count.</w:t>
+            </w:r>
+          </w:p>
+        </w:tc>
+      </w:tr>
+      <w:tr>
+        <w:tc>
+          <w:tcPr/>
+          <w:p>
+            <w:pPr>
+              <w:pStyle w:val="Compact"/>
+            </w:pPr>
+            <w:r>
+              <w:t xml:space="preserve">GET</w:t>
+            </w:r>
+          </w:p>
+        </w:tc>
+        <w:tc>
+          <w:tcPr/>
+          <w:p>
+            <w:pPr>
+              <w:pStyle w:val="Compact"/>
+            </w:pPr>
+            <w:r>
+              <w:t xml:space="preserve">/api/v1/admin/assignments/to-close (?from=&amp;to=)</w:t>
+            </w:r>
+          </w:p>
+        </w:tc>
+        <w:tc>
+          <w:tcPr/>
+          <w:p>
+            <w:pPr>
+              <w:pStyle w:val="Compact"/>
+            </w:pPr>
+            <w:r>
+              <w:t xml:space="preserve">ADMIN</w:t>
+            </w:r>
+          </w:p>
+        </w:tc>
+        <w:tc>
+          <w:tcPr/>
+          <w:p>
+            <w:pPr>
+              <w:pStyle w:val="Compact"/>
+            </w:pPr>
+            <w:r>
+              <w:t xml:space="preserve">Bookings with an operator that ended without being recorded (NOT_STARTED or NOT_FINISHED); by default, the last week.</w:t>
+            </w:r>
+          </w:p>
+        </w:tc>
+      </w:tr>
+      <w:tr>
+        <w:tc>
+          <w:tcPr/>
+          <w:p>
+            <w:pPr>
+              <w:pStyle w:val="Compact"/>
+            </w:pPr>
+            <w:r>
+              <w:t xml:space="preserve">POST</w:t>
+            </w:r>
+          </w:p>
+        </w:tc>
+        <w:tc>
+          <w:tcPr/>
+          <w:p>
+            <w:pPr>
+              <w:pStyle w:val="Compact"/>
+            </w:pPr>
+            <w:r>
+              <w:t xml:space="preserve">/api/v1/admin/assignments/{bookingId}/attended</w:t>
+            </w:r>
+          </w:p>
+        </w:tc>
+        <w:tc>
+          <w:tcPr/>
+          <w:p>
+            <w:pPr>
+              <w:pStyle w:val="Compact"/>
+            </w:pPr>
+            <w:r>
+              <w:t xml:space="preserve">ADMIN</w:t>
+            </w:r>
+          </w:p>
+        </w:tc>
+        <w:tc>
+          <w:tcPr/>
+          <w:p>
+            <w:pPr>
+              <w:pStyle w:val="Compact"/>
+            </w:pPr>
+            <w:r>
+              <w:t xml:space="preserve">Closes a booking to close as attended, without made-up hours (409 BOOKING_NOT_TO_CLOSE if it is not).</w:t>
+            </w:r>
+          </w:p>
+        </w:tc>
+      </w:tr>
+      <w:tr>
+        <w:tc>
+          <w:tcPr/>
+          <w:p>
+            <w:pPr>
+              <w:pStyle w:val="Compact"/>
+            </w:pPr>
+            <w:r>
               <w:t xml:space="preserve">PUT</w:t>
             </w:r>
           </w:p>
@@ -22751,7 +24293,7 @@
               <w:pStyle w:val="Compact"/>
             </w:pPr>
             <w:r>
-              <w:t xml:space="preserve">Active accounts with QR.</w:t>
+              <w:t xml:space="preserve">Active accounts with QR; the cash account only appears while it is active.</w:t>
             </w:r>
           </w:p>
         </w:tc>
@@ -22797,7 +24339,7 @@
               <w:pStyle w:val="Compact"/>
             </w:pPr>
             <w:r>
-              <w:t xml:space="preserve">Reports a payment with receipt; own payments.</w:t>
+              <w:t xml:space="preserve">Reports a payment with a receipt of at most 2 MB (400 RECEIPT_TOO_LARGE); own payments.</w:t>
             </w:r>
           </w:p>
         </w:tc>
@@ -23520,6 +25062,52 @@
             </w:pPr>
             <w:r>
               <w:t xml:space="preserve">Bookings for the automatic assignment of operations-service.</w:t>
+            </w:r>
+          </w:p>
+        </w:tc>
+      </w:tr>
+      <w:tr>
+        <w:tc>
+          <w:tcPr/>
+          <w:p>
+            <w:pPr>
+              <w:pStyle w:val="Compact"/>
+            </w:pPr>
+            <w:r>
+              <w:t xml:space="preserve">POST</w:t>
+            </w:r>
+          </w:p>
+        </w:tc>
+        <w:tc>
+          <w:tcPr/>
+          <w:p>
+            <w:pPr>
+              <w:pStyle w:val="Compact"/>
+            </w:pPr>
+            <w:r>
+              <w:t xml:space="preserve">/internal/v1/bookings/{id}/no-show</w:t>
+            </w:r>
+          </w:p>
+        </w:tc>
+        <w:tc>
+          <w:tcPr/>
+          <w:p>
+            <w:pPr>
+              <w:pStyle w:val="Compact"/>
+            </w:pPr>
+            <w:r>
+              <w:t xml:space="preserve">Internal key</w:t>
+            </w:r>
+          </w:p>
+        </w:tc>
+        <w:tc>
+          <w:tcPr/>
+          <w:p>
+            <w:pPr>
+              <w:pStyle w:val="Compact"/>
+            </w:pPr>
+            <w:r>
+              <w:t xml:space="preserve">Moves to NO_SHOW a confirmed booking that ended without an operator; only operations-service calls it (409 BOOKING_NOT_EXPIRED if it has not expired yet).</w:t>
             </w:r>
           </w:p>
         </w:tc>
@@ -24701,6 +26289,63 @@
               <w:pStyle w:val="Compact"/>
             </w:pPr>
             <w:r>
+              <w:t xml:space="preserve">Published (also when the system cancels an expired booking)</w:t>
+            </w:r>
+          </w:p>
+        </w:tc>
+      </w:tr>
+      <w:tr>
+        <w:tc>
+          <w:tcPr/>
+          <w:p>
+            <w:pPr>
+              <w:pStyle w:val="Compact"/>
+            </w:pPr>
+            <w:r>
+              <w:t xml:space="preserve">OperatorAssigned</w:t>
+            </w:r>
+          </w:p>
+        </w:tc>
+        <w:tc>
+          <w:tcPr/>
+          <w:p>
+            <w:pPr>
+              <w:pStyle w:val="Compact"/>
+            </w:pPr>
+            <w:r>
+              <w:t xml:space="preserve">execution.operator_assigned</w:t>
+            </w:r>
+          </w:p>
+        </w:tc>
+        <w:tc>
+          <w:tcPr/>
+          <w:p>
+            <w:pPr>
+              <w:pStyle w:val="Compact"/>
+            </w:pPr>
+            <w:r>
+              <w:t xml:space="preserve">operations-service</w:t>
+            </w:r>
+          </w:p>
+        </w:tc>
+        <w:tc>
+          <w:tcPr/>
+          <w:p>
+            <w:pPr>
+              <w:pStyle w:val="Compact"/>
+            </w:pPr>
+            <w:r>
+              <w:t xml:space="preserve">notification-service</w:t>
+            </w:r>
+          </w:p>
+        </w:tc>
+        <w:tc>
+          <w:tcPr/>
+          <w:p>
+            <w:pPr>
+              <w:pStyle w:val="Compact"/>
+            </w:pPr>
+            <w:r>
               <w:t xml:space="preserve">Published</w:t>
             </w:r>
           </w:p>
@@ -24714,18 +26359,18 @@
               <w:pStyle w:val="Compact"/>
             </w:pPr>
             <w:r>
-              <w:t xml:space="preserve">OperatorAssigned</w:t>
-            </w:r>
-          </w:p>
-        </w:tc>
-        <w:tc>
-          <w:tcPr/>
-          <w:p>
-            <w:pPr>
-              <w:pStyle w:val="Compact"/>
-            </w:pPr>
-            <w:r>
-              <w:t xml:space="preserve">execution.operator_assigned</w:t>
+              <w:t xml:space="preserve">ServiceStarted</w:t>
+            </w:r>
+          </w:p>
+        </w:tc>
+        <w:tc>
+          <w:tcPr/>
+          <w:p>
+            <w:pPr>
+              <w:pStyle w:val="Compact"/>
+            </w:pPr>
+            <w:r>
+              <w:t xml:space="preserve">execution.service_started</w:t>
             </w:r>
           </w:p>
         </w:tc>
@@ -24771,18 +26416,18 @@
               <w:pStyle w:val="Compact"/>
             </w:pPr>
             <w:r>
-              <w:t xml:space="preserve">ServiceStarted</w:t>
-            </w:r>
-          </w:p>
-        </w:tc>
-        <w:tc>
-          <w:tcPr/>
-          <w:p>
-            <w:pPr>
-              <w:pStyle w:val="Compact"/>
-            </w:pPr>
-            <w:r>
-              <w:t xml:space="preserve">execution.service_started</w:t>
+              <w:t xml:space="preserve">ServiceCompleted</w:t>
+            </w:r>
+          </w:p>
+        </w:tc>
+        <w:tc>
+          <w:tcPr/>
+          <w:p>
+            <w:pPr>
+              <w:pStyle w:val="Compact"/>
+            </w:pPr>
+            <w:r>
+              <w:t xml:space="preserve">execution.service_completed</w:t>
             </w:r>
           </w:p>
         </w:tc>
@@ -24828,18 +26473,18 @@
               <w:pStyle w:val="Compact"/>
             </w:pPr>
             <w:r>
-              <w:t xml:space="preserve">ServiceCompleted</w:t>
-            </w:r>
-          </w:p>
-        </w:tc>
-        <w:tc>
-          <w:tcPr/>
-          <w:p>
-            <w:pPr>
-              <w:pStyle w:val="Compact"/>
-            </w:pPr>
-            <w:r>
-              <w:t xml:space="preserve">execution.service_completed</w:t>
+              <w:t xml:space="preserve">InspectionShared</w:t>
+            </w:r>
+          </w:p>
+        </w:tc>
+        <w:tc>
+          <w:tcPr/>
+          <w:p>
+            <w:pPr>
+              <w:pStyle w:val="Compact"/>
+            </w:pPr>
+            <w:r>
+              <w:t xml:space="preserve">execution.inspection_shared</w:t>
             </w:r>
           </w:p>
         </w:tc>
@@ -24872,31 +26517,31 @@
               <w:pStyle w:val="Compact"/>
             </w:pPr>
             <w:r>
-              <w:t xml:space="preserve">Published</w:t>
-            </w:r>
-          </w:p>
-        </w:tc>
-      </w:tr>
-      <w:tr>
-        <w:tc>
-          <w:tcPr/>
-          <w:p>
-            <w:pPr>
-              <w:pStyle w:val="Compact"/>
-            </w:pPr>
-            <w:r>
-              <w:t xml:space="preserve">InspectionShared</w:t>
-            </w:r>
-          </w:p>
-        </w:tc>
-        <w:tc>
-          <w:tcPr/>
-          <w:p>
-            <w:pPr>
-              <w:pStyle w:val="Compact"/>
-            </w:pPr>
-            <w:r>
-              <w:t xml:space="preserve">execution.inspection_shared</w:t>
+              <w:t xml:space="preserve">Published (with the token of the public link)</w:t>
+            </w:r>
+          </w:p>
+        </w:tc>
+      </w:tr>
+      <w:tr>
+        <w:tc>
+          <w:tcPr/>
+          <w:p>
+            <w:pPr>
+              <w:pStyle w:val="Compact"/>
+            </w:pPr>
+            <w:r>
+              <w:t xml:space="preserve">ServiceNotStarted, ServiceNotFinished</w:t>
+            </w:r>
+          </w:p>
+        </w:tc>
+        <w:tc>
+          <w:tcPr/>
+          <w:p>
+            <w:pPr>
+              <w:pStyle w:val="Compact"/>
+            </w:pPr>
+            <w:r>
+              <w:t xml:space="preserve">execution.service_not_started, execution.service_not_finished</w:t>
             </w:r>
           </w:p>
         </w:tc>
@@ -24929,7 +26574,7 @@
               <w:pStyle w:val="Compact"/>
             </w:pPr>
             <w:r>
-              <w:t xml:space="preserve">Published (with the token of the public link)</w:t>
+              <w:t xml:space="preserve">Published once per booking (since October 21, 2026)</w:t>
             </w:r>
           </w:p>
         </w:tc>
@@ -25261,7 +26906,65 @@
         <w:t xml:space="preserve">/health</w:t>
       </w:r>
       <w:r>
-        <w:t xml:space="preserve">). All of them check the database: payment-service waits at most 3 seconds for SQL Server and, if it does not answer, replies DOWN with code 503. The recommended integration checks are described in the Installation Manual, section 16, and the end-to-end tests in</w:t>
+        <w:t xml:space="preserve">). All of them check the database: payment-service waits at most 3 seconds for SQL Server and, if it does not answer, replies DOWN with code 503. On the public server,</w:t>
+      </w:r>
+      <w:r>
+        <w:t xml:space="preserve"> </w:t>
+      </w:r>
+      <w:r>
+        <w:rPr>
+          <w:i/>
+          <w:iCs/>
+        </w:rPr>
+        <w:t xml:space="preserve">docker-compose.prod.yml</w:t>
+      </w:r>
+      <w:r>
+        <w:t xml:space="preserve"> </w:t>
+      </w:r>
+      <w:r>
+        <w:t xml:space="preserve">also checks the health of every container every 30 seconds (</w:t>
+      </w:r>
+      <w:r>
+        <w:rPr>
+          <w:i/>
+          <w:iCs/>
+        </w:rPr>
+        <w:t xml:space="preserve">docker compose ps</w:t>
+      </w:r>
+      <w:r>
+        <w:t xml:space="preserve"> </w:t>
+      </w:r>
+      <w:r>
+        <w:t xml:space="preserve">shows them</w:t>
+      </w:r>
+      <w:r>
+        <w:t xml:space="preserve"> </w:t>
+      </w:r>
+      <w:r>
+        <w:rPr>
+          <w:i/>
+          <w:iCs/>
+        </w:rPr>
+        <w:t xml:space="preserve">healthy</w:t>
+      </w:r>
+      <w:r>
+        <w:t xml:space="preserve"> </w:t>
+      </w:r>
+      <w:r>
+        <w:t xml:space="preserve">or</w:t>
+      </w:r>
+      <w:r>
+        <w:t xml:space="preserve"> </w:t>
+      </w:r>
+      <w:r>
+        <w:rPr>
+          <w:i/>
+          <w:iCs/>
+        </w:rPr>
+        <w:t xml:space="preserve">unhealthy</w:t>
+      </w:r>
+      <w:r>
+        <w:t xml:space="preserve">). The recommended integration checks are described in the Installation Manual, section 16, and the end-to-end tests in</w:t>
       </w:r>
       <w:r>
         <w:t xml:space="preserve"> </w:t>
@@ -25545,7 +27248,7 @@
               <w:pStyle w:val="Compact"/>
             </w:pPr>
             <w:r>
-              <w:t xml:space="preserve">security.user_session records each login; logout sets revoked_at.</w:t>
+              <w:t xml:space="preserve">security.user_session records each login; logout sets revoked_at, and deactivating or disabling the account closes all its sessions.</w:t>
             </w:r>
           </w:p>
         </w:tc>
@@ -25569,7 +27272,43 @@
               <w:pStyle w:val="Compact"/>
             </w:pPr>
             <w:r>
-              <w:t xml:space="preserve">A token remains valid until it expires (accepted risk of ADR-006).</w:t>
+              <w:t xml:space="preserve">Since October 21, 2026 the token of a closed session stops working: security-service rejects it by its</w:t>
+            </w:r>
+            <w:r>
+              <w:t xml:space="preserve"> </w:t>
+            </w:r>
+            <w:r>
+              <w:rPr>
+                <w:i/>
+                <w:iCs/>
+              </w:rPr>
+              <w:t xml:space="preserve">sid</w:t>
+            </w:r>
+            <w:r>
+              <w:t xml:space="preserve"> </w:t>
+            </w:r>
+            <w:r>
+              <w:t xml:space="preserve">claim (</w:t>
+            </w:r>
+            <w:r>
+              <w:rPr>
+                <w:i/>
+                <w:iCs/>
+              </w:rPr>
+              <w:t xml:space="preserve">ActiveSessionValidator</w:t>
+            </w:r>
+            <w:r>
+              <w:t xml:space="preserve">) and the gateway cuts it before the other services (</w:t>
+            </w:r>
+            <w:r>
+              <w:rPr>
+                <w:i/>
+                <w:iCs/>
+              </w:rPr>
+              <w:t xml:space="preserve">SessionCheckFilter</w:t>
+            </w:r>
+            <w:r>
+              <w:t xml:space="preserve">, answer kept 30 seconds per token; if security-service does not answer, the request goes on).</w:t>
             </w:r>
           </w:p>
         </w:tc>
@@ -25883,7 +27622,78 @@
         </w:numPr>
       </w:pPr>
       <w:r>
-        <w:t xml:space="preserve">HTTPS with TLS 1.2 or later is mandatory outside the local environment; only the gateway must be exposed.</w:t>
+        <w:t xml:space="preserve">HTTPS with TLS 1.2 or later is mandatory outside the local environment; only the gateway must be exposed. On the public server, since October 20, 2026 Caddy adds the HSTS,</w:t>
+      </w:r>
+      <w:r>
+        <w:t xml:space="preserve"> </w:t>
+      </w:r>
+      <w:r>
+        <w:rPr>
+          <w:i/>
+          <w:iCs/>
+        </w:rPr>
+        <w:t xml:space="preserve">X-Content-Type-Options: nosniff</w:t>
+      </w:r>
+      <w:r>
+        <w:t xml:space="preserve">,</w:t>
+      </w:r>
+      <w:r>
+        <w:t xml:space="preserve"> </w:t>
+      </w:r>
+      <w:r>
+        <w:rPr>
+          <w:i/>
+          <w:iCs/>
+        </w:rPr>
+        <w:t xml:space="preserve">X-Frame-Options</w:t>
+      </w:r>
+      <w:r>
+        <w:t xml:space="preserve">,</w:t>
+      </w:r>
+      <w:r>
+        <w:t xml:space="preserve"> </w:t>
+      </w:r>
+      <w:r>
+        <w:rPr>
+          <w:i/>
+          <w:iCs/>
+        </w:rPr>
+        <w:t xml:space="preserve">Referrer-Policy</w:t>
+      </w:r>
+      <w:r>
+        <w:t xml:space="preserve">, and</w:t>
+      </w:r>
+      <w:r>
+        <w:t xml:space="preserve"> </w:t>
+      </w:r>
+      <w:r>
+        <w:rPr>
+          <w:i/>
+          <w:iCs/>
+        </w:rPr>
+        <w:t xml:space="preserve">Permissions-Policy</w:t>
+      </w:r>
+      <w:r>
+        <w:t xml:space="preserve"> </w:t>
+      </w:r>
+      <w:r>
+        <w:t xml:space="preserve">headers, removes the</w:t>
+      </w:r>
+      <w:r>
+        <w:t xml:space="preserve"> </w:t>
+      </w:r>
+      <w:r>
+        <w:rPr>
+          <w:i/>
+          <w:iCs/>
+        </w:rPr>
+        <w:t xml:space="preserve">Server</w:t>
+      </w:r>
+      <w:r>
+        <w:t xml:space="preserve"> </w:t>
+      </w:r>
+      <w:r>
+        <w:t xml:space="preserve">header, and sends with the web a content security policy (CSP) that only allows the project's own code, Google Fonts, and jsDelivr.</w:t>
       </w:r>
     </w:p>
     <w:p>
@@ -26078,7 +27888,7 @@
               <w:pStyle w:val="Compact"/>
             </w:pPr>
             <w:r>
-              <w:t xml:space="preserve">Applied (TLS pending in deployment)</w:t>
+              <w:t xml:space="preserve">Applied (TLS with Let's Encrypt on the public server)</w:t>
             </w:r>
           </w:p>
         </w:tc>
@@ -26172,7 +27982,7 @@
               <w:pStyle w:val="Compact"/>
             </w:pPr>
             <w:r>
-              <w:t xml:space="preserve">No stack traces in responses; Swagger only in dev.</w:t>
+              <w:t xml:space="preserve">No stack traces in responses; Swagger only in dev; security headers and CSP on the public server.</w:t>
             </w:r>
           </w:p>
         </w:tc>
@@ -26242,7 +28052,7 @@
               <w:pStyle w:val="Compact"/>
             </w:pPr>
             <w:r>
-              <w:t xml:space="preserve">One-hour token; temporary lockout after failed attempts; no rate limit in the gateway.</w:t>
+              <w:t xml:space="preserve">One-hour token; the token of a closed session stops working; temporary lockout after failed attempts; no rate limit in the gateway.</w:t>
             </w:r>
           </w:p>
         </w:tc>
@@ -26525,7 +28335,7 @@
         </w:numPr>
       </w:pPr>
       <w:r>
-        <w:t xml:space="preserve">Impossibility of revoking a JWT before its expiration.</w:t>
+        <w:t xml:space="preserve">The token of a closed session still works for up to 30 seconds (the answer the gateway keeps) or, if security-service does not answer, until it expires.</w:t>
       </w:r>
     </w:p>
     <w:p>
@@ -27515,7 +29325,84 @@
         <w:t xml:space="preserve">docker-compose.yml</w:t>
       </w:r>
       <w:r>
-        <w:t xml:space="preserve">.</w:t>
+        <w:t xml:space="preserve">. Those of October 21, 2026 (</w:t>
+      </w:r>
+      <w:r>
+        <w:rPr>
+          <w:i/>
+          <w:iCs/>
+        </w:rPr>
+        <w:t xml:space="preserve">SESSION_CHECK_*</w:t>
+      </w:r>
+      <w:r>
+        <w:t xml:space="preserve"> </w:t>
+      </w:r>
+      <w:r>
+        <w:t xml:space="preserve">in the gateway,</w:t>
+      </w:r>
+      <w:r>
+        <w:t xml:space="preserve"> </w:t>
+      </w:r>
+      <w:r>
+        <w:rPr>
+          <w:i/>
+          <w:iCs/>
+        </w:rPr>
+        <w:t xml:space="preserve">BOOKING_EXPIRY_*</w:t>
+      </w:r>
+      <w:r>
+        <w:t xml:space="preserve"> </w:t>
+      </w:r>
+      <w:r>
+        <w:t xml:space="preserve">in booking-service, with</w:t>
+      </w:r>
+      <w:r>
+        <w:t xml:space="preserve"> </w:t>
+      </w:r>
+      <w:r>
+        <w:rPr>
+          <w:i/>
+          <w:iCs/>
+        </w:rPr>
+        <w:t xml:space="preserve">BOOKING_EXPIRY_GRACE_MINUTES</w:t>
+      </w:r>
+      <w:r>
+        <w:t xml:space="preserve"> </w:t>
+      </w:r>
+      <w:r>
+        <w:t xml:space="preserve">shared with operations-service, and</w:t>
+      </w:r>
+      <w:r>
+        <w:t xml:space="preserve"> </w:t>
+      </w:r>
+      <w:r>
+        <w:rPr>
+          <w:i/>
+          <w:iCs/>
+        </w:rPr>
+        <w:t xml:space="preserve">FOLLOW_UP_ENABLED</w:t>
+      </w:r>
+      <w:r>
+        <w:t xml:space="preserve"> </w:t>
+      </w:r>
+      <w:r>
+        <w:t xml:space="preserve">and</w:t>
+      </w:r>
+      <w:r>
+        <w:t xml:space="preserve"> </w:t>
+      </w:r>
+      <w:r>
+        <w:rPr>
+          <w:i/>
+          <w:iCs/>
+        </w:rPr>
+        <w:t xml:space="preserve">FOLLOW_UP_INTERVAL</w:t>
+      </w:r>
+      <w:r>
+        <w:t xml:space="preserve"> </w:t>
+      </w:r>
+      <w:r>
+        <w:t xml:space="preserve">in operations-service) are not in those files yet, so in Docker they keep their defaults (action ACO-14).</w:t>
       </w:r>
     </w:p>
     <w:bookmarkEnd w:id="101"/>
@@ -27729,7 +29616,7 @@
         </w:numPr>
       </w:pPr>
       <w:r>
-        <w:t xml:space="preserve">The next changeset of the global numbering is 040.</w:t>
+        <w:t xml:space="preserve">The next changeset of the global numbering is 042.</w:t>
       </w:r>
     </w:p>
     <w:p>
@@ -27759,7 +29646,123 @@
         <w:pStyle w:val="FirstParagraph"/>
       </w:pPr>
       <w:r>
-        <w:t xml:space="preserve">The testing strategy proposes a pyramid of unit, integration, contract, and end-to-end tests, with at least 80% line coverage and 90% in the domain. On October 19, 2026, all the tests were run with these results: 655 unit and integration tests passed (web 43, gateway 34, security-service 151, customer-service 69, booking-service 43, operations-service 55, notification-service 112, and payment-service 148, including the 7 persistence tests against an isolated database), 19 of 19 end-to-end tests, and 42 of 42 functional cases passed against the complete system (</w:t>
+        <w:t xml:space="preserve">The testing strategy proposes a pyramid of unit, integration, contract, and end-to-end tests, with at least 80% line coverage and 90% in the domain. On the night of October 21, 2026, all the automated tests were run with these results: 707 unit and integration tests passed, none skipped (web 62 in 41 files, gateway 40, security-service 155, customer-service 69, booking-service 50, operations-service 67, notification-service 114, and payment-service 150: 115 domain, 28 application, and 7 persistence tests against the isolated</w:t>
+      </w:r>
+      <w:r>
+        <w:t xml:space="preserve"> </w:t>
+      </w:r>
+      <w:r>
+        <w:rPr>
+          <w:i/>
+          <w:iCs/>
+        </w:rPr>
+        <w:t xml:space="preserve">LavaRapidoPaymentIT</w:t>
+      </w:r>
+      <w:r>
+        <w:t xml:space="preserve"> </w:t>
+      </w:r>
+      <w:r>
+        <w:t xml:space="preserve">database), 18 more than in the earlier run of the same day because of the new classes</w:t>
+      </w:r>
+      <w:r>
+        <w:t xml:space="preserve"> </w:t>
+      </w:r>
+      <w:r>
+        <w:rPr>
+          <w:i/>
+          <w:iCs/>
+        </w:rPr>
+        <w:t xml:space="preserve">FollowUpPolicyTest</w:t>
+      </w:r>
+      <w:r>
+        <w:t xml:space="preserve"> </w:t>
+      </w:r>
+      <w:r>
+        <w:t xml:space="preserve">and</w:t>
+      </w:r>
+      <w:r>
+        <w:t xml:space="preserve"> </w:t>
+      </w:r>
+      <w:r>
+        <w:rPr>
+          <w:i/>
+          <w:iCs/>
+        </w:rPr>
+        <w:t xml:space="preserve">FollowUpServiceTest</w:t>
+      </w:r>
+      <w:r>
+        <w:t xml:space="preserve"> </w:t>
+      </w:r>
+      <w:r>
+        <w:t xml:space="preserve">(operations) and</w:t>
+      </w:r>
+      <w:r>
+        <w:t xml:space="preserve"> </w:t>
+      </w:r>
+      <w:r>
+        <w:rPr>
+          <w:i/>
+          <w:iCs/>
+        </w:rPr>
+        <w:t xml:space="preserve">DomainEventEnvelopeTest</w:t>
+      </w:r>
+      <w:r>
+        <w:t xml:space="preserve"> </w:t>
+      </w:r>
+      <w:r>
+        <w:t xml:space="preserve">(notification), the internal no-show route in</w:t>
+      </w:r>
+      <w:r>
+        <w:t xml:space="preserve"> </w:t>
+      </w:r>
+      <w:r>
+        <w:rPr>
+          <w:i/>
+          <w:iCs/>
+        </w:rPr>
+        <w:t xml:space="preserve">BookingServiceTest</w:t>
+      </w:r>
+      <w:r>
+        <w:t xml:space="preserve"> </w:t>
+      </w:r>
+      <w:r>
+        <w:t xml:space="preserve">and</w:t>
+      </w:r>
+      <w:r>
+        <w:t xml:space="preserve"> </w:t>
+      </w:r>
+      <w:r>
+        <w:rPr>
+          <w:i/>
+          <w:iCs/>
+        </w:rPr>
+        <w:t xml:space="preserve">BookingApiWebTest</w:t>
+      </w:r>
+      <w:r>
+        <w:t xml:space="preserve">, and "To close" in</w:t>
+      </w:r>
+      <w:r>
+        <w:t xml:space="preserve"> </w:t>
+      </w:r>
+      <w:r>
+        <w:rPr>
+          <w:i/>
+          <w:iCs/>
+        </w:rPr>
+        <w:t xml:space="preserve">reservations-store.spec.ts</w:t>
+      </w:r>
+      <w:r>
+        <w:t xml:space="preserve">; also, 19 of 19 end-to-end tests, with the gateway session check on. The mobile app has no automated tests: its continuous integration checks the types (</w:t>
+      </w:r>
+      <w:r>
+        <w:rPr>
+          <w:i/>
+          <w:iCs/>
+        </w:rPr>
+        <w:t xml:space="preserve">npx tsc --noEmit</w:t>
+      </w:r>
+      <w:r>
+        <w:t xml:space="preserve">); the 42 functional cases were last run on October 19, 2026 and all passed against the complete system (</w:t>
       </w:r>
       <w:r>
         <w:rPr>
@@ -27897,18 +29900,215 @@
               <w:pStyle w:val="Compact"/>
             </w:pPr>
             <w:r>
-              <w:t xml:space="preserve">Expired token or different JWT_SECRET, issuer, or audience.</w:t>
-            </w:r>
-          </w:p>
-        </w:tc>
-        <w:tc>
-          <w:tcPr/>
-          <w:p>
-            <w:pPr>
-              <w:pStyle w:val="Compact"/>
-            </w:pPr>
-            <w:r>
-              <w:t xml:space="preserve">Log in again; verify the .env file.</w:t>
+              <w:t xml:space="preserve">Expired token, different JWT_SECRET, issuer, or audience, or closed session (logout on another device or disabled account).</w:t>
+            </w:r>
+          </w:p>
+        </w:tc>
+        <w:tc>
+          <w:tcPr/>
+          <w:p>
+            <w:pPr>
+              <w:pStyle w:val="Compact"/>
+            </w:pPr>
+            <w:r>
+              <w:t xml:space="preserve">Log in again; verify the .env file;</w:t>
+            </w:r>
+            <w:r>
+              <w:t xml:space="preserve"> </w:t>
+            </w:r>
+            <w:r>
+              <w:rPr>
+                <w:i/>
+                <w:iCs/>
+              </w:rPr>
+              <w:t xml:space="preserve">GET /api/v1/auth/session</w:t>
+            </w:r>
+            <w:r>
+              <w:t xml:space="preserve"> </w:t>
+            </w:r>
+            <w:r>
+              <w:t xml:space="preserve">with the token tells whether the session is still open.</w:t>
+            </w:r>
+          </w:p>
+        </w:tc>
+      </w:tr>
+      <w:tr>
+        <w:tc>
+          <w:tcPr/>
+          <w:p>
+            <w:pPr>
+              <w:pStyle w:val="Compact"/>
+            </w:pPr>
+            <w:r>
+              <w:t xml:space="preserve">400 RECEIPT_TOO_LARGE when reporting a payment</w:t>
+            </w:r>
+          </w:p>
+        </w:tc>
+        <w:tc>
+          <w:tcPr/>
+          <w:p>
+            <w:pPr>
+              <w:pStyle w:val="Compact"/>
+            </w:pPr>
+            <w:r>
+              <w:t xml:space="preserve">The receipt weighs more than 2 MB (a client without the compression of the web or of the updated app).</w:t>
+            </w:r>
+          </w:p>
+        </w:tc>
+        <w:tc>
+          <w:tcPr/>
+          <w:p>
+            <w:pPr>
+              <w:pStyle w:val="Compact"/>
+            </w:pPr>
+            <w:r>
+              <w:t xml:space="preserve">Upload it from the web or from the updated app, which compress the image.</w:t>
+            </w:r>
+          </w:p>
+        </w:tc>
+      </w:tr>
+      <w:tr>
+        <w:tc>
+          <w:tcPr/>
+          <w:p>
+            <w:pPr>
+              <w:pStyle w:val="Compact"/>
+            </w:pPr>
+            <w:r>
+              <w:t xml:space="preserve">A booking moved by itself to No-show or Cancelled</w:t>
+            </w:r>
+          </w:p>
+        </w:tc>
+        <w:tc>
+          <w:tcPr/>
+          <w:p>
+            <w:pPr>
+              <w:pStyle w:val="Compact"/>
+            </w:pPr>
+            <w:r>
+              <w:t xml:space="preserve">One hour passed after its end and it was scheduled without confirmation (</w:t>
+            </w:r>
+            <w:r>
+              <w:rPr>
+                <w:i/>
+                <w:iCs/>
+              </w:rPr>
+              <w:t xml:space="preserve">ExpiredBookingsJob</w:t>
+            </w:r>
+            <w:r>
+              <w:t xml:space="preserve">) or confirmed without an operator (</w:t>
+            </w:r>
+            <w:r>
+              <w:rPr>
+                <w:i/>
+                <w:iCs/>
+              </w:rPr>
+              <w:t xml:space="preserve">FollowUpJob</w:t>
+            </w:r>
+            <w:r>
+              <w:t xml:space="preserve">).</w:t>
+            </w:r>
+          </w:p>
+        </w:tc>
+        <w:tc>
+          <w:tcPr/>
+          <w:p>
+            <w:pPr>
+              <w:pStyle w:val="Compact"/>
+            </w:pPr>
+            <w:r>
+              <w:t xml:space="preserve">Status and reason of the booking (EXPIRED on the cancelled ones); booking-service log (</w:t>
+            </w:r>
+            <w:r>
+              <w:rPr>
+                <w:i/>
+                <w:iCs/>
+              </w:rPr>
+              <w:t xml:space="preserve">Closed N expired bookings</w:t>
+            </w:r>
+            <w:r>
+              <w:t xml:space="preserve">) and operations-service log (</w:t>
+            </w:r>
+            <w:r>
+              <w:rPr>
+                <w:i/>
+                <w:iCs/>
+              </w:rPr>
+              <w:t xml:space="preserve">Follow-up: N booking(s) closed as not attended</w:t>
+            </w:r>
+            <w:r>
+              <w:t xml:space="preserve">).</w:t>
+            </w:r>
+          </w:p>
+        </w:tc>
+      </w:tr>
+      <w:tr>
+        <w:tc>
+          <w:tcPr/>
+          <w:p>
+            <w:pPr>
+              <w:pStyle w:val="Compact"/>
+            </w:pPr>
+            <w:r>
+              <w:t xml:space="preserve">A booking appears in "To close"</w:t>
+            </w:r>
+          </w:p>
+        </w:tc>
+        <w:tc>
+          <w:tcPr/>
+          <w:p>
+            <w:pPr>
+              <w:pStyle w:val="Compact"/>
+            </w:pPr>
+            <w:r>
+              <w:t xml:space="preserve">It had an operator and nobody started it, or it was started and nobody finished it.</w:t>
+            </w:r>
+          </w:p>
+        </w:tc>
+        <w:tc>
+          <w:tcPr/>
+          <w:p>
+            <w:pPr>
+              <w:pStyle w:val="Compact"/>
+            </w:pPr>
+            <w:r>
+              <w:rPr>
+                <w:i/>
+                <w:iCs/>
+              </w:rPr>
+              <w:t xml:space="preserve">GET /api/v1/admin/assignments/to-close</w:t>
+            </w:r>
+            <w:r>
+              <w:t xml:space="preserve">; status of its</w:t>
+            </w:r>
+            <w:r>
+              <w:t xml:space="preserve"> </w:t>
+            </w:r>
+            <w:r>
+              <w:rPr>
+                <w:i/>
+                <w:iCs/>
+              </w:rPr>
+              <w:t xml:space="preserve">service_execution</w:t>
+            </w:r>
+            <w:r>
+              <w:t xml:space="preserve"> </w:t>
+            </w:r>
+            <w:r>
+              <w:t xml:space="preserve">rows and</w:t>
+            </w:r>
+            <w:r>
+              <w:t xml:space="preserve"> </w:t>
+            </w:r>
+            <w:r>
+              <w:rPr>
+                <w:i/>
+                <w:iCs/>
+              </w:rPr>
+              <w:t xml:space="preserve">follow_up_notice_at</w:t>
+            </w:r>
+            <w:r>
+              <w:t xml:space="preserve">.</w:t>
             </w:r>
           </w:p>
         </w:tc>
@@ -28502,7 +30702,7 @@
         <w:t xml:space="preserve"> </w:t>
       </w:r>
       <w:r>
-        <w:t xml:space="preserve">of the documentation (Vehicle Washing Development Team, 2026a), reviewed against the code on October 16, 2026. Between October 8 and 16, 2026, TD-001, TD-002, TD-003, TD-009, TD-013, TD-014, TD-015, TD-016, TD-017, TD-018, TD-020, and TD-021 were resolved; their closure is recorded in the corrective, preventive, and improvement actions document. TD-006 was also closed on October 19, 2026, with continuous integration in GitHub Actions.</w:t>
+        <w:t xml:space="preserve">of the documentation (Vehicle Washing Development Team, 2026a), reviewed against the code on October 16, 2026. Between October 8 and 16, 2026, TD-001, TD-002, TD-003, TD-009, TD-013, TD-014, TD-015, TD-016, TD-017, TD-018, TD-020, and TD-021 were resolved; their closure is recorded in the corrective, preventive, and improvement actions document. TD-006 was also closed on October 19, 2026, with continuous integration in GitHub Actions. On October 21, 2026, TD-024 (tokens of closed sessions), TD-025 (bookings nobody closed and the count of bookings without an operator), and TD-026 (an operator assigned twice) were closed; on the night of the same day the rule of TD-025 was adjusted so that a booking with an operator does not end as No-show unless the administrator decides it; and TD-027 (tests of the administrator screens) was resolved for bookings, management, and reports.</w:t>
       </w:r>
     </w:p>
     <w:bookmarkEnd w:id="106"/>
@@ -28662,7 +30862,7 @@
               <w:pStyle w:val="Compact"/>
             </w:pPr>
             <w:r>
-              <w:t xml:space="preserve">Single external entry point that routes the requests; it does not validate tokens in this system.</w:t>
+              <w:t xml:space="preserve">Single external entry point that routes the requests; in this system it does not check the token signature, but since October 21, 2026 it cuts the tokens of closed sessions.</w:t>
             </w:r>
           </w:p>
         </w:tc>
@@ -29794,7 +31994,7 @@
               <w:pStyle w:val="Compact"/>
             </w:pPr>
             <w:r>
-              <w:t xml:space="preserve">Gateway documentation and ADR-006: it does not validate tokens; each service does.</w:t>
+              <w:t xml:space="preserve">Gateway documentation and ADR-006: it does not check the token signature; each service does. Since 2026-10-21 it does cut the tokens of closed sessions, asking security-service.</w:t>
             </w:r>
           </w:p>
         </w:tc>
@@ -29877,6 +32077,86 @@
               <w:pStyle w:val="Compact"/>
             </w:pPr>
             <w:r>
+              <w:t xml:space="preserve">Close of bookings nobody recorded</w:t>
+            </w:r>
+          </w:p>
+        </w:tc>
+        <w:tc>
+          <w:tcPr/>
+          <w:p>
+            <w:pPr>
+              <w:pStyle w:val="Compact"/>
+            </w:pPr>
+            <w:r>
+              <w:t xml:space="preserve">Version 4.5 said that every CONFIRMED booking nobody started became NO_SHOW on its own one hour after its end.</w:t>
+            </w:r>
+          </w:p>
+        </w:tc>
+        <w:tc>
+          <w:tcPr/>
+          <w:p>
+            <w:pPr>
+              <w:pStyle w:val="Compact"/>
+            </w:pPr>
+            <w:r>
+              <w:t xml:space="preserve">Code of the night of 2026-10-21: only a CONFIRMED booking without an operator changes on its own; one with an operator stays "to close" for the administrator (</w:t>
+            </w:r>
+            <w:r>
+              <w:rPr>
+                <w:i/>
+                <w:iCs/>
+              </w:rPr>
+              <w:t xml:space="preserve">FollowUpPolicy</w:t>
+            </w:r>
+            <w:r>
+              <w:t xml:space="preserve">). Resolved.</w:t>
+            </w:r>
+          </w:p>
+        </w:tc>
+      </w:tr>
+      <w:tr>
+        <w:tc>
+          <w:tcPr/>
+          <w:p>
+            <w:pPr>
+              <w:pStyle w:val="Compact"/>
+            </w:pPr>
+            <w:r>
+              <w:t xml:space="preserve">Token revocation</w:t>
+            </w:r>
+          </w:p>
+        </w:tc>
+        <w:tc>
+          <w:tcPr/>
+          <w:p>
+            <w:pPr>
+              <w:pStyle w:val="Compact"/>
+            </w:pPr>
+            <w:r>
+              <w:t xml:space="preserve">Up to version 4.4 a token kept working until its expiration after logout.</w:t>
+            </w:r>
+          </w:p>
+        </w:tc>
+        <w:tc>
+          <w:tcPr/>
+          <w:p>
+            <w:pPr>
+              <w:pStyle w:val="Compact"/>
+            </w:pPr>
+            <w:r>
+              <w:t xml:space="preserve">Code of 2026-10-21: the token of a closed session stops working in security-service and in the gateway (TD-024). Resolved.</w:t>
+            </w:r>
+          </w:p>
+        </w:tc>
+      </w:tr>
+      <w:tr>
+        <w:tc>
+          <w:tcPr/>
+          <w:p>
+            <w:pPr>
+              <w:pStyle w:val="Compact"/>
+            </w:pPr>
+            <w:r>
               <w:t xml:space="preserve">Audit trail</w:t>
             </w:r>
           </w:p>
@@ -30215,6 +32495,51 @@
             </w:pPr>
             <w:r>
               <w:t xml:space="preserve">Code: complete module under /admin.</w:t>
+            </w:r>
+          </w:p>
+        </w:tc>
+      </w:tr>
+      <w:tr>
+        <w:tc>
+          <w:tcPr/>
+          <w:p>
+            <w:pPr>
+              <w:pStyle w:val="Compact"/>
+            </w:pPr>
+            <w:r>
+              <w:t xml:space="preserve">README of lavarapido-api-gateway</w:t>
+            </w:r>
+          </w:p>
+        </w:tc>
+        <w:tc>
+          <w:tcPr/>
+          <w:p>
+            <w:pPr>
+              <w:pStyle w:val="Compact"/>
+            </w:pPr>
+            <w:r>
+              <w:t xml:space="preserve">It said that the gateway did not answer CORS and did not list the routes of operations-service and payment-service.</w:t>
+            </w:r>
+          </w:p>
+        </w:tc>
+        <w:tc>
+          <w:tcPr/>
+          <w:p>
+            <w:pPr>
+              <w:pStyle w:val="Compact"/>
+            </w:pPr>
+            <w:r>
+              <w:t xml:space="preserve">Fixed on 2026-10-21: it answers CORS (</w:t>
+            </w:r>
+            <w:r>
+              <w:rPr>
+                <w:i/>
+                <w:iCs/>
+              </w:rPr>
+              <w:t xml:space="preserve">CorsConfig</w:t>
+            </w:r>
+            <w:r>
+              <w:t xml:space="preserve">), cuts the tokens of closed sessions, and lists every route. Resolved.</w:t>
             </w:r>
           </w:p>
         </w:tc>

--- a/09_MANUALES/EN/WORD/09_Technical_Manual.docx
+++ b/09_MANUALES/EN/WORD/09_Technical_Manual.docx
@@ -2,7 +2,7 @@
 <file path=word/document.xml><?xml version="1.0" encoding="utf-8"?>
 <w:document xmlns:w="http://schemas.openxmlformats.org/wordprocessingml/2006/main" xmlns:m="http://schemas.openxmlformats.org/officeDocument/2006/math" xmlns:r="http://schemas.openxmlformats.org/officeDocument/2006/relationships" xmlns:o="urn:schemas-microsoft-com:office:office" xmlns:v="urn:schemas-microsoft-com:vml" xmlns:w10="urn:schemas-microsoft-com:office:word" xmlns:a="http://schemas.openxmlformats.org/drawingml/2006/main" xmlns:pic="http://schemas.openxmlformats.org/drawingml/2006/picture" xmlns:wp="http://schemas.openxmlformats.org/drawingml/2006/wordprocessingDrawing">
   <w:body>
-    <w:bookmarkStart w:id="127" w:name="technical-manual"/>
+    <w:bookmarkStart w:id="117" w:name="technical-manual"/>
     <w:p>
       <w:pPr>
         <w:pStyle w:val="Heading1"/>
@@ -64,7 +64,7 @@
         <w:pStyle w:val="BodyText"/>
       </w:pPr>
       <w:r>
-        <w:t xml:space="preserve">October 21, 2026</w:t>
+        <w:t xml:space="preserve">October 26, 2026</w:t>
       </w:r>
     </w:p>
     <w:p>
@@ -72,10 +72,10 @@
         <w:pStyle w:val="BodyText"/>
       </w:pPr>
       <w:r>
-        <w:t xml:space="preserve">Manual Type: Technical Manual (Developers and Software Architects) · Version 4.6</w:t>
-      </w:r>
-    </w:p>
-    <w:bookmarkStart w:id="20" w:name="version-control"/>
+        <w:t xml:space="preserve">Manual Type: Technical Manual (Developers and Software Architects) · Version 4.10</w:t>
+      </w:r>
+    </w:p>
+    <w:bookmarkStart w:id="9" w:name="version-control"/>
     <w:p>
       <w:pPr>
         <w:pStyle w:val="Heading2"/>
@@ -822,6 +822,608 @@
           </w:p>
         </w:tc>
       </w:tr>
+      <w:tr>
+        <w:tc>
+          <w:tcPr/>
+          <w:p>
+            <w:pPr>
+              <w:pStyle w:val="Compact"/>
+            </w:pPr>
+            <w:r>
+              <w:t xml:space="preserve">4.7</w:t>
+            </w:r>
+          </w:p>
+        </w:tc>
+        <w:tc>
+          <w:tcPr/>
+          <w:p>
+            <w:pPr>
+              <w:pStyle w:val="Compact"/>
+            </w:pPr>
+            <w:r>
+              <w:t xml:space="preserve">2026-10-23</w:t>
+            </w:r>
+          </w:p>
+        </w:tc>
+        <w:tc>
+          <w:tcPr/>
+          <w:p>
+            <w:pPr>
+              <w:pStyle w:val="Compact"/>
+            </w:pPr>
+            <w:r>
+              <w:t xml:space="preserve">Review against</w:t>
+            </w:r>
+            <w:r>
+              <w:t xml:space="preserve"> </w:t>
+            </w:r>
+            <w:r>
+              <w:rPr>
+                <w:i/>
+                <w:iCs/>
+              </w:rPr>
+              <w:t xml:space="preserve">develop</w:t>
+            </w:r>
+            <w:r>
+              <w:t xml:space="preserve"> </w:t>
+            </w:r>
+            <w:r>
+              <w:t xml:space="preserve">of October 23, 2026 and version</w:t>
+            </w:r>
+            <w:r>
+              <w:t xml:space="preserve"> </w:t>
+            </w:r>
+            <w:r>
+              <w:rPr>
+                <w:i/>
+                <w:iCs/>
+              </w:rPr>
+              <w:t xml:space="preserve">v1.0.0</w:t>
+            </w:r>
+            <w:r>
+              <w:t xml:space="preserve">: MVVM pattern of the web (10.4); layers, ViewModels, and updates of the mobile app (mandatory APK and EAS Update) (10.5); the operator starts from 15 minutes before and with no later limit (operations-service rules table);</w:t>
+            </w:r>
+            <w:r>
+              <w:t xml:space="preserve"> </w:t>
+            </w:r>
+            <w:r>
+              <w:rPr>
+                <w:b/>
+                <w:bCs/>
+              </w:rPr>
+              <w:t xml:space="preserve">To close</w:t>
+            </w:r>
+            <w:r>
+              <w:t xml:space="preserve"> </w:t>
+            </w:r>
+            <w:r>
+              <w:t xml:space="preserve">looks back 28 days; the server calculates the payment amount; the variables of October 21 already go through the Compose file (ACO-14 closed); the end-to-end tests run only locally; version control with</w:t>
+            </w:r>
+            <w:r>
+              <w:t xml:space="preserve"> </w:t>
+            </w:r>
+            <w:r>
+              <w:rPr>
+                <w:i/>
+                <w:iCs/>
+              </w:rPr>
+              <w:t xml:space="preserve">v1.0.0</w:t>
+            </w:r>
+            <w:r>
+              <w:t xml:space="preserve"> </w:t>
+            </w:r>
+            <w:r>
+              <w:t xml:space="preserve">and continuous deployment prepared and not tested (15.1 and 15.4); tests of October 23 (825, and 13 in the mobile app) (16.5). Includes the content of Merari Urbano's</w:t>
+            </w:r>
+            <w:r>
+              <w:t xml:space="preserve"> </w:t>
+            </w:r>
+            <w:r>
+              <w:rPr>
+                <w:i/>
+                <w:iCs/>
+              </w:rPr>
+              <w:t xml:space="preserve">fix/A-03</w:t>
+            </w:r>
+            <w:r>
+              <w:t xml:space="preserve">,</w:t>
+            </w:r>
+            <w:r>
+              <w:t xml:space="preserve"> </w:t>
+            </w:r>
+            <w:r>
+              <w:rPr>
+                <w:i/>
+                <w:iCs/>
+              </w:rPr>
+              <w:t xml:space="preserve">fix/A-05</w:t>
+            </w:r>
+            <w:r>
+              <w:t xml:space="preserve">,</w:t>
+            </w:r>
+            <w:r>
+              <w:t xml:space="preserve"> </w:t>
+            </w:r>
+            <w:r>
+              <w:rPr>
+                <w:i/>
+                <w:iCs/>
+              </w:rPr>
+              <w:t xml:space="preserve">fix/A-08</w:t>
+            </w:r>
+            <w:r>
+              <w:t xml:space="preserve">,</w:t>
+            </w:r>
+            <w:r>
+              <w:t xml:space="preserve"> </w:t>
+            </w:r>
+            <w:r>
+              <w:rPr>
+                <w:i/>
+                <w:iCs/>
+              </w:rPr>
+              <w:t xml:space="preserve">fix/A-15</w:t>
+            </w:r>
+            <w:r>
+              <w:t xml:space="preserve">, and</w:t>
+            </w:r>
+            <w:r>
+              <w:t xml:space="preserve"> </w:t>
+            </w:r>
+            <w:r>
+              <w:rPr>
+                <w:i/>
+                <w:iCs/>
+              </w:rPr>
+              <w:t xml:space="preserve">fix/C-01</w:t>
+            </w:r>
+            <w:r>
+              <w:t xml:space="preserve"> </w:t>
+            </w:r>
+            <w:r>
+              <w:t xml:space="preserve">branches, checked against the code.</w:t>
+            </w:r>
+          </w:p>
+        </w:tc>
+        <w:tc>
+          <w:tcPr/>
+          <w:p>
+            <w:pPr>
+              <w:pStyle w:val="Compact"/>
+            </w:pPr>
+            <w:r>
+              <w:t xml:space="preserve">Development team</w:t>
+            </w:r>
+          </w:p>
+        </w:tc>
+      </w:tr>
+      <w:tr>
+        <w:tc>
+          <w:tcPr/>
+          <w:p>
+            <w:pPr>
+              <w:pStyle w:val="Compact"/>
+            </w:pPr>
+            <w:r>
+              <w:t xml:space="preserve">4.8</w:t>
+            </w:r>
+          </w:p>
+        </w:tc>
+        <w:tc>
+          <w:tcPr/>
+          <w:p>
+            <w:pPr>
+              <w:pStyle w:val="Compact"/>
+            </w:pPr>
+            <w:r>
+              <w:t xml:space="preserve">2026-10-24</w:t>
+            </w:r>
+          </w:p>
+        </w:tc>
+        <w:tc>
+          <w:tcPr/>
+          <w:p>
+            <w:pPr>
+              <w:pStyle w:val="Compact"/>
+            </w:pPr>
+            <w:r>
+              <w:t xml:space="preserve">Review against</w:t>
+            </w:r>
+            <w:r>
+              <w:t xml:space="preserve"> </w:t>
+            </w:r>
+            <w:r>
+              <w:rPr>
+                <w:i/>
+                <w:iCs/>
+              </w:rPr>
+              <w:t xml:space="preserve">develop</w:t>
+            </w:r>
+            <w:r>
+              <w:t xml:space="preserve"> </w:t>
+            </w:r>
+            <w:r>
+              <w:t xml:space="preserve">of October 24, 2026 (128 branches merged), which runs on the public server since that day: the gateway checks the session with any scheme, limits</w:t>
+            </w:r>
+            <w:r>
+              <w:t xml:space="preserve"> </w:t>
+            </w:r>
+            <w:r>
+              <w:rPr>
+                <w:i/>
+                <w:iCs/>
+              </w:rPr>
+              <w:t xml:space="preserve">/api/v1/auth/*</w:t>
+            </w:r>
+            <w:r>
+              <w:t xml:space="preserve">, and sets per-route timeouts (components and 14.1); window to start up to 4 hours after the end (operations-service rules);</w:t>
+            </w:r>
+            <w:r>
+              <w:t xml:space="preserve"> </w:t>
+            </w:r>
+            <w:r>
+              <w:rPr>
+                <w:i/>
+                <w:iCs/>
+              </w:rPr>
+              <w:t xml:space="preserve">booking.status_changed</w:t>
+            </w:r>
+            <w:r>
+              <w:t xml:space="preserve"> </w:t>
+            </w:r>
+            <w:r>
+              <w:t xml:space="preserve">and</w:t>
+            </w:r>
+            <w:r>
+              <w:t xml:space="preserve"> </w:t>
+            </w:r>
+            <w:r>
+              <w:rPr>
+                <w:i/>
+                <w:iCs/>
+              </w:rPr>
+              <w:t xml:space="preserve">execution.operator_unassigned</w:t>
+            </w:r>
+            <w:r>
+              <w:t xml:space="preserve"> </w:t>
+            </w:r>
+            <w:r>
+              <w:t xml:space="preserve">events, operations dead-letter queue, and notification pending deliveries, without</w:t>
+            </w:r>
+            <w:r>
+              <w:t xml:space="preserve"> </w:t>
+            </w:r>
+            <w:r>
+              <w:rPr>
+                <w:i/>
+                <w:iCs/>
+              </w:rPr>
+              <w:t xml:space="preserve">booking.created</w:t>
+            </w:r>
+            <w:r>
+              <w:t xml:space="preserve"> </w:t>
+            </w:r>
+            <w:r>
+              <w:t xml:space="preserve">(Table 22); OWASP A07 applied; CI and continuous deployment merged into</w:t>
+            </w:r>
+            <w:r>
+              <w:t xml:space="preserve"> </w:t>
+            </w:r>
+            <w:r>
+              <w:rPr>
+                <w:i/>
+                <w:iCs/>
+              </w:rPr>
+              <w:t xml:space="preserve">develop</w:t>
+            </w:r>
+            <w:r>
+              <w:t xml:space="preserve">, the October 24 deployment with</w:t>
+            </w:r>
+            <w:r>
+              <w:t xml:space="preserve"> </w:t>
+            </w:r>
+            <w:r>
+              <w:rPr>
+                <w:i/>
+                <w:iCs/>
+              </w:rPr>
+              <w:t xml:space="preserve">:prev</w:t>
+            </w:r>
+            <w:r>
+              <w:t xml:space="preserve">,</w:t>
+            </w:r>
+            <w:r>
+              <w:t xml:space="preserve"> </w:t>
+            </w:r>
+            <w:r>
+              <w:rPr>
+                <w:i/>
+                <w:iCs/>
+              </w:rPr>
+              <w:t xml:space="preserve">rollback.sh</w:t>
+            </w:r>
+            <w:r>
+              <w:t xml:space="preserve">, and the protection against downgrading (15.4); tests of October 24, 1,192 (16.5).</w:t>
+            </w:r>
+          </w:p>
+        </w:tc>
+        <w:tc>
+          <w:tcPr/>
+          <w:p>
+            <w:pPr>
+              <w:pStyle w:val="Compact"/>
+            </w:pPr>
+            <w:r>
+              <w:t xml:space="preserve">Development team</w:t>
+            </w:r>
+          </w:p>
+        </w:tc>
+      </w:tr>
+      <w:tr>
+        <w:tc>
+          <w:tcPr/>
+          <w:p>
+            <w:pPr>
+              <w:pStyle w:val="Compact"/>
+            </w:pPr>
+            <w:r>
+              <w:t xml:space="preserve">4.9</w:t>
+            </w:r>
+          </w:p>
+        </w:tc>
+        <w:tc>
+          <w:tcPr/>
+          <w:p>
+            <w:pPr>
+              <w:pStyle w:val="Compact"/>
+            </w:pPr>
+            <w:r>
+              <w:t xml:space="preserve">2026-10-26</w:t>
+            </w:r>
+          </w:p>
+        </w:tc>
+        <w:tc>
+          <w:tcPr/>
+          <w:p>
+            <w:pPr>
+              <w:pStyle w:val="Compact"/>
+            </w:pPr>
+            <w:r>
+              <w:t xml:space="preserve">Payment at booking, reviewed against</w:t>
+            </w:r>
+            <w:r>
+              <w:t xml:space="preserve"> </w:t>
+            </w:r>
+            <w:r>
+              <w:rPr>
+                <w:i/>
+                <w:iCs/>
+              </w:rPr>
+              <w:t xml:space="preserve">develop</w:t>
+            </w:r>
+            <w:r>
+              <w:t xml:space="preserve"> </w:t>
+            </w:r>
+            <w:r>
+              <w:t xml:space="preserve">of October 26, 2026 and deployed to the public server that day: booking-service queries payment-service through an internal path before cancelling (9.4.1 and 13.3) and consumes</w:t>
+            </w:r>
+            <w:r>
+              <w:t xml:space="preserve"> </w:t>
+            </w:r>
+            <w:r>
+              <w:rPr>
+                <w:i/>
+                <w:iCs/>
+              </w:rPr>
+              <w:t xml:space="preserve">payment.reported</w:t>
+            </w:r>
+            <w:r>
+              <w:t xml:space="preserve"> </w:t>
+            </w:r>
+            <w:r>
+              <w:t xml:space="preserve">and</w:t>
+            </w:r>
+            <w:r>
+              <w:t xml:space="preserve"> </w:t>
+            </w:r>
+            <w:r>
+              <w:rPr>
+                <w:i/>
+                <w:iCs/>
+              </w:rPr>
+              <w:t xml:space="preserve">payment.confirmed</w:t>
+            </w:r>
+            <w:r>
+              <w:t xml:space="preserve"> </w:t>
+            </w:r>
+            <w:r>
+              <w:t xml:space="preserve">in the</w:t>
+            </w:r>
+            <w:r>
+              <w:t xml:space="preserve"> </w:t>
+            </w:r>
+            <w:r>
+              <w:rPr>
+                <w:i/>
+                <w:iCs/>
+              </w:rPr>
+              <w:t xml:space="preserve">booking.payment-events</w:t>
+            </w:r>
+            <w:r>
+              <w:t xml:space="preserve"> </w:t>
+            </w:r>
+            <w:r>
+              <w:t xml:space="preserve">queue (13.4); booking and payment rules (12.3 and 12.5);</w:t>
+            </w:r>
+            <w:r>
+              <w:t xml:space="preserve"> </w:t>
+            </w:r>
+            <w:r>
+              <w:rPr>
+                <w:i/>
+                <w:iCs/>
+              </w:rPr>
+              <w:t xml:space="preserve">paymentMode</w:t>
+            </w:r>
+            <w:r>
+              <w:t xml:space="preserve"> </w:t>
+            </w:r>
+            <w:r>
+              <w:t xml:space="preserve">when creating the booking and codes</w:t>
+            </w:r>
+            <w:r>
+              <w:t xml:space="preserve"> </w:t>
+            </w:r>
+            <w:r>
+              <w:rPr>
+                <w:i/>
+                <w:iCs/>
+              </w:rPr>
+              <w:t xml:space="preserve">INVALID_PAYMENT_MODE</w:t>
+            </w:r>
+            <w:r>
+              <w:t xml:space="preserve"> </w:t>
+            </w:r>
+            <w:r>
+              <w:t xml:space="preserve">and</w:t>
+            </w:r>
+            <w:r>
+              <w:t xml:space="preserve"> </w:t>
+            </w:r>
+            <w:r>
+              <w:rPr>
+                <w:i/>
+                <w:iCs/>
+              </w:rPr>
+              <w:t xml:space="preserve">CASH_BOOKING_LIMIT</w:t>
+            </w:r>
+            <w:r>
+              <w:t xml:space="preserve"> </w:t>
+            </w:r>
+            <w:r>
+              <w:t xml:space="preserve">(13.3); migration numbering with 049 and seed 117 (11.5 and 16.4); new variables (16.2).</w:t>
+            </w:r>
+          </w:p>
+        </w:tc>
+        <w:tc>
+          <w:tcPr/>
+          <w:p>
+            <w:pPr>
+              <w:pStyle w:val="Compact"/>
+            </w:pPr>
+            <w:r>
+              <w:t xml:space="preserve">Development team</w:t>
+            </w:r>
+          </w:p>
+        </w:tc>
+      </w:tr>
+      <w:tr>
+        <w:tc>
+          <w:tcPr/>
+          <w:p>
+            <w:pPr>
+              <w:pStyle w:val="Compact"/>
+            </w:pPr>
+            <w:r>
+              <w:t xml:space="preserve">4.10</w:t>
+            </w:r>
+          </w:p>
+        </w:tc>
+        <w:tc>
+          <w:tcPr/>
+          <w:p>
+            <w:pPr>
+              <w:pStyle w:val="Compact"/>
+            </w:pPr>
+            <w:r>
+              <w:t xml:space="preserve">2026-10-26</w:t>
+            </w:r>
+          </w:p>
+        </w:tc>
+        <w:tc>
+          <w:tcPr/>
+          <w:p>
+            <w:pPr>
+              <w:pStyle w:val="Compact"/>
+            </w:pPr>
+            <w:r>
+              <w:t xml:space="preserve">Versions of October 26, 2026:</w:t>
+            </w:r>
+            <w:r>
+              <w:t xml:space="preserve"> </w:t>
+            </w:r>
+            <w:r>
+              <w:rPr>
+                <w:i/>
+                <w:iCs/>
+              </w:rPr>
+              <w:t xml:space="preserve">v1.1.0</w:t>
+            </w:r>
+            <w:r>
+              <w:t xml:space="preserve"> </w:t>
+            </w:r>
+            <w:r>
+              <w:t xml:space="preserve">in the 10 repositories (first version of the mobile app) and</w:t>
+            </w:r>
+            <w:r>
+              <w:t xml:space="preserve"> </w:t>
+            </w:r>
+            <w:r>
+              <w:rPr>
+                <w:i/>
+                <w:iCs/>
+              </w:rPr>
+              <w:t xml:space="preserve">v1.1.1</w:t>
+            </w:r>
+            <w:r>
+              <w:t xml:space="preserve"> </w:t>
+            </w:r>
+            <w:r>
+              <w:t xml:space="preserve">in the web, the mobile app, payment-service, and infra; since infra</w:t>
+            </w:r>
+            <w:r>
+              <w:t xml:space="preserve"> </w:t>
+            </w:r>
+            <w:r>
+              <w:rPr>
+                <w:i/>
+                <w:iCs/>
+              </w:rPr>
+              <w:t xml:space="preserve">v1.1.1</w:t>
+            </w:r>
+            <w:r>
+              <w:t xml:space="preserve">, payment-service is also deployed from</w:t>
+            </w:r>
+            <w:r>
+              <w:t xml:space="preserve"> </w:t>
+            </w:r>
+            <w:r>
+              <w:rPr>
+                <w:i/>
+                <w:iCs/>
+              </w:rPr>
+              <w:t xml:space="preserve">main</w:t>
+            </w:r>
+            <w:r>
+              <w:t xml:space="preserve"> </w:t>
+            </w:r>
+            <w:r>
+              <w:t xml:space="preserve">(Technologies table, 15.1, and 15.4).</w:t>
+            </w:r>
+          </w:p>
+        </w:tc>
+        <w:tc>
+          <w:tcPr/>
+          <w:p>
+            <w:pPr>
+              <w:pStyle w:val="Compact"/>
+            </w:pPr>
+            <w:r>
+              <w:t xml:space="preserve">Development team</w:t>
+            </w:r>
+          </w:p>
+        </w:tc>
+      </w:tr>
     </w:tbl>
     <w:p>
       <w:pPr>
@@ -841,8 +1443,8 @@
         <w:t xml:space="preserve">Dates are written in the ISO 8601 format (year-month-day). Prepared by the development team.</w:t>
       </w:r>
     </w:p>
-    <w:bookmarkEnd w:id="20"/>
-    <w:bookmarkStart w:id="21" w:name="table-of-contents"/>
+    <w:bookmarkEnd w:id="9"/>
+    <w:bookmarkStart w:id="10" w:name="table-of-contents"/>
     <w:p>
       <w:pPr>
         <w:pStyle w:val="Heading2"/>
@@ -1858,6 +2460,23 @@
       <w:pPr>
         <w:pStyle w:val="Compact"/>
         <w:numPr>
+          <w:ilvl w:val="1"/>
+          <w:numId w:val="1012"/>
+        </w:numPr>
+      </w:pPr>
+      <w:hyperlink w:anchor="X96395793fad0422e7e7c99f018fc9f5d23869a4">
+        <w:r>
+          <w:rPr>
+            <w:rStyle w:val="Hyperlink"/>
+          </w:rPr>
+          <w:t xml:space="preserve">15.4 Continuous Integration and Deployment</w:t>
+        </w:r>
+      </w:hyperlink>
+    </w:p>
+    <w:p>
+      <w:pPr>
+        <w:pStyle w:val="Compact"/>
+        <w:numPr>
           <w:ilvl w:val="0"/>
           <w:numId w:val="1001"/>
         </w:numPr>
@@ -2109,8 +2728,26 @@
         </w:r>
       </w:hyperlink>
     </w:p>
-    <w:bookmarkEnd w:id="21"/>
-    <w:bookmarkStart w:id="23" w:name="Xb93f70727c4e907b30b41e477fb3ad2bbc7b604"/>
+    <w:p>
+      <w:pPr>
+        <w:pStyle w:val="FirstParagraph"/>
+      </w:pPr>
+      <w:r>
+        <w:rPr>
+          <w:i/>
+          <w:iCs/>
+        </w:rPr>
+        <w:t xml:space="preserve">Note.</w:t>
+      </w:r>
+      <w:r>
+        <w:t xml:space="preserve"> </w:t>
+      </w:r>
+      <w:r>
+        <w:t xml:space="preserve">Numbering starts at 4 because sections 1 to 3 are the cover, the version control, and the table of contents, which have no number in their title. It is kept this way so that the cross-references between documents by section number (for example, "Installation Manual, section 10") remain valid.</w:t>
+      </w:r>
+    </w:p>
+    <w:bookmarkEnd w:id="10"/>
+    <w:bookmarkStart w:id="12" w:name="Xb93f70727c4e907b30b41e477fb3ad2bbc7b604"/>
     <w:p>
       <w:pPr>
         <w:pStyle w:val="Heading2"/>
@@ -2156,7 +2793,7 @@
         <w:t xml:space="preserve">The architecture relies on widely documented concepts: microservices (Newman, 2021), domain-driven design (Evans, 2004), the hexagonal architecture of ports and adapters (Cockburn, 2005), the publish-subscribe messaging pattern (Hohpe &amp; Woolf, 2003), and the REST architectural style (Fielding, 2000).</w:t>
       </w:r>
     </w:p>
-    <w:bookmarkStart w:id="22" w:name="Xf249bf8be16a83920c66c6b7330c1c1605ac684"/>
+    <w:bookmarkStart w:id="11" w:name="Xf249bf8be16a83920c66c6b7330c1c1605ac684"/>
     <w:p>
       <w:pPr>
         <w:pStyle w:val="Heading3"/>
@@ -2212,9 +2849,9 @@
         <w:t xml:space="preserve">branch, October 16, 2026): the figures for tables, changelogs, and tests come from queries to the database and from running the tests, not from previous documents. Version 4.5 was reviewed against the code of October 21, 2026. Annex B lists the discrepancies found between the code, the documentation, and the previous versions of the manuals, as the guide for writing manuals requires (Servicio Nacional de Aprendizaje [SENA], 2026). Identifiers (schemas, tables, columns, endpoints, events, and classes) are written exactly as in the code.</w:t>
       </w:r>
     </w:p>
-    <w:bookmarkEnd w:id="22"/>
-    <w:bookmarkEnd w:id="23"/>
-    <w:bookmarkStart w:id="26" w:name="X4cdfeabb12ee31bad04537dac44e30ef994fdac"/>
+    <w:bookmarkEnd w:id="11"/>
+    <w:bookmarkEnd w:id="12"/>
+    <w:bookmarkStart w:id="15" w:name="X4cdfeabb12ee31bad04537dac44e30ef994fdac"/>
     <w:p>
       <w:pPr>
         <w:pStyle w:val="Heading2"/>
@@ -2223,7 +2860,7 @@
         <w:t xml:space="preserve">5. Objective</w:t>
       </w:r>
     </w:p>
-    <w:bookmarkStart w:id="24" w:name="Xf27c9a7506b8d21c0709ffa0144b151153609a6"/>
+    <w:bookmarkStart w:id="13" w:name="Xf27c9a7506b8d21c0709ffa0144b151153609a6"/>
     <w:p>
       <w:pPr>
         <w:pStyle w:val="Heading3"/>
@@ -2240,8 +2877,8 @@
         <w:t xml:space="preserve">To document the architecture, technologies, structure, data model, communication between services, API, security, and business rules of the Vehicle Washing Management System, so that another developer can understand, maintain, and continue the project.</w:t>
       </w:r>
     </w:p>
-    <w:bookmarkEnd w:id="24"/>
-    <w:bookmarkStart w:id="25" w:name="X964be02a72d99f0e99cbab866aa96385cb0ad84"/>
+    <w:bookmarkEnd w:id="13"/>
+    <w:bookmarkStart w:id="14" w:name="X964be02a72d99f0e99cbab866aa96385cb0ad84"/>
     <w:p>
       <w:pPr>
         <w:pStyle w:val="Heading3"/>
@@ -2322,9 +2959,9 @@
         <w:t xml:space="preserve">Leave recommendations for maintenance and testing, and record the technical debt and the discrepancies found.</w:t>
       </w:r>
     </w:p>
-    <w:bookmarkEnd w:id="25"/>
-    <w:bookmarkEnd w:id="26"/>
-    <w:bookmarkStart w:id="29" w:name="Xe4c7c79ca91d262f6517144b6519cd8b934e356"/>
+    <w:bookmarkEnd w:id="14"/>
+    <w:bookmarkEnd w:id="15"/>
+    <w:bookmarkStart w:id="18" w:name="Xe4c7c79ca91d262f6517144b6519cd8b934e356"/>
     <w:p>
       <w:pPr>
         <w:pStyle w:val="Heading2"/>
@@ -2333,7 +2970,7 @@
         <w:t xml:space="preserve">6. Technical Scope</w:t>
       </w:r>
     </w:p>
-    <w:bookmarkStart w:id="27" w:name="X5acf0c240f404aae9dfd272a17f282ca872b53a"/>
+    <w:bookmarkStart w:id="16" w:name="X5acf0c240f404aae9dfd272a17f282ca872b53a"/>
     <w:p>
       <w:pPr>
         <w:pStyle w:val="Heading3"/>
@@ -2402,8 +3039,8 @@
         <w:t xml:space="preserve">The local environment with Docker.</w:t>
       </w:r>
     </w:p>
-    <w:bookmarkEnd w:id="27"/>
-    <w:bookmarkStart w:id="28" w:name="Xadeff12233a8102211203af9c0d8a0e9d8a84a1"/>
+    <w:bookmarkEnd w:id="16"/>
+    <w:bookmarkStart w:id="17" w:name="Xadeff12233a8102211203af9c0d8a0e9d8a84a1"/>
     <w:p>
       <w:pPr>
         <w:pStyle w:val="Heading3"/>
@@ -2460,9 +3097,9 @@
         <w:t xml:space="preserve">Payment gateways, electronic invoicing, and inventory management, which are not part of the system.</w:t>
       </w:r>
     </w:p>
-    <w:bookmarkEnd w:id="28"/>
-    <w:bookmarkEnd w:id="29"/>
-    <w:bookmarkStart w:id="36" w:name="X127d91a012b61252ea4449a5f8c9849e5fd60bc"/>
+    <w:bookmarkEnd w:id="17"/>
+    <w:bookmarkEnd w:id="18"/>
+    <w:bookmarkStart w:id="25" w:name="X127d91a012b61252ea4449a5f8c9849e5fd60bc"/>
     <w:p>
       <w:pPr>
         <w:pStyle w:val="Heading2"/>
@@ -2471,7 +3108,7 @@
         <w:t xml:space="preserve">7. General Description of the System</w:t>
       </w:r>
     </w:p>
-    <w:bookmarkStart w:id="30" w:name="Xe8a4a20a166cf4d7ded48ca7d981bef4a21c293"/>
+    <w:bookmarkStart w:id="19" w:name="Xe8a4a20a166cf4d7ded48ca7d981bef4a21c293"/>
     <w:p>
       <w:pPr>
         <w:pStyle w:val="Heading3"/>
@@ -2488,8 +3125,8 @@
         <w:t xml:space="preserve">The system serves a single business. Three fixed roles interact with it: the customer, who registers vehicles, books slots, pays, and rates; the operator, who executes the services assigned; and the administrator, who manages bookings, operators, payments, schedules, and reports. Payment does not use an external gateway: the customer transfers from a banking app and uploads the receipt, which the administrator approves or rejects manually (ADR-008). No card data are collected.</w:t>
       </w:r>
     </w:p>
-    <w:bookmarkEnd w:id="30"/>
-    <w:bookmarkStart w:id="34" w:name="X1da46e050695e862cc305c87835f8f2f877c998"/>
+    <w:bookmarkEnd w:id="19"/>
+    <w:bookmarkStart w:id="23" w:name="X1da46e050695e862cc305c87835f8f2f877c998"/>
     <w:p>
       <w:pPr>
         <w:pStyle w:val="Heading3"/>
@@ -2537,20 +3174,20 @@
       <w:r>
         <w:drawing>
           <wp:inline>
-            <wp:extent cx="5334000" cy="7936871"/>
+            <wp:extent cx="5334000" cy="7046148"/>
             <wp:effectExtent b="0" l="0" r="0" t="0"/>
-            <wp:docPr descr="" title="" id="32" name="Picture"/>
+            <wp:docPr descr="Diagrama" title="" id="21" name="Picture"/>
             <a:graphic>
               <a:graphicData uri="http://schemas.openxmlformats.org/drawingml/2006/picture">
                 <pic:pic>
                   <pic:nvPicPr>
-                    <pic:cNvPr descr="diagrama-1.png" id="33" name="Picture"/>
+                    <pic:cNvPr descr="C:/Users/MERARI~1/AppData/Local/Temp/claude/C--Users-MERARI-URBANO-Lavado-Vehicular/fbac9d65-987c-4365-8841-0c86e8c3ca54/scratchpad/mermaid/EN-1.png" id="22" name="Picture"/>
                     <pic:cNvPicPr>
                       <a:picLocks noChangeArrowheads="1" noChangeAspect="1"/>
                     </pic:cNvPicPr>
                   </pic:nvPicPr>
                   <pic:blipFill>
-                    <a:blip r:embed="rId31"/>
+                    <a:blip r:embed="rId20"/>
                     <a:stretch>
                       <a:fillRect/>
                     </a:stretch>
@@ -2558,7 +3195,7 @@
                   <pic:spPr bwMode="auto">
                     <a:xfrm>
                       <a:off x="0" y="0"/>
-                      <a:ext cx="5334000" cy="7936871"/>
+                      <a:ext cx="5334000" cy="7046148"/>
                     </a:xfrm>
                     <a:prstGeom prst="rect">
                       <a:avLst/>
@@ -2861,7 +3498,23 @@
               <w:t xml:space="preserve"> </w:t>
             </w:r>
             <w:r>
-              <w:t xml:space="preserve">by path; CORS; cuts the tokens of closed sessions (since October 21, 2026).</w:t>
+              <w:t xml:space="preserve">by path; CORS; cuts the tokens of closed sessions (since October 21, 2026) with any header scheme (since October 24); limits</w:t>
+            </w:r>
+            <w:r>
+              <w:t xml:space="preserve"> </w:t>
+            </w:r>
+            <w:r>
+              <w:rPr>
+                <w:i/>
+                <w:iCs/>
+              </w:rPr>
+              <w:t xml:space="preserve">/api/v1/auth/*</w:t>
+            </w:r>
+            <w:r>
+              <w:t xml:space="preserve"> </w:t>
+            </w:r>
+            <w:r>
+              <w:t xml:space="preserve">to 60 requests per minute per IP and sets 5 s to connect and 60 s to read on each route (since October 24).</w:t>
             </w:r>
           </w:p>
         </w:tc>
@@ -3338,8 +3991,8 @@
         <w:t xml:space="preserve">. The gateway is infrastructure and is not counted as a domain service.</w:t>
       </w:r>
     </w:p>
-    <w:bookmarkEnd w:id="34"/>
-    <w:bookmarkStart w:id="35" w:name="X54ead927aaa3a53e6ac6063f5b6165b53eb6831"/>
+    <w:bookmarkEnd w:id="23"/>
+    <w:bookmarkStart w:id="24" w:name="X54ead927aaa3a53e6ac6063f5b6165b53eb6831"/>
     <w:p>
       <w:pPr>
         <w:pStyle w:val="Heading3"/>
@@ -3421,9 +4074,9 @@
         <w:t xml:space="preserve">The runtime environment is local with Docker.</w:t>
       </w:r>
     </w:p>
-    <w:bookmarkEnd w:id="35"/>
-    <w:bookmarkEnd w:id="36"/>
-    <w:bookmarkStart w:id="37" w:name="X63ef78e4d11d3eac8e2b023fd6af287e808ecaf"/>
+    <w:bookmarkEnd w:id="24"/>
+    <w:bookmarkEnd w:id="25"/>
+    <w:bookmarkStart w:id="26" w:name="X63ef78e4d11d3eac8e2b023fd6af287e808ecaf"/>
     <w:p>
       <w:pPr>
         <w:pStyle w:val="Heading2"/>
@@ -4005,7 +4658,23 @@
               <w:pStyle w:val="Compact"/>
             </w:pPr>
             <w:r>
-              <w:t xml:space="preserve">JUnit 5 and Spring Boot Test (Java), xUnit (.NET), Vitest (web)</w:t>
+              <w:t xml:space="preserve">JUnit 5 and Spring Boot Test (Java), xUnit (.NET), Vitest (web), Jest with</w:t>
+            </w:r>
+            <w:r>
+              <w:t xml:space="preserve"> </w:t>
+            </w:r>
+            <w:r>
+              <w:rPr>
+                <w:i/>
+                <w:iCs/>
+              </w:rPr>
+              <w:t xml:space="preserve">jest-expo</w:t>
+            </w:r>
+            <w:r>
+              <w:t xml:space="preserve"> </w:t>
+            </w:r>
+            <w:r>
+              <w:t xml:space="preserve">(mobile, since October 23, 2026)</w:t>
             </w:r>
           </w:p>
         </w:tc>
@@ -4029,7 +4698,7 @@
               <w:t xml:space="preserve">dotnet test</w:t>
             </w:r>
             <w:r>
-              <w:t xml:space="preserve">, and</w:t>
+              <w:t xml:space="preserve">,</w:t>
             </w:r>
             <w:r>
               <w:t xml:space="preserve"> </w:t>
@@ -4041,6 +4710,19 @@
               </w:rPr>
               <w:t xml:space="preserve">ng test</w:t>
             </w:r>
+            <w:r>
+              <w:t xml:space="preserve">, and</w:t>
+            </w:r>
+            <w:r>
+              <w:t xml:space="preserve"> </w:t>
+            </w:r>
+            <w:r>
+              <w:rPr>
+                <w:i/>
+                <w:iCs/>
+              </w:rPr>
+              <w:t xml:space="preserve">npm test</w:t>
+            </w:r>
           </w:p>
         </w:tc>
       </w:tr>
@@ -4087,7 +4769,58 @@
               <w:t xml:space="preserve">main</w:t>
             </w:r>
             <w:r>
-              <w:t xml:space="preserve">,</w:t>
+              <w:t xml:space="preserve"> </w:t>
+            </w:r>
+            <w:r>
+              <w:t xml:space="preserve">(tagged versions:</w:t>
+            </w:r>
+            <w:r>
+              <w:t xml:space="preserve"> </w:t>
+            </w:r>
+            <w:r>
+              <w:rPr>
+                <w:i/>
+                <w:iCs/>
+              </w:rPr>
+              <w:t xml:space="preserve">v1.0.0</w:t>
+            </w:r>
+            <w:r>
+              <w:t xml:space="preserve"> </w:t>
+            </w:r>
+            <w:r>
+              <w:t xml:space="preserve">in 8 repositories on October 23, 2026 and in payment-service on the 24th;</w:t>
+            </w:r>
+            <w:r>
+              <w:t xml:space="preserve"> </w:t>
+            </w:r>
+            <w:r>
+              <w:rPr>
+                <w:i/>
+                <w:iCs/>
+              </w:rPr>
+              <w:t xml:space="preserve">v1.1.0</w:t>
+            </w:r>
+            <w:r>
+              <w:t xml:space="preserve"> </w:t>
+            </w:r>
+            <w:r>
+              <w:t xml:space="preserve">in the 10 repositories on October 26, and</w:t>
+            </w:r>
+            <w:r>
+              <w:t xml:space="preserve"> </w:t>
+            </w:r>
+            <w:r>
+              <w:rPr>
+                <w:i/>
+                <w:iCs/>
+              </w:rPr>
+              <w:t xml:space="preserve">v1.1.1</w:t>
+            </w:r>
+            <w:r>
+              <w:t xml:space="preserve"> </w:t>
+            </w:r>
+            <w:r>
+              <w:t xml:space="preserve">in the web, the mobile app, payment-service, and infra that same day),</w:t>
             </w:r>
             <w:r>
               <w:t xml:space="preserve"> </w:t>
@@ -4100,7 +4833,7 @@
               <w:t xml:space="preserve">develop</w:t>
             </w:r>
             <w:r>
-              <w:t xml:space="preserve">, and</w:t>
+              <w:t xml:space="preserve">,</w:t>
             </w:r>
             <w:r>
               <w:t xml:space="preserve"> </w:t>
@@ -4112,6 +4845,19 @@
               </w:rPr>
               <w:t xml:space="preserve">feature/*</w:t>
             </w:r>
+            <w:r>
+              <w:t xml:space="preserve">, and</w:t>
+            </w:r>
+            <w:r>
+              <w:t xml:space="preserve"> </w:t>
+            </w:r>
+            <w:r>
+              <w:rPr>
+                <w:i/>
+                <w:iCs/>
+              </w:rPr>
+              <w:t xml:space="preserve">fix/*</w:t>
+            </w:r>
           </w:p>
         </w:tc>
       </w:tr>
@@ -4198,7 +4944,7 @@
               <w:t xml:space="preserve"> </w:t>
             </w:r>
             <w:r>
-              <w:t xml:space="preserve">also has the manual deployment to Azure</w:t>
+              <w:t xml:space="preserve">also has the manual "Desplegar en Azure" workflow (not run yet) and the continuous deployment prepared in an unmerged branch (section 15.4)</w:t>
             </w:r>
           </w:p>
         </w:tc>
@@ -4315,8 +5061,8 @@
         <w:t xml:space="preserve">of each repository.</w:t>
       </w:r>
     </w:p>
-    <w:bookmarkEnd w:id="37"/>
-    <w:bookmarkStart w:id="50" w:name="X50d37b585c6338653c7f2b86f9da20dc6f7a5ef"/>
+    <w:bookmarkEnd w:id="26"/>
+    <w:bookmarkStart w:id="39" w:name="X50d37b585c6338653c7f2b86f9da20dc6f7a5ef"/>
     <w:p>
       <w:pPr>
         <w:pStyle w:val="Heading2"/>
@@ -4325,7 +5071,7 @@
         <w:t xml:space="preserve">9. System Architecture</w:t>
       </w:r>
     </w:p>
-    <w:bookmarkStart w:id="38" w:name="Xc25612d8175378c89bfa922d6720aa82c342f65"/>
+    <w:bookmarkStart w:id="27" w:name="Xc25612d8175378c89bfa922d6720aa82c342f65"/>
     <w:p>
       <w:pPr>
         <w:pStyle w:val="Heading3"/>
@@ -4738,8 +5484,8 @@
         <w:t xml:space="preserve">on October 16, 2026. Source: changelogs of each service.</w:t>
       </w:r>
     </w:p>
-    <w:bookmarkEnd w:id="38"/>
-    <w:bookmarkStart w:id="39" w:name="X09d0d99804d0147631cebacb06b53f6095f17a0"/>
+    <w:bookmarkEnd w:id="27"/>
+    <w:bookmarkStart w:id="28" w:name="X09d0d99804d0147631cebacb06b53f6095f17a0"/>
     <w:p>
       <w:pPr>
         <w:pStyle w:val="Heading3"/>
@@ -5294,8 +6040,8 @@
         <w:t xml:space="preserve">The addresses are configured with ROUTE_SECURITY_URL, ROUTE_CUSTOMER_URL, ROUTE_BOOKING_URL, ROUTE_OPERATIONS_URL, ROUTE_PAYMENT_URL, and ROUTE_NOTIFICATION_URL; the compose file defines all of them with the container names.</w:t>
       </w:r>
     </w:p>
-    <w:bookmarkEnd w:id="39"/>
-    <w:bookmarkStart w:id="40" w:name="X68ad04aa975a76b3d21757019388c0cf736e1d6"/>
+    <w:bookmarkEnd w:id="28"/>
+    <w:bookmarkStart w:id="29" w:name="X68ad04aa975a76b3d21757019388c0cf736e1d6"/>
     <w:p>
       <w:pPr>
         <w:pStyle w:val="Heading3"/>
@@ -6931,8 +7677,8 @@
         <w:t xml:space="preserve">.</w:t>
       </w:r>
     </w:p>
-    <w:bookmarkEnd w:id="40"/>
-    <w:bookmarkStart w:id="43" w:name="X3f7f3f0ccdce581cdef289cf0895a1506722c84"/>
+    <w:bookmarkEnd w:id="29"/>
+    <w:bookmarkStart w:id="32" w:name="X3f7f3f0ccdce581cdef289cf0895a1506722c84"/>
     <w:p>
       <w:pPr>
         <w:pStyle w:val="Heading3"/>
@@ -6941,7 +7687,7 @@
         <w:t xml:space="preserve">9.4 Communication Between Components</w:t>
       </w:r>
     </w:p>
-    <w:bookmarkStart w:id="41" w:name="X6d5895b526edb7d93da9c75d0020b0522ba9dcc"/>
+    <w:bookmarkStart w:id="30" w:name="X6d5895b526edb7d93da9c75d0020b0522ba9dcc"/>
     <w:p>
       <w:pPr>
         <w:pStyle w:val="Heading4"/>
@@ -7294,6 +8040,77 @@
               <w:pStyle w:val="Compact"/>
             </w:pPr>
             <w:r>
+              <w:t xml:space="preserve">booking-service</w:t>
+            </w:r>
+          </w:p>
+        </w:tc>
+        <w:tc>
+          <w:tcPr/>
+          <w:p>
+            <w:pPr>
+              <w:pStyle w:val="Compact"/>
+            </w:pPr>
+            <w:r>
+              <w:t xml:space="preserve">payment-service GET /internal/v1/payments/bookings/{bookingId}/reported (header X-Internal-Key, 3 s;</w:t>
+            </w:r>
+            <w:r>
+              <w:t xml:space="preserve"> </w:t>
+            </w:r>
+            <w:r>
+              <w:rPr>
+                <w:i/>
+                <w:iCs/>
+              </w:rPr>
+              <w:t xml:space="preserve">PAYMENT_SERVICE_URL</w:t>
+            </w:r>
+            <w:r>
+              <w:t xml:space="preserve">)</w:t>
+            </w:r>
+          </w:p>
+        </w:tc>
+        <w:tc>
+          <w:tcPr/>
+          <w:p>
+            <w:pPr>
+              <w:pStyle w:val="Compact"/>
+            </w:pPr>
+            <w:r>
+              <w:t xml:space="preserve">Since October 26, 2026: before cancelling for lack of payment, find out whether the booking already has a payment in review or approved (</w:t>
+            </w:r>
+            <w:r>
+              <w:rPr>
+                <w:i/>
+                <w:iCs/>
+              </w:rPr>
+              <w:t xml:space="preserve">PaymentStatusDirectory</w:t>
+            </w:r>
+            <w:r>
+              <w:t xml:space="preserve">,</w:t>
+            </w:r>
+            <w:r>
+              <w:t xml:space="preserve"> </w:t>
+            </w:r>
+            <w:r>
+              <w:rPr>
+                <w:i/>
+                <w:iCs/>
+              </w:rPr>
+              <w:t xml:space="preserve">PaymentServiceDirectory</w:t>
+            </w:r>
+            <w:r>
+              <w:t xml:space="preserve">).</w:t>
+            </w:r>
+          </w:p>
+        </w:tc>
+      </w:tr>
+      <w:tr>
+        <w:tc>
+          <w:tcPr/>
+          <w:p>
+            <w:pPr>
+              <w:pStyle w:val="Compact"/>
+            </w:pPr>
+            <w:r>
               <w:t xml:space="preserve">api-gateway</w:t>
             </w:r>
           </w:p>
@@ -7340,8 +8157,8 @@
         <w:t xml:space="preserve">If the target does not answer, the caller responds 503 with a stable code (CUSTOMER_SERVICE_UNAVAILABLE or BOOKING_SERVICE_UNAVAILABLE). Default timeouts: 3 s (5 s in payment-service).</w:t>
       </w:r>
     </w:p>
-    <w:bookmarkEnd w:id="41"/>
-    <w:bookmarkStart w:id="42" w:name="X62e0f9f52f08ec909a7dc029c8f00192d34cf14"/>
+    <w:bookmarkEnd w:id="30"/>
+    <w:bookmarkStart w:id="31" w:name="X62e0f9f52f08ec909a7dc029c8f00192d34cf14"/>
     <w:p>
       <w:pPr>
         <w:pStyle w:val="Heading4"/>
@@ -7371,9 +8188,9 @@
         <w:t xml:space="preserve">; otherwise they are written in the log. The catalog of events is in section 13.4.</w:t>
       </w:r>
     </w:p>
-    <w:bookmarkEnd w:id="42"/>
-    <w:bookmarkEnd w:id="43"/>
-    <w:bookmarkStart w:id="49" w:name="X4479ba26460b7aeffc05dab8f25968a8e0498fc"/>
+    <w:bookmarkEnd w:id="31"/>
+    <w:bookmarkEnd w:id="32"/>
+    <w:bookmarkStart w:id="38" w:name="X4479ba26460b7aeffc05dab8f25968a8e0498fc"/>
     <w:p>
       <w:pPr>
         <w:pStyle w:val="Heading3"/>
@@ -7382,7 +8199,7 @@
         <w:t xml:space="preserve">9.5 Cross-Cutting Concerns</w:t>
       </w:r>
     </w:p>
-    <w:bookmarkStart w:id="44" w:name="Xcf02f442a8c3f4b3c2de60bd54175ba6df1be0f"/>
+    <w:bookmarkStart w:id="33" w:name="Xcf02f442a8c3f4b3c2de60bd54175ba6df1be0f"/>
     <w:p>
       <w:pPr>
         <w:pStyle w:val="Heading4"/>
@@ -7594,8 +8411,8 @@
         <w:t xml:space="preserve">: the changelogs reviewed do not create audit triggers and the services do not set the session context. It is recorded as a discrepancy (Annex B) and as action ACO-04 of the corrective, preventive, and improvement actions document.</w:t>
       </w:r>
     </w:p>
-    <w:bookmarkEnd w:id="44"/>
-    <w:bookmarkStart w:id="45" w:name="Xbbd0eee338115bb13574ffbd16be4e8c7e4e916"/>
+    <w:bookmarkEnd w:id="33"/>
+    <w:bookmarkStart w:id="34" w:name="Xbbd0eee338115bb13574ffbd16be4e8c7e4e916"/>
     <w:p>
       <w:pPr>
         <w:pStyle w:val="Heading4"/>
@@ -7731,8 +8548,8 @@
         <w:t xml:space="preserve">in manual and automatic assignment (since October 21, 2026), waiting at most 10 seconds. Each use case opens a local transaction that only writes the schemas of its own service; there are no distributed transactions.</w:t>
       </w:r>
     </w:p>
-    <w:bookmarkEnd w:id="45"/>
-    <w:bookmarkStart w:id="46" w:name="X4f847c82c4a22b6c448c8d01f719977d2be7caa"/>
+    <w:bookmarkEnd w:id="34"/>
+    <w:bookmarkStart w:id="35" w:name="X4f847c82c4a22b6c448c8d01f719977d2be7caa"/>
     <w:p>
       <w:pPr>
         <w:pStyle w:val="Heading4"/>
@@ -8184,8 +9001,8 @@
         <w:t xml:space="preserve">Codes taken from the exception handlers of the services and the translation file of the web application.</w:t>
       </w:r>
     </w:p>
-    <w:bookmarkEnd w:id="46"/>
-    <w:bookmarkStart w:id="47" w:name="X49a01f3f8bd327901e97fb12071cfefd72cc6a1"/>
+    <w:bookmarkEnd w:id="35"/>
+    <w:bookmarkStart w:id="36" w:name="X49a01f3f8bd327901e97fb12071cfefd72cc6a1"/>
     <w:p>
       <w:pPr>
         <w:pStyle w:val="Heading4"/>
@@ -8267,8 +9084,8 @@
         <w:t xml:space="preserve">(America/Bogota), and the responses also carry the UTC instants. The backend returns stable codes, and the clients translate them into Spanish, English, French, or Portuguese.</w:t>
       </w:r>
     </w:p>
-    <w:bookmarkEnd w:id="47"/>
-    <w:bookmarkStart w:id="48" w:name="X2c3bf44dffa06b43998feaa4560b60992f89f6c"/>
+    <w:bookmarkEnd w:id="36"/>
+    <w:bookmarkStart w:id="37" w:name="X2c3bf44dffa06b43998feaa4560b60992f89f6c"/>
     <w:p>
       <w:pPr>
         <w:pStyle w:val="Heading4"/>
@@ -8285,10 +9102,10 @@
         <w:t xml:space="preserve">The project decided not to adopt in this version Outbox, Saga, CQRS, Event Sourcing, BFF, service mesh, Redis, database per service, formal circuit breaker, or payment gateway. The most important consequence is the absence of Outbox: an event can be lost if the service stops between the commit and the publication (TD-011).</w:t>
       </w:r>
     </w:p>
-    <w:bookmarkEnd w:id="48"/>
-    <w:bookmarkEnd w:id="49"/>
-    <w:bookmarkEnd w:id="50"/>
-    <w:bookmarkStart w:id="56" w:name="Xf117f3c14160e8561f2aa9d1e4daf75a65112f3"/>
+    <w:bookmarkEnd w:id="37"/>
+    <w:bookmarkEnd w:id="38"/>
+    <w:bookmarkEnd w:id="39"/>
+    <w:bookmarkStart w:id="45" w:name="Xf117f3c14160e8561f2aa9d1e4daf75a65112f3"/>
     <w:p>
       <w:pPr>
         <w:pStyle w:val="Heading2"/>
@@ -8297,7 +9114,7 @@
         <w:t xml:space="preserve">10. Project Structure</w:t>
       </w:r>
     </w:p>
-    <w:bookmarkStart w:id="51" w:name="X38be475d02f4d903002dfefeeefac5f5f611ecf"/>
+    <w:bookmarkStart w:id="40" w:name="X38be475d02f4d903002dfefeeefac5f5f611ecf"/>
     <w:p>
       <w:pPr>
         <w:pStyle w:val="Heading3"/>
@@ -8614,8 +9431,8 @@
         <w:t xml:space="preserve">The repository addresses are listed in the Installation Manual, section 8.</w:t>
       </w:r>
     </w:p>
-    <w:bookmarkEnd w:id="51"/>
-    <w:bookmarkStart w:id="52" w:name="X83c92c3828edd62e873f95930516efe2961f0c8"/>
+    <w:bookmarkEnd w:id="40"/>
+    <w:bookmarkStart w:id="41" w:name="X83c92c3828edd62e873f95930516efe2961f0c8"/>
     <w:p>
       <w:pPr>
         <w:pStyle w:val="Heading3"/>
@@ -8886,8 +9703,8 @@
         <w:t xml:space="preserve">    `-- test/java/...      domain, use case, security, and web tests</w:t>
       </w:r>
     </w:p>
-    <w:bookmarkEnd w:id="52"/>
-    <w:bookmarkStart w:id="53" w:name="X657ae863dc4b953454432d035be28ff4919a2d6"/>
+    <w:bookmarkEnd w:id="41"/>
+    <w:bookmarkStart w:id="42" w:name="X657ae863dc4b953454432d035be28ff4919a2d6"/>
     <w:p>
       <w:pPr>
         <w:pStyle w:val="Heading3"/>
@@ -9024,8 +9841,8 @@
         <w:t xml:space="preserve">            PaymentService.Infrastructure.IntegrationTests</w:t>
       </w:r>
     </w:p>
-    <w:bookmarkEnd w:id="53"/>
-    <w:bookmarkStart w:id="54" w:name="X5467d091d183aa019703258a271a519d67c5a2a"/>
+    <w:bookmarkEnd w:id="42"/>
+    <w:bookmarkStart w:id="43" w:name="X5467d091d183aa019703258a271a519d67c5a2a"/>
     <w:p>
       <w:pPr>
         <w:pStyle w:val="Heading3"/>
@@ -9280,8 +10097,204 @@
         <w:t xml:space="preserve">.</w:t>
       </w:r>
     </w:p>
-    <w:bookmarkEnd w:id="54"/>
-    <w:bookmarkStart w:id="55" w:name="Xecdc608ce1eb031125fd30840448db02933cc07"/>
+    <w:p>
+      <w:pPr>
+        <w:pStyle w:val="BodyText"/>
+      </w:pPr>
+      <w:r>
+        <w:rPr>
+          <w:b/>
+          <w:bCs/>
+        </w:rPr>
+        <w:t xml:space="preserve">MVVM pattern.</w:t>
+      </w:r>
+      <w:r>
+        <w:t xml:space="preserve"> </w:t>
+      </w:r>
+      <w:r>
+        <w:t xml:space="preserve">Each page in</w:t>
+      </w:r>
+      <w:r>
+        <w:t xml:space="preserve"> </w:t>
+      </w:r>
+      <w:r>
+        <w:rPr>
+          <w:i/>
+          <w:iCs/>
+        </w:rPr>
+        <w:t xml:space="preserve">features/&lt;area&gt;/pages</w:t>
+      </w:r>
+      <w:r>
+        <w:t xml:space="preserve"> </w:t>
+      </w:r>
+      <w:r>
+        <w:t xml:space="preserve">is the view: a</w:t>
+      </w:r>
+      <w:r>
+        <w:t xml:space="preserve"> </w:t>
+      </w:r>
+      <w:r>
+        <w:rPr>
+          <w:i/>
+          <w:iCs/>
+        </w:rPr>
+        <w:t xml:space="preserve">standalone</w:t>
+      </w:r>
+      <w:r>
+        <w:t xml:space="preserve"> </w:t>
+      </w:r>
+      <w:r>
+        <w:t xml:space="preserve">component that only displays and forwards events. Its logic is in a ViewModel (</w:t>
+      </w:r>
+      <w:r>
+        <w:rPr>
+          <w:i/>
+          <w:iCs/>
+        </w:rPr>
+        <w:t xml:space="preserve">@Injectable</w:t>
+      </w:r>
+      <w:r>
+        <w:t xml:space="preserve">) in</w:t>
+      </w:r>
+      <w:r>
+        <w:t xml:space="preserve"> </w:t>
+      </w:r>
+      <w:r>
+        <w:rPr>
+          <w:i/>
+          <w:iCs/>
+        </w:rPr>
+        <w:t xml:space="preserve">features/&lt;area&gt;/viewmodels</w:t>
+      </w:r>
+      <w:r>
+        <w:t xml:space="preserve"> </w:t>
+      </w:r>
+      <w:r>
+        <w:t xml:space="preserve">or, if several areas share it (profile, settings, create user, sidebar), in</w:t>
+      </w:r>
+      <w:r>
+        <w:t xml:space="preserve"> </w:t>
+      </w:r>
+      <w:r>
+        <w:rPr>
+          <w:i/>
+          <w:iCs/>
+        </w:rPr>
+        <w:t xml:space="preserve">shared/viewmodels</w:t>
+      </w:r>
+      <w:r>
+        <w:t xml:space="preserve">: it keeps the state in signals (</w:t>
+      </w:r>
+      <w:r>
+        <w:rPr>
+          <w:i/>
+          <w:iCs/>
+        </w:rPr>
+        <w:t xml:space="preserve">signal</w:t>
+      </w:r>
+      <w:r>
+        <w:t xml:space="preserve">,</w:t>
+      </w:r>
+      <w:r>
+        <w:t xml:space="preserve"> </w:t>
+      </w:r>
+      <w:r>
+        <w:rPr>
+          <w:i/>
+          <w:iCs/>
+        </w:rPr>
+        <w:t xml:space="preserve">computed</w:t>
+      </w:r>
+      <w:r>
+        <w:t xml:space="preserve">), validates the forms, and calls the services in</w:t>
+      </w:r>
+      <w:r>
+        <w:t xml:space="preserve"> </w:t>
+      </w:r>
+      <w:r>
+        <w:rPr>
+          <w:i/>
+          <w:iCs/>
+        </w:rPr>
+        <w:t xml:space="preserve">core/services</w:t>
+      </w:r>
+      <w:r>
+        <w:t xml:space="preserve">, which are the model. The page receives it through</w:t>
+      </w:r>
+      <w:r>
+        <w:t xml:space="preserve"> </w:t>
+      </w:r>
+      <w:r>
+        <w:rPr>
+          <w:i/>
+          <w:iCs/>
+        </w:rPr>
+        <w:t xml:space="preserve">providers</w:t>
+      </w:r>
+      <w:r>
+        <w:t xml:space="preserve"> </w:t>
+      </w:r>
+      <w:r>
+        <w:t xml:space="preserve">and</w:t>
+      </w:r>
+      <w:r>
+        <w:t xml:space="preserve"> </w:t>
+      </w:r>
+      <w:r>
+        <w:rPr>
+          <w:i/>
+          <w:iCs/>
+        </w:rPr>
+        <w:t xml:space="preserve">inject()</w:t>
+      </w:r>
+      <w:r>
+        <w:t xml:space="preserve">. As of October 23, 2026 there are 36 ViewModels (14 for the administrator, 6 for the operator, 5 for the customer, 3 for authentication, 1 for the landing page, 1 for the public report, and 6 shared); they can be tested with Vitest without mounting the view, and 9 already have their</w:t>
+      </w:r>
+      <w:r>
+        <w:t xml:space="preserve"> </w:t>
+      </w:r>
+      <w:r>
+        <w:rPr>
+          <w:i/>
+          <w:iCs/>
+        </w:rPr>
+        <w:t xml:space="preserve">*.viewmodel.spec.ts</w:t>
+      </w:r>
+      <w:r>
+        <w:t xml:space="preserve">. Some administrator ViewModels expose</w:t>
+      </w:r>
+      <w:r>
+        <w:t xml:space="preserve"> </w:t>
+      </w:r>
+      <w:r>
+        <w:rPr>
+          <w:i/>
+          <w:iCs/>
+        </w:rPr>
+        <w:t xml:space="preserve">getters</w:t>
+      </w:r>
+      <w:r>
+        <w:t xml:space="preserve"> </w:t>
+      </w:r>
+      <w:r>
+        <w:t xml:space="preserve">instead of signals (for example</w:t>
+      </w:r>
+      <w:r>
+        <w:t xml:space="preserve"> </w:t>
+      </w:r>
+      <w:r>
+        <w:rPr>
+          <w:i/>
+          <w:iCs/>
+        </w:rPr>
+        <w:t xml:space="preserve">reservations.viewmodel.ts</w:t>
+      </w:r>
+      <w:r>
+        <w:t xml:space="preserve">). A new rule for a screen goes in its ViewModel, not in the template or the component.</w:t>
+      </w:r>
+    </w:p>
+    <w:bookmarkEnd w:id="43"/>
+    <w:bookmarkStart w:id="44" w:name="Xecdc608ce1eb031125fd30840448db02933cc07"/>
     <w:p>
       <w:pPr>
         <w:pStyle w:val="Heading3"/>
@@ -9295,30 +10308,162 @@
         <w:pStyle w:val="FirstParagraph"/>
       </w:pPr>
       <w:r>
-        <w:t xml:space="preserve">The mobile application is organized in</w:t>
-      </w:r>
-      <w:r>
-        <w:t xml:space="preserve"> </w:t>
-      </w:r>
-      <w:r>
-        <w:rPr>
-          <w:i/>
-          <w:iCs/>
-        </w:rPr>
-        <w:t xml:space="preserve">src/modules</w:t>
-      </w:r>
-      <w:r>
-        <w:t xml:space="preserve"> </w:t>
-      </w:r>
-      <w:r>
-        <w:t xml:space="preserve">by role (</w:t>
-      </w:r>
-      <w:r>
-        <w:rPr>
-          <w:i/>
-          <w:iCs/>
-        </w:rPr>
-        <w:t xml:space="preserve">auth</w:t>
+        <w:t xml:space="preserve">The mobile application is organized by layers and by role. All the calls go to the gateway through</w:t>
+      </w:r>
+      <w:r>
+        <w:t xml:space="preserve"> </w:t>
+      </w:r>
+      <w:r>
+        <w:rPr>
+          <w:i/>
+          <w:iCs/>
+        </w:rPr>
+        <w:t xml:space="preserve">EXPO_PUBLIC_API_URL</w:t>
+      </w:r>
+      <w:r>
+        <w:t xml:space="preserve">:</w:t>
+      </w:r>
+    </w:p>
+    <w:p>
+      <w:pPr>
+        <w:pStyle w:val="SourceCode"/>
+      </w:pPr>
+      <w:r>
+        <w:rPr>
+          <w:rStyle w:val="VerbatimChar"/>
+        </w:rPr>
+        <w:t xml:space="preserve">LavadoVehicular-Movil/src/</w:t>
+      </w:r>
+      <w:r>
+        <w:br/>
+      </w:r>
+      <w:r>
+        <w:rPr>
+          <w:rStyle w:val="VerbatimChar"/>
+        </w:rPr>
+        <w:t xml:space="preserve">|-- app/        config (i18n and es, en, fr, pt locales), providers (session, theme, AppUpdatesCheck,</w:t>
+      </w:r>
+      <w:r>
+        <w:br/>
+      </w:r>
+      <w:r>
+        <w:rPr>
+          <w:rStyle w:val="VerbatimChar"/>
+        </w:rPr>
+        <w:t xml:space="preserve">|               push synchronization), theme</w:t>
+      </w:r>
+      <w:r>
+        <w:br/>
+      </w:r>
+      <w:r>
+        <w:rPr>
+          <w:rStyle w:val="VerbatimChar"/>
+        </w:rPr>
+        <w:t xml:space="preserve">|-- core/       api (fetch client and apiError, which translates the error codes), services (one client</w:t>
+      </w:r>
+      <w:r>
+        <w:br/>
+      </w:r>
+      <w:r>
+        <w:rPr>
+          <w:rStyle w:val="VerbatimChar"/>
+        </w:rPr>
+        <w:t xml:space="preserve">|               per backend service), navigation (RootNavigator: each role only registers its</w:t>
+      </w:r>
+      <w:r>
+        <w:br/>
+      </w:r>
+      <w:r>
+        <w:rPr>
+          <w:rStyle w:val="VerbatimChar"/>
+        </w:rPr>
+        <w:t xml:space="preserve">|               screens), storage (session in secure storage, SecureStore)</w:t>
+      </w:r>
+      <w:r>
+        <w:br/>
+      </w:r>
+      <w:r>
+        <w:rPr>
+          <w:rStyle w:val="VerbatimChar"/>
+        </w:rPr>
+        <w:t xml:space="preserve">|-- modules/    auth, client, operator, admin: each with screens (view), viewmodels (use*.ts hooks</w:t>
+      </w:r>
+      <w:r>
+        <w:br/>
+      </w:r>
+      <w:r>
+        <w:rPr>
+          <w:rStyle w:val="VerbatimChar"/>
+        </w:rPr>
+        <w:t xml:space="preserve">|               with the state and the actions), components, hooks, models, and constants</w:t>
+      </w:r>
+      <w:r>
+        <w:br/>
+      </w:r>
+      <w:r>
+        <w:rPr>
+          <w:rStyle w:val="VerbatimChar"/>
+        </w:rPr>
+        <w:t xml:space="preserve">`-- shared/     components, shared screens (notifications, profile, settings), layouts</w:t>
+      </w:r>
+      <w:r>
+        <w:br/>
+      </w:r>
+      <w:r>
+        <w:rPr>
+          <w:rStyle w:val="VerbatimChar"/>
+        </w:rPr>
+        <w:t xml:space="preserve">                (bottom bar and "More" menu per role), validators, utils, hooks, i18n</w:t>
+      </w:r>
+    </w:p>
+    <w:p>
+      <w:pPr>
+        <w:pStyle w:val="FirstParagraph"/>
+      </w:pPr>
+      <w:r>
+        <w:t xml:space="preserve">The app follows the same MVVM idea as the web with React hooks: the screen in</w:t>
+      </w:r>
+      <w:r>
+        <w:t xml:space="preserve"> </w:t>
+      </w:r>
+      <w:r>
+        <w:rPr>
+          <w:i/>
+          <w:iCs/>
+        </w:rPr>
+        <w:t xml:space="preserve">screens</w:t>
+      </w:r>
+      <w:r>
+        <w:t xml:space="preserve"> </w:t>
+      </w:r>
+      <w:r>
+        <w:t xml:space="preserve">draws and calls its hook in</w:t>
+      </w:r>
+      <w:r>
+        <w:t xml:space="preserve"> </w:t>
+      </w:r>
+      <w:r>
+        <w:rPr>
+          <w:i/>
+          <w:iCs/>
+        </w:rPr>
+        <w:t xml:space="preserve">viewmodels</w:t>
+      </w:r>
+      <w:r>
+        <w:t xml:space="preserve"> </w:t>
+      </w:r>
+      <w:r>
+        <w:t xml:space="preserve">(for example</w:t>
+      </w:r>
+      <w:r>
+        <w:t xml:space="preserve"> </w:t>
+      </w:r>
+      <w:r>
+        <w:rPr>
+          <w:i/>
+          <w:iCs/>
+        </w:rPr>
+        <w:t xml:space="preserve">useLoginViewModel</w:t>
       </w:r>
       <w:r>
         <w:t xml:space="preserve">,</w:t>
@@ -9331,7 +10476,46 @@
           <w:i/>
           <w:iCs/>
         </w:rPr>
-        <w:t xml:space="preserve">client</w:t>
+        <w:t xml:space="preserve">useInspection</w:t>
+      </w:r>
+      <w:r>
+        <w:t xml:space="preserve">, or</w:t>
+      </w:r>
+      <w:r>
+        <w:t xml:space="preserve"> </w:t>
+      </w:r>
+      <w:r>
+        <w:rPr>
+          <w:i/>
+          <w:iCs/>
+        </w:rPr>
+        <w:t xml:space="preserve">useSettings</w:t>
+      </w:r>
+      <w:r>
+        <w:t xml:space="preserve">; 20 in total), which keeps the state and uses the services in</w:t>
+      </w:r>
+      <w:r>
+        <w:t xml:space="preserve"> </w:t>
+      </w:r>
+      <w:r>
+        <w:rPr>
+          <w:i/>
+          <w:iCs/>
+        </w:rPr>
+        <w:t xml:space="preserve">core/services</w:t>
+      </w:r>
+      <w:r>
+        <w:t xml:space="preserve">. There are 31 screens: 3 for authentication, 8 for the customer, 8 for the operator, and 12 for the administrator. There are still 10 screens or components that call the services without going through a ViewModel (for example</w:t>
+      </w:r>
+      <w:r>
+        <w:t xml:space="preserve"> </w:t>
+      </w:r>
+      <w:r>
+        <w:rPr>
+          <w:i/>
+          <w:iCs/>
+        </w:rPr>
+        <w:t xml:space="preserve">ClientPaymentScreen</w:t>
       </w:r>
       <w:r>
         <w:t xml:space="preserve">,</w:t>
@@ -9344,7 +10528,7 @@
           <w:i/>
           <w:iCs/>
         </w:rPr>
-        <w:t xml:space="preserve">operator</w:t>
+        <w:t xml:space="preserve">ClientReserveScreen</w:t>
       </w:r>
       <w:r>
         <w:t xml:space="preserve">, and</w:t>
@@ -9357,65 +10541,98 @@
           <w:i/>
           <w:iCs/>
         </w:rPr>
-        <w:t xml:space="preserve">admin</w:t>
-      </w:r>
-      <w:r>
-        <w:t xml:space="preserve">, each with its</w:t>
-      </w:r>
-      <w:r>
-        <w:t xml:space="preserve"> </w:t>
-      </w:r>
-      <w:r>
-        <w:rPr>
-          <w:i/>
-          <w:iCs/>
-        </w:rPr>
-        <w:t xml:space="preserve">screens</w:t>
-      </w:r>
-      <w:r>
-        <w:t xml:space="preserve">),</w:t>
-      </w:r>
-      <w:r>
-        <w:t xml:space="preserve"> </w:t>
-      </w:r>
-      <w:r>
-        <w:rPr>
-          <w:i/>
-          <w:iCs/>
-        </w:rPr>
-        <w:t xml:space="preserve">src/shared</w:t>
-      </w:r>
-      <w:r>
-        <w:t xml:space="preserve"> </w:t>
-      </w:r>
-      <w:r>
-        <w:t xml:space="preserve">(components and shared screens of notifications, profile, and settings), and</w:t>
-      </w:r>
-      <w:r>
-        <w:t xml:space="preserve"> </w:t>
-      </w:r>
-      <w:r>
-        <w:rPr>
-          <w:i/>
-          <w:iCs/>
-        </w:rPr>
-        <w:t xml:space="preserve">src/app/config/locales</w:t>
-      </w:r>
-      <w:r>
-        <w:t xml:space="preserve"> </w:t>
-      </w:r>
-      <w:r>
-        <w:t xml:space="preserve">(es, en, fr, and pt). All the calls go to the gateway through</w:t>
-      </w:r>
-      <w:r>
-        <w:t xml:space="preserve"> </w:t>
-      </w:r>
-      <w:r>
-        <w:rPr>
-          <w:i/>
-          <w:iCs/>
-        </w:rPr>
-        <w:t xml:space="preserve">EXPO_PUBLIC_API_URL</w:t>
+        <w:t xml:space="preserve">OperatorHomeScreen</w:t>
+      </w:r>
+      <w:r>
+        <w:t xml:space="preserve">); it is recorded as technical debt. Push notifications follow the Command pattern (</w:t>
+      </w:r>
+      <w:r>
+        <w:rPr>
+          <w:i/>
+          <w:iCs/>
+        </w:rPr>
+        <w:t xml:space="preserve">RegisterDeviceCommand</w:t>
+      </w:r>
+      <w:r>
+        <w:t xml:space="preserve"> </w:t>
+      </w:r>
+      <w:r>
+        <w:t xml:space="preserve">and</w:t>
+      </w:r>
+      <w:r>
+        <w:t xml:space="preserve"> </w:t>
+      </w:r>
+      <w:r>
+        <w:rPr>
+          <w:i/>
+          <w:iCs/>
+        </w:rPr>
+        <w:t xml:space="preserve">UnregisterDeviceCommand</w:t>
+      </w:r>
+      <w:r>
+        <w:t xml:space="preserve">). Since October 23, 2026 the app has its first tests with</w:t>
+      </w:r>
+      <w:r>
+        <w:t xml:space="preserve"> </w:t>
+      </w:r>
+      <w:r>
+        <w:rPr>
+          <w:i/>
+          <w:iCs/>
+        </w:rPr>
+        <w:t xml:space="preserve">jest-expo</w:t>
+      </w:r>
+      <w:r>
+        <w:t xml:space="preserve"> </w:t>
+      </w:r>
+      <w:r>
+        <w:t xml:space="preserve">(</w:t>
+      </w:r>
+      <w:r>
+        <w:rPr>
+          <w:i/>
+          <w:iCs/>
+        </w:rPr>
+        <w:t xml:space="preserve">src/shared/validators/authValidators.test.ts</w:t>
+      </w:r>
+      <w:r>
+        <w:t xml:space="preserve">,</w:t>
+      </w:r>
+      <w:r>
+        <w:t xml:space="preserve"> </w:t>
+      </w:r>
+      <w:r>
+        <w:rPr>
+          <w:i/>
+          <w:iCs/>
+        </w:rPr>
+        <w:t xml:space="preserve">src/modules/admin/utils/managementUtils.test.ts</w:t>
+      </w:r>
+      <w:r>
+        <w:t xml:space="preserve">, and</w:t>
+      </w:r>
+      <w:r>
+        <w:t xml:space="preserve"> </w:t>
+      </w:r>
+      <w:r>
+        <w:rPr>
+          <w:i/>
+          <w:iCs/>
+        </w:rPr>
+        <w:t xml:space="preserve">src/core/services/__tests__/services.test.ts</w:t>
+      </w:r>
+      <w:r>
+        <w:t xml:space="preserve">, 13 tests), which the CI runs with</w:t>
+      </w:r>
+      <w:r>
+        <w:t xml:space="preserve"> </w:t>
+      </w:r>
+      <w:r>
+        <w:rPr>
+          <w:i/>
+          <w:iCs/>
+        </w:rPr>
+        <w:t xml:space="preserve">npm test -- --ci</w:t>
       </w:r>
       <w:r>
         <w:t xml:space="preserve">.</w:t>
@@ -9672,9 +10889,231 @@
         <w:t xml:space="preserve">).</w:t>
       </w:r>
     </w:p>
-    <w:bookmarkEnd w:id="55"/>
-    <w:bookmarkEnd w:id="56"/>
-    <w:bookmarkStart w:id="68" w:name="Xbc0dbb99817e3f2eb6e1bcbff30371be7d99b36"/>
+    <w:p>
+      <w:pPr>
+        <w:pStyle w:val="BodyText"/>
+      </w:pPr>
+      <w:r>
+        <w:rPr>
+          <w:b/>
+          <w:bCs/>
+        </w:rPr>
+        <w:t xml:space="preserve">Updates (APK and EAS Update).</w:t>
+      </w:r>
+      <w:r>
+        <w:t xml:space="preserve"> </w:t>
+      </w:r>
+      <w:r>
+        <w:t xml:space="preserve">The app receives changes in two ways, decided by</w:t>
+      </w:r>
+      <w:r>
+        <w:t xml:space="preserve"> </w:t>
+      </w:r>
+      <w:r>
+        <w:rPr>
+          <w:i/>
+          <w:iCs/>
+        </w:rPr>
+        <w:t xml:space="preserve">app/providers/AppUpdatesCheck.tsx</w:t>
+      </w:r>
+      <w:r>
+        <w:t xml:space="preserve">. If the server publishes an APK with a higher</w:t>
+      </w:r>
+      <w:r>
+        <w:t xml:space="preserve"> </w:t>
+      </w:r>
+      <w:r>
+        <w:rPr>
+          <w:i/>
+          <w:iCs/>
+        </w:rPr>
+        <w:t xml:space="preserve">versionCode</w:t>
+      </w:r>
+      <w:r>
+        <w:t xml:space="preserve"> </w:t>
+      </w:r>
+      <w:r>
+        <w:t xml:space="preserve">(</w:t>
+      </w:r>
+      <w:r>
+        <w:rPr>
+          <w:i/>
+          <w:iCs/>
+        </w:rPr>
+        <w:t xml:space="preserve">/app/version.json</w:t>
+      </w:r>
+      <w:r>
+        <w:t xml:space="preserve">), the app is blocked until it is downloaded: it is the only way to deliver native changes (a native package, permissions, icon, or</w:t>
+      </w:r>
+      <w:r>
+        <w:t xml:space="preserve"> </w:t>
+      </w:r>
+      <w:r>
+        <w:rPr>
+          <w:i/>
+          <w:iCs/>
+        </w:rPr>
+        <w:t xml:space="preserve">app.json</w:t>
+      </w:r>
+      <w:r>
+        <w:t xml:space="preserve">); it is built with</w:t>
+      </w:r>
+      <w:r>
+        <w:t xml:space="preserve"> </w:t>
+      </w:r>
+      <w:r>
+        <w:rPr>
+          <w:i/>
+          <w:iCs/>
+        </w:rPr>
+        <w:t xml:space="preserve">eas build -p android --profile preview</w:t>
+      </w:r>
+      <w:r>
+        <w:t xml:space="preserve"> </w:t>
+      </w:r>
+      <w:r>
+        <w:t xml:space="preserve">and published with</w:t>
+      </w:r>
+      <w:r>
+        <w:t xml:space="preserve"> </w:t>
+      </w:r>
+      <w:r>
+        <w:rPr>
+          <w:i/>
+          <w:iCs/>
+        </w:rPr>
+        <w:t xml:space="preserve">npm run publish:apk</w:t>
+      </w:r>
+      <w:r>
+        <w:t xml:space="preserve">. Changes to screens and logic only arrive over the internet with EAS Update (</w:t>
+      </w:r>
+      <w:r>
+        <w:rPr>
+          <w:i/>
+          <w:iCs/>
+        </w:rPr>
+        <w:t xml:space="preserve">expo-updates</w:t>
+      </w:r>
+      <w:r>
+        <w:t xml:space="preserve">,</w:t>
+      </w:r>
+      <w:r>
+        <w:t xml:space="preserve"> </w:t>
+      </w:r>
+      <w:r>
+        <w:rPr>
+          <w:i/>
+          <w:iCs/>
+        </w:rPr>
+        <w:t xml:space="preserve">preview</w:t>
+      </w:r>
+      <w:r>
+        <w:t xml:space="preserve"> </w:t>
+      </w:r>
+      <w:r>
+        <w:t xml:space="preserve">channel,</w:t>
+      </w:r>
+      <w:r>
+        <w:t xml:space="preserve"> </w:t>
+      </w:r>
+      <w:r>
+        <w:rPr>
+          <w:i/>
+          <w:iCs/>
+        </w:rPr>
+        <w:t xml:space="preserve">runtimeVersion</w:t>
+      </w:r>
+      <w:r>
+        <w:t xml:space="preserve"> </w:t>
+      </w:r>
+      <w:r>
+        <w:t xml:space="preserve">with the</w:t>
+      </w:r>
+      <w:r>
+        <w:t xml:space="preserve"> </w:t>
+      </w:r>
+      <w:r>
+        <w:rPr>
+          <w:i/>
+          <w:iCs/>
+        </w:rPr>
+        <w:t xml:space="preserve">fingerprint</w:t>
+      </w:r>
+      <w:r>
+        <w:t xml:space="preserve"> </w:t>
+      </w:r>
+      <w:r>
+        <w:t xml:space="preserve">policy, and a check when the app opens,</w:t>
+      </w:r>
+      <w:r>
+        <w:t xml:space="preserve"> </w:t>
+      </w:r>
+      <w:r>
+        <w:rPr>
+          <w:i/>
+          <w:iCs/>
+        </w:rPr>
+        <w:t xml:space="preserve">checkAutomatically: ON_LOAD</w:t>
+      </w:r>
+      <w:r>
+        <w:t xml:space="preserve">): the app downloads the update and offers to restart; they are published with</w:t>
+      </w:r>
+      <w:r>
+        <w:t xml:space="preserve"> </w:t>
+      </w:r>
+      <w:r>
+        <w:rPr>
+          <w:i/>
+          <w:iCs/>
+        </w:rPr>
+        <w:t xml:space="preserve">npm run publish:update -- "what changed"</w:t>
+      </w:r>
+      <w:r>
+        <w:t xml:space="preserve"> </w:t>
+      </w:r>
+      <w:r>
+        <w:t xml:space="preserve">(</w:t>
+      </w:r>
+      <w:r>
+        <w:rPr>
+          <w:i/>
+          <w:iCs/>
+        </w:rPr>
+        <w:t xml:space="preserve">scripts/publish-update.mjs</w:t>
+      </w:r>
+      <w:r>
+        <w:t xml:space="preserve">, which sets the same backend address as the APK). An update over the internet does not reach an APK with another</w:t>
+      </w:r>
+      <w:r>
+        <w:t xml:space="preserve"> </w:t>
+      </w:r>
+      <w:r>
+        <w:rPr>
+          <w:i/>
+          <w:iCs/>
+        </w:rPr>
+        <w:t xml:space="preserve">runtimeVersion</w:t>
+      </w:r>
+      <w:r>
+        <w:t xml:space="preserve">. The app version is 1.1.0 (</w:t>
+      </w:r>
+      <w:r>
+        <w:rPr>
+          <w:i/>
+          <w:iCs/>
+        </w:rPr>
+        <w:t xml:space="preserve">versionCode</w:t>
+      </w:r>
+      <w:r>
+        <w:t xml:space="preserve"> </w:t>
+      </w:r>
+      <w:r>
+        <w:t xml:space="preserve">5).</w:t>
+      </w:r>
+    </w:p>
+    <w:bookmarkEnd w:id="44"/>
+    <w:bookmarkEnd w:id="45"/>
+    <w:bookmarkStart w:id="57" w:name="Xbc0dbb99817e3f2eb6e1bcbff30371be7d99b36"/>
     <w:p>
       <w:pPr>
         <w:pStyle w:val="Heading2"/>
@@ -9704,7 +11143,7 @@
         <w:t xml:space="preserve">, divided into nine schemas owned by six services, with 57 tables.</w:t>
       </w:r>
     </w:p>
-    <w:bookmarkStart w:id="60" w:name="X511910f95b0d21d8829e9fe82cf6e0427baa331"/>
+    <w:bookmarkStart w:id="49" w:name="X511910f95b0d21d8829e9fe82cf6e0427baa331"/>
     <w:p>
       <w:pPr>
         <w:pStyle w:val="Heading3"/>
@@ -9838,18 +11277,18 @@
           <wp:inline>
             <wp:extent cx="5334000" cy="3273742"/>
             <wp:effectExtent b="0" l="0" r="0" t="0"/>
-            <wp:docPr descr="Entity-relationship diagram of the system" title="" id="58" name="Picture"/>
+            <wp:docPr descr="Entity-relationship diagram of the system" title="" id="47" name="Picture"/>
             <a:graphic>
               <a:graphicData uri="http://schemas.openxmlformats.org/drawingml/2006/picture">
                 <pic:pic>
                   <pic:nvPicPr>
-                    <pic:cNvPr descr="capturas/data-model.png" id="59" name="Picture"/>
+                    <pic:cNvPr descr="capturas/data-model.png" id="48" name="Picture"/>
                     <pic:cNvPicPr>
                       <a:picLocks noChangeArrowheads="1" noChangeAspect="1"/>
                     </pic:cNvPicPr>
                   </pic:nvPicPr>
                   <pic:blipFill>
-                    <a:blip r:embed="rId57"/>
+                    <a:blip r:embed="rId46"/>
                     <a:stretch>
                       <a:fillRect/>
                     </a:stretch>
@@ -9876,8 +11315,8 @@
         </w:drawing>
       </w:r>
     </w:p>
-    <w:bookmarkEnd w:id="60"/>
-    <w:bookmarkStart w:id="64" w:name="Xf73ab5413e7306da91dfde66a5d56a3af081505"/>
+    <w:bookmarkEnd w:id="49"/>
+    <w:bookmarkStart w:id="53" w:name="Xf73ab5413e7306da91dfde66a5d56a3af081505"/>
     <w:p>
       <w:pPr>
         <w:pStyle w:val="Heading3"/>
@@ -9886,7 +11325,7 @@
         <w:t xml:space="preserve">11.2 Main Tables</w:t>
       </w:r>
     </w:p>
-    <w:bookmarkStart w:id="61" w:name="X4b84269225e32ccd56a2ef08dbd6239cb175271"/>
+    <w:bookmarkStart w:id="50" w:name="X4b84269225e32ccd56a2ef08dbd6239cb175271"/>
     <w:p>
       <w:pPr>
         <w:pStyle w:val="Heading4"/>
@@ -10463,8 +11902,8 @@
         <w:t xml:space="preserve">Prepared by the authors from the changelogs and the data models of the services.</w:t>
       </w:r>
     </w:p>
-    <w:bookmarkEnd w:id="61"/>
-    <w:bookmarkStart w:id="62" w:name="X45611acd91dc44a0df6272eed56a389844f6875"/>
+    <w:bookmarkEnd w:id="50"/>
+    <w:bookmarkStart w:id="51" w:name="X45611acd91dc44a0df6272eed56a389844f6875"/>
     <w:p>
       <w:pPr>
         <w:pStyle w:val="Heading4"/>
@@ -10856,8 +12295,8 @@
         <w:t xml:space="preserve">in English in the database (SCHEDULED, CONFIRMED, IN_PROGRESS, COMPLETED, CANCELLED, NO_SHOW; PENDING, IN_REVIEW, APPROVED, REJECTED, REFUNDED; PENDING, IN_PROGRESS, PAUSED, COMPLETED, WITH_ISSUE). The payment method codes remain in Spanish (EFECTIVO, NEQUI, DAVIPLATA, TRANSFERENCIA).</w:t>
       </w:r>
     </w:p>
-    <w:bookmarkEnd w:id="62"/>
-    <w:bookmarkStart w:id="63" w:name="X2bc9596c6add3da9b94d079aac3e8e5e5fc74b9"/>
+    <w:bookmarkEnd w:id="51"/>
+    <w:bookmarkStart w:id="52" w:name="X2bc9596c6add3da9b94d079aac3e8e5e5fc74b9"/>
     <w:p>
       <w:pPr>
         <w:pStyle w:val="Heading4"/>
@@ -11162,9 +12601,9 @@
         <w:t xml:space="preserve">Prepared by the authors from the migration strategy and the data models of the services.</w:t>
       </w:r>
     </w:p>
-    <w:bookmarkEnd w:id="63"/>
-    <w:bookmarkEnd w:id="64"/>
-    <w:bookmarkStart w:id="65" w:name="X81ecdde81a942658dba50ff74cc64564cba0dd9"/>
+    <w:bookmarkEnd w:id="52"/>
+    <w:bookmarkEnd w:id="53"/>
+    <w:bookmarkStart w:id="54" w:name="X81ecdde81a942658dba50ff74cc64564cba0dd9"/>
     <w:p>
       <w:pPr>
         <w:pStyle w:val="Heading3"/>
@@ -18186,8 +19625,8 @@
         <w:t xml:space="preserve">Source: data model of notification-service. The columns of the last three tables must be completed from their changelogs (Annex B).</w:t>
       </w:r>
     </w:p>
-    <w:bookmarkEnd w:id="65"/>
-    <w:bookmarkStart w:id="66" w:name="Xd0237d78f85344f0d97750c8752b997256de0e1"/>
+    <w:bookmarkEnd w:id="54"/>
+    <w:bookmarkStart w:id="55" w:name="Xd0237d78f85344f0d97750c8752b997256de0e1"/>
     <w:p>
       <w:pPr>
         <w:pStyle w:val="Heading3"/>
@@ -18453,18 +19892,109 @@
               <w:pStyle w:val="Compact"/>
             </w:pPr>
             <w:r>
-              <w:t xml:space="preserve">Only the assigned operator starts or finishes; only on the day of the booking; one service at a time.</w:t>
-            </w:r>
-          </w:p>
-        </w:tc>
-        <w:tc>
-          <w:tcPr/>
-          <w:p>
-            <w:pPr>
-              <w:pStyle w:val="Compact"/>
-            </w:pPr>
-            <w:r>
-              <w:t xml:space="preserve">operations-service.</w:t>
+              <w:t xml:space="preserve">Only the assigned operator starts or finishes; a service can start from 15 minutes before the booking time and up to 4 hours after its end time (</w:t>
+            </w:r>
+            <w:r>
+              <w:rPr>
+                <w:i/>
+                <w:iCs/>
+              </w:rPr>
+              <w:t xml:space="preserve">START_LATE_LIMIT</w:t>
+            </w:r>
+            <w:r>
+              <w:t xml:space="preserve">, since October 24, 2026), so a service that was done can be recorded late (</w:t>
+            </w:r>
+            <w:r>
+              <w:rPr>
+                <w:i/>
+                <w:iCs/>
+              </w:rPr>
+              <w:t xml:space="preserve">StartPolicy</w:t>
+            </w:r>
+            <w:r>
+              <w:t xml:space="preserve">,</w:t>
+            </w:r>
+            <w:r>
+              <w:t xml:space="preserve"> </w:t>
+            </w:r>
+            <w:r>
+              <w:rPr>
+                <w:i/>
+                <w:iCs/>
+              </w:rPr>
+              <w:t xml:space="preserve">SERVICE_TOO_EARLY</w:t>
+            </w:r>
+            <w:r>
+              <w:t xml:space="preserve">,</w:t>
+            </w:r>
+            <w:r>
+              <w:t xml:space="preserve"> </w:t>
+            </w:r>
+            <w:r>
+              <w:rPr>
+                <w:i/>
+                <w:iCs/>
+              </w:rPr>
+              <w:t xml:space="preserve">SERVICE_TOO_LATE</w:t>
+            </w:r>
+            <w:r>
+              <w:t xml:space="preserve">; the response carries</w:t>
+            </w:r>
+            <w:r>
+              <w:t xml:space="preserve"> </w:t>
+            </w:r>
+            <w:r>
+              <w:rPr>
+                <w:i/>
+                <w:iCs/>
+              </w:rPr>
+              <w:t xml:space="preserve">startableAt</w:t>
+            </w:r>
+            <w:r>
+              <w:t xml:space="preserve"> </w:t>
+            </w:r>
+            <w:r>
+              <w:t xml:space="preserve">and</w:t>
+            </w:r>
+            <w:r>
+              <w:t xml:space="preserve"> </w:t>
+            </w:r>
+            <w:r>
+              <w:rPr>
+                <w:i/>
+                <w:iCs/>
+              </w:rPr>
+              <w:t xml:space="preserve">startableUntil</w:t>
+            </w:r>
+            <w:r>
+              <w:t xml:space="preserve">); one service at a time. Starting, finishing, and closing save the execution before calling booking-service and, if booking answers 409 because the change was already applied, treat it as done (OPS-01); executions are locked by row (OPS-03).</w:t>
+            </w:r>
+          </w:p>
+        </w:tc>
+        <w:tc>
+          <w:tcPr/>
+          <w:p>
+            <w:pPr>
+              <w:pStyle w:val="Compact"/>
+            </w:pPr>
+            <w:r>
+              <w:t xml:space="preserve">operations-service (and booking-service since</w:t>
+            </w:r>
+            <w:r>
+              <w:t xml:space="preserve"> </w:t>
+            </w:r>
+            <w:r>
+              <w:rPr>
+                <w:i/>
+                <w:iCs/>
+              </w:rPr>
+              <w:t xml:space="preserve">develop</w:t>
+            </w:r>
+            <w:r>
+              <w:t xml:space="preserve"> </w:t>
+            </w:r>
+            <w:r>
+              <w:t xml:space="preserve">of October 23, 2026, E-01).</w:t>
             </w:r>
           </w:p>
         </w:tc>
@@ -18642,8 +20172,8 @@
         <w:t xml:space="preserve">Prepared by the authors from the code and the data models of the services.</w:t>
       </w:r>
     </w:p>
-    <w:bookmarkEnd w:id="66"/>
-    <w:bookmarkStart w:id="67" w:name="Xb1b4bc028bff389b6165ece84ec9b5284832a0c"/>
+    <w:bookmarkEnd w:id="55"/>
+    <w:bookmarkStart w:id="56" w:name="Xb1b4bc028bff389b6165ece84ec9b5284832a0c"/>
     <w:p>
       <w:pPr>
         <w:pStyle w:val="Heading3"/>
@@ -18761,25 +20291,90 @@
         <w:t xml:space="preserve"> </w:t>
       </w:r>
       <w:r>
-        <w:t xml:space="preserve">converges with one created by the services. The numbering is shared (001 to 013 initial schemas, 014 onward later changes, 101 to 112 seeds), except in payment-service, which uses its own numbering 001 to 020 (TD-019). The global high-water mark is 041 (040 of operations-service and 041 of notification-service, from October 21, 2026); the next shared changeset is 042. The latest seed is booking-service 112 (</w:t>
-      </w:r>
-      <w:r>
-        <w:rPr>
-          <w:i/>
-          <w:iCs/>
-        </w:rPr>
-        <w:t xml:space="preserve">EXPIRED</w:t>
-      </w:r>
-      <w:r>
-        <w:t xml:space="preserve"> </w:t>
-      </w:r>
-      <w:r>
-        <w:t xml:space="preserve">cancellation reason, October 21, 2026). The list of changelogs of each service is in the Installation Manual, section 11.2.</w:t>
-      </w:r>
-    </w:p>
-    <w:bookmarkEnd w:id="67"/>
-    <w:bookmarkEnd w:id="68"/>
-    <w:bookmarkStart w:id="80" w:name="X5c32ff9b3a1187d904e9a9528f7a864f9c0fb1e"/>
+        <w:t xml:space="preserve">converges with one created by the services. The numbering is shared (001 to 013 initial schemas, 014 onward later changes, 101 onward seeds), except in payment-service, which uses its own numbering (TD-019; it is at 023). As of October 26, 2026, the global high-water mark is 049 (booking-service</w:t>
+      </w:r>
+      <w:r>
+        <w:t xml:space="preserve"> </w:t>
+      </w:r>
+      <w:r>
+        <w:rPr>
+          <w:i/>
+          <w:iCs/>
+        </w:rPr>
+        <w:t xml:space="preserve">049-booking-payment-mode-deadline.sql</w:t>
+      </w:r>
+      <w:r>
+        <w:t xml:space="preserve">:</w:t>
+      </w:r>
+      <w:r>
+        <w:t xml:space="preserve"> </w:t>
+      </w:r>
+      <w:r>
+        <w:rPr>
+          <w:i/>
+          <w:iCs/>
+        </w:rPr>
+        <w:t xml:space="preserve">payment_mode</w:t>
+      </w:r>
+      <w:r>
+        <w:t xml:space="preserve">,</w:t>
+      </w:r>
+      <w:r>
+        <w:t xml:space="preserve"> </w:t>
+      </w:r>
+      <w:r>
+        <w:rPr>
+          <w:i/>
+          <w:iCs/>
+        </w:rPr>
+        <w:t xml:space="preserve">payment_deadline</w:t>
+      </w:r>
+      <w:r>
+        <w:t xml:space="preserve">,</w:t>
+      </w:r>
+      <w:r>
+        <w:t xml:space="preserve"> </w:t>
+      </w:r>
+      <w:r>
+        <w:rPr>
+          <w:i/>
+          <w:iCs/>
+        </w:rPr>
+        <w:t xml:space="preserve">payment_reported_at</w:t>
+      </w:r>
+      <w:r>
+        <w:t xml:space="preserve">, and the filtered index</w:t>
+      </w:r>
+      <w:r>
+        <w:t xml:space="preserve"> </w:t>
+      </w:r>
+      <w:r>
+        <w:rPr>
+          <w:i/>
+          <w:iCs/>
+        </w:rPr>
+        <w:t xml:space="preserve">ix_booking_payment_pending</w:t>
+      </w:r>
+      <w:r>
+        <w:t xml:space="preserve">); the next shared changeset is 050. The latest seed is booking-service 117 (</w:t>
+      </w:r>
+      <w:r>
+        <w:rPr>
+          <w:i/>
+          <w:iCs/>
+        </w:rPr>
+        <w:t xml:space="preserve">PAYMENT_TIMEOUT</w:t>
+      </w:r>
+      <w:r>
+        <w:t xml:space="preserve"> </w:t>
+      </w:r>
+      <w:r>
+        <w:t xml:space="preserve">cancellation reason); the next one is 118. The list of changelogs of each service is in the Installation Manual, section 11.2.</w:t>
+      </w:r>
+    </w:p>
+    <w:bookmarkEnd w:id="56"/>
+    <w:bookmarkEnd w:id="57"/>
+    <w:bookmarkStart w:id="69" w:name="X5c32ff9b3a1187d904e9a9528f7a864f9c0fb1e"/>
     <w:p>
       <w:pPr>
         <w:pStyle w:val="Heading2"/>
@@ -18788,7 +20383,7 @@
         <w:t xml:space="preserve">12. Technical Modules</w:t>
       </w:r>
     </w:p>
-    <w:bookmarkStart w:id="69" w:name="X8832eaed2e07a8f28a446d1f3ebd89941bad654"/>
+    <w:bookmarkStart w:id="58" w:name="X8832eaed2e07a8f28a446d1f3ebd89941bad654"/>
     <w:p>
       <w:pPr>
         <w:pStyle w:val="Heading3"/>
@@ -19032,8 +20627,8 @@
         <w:t xml:space="preserve">contact of a user with its switches, and list of active administrators.</w:t>
       </w:r>
     </w:p>
-    <w:bookmarkEnd w:id="69"/>
-    <w:bookmarkStart w:id="70" w:name="Xb36e5d7efc09fa5ffb47026d005252ad986c588"/>
+    <w:bookmarkEnd w:id="58"/>
+    <w:bookmarkStart w:id="59" w:name="Xb36e5d7efc09fa5ffb47026d005252ad986c588"/>
     <w:p>
       <w:pPr>
         <w:pStyle w:val="Heading3"/>
@@ -19175,8 +20770,8 @@
         <w:t xml:space="preserve">); its domain events are only logged.</w:t>
       </w:r>
     </w:p>
-    <w:bookmarkEnd w:id="70"/>
-    <w:bookmarkStart w:id="71" w:name="X0dc1db07244742b09aaf75d2a7ce7a3ff5a0b3e"/>
+    <w:bookmarkEnd w:id="59"/>
+    <w:bookmarkStart w:id="60" w:name="X0dc1db07244742b09aaf75d2a7ce7a3ff5a0b3e"/>
     <w:p>
       <w:pPr>
         <w:pStyle w:val="Heading3"/>
@@ -19515,224 +21110,481 @@
         <w:t xml:space="preserve">publishes BookingConfirmed (created or rescheduled) and BookingCancelled (also when an expired booking is cancelled; the move to NO_SHOW publishes no event).</w:t>
       </w:r>
     </w:p>
-    <w:bookmarkEnd w:id="71"/>
-    <w:bookmarkStart w:id="72" w:name="Xcb0980fa106e16c90cce61876c9b9b1c66c4b08"/>
-    <w:p>
-      <w:pPr>
-        <w:pStyle w:val="Heading3"/>
-      </w:pPr>
-      <w:r>
-        <w:t xml:space="preserve">12.4 operations-service</w:t>
-      </w:r>
-    </w:p>
-    <w:p>
-      <w:pPr>
-        <w:pStyle w:val="FirstParagraph"/>
+    <w:p>
+      <w:pPr>
+        <w:pStyle w:val="BodyText"/>
       </w:pPr>
       <w:r>
         <w:rPr>
           <w:b/>
           <w:bCs/>
         </w:rPr>
-        <w:t xml:space="preserve">Function:</w:t>
-      </w:r>
-      <w:r>
-        <w:t xml:space="preserve"> </w:t>
-      </w:r>
-      <w:r>
-        <w:t xml:space="preserve">operators, weekly shifts, absences, operator profile and skills, manual and automatic assignment, execution, ratings, and inspection reports (ADR-014).</w:t>
-      </w:r>
-    </w:p>
-    <w:p>
-      <w:pPr>
-        <w:pStyle w:val="BodyText"/>
+        <w:t xml:space="preserve">Payment at booking (since October 26, 2026):</w:t>
+      </w:r>
+      <w:r>
+        <w:t xml:space="preserve"> </w:t>
+      </w:r>
+      <w:r>
+        <w:t xml:space="preserve">the customer must send</w:t>
+      </w:r>
+      <w:r>
+        <w:t xml:space="preserve"> </w:t>
+      </w:r>
+      <w:r>
+        <w:rPr>
+          <w:i/>
+          <w:iCs/>
+        </w:rPr>
+        <w:t xml:space="preserve">paymentMode</w:t>
+      </w:r>
+      <w:r>
+        <w:t xml:space="preserve"> </w:t>
+      </w:r>
+      <w:r>
+        <w:t xml:space="preserve">(</w:t>
+      </w:r>
+      <w:r>
+        <w:rPr>
+          <w:i/>
+          <w:iCs/>
+        </w:rPr>
+        <w:t xml:space="preserve">DIGITAL</w:t>
+      </w:r>
+      <w:r>
+        <w:t xml:space="preserve"> </w:t>
+      </w:r>
+      <w:r>
+        <w:t xml:space="preserve">or</w:t>
+      </w:r>
+      <w:r>
+        <w:t xml:space="preserve"> </w:t>
+      </w:r>
+      <w:r>
+        <w:rPr>
+          <w:i/>
+          <w:iCs/>
+        </w:rPr>
+        <w:t xml:space="preserve">CASH</w:t>
+      </w:r>
+      <w:r>
+        <w:t xml:space="preserve">) when creating the booking (400</w:t>
+      </w:r>
+      <w:r>
+        <w:t xml:space="preserve"> </w:t>
+      </w:r>
+      <w:r>
+        <w:rPr>
+          <w:i/>
+          <w:iCs/>
+        </w:rPr>
+        <w:t xml:space="preserve">INVALID_PAYMENT_MODE</w:t>
+      </w:r>
+      <w:r>
+        <w:t xml:space="preserve">); the administrator does not have to, and their bookings have no deadline or limit.</w:t>
+      </w:r>
+      <w:r>
+        <w:t xml:space="preserve"> </w:t>
+      </w:r>
+      <w:r>
+        <w:rPr>
+          <w:i/>
+          <w:iCs/>
+        </w:rPr>
+        <w:t xml:space="preserve">PaymentPolicy</w:t>
+      </w:r>
+      <w:r>
+        <w:t xml:space="preserve"> </w:t>
+      </w:r>
+      <w:r>
+        <w:t xml:space="preserve">applies two rules: at most</w:t>
+      </w:r>
+      <w:r>
+        <w:t xml:space="preserve"> </w:t>
+      </w:r>
+      <w:r>
+        <w:rPr>
+          <w:i/>
+          <w:iCs/>
+        </w:rPr>
+        <w:t xml:space="preserve">BOOKING_CASH_ACTIVE_LIMIT</w:t>
+      </w:r>
+      <w:r>
+        <w:t xml:space="preserve"> </w:t>
+      </w:r>
+      <w:r>
+        <w:t xml:space="preserve">(1) active (SCHEDULED, CONFIRMED, or IN_PROGRESS) cash bookings made by the customer themselves (</w:t>
+      </w:r>
+      <w:r>
+        <w:rPr>
+          <w:i/>
+          <w:iCs/>
+        </w:rPr>
+        <w:t xml:space="preserve">booked_by</w:t>
+      </w:r>
+      <w:r>
+        <w:t xml:space="preserve">), counted with the schedule locked (</w:t>
+      </w:r>
+      <w:r>
+        <w:rPr>
+          <w:i/>
+          <w:iCs/>
+        </w:rPr>
+        <w:t xml:space="preserve">lockSchedule</w:t>
+      </w:r>
+      <w:r>
+        <w:t xml:space="preserve">; 409</w:t>
+      </w:r>
+      <w:r>
+        <w:t xml:space="preserve"> </w:t>
+      </w:r>
+      <w:r>
+        <w:rPr>
+          <w:i/>
+          <w:iCs/>
+        </w:rPr>
+        <w:t xml:space="preserve">CASH_BOOKING_LIMIT</w:t>
+      </w:r>
+      <w:r>
+        <w:t xml:space="preserve">), and, for</w:t>
+      </w:r>
+      <w:r>
+        <w:t xml:space="preserve"> </w:t>
+      </w:r>
+      <w:r>
+        <w:rPr>
+          <w:i/>
+          <w:iCs/>
+        </w:rPr>
+        <w:t xml:space="preserve">DIGITAL</w:t>
+      </w:r>
+      <w:r>
+        <w:t xml:space="preserve">,</w:t>
+      </w:r>
+      <w:r>
+        <w:t xml:space="preserve"> </w:t>
+      </w:r>
+      <w:r>
+        <w:rPr>
+          <w:i/>
+          <w:iCs/>
+        </w:rPr>
+        <w:t xml:space="preserve">paymentDeadline</w:t>
+      </w:r>
+      <w:r>
+        <w:t xml:space="preserve"> </w:t>
+      </w:r>
+      <w:r>
+        <w:t xml:space="preserve">= min(creation +</w:t>
+      </w:r>
+      <w:r>
+        <w:t xml:space="preserve"> </w:t>
+      </w:r>
+      <w:r>
+        <w:rPr>
+          <w:i/>
+          <w:iCs/>
+        </w:rPr>
+        <w:t xml:space="preserve">BOOKING_PAYMENT_WINDOW</w:t>
+      </w:r>
+      <w:r>
+        <w:t xml:space="preserve"> </w:t>
+      </w:r>
+      <w:r>
+        <w:t xml:space="preserve">(30 min), start).</w:t>
+      </w:r>
+      <w:r>
+        <w:t xml:space="preserve"> </w:t>
+      </w:r>
+      <w:r>
+        <w:rPr>
+          <w:i/>
+          <w:iCs/>
+        </w:rPr>
+        <w:t xml:space="preserve">PaymentEventsListener</w:t>
+      </w:r>
+      <w:r>
+        <w:t xml:space="preserve"> </w:t>
+      </w:r>
+      <w:r>
+        <w:t xml:space="preserve">consumes</w:t>
+      </w:r>
+      <w:r>
+        <w:t xml:space="preserve"> </w:t>
+      </w:r>
+      <w:r>
+        <w:rPr>
+          <w:i/>
+          <w:iCs/>
+        </w:rPr>
+        <w:t xml:space="preserve">payment.reported</w:t>
+      </w:r>
+      <w:r>
+        <w:t xml:space="preserve"> </w:t>
+      </w:r>
+      <w:r>
+        <w:t xml:space="preserve">and</w:t>
+      </w:r>
+      <w:r>
+        <w:t xml:space="preserve"> </w:t>
+      </w:r>
+      <w:r>
+        <w:rPr>
+          <w:i/>
+          <w:iCs/>
+        </w:rPr>
+        <w:t xml:space="preserve">payment.confirmed</w:t>
+      </w:r>
+      <w:r>
+        <w:t xml:space="preserve"> </w:t>
+      </w:r>
+      <w:r>
+        <w:t xml:space="preserve">and sets</w:t>
+      </w:r>
+      <w:r>
+        <w:t xml:space="preserve"> </w:t>
+      </w:r>
+      <w:r>
+        <w:rPr>
+          <w:i/>
+          <w:iCs/>
+        </w:rPr>
+        <w:t xml:space="preserve">payment_reported_at</w:t>
+      </w:r>
+      <w:r>
+        <w:t xml:space="preserve"> </w:t>
+      </w:r>
+      <w:r>
+        <w:t xml:space="preserve">(</w:t>
+      </w:r>
+      <w:r>
+        <w:rPr>
+          <w:i/>
+          <w:iCs/>
+        </w:rPr>
+        <w:t xml:space="preserve">Booking.markPaymentReported</w:t>
+      </w:r>
+      <w:r>
+        <w:t xml:space="preserve">, idempotent).</w:t>
+      </w:r>
+      <w:r>
+        <w:t xml:space="preserve"> </w:t>
+      </w:r>
+      <w:r>
+        <w:rPr>
+          <w:i/>
+          <w:iCs/>
+        </w:rPr>
+        <w:t xml:space="preserve">PaymentDeadlineJob</w:t>
+      </w:r>
+      <w:r>
+        <w:t xml:space="preserve"> </w:t>
+      </w:r>
+      <w:r>
+        <w:t xml:space="preserve">runs every</w:t>
+      </w:r>
+      <w:r>
+        <w:t xml:space="preserve"> </w:t>
+      </w:r>
+      <w:r>
+        <w:rPr>
+          <w:i/>
+          <w:iCs/>
+        </w:rPr>
+        <w:t xml:space="preserve">BOOKING_PAYMENT_EXPIRY_INTERVAL</w:t>
+      </w:r>
+      <w:r>
+        <w:t xml:space="preserve"> </w:t>
+      </w:r>
+      <w:r>
+        <w:t xml:space="preserve">(60 s; turned off with</w:t>
+      </w:r>
+      <w:r>
+        <w:t xml:space="preserve"> </w:t>
+      </w:r>
+      <w:r>
+        <w:rPr>
+          <w:i/>
+          <w:iCs/>
+        </w:rPr>
+        <w:t xml:space="preserve">BOOKING_PAYMENT_EXPIRY_ENABLED=false</w:t>
+      </w:r>
+      <w:r>
+        <w:t xml:space="preserve">) and, before cancelling an overdue booking (</w:t>
+      </w:r>
+      <w:r>
+        <w:rPr>
+          <w:i/>
+          <w:iCs/>
+        </w:rPr>
+        <w:t xml:space="preserve">Booking.paymentOverdue</w:t>
+      </w:r>
+      <w:r>
+        <w:t xml:space="preserve">), asks payment-service: with</w:t>
+      </w:r>
+      <w:r>
+        <w:t xml:space="preserve"> </w:t>
+      </w:r>
+      <w:r>
+        <w:rPr>
+          <w:i/>
+          <w:iCs/>
+        </w:rPr>
+        <w:t xml:space="preserve">reported=true</w:t>
+      </w:r>
+      <w:r>
+        <w:t xml:space="preserve"> </w:t>
+      </w:r>
+      <w:r>
+        <w:t xml:space="preserve">it marks it and does not cancel it; with</w:t>
+      </w:r>
+      <w:r>
+        <w:t xml:space="preserve"> </w:t>
+      </w:r>
+      <w:r>
+        <w:rPr>
+          <w:i/>
+          <w:iCs/>
+        </w:rPr>
+        <w:t xml:space="preserve">false</w:t>
+      </w:r>
+      <w:r>
+        <w:t xml:space="preserve"> </w:t>
+      </w:r>
+      <w:r>
+        <w:t xml:space="preserve">it cancels it with</w:t>
+      </w:r>
+      <w:r>
+        <w:t xml:space="preserve"> </w:t>
+      </w:r>
+      <w:r>
+        <w:rPr>
+          <w:i/>
+          <w:iCs/>
+        </w:rPr>
+        <w:t xml:space="preserve">PAYMENT_TIMEOUT</w:t>
+      </w:r>
+      <w:r>
+        <w:t xml:space="preserve"> </w:t>
+      </w:r>
+      <w:r>
+        <w:t xml:space="preserve">and publishes</w:t>
+      </w:r>
+      <w:r>
+        <w:t xml:space="preserve"> </w:t>
+      </w:r>
+      <w:r>
+        <w:rPr>
+          <w:i/>
+          <w:iCs/>
+        </w:rPr>
+        <w:t xml:space="preserve">BookingCancelled</w:t>
+      </w:r>
+      <w:r>
+        <w:t xml:space="preserve">; if payment does not answer, it leaves it for the next round (</w:t>
+      </w:r>
+      <w:r>
+        <w:rPr>
+          <w:i/>
+          <w:iCs/>
+        </w:rPr>
+        <w:t xml:space="preserve">PaymentTimeoutOutcome</w:t>
+      </w:r>
+      <w:r>
+        <w:t xml:space="preserve">: CANCELLED, PAYMENT_REPORTED, or NOT_OVERDUE). Rescheduling does not change the mode or the deadline, and earlier bookings have</w:t>
+      </w:r>
+      <w:r>
+        <w:t xml:space="preserve"> </w:t>
+      </w:r>
+      <w:r>
+        <w:rPr>
+          <w:i/>
+          <w:iCs/>
+        </w:rPr>
+        <w:t xml:space="preserve">payment_mode</w:t>
+      </w:r>
+      <w:r>
+        <w:t xml:space="preserve"> </w:t>
+      </w:r>
+      <w:r>
+        <w:t xml:space="preserve">NULL and none of these rules.</w:t>
+      </w:r>
+    </w:p>
+    <w:bookmarkEnd w:id="60"/>
+    <w:bookmarkStart w:id="61" w:name="Xcb0980fa106e16c90cce61876c9b9b1c66c4b08"/>
+    <w:p>
+      <w:pPr>
+        <w:pStyle w:val="Heading3"/>
+      </w:pPr>
+      <w:r>
+        <w:t xml:space="preserve">12.4 operations-service</w:t>
+      </w:r>
+    </w:p>
+    <w:p>
+      <w:pPr>
+        <w:pStyle w:val="FirstParagraph"/>
       </w:pPr>
       <w:r>
         <w:rPr>
           <w:b/>
           <w:bCs/>
         </w:rPr>
-        <w:t xml:space="preserve">Rules:</w:t>
-      </w:r>
-      <w:r>
-        <w:t xml:space="preserve"> </w:t>
-      </w:r>
-      <w:r>
-        <w:t xml:space="preserve">the operator rows are created from the accounts with the OPERATOR role; if two requests create the same operator at the same time, the second one reads the row already created instead of failing;</w:t>
-      </w:r>
-      <w:r>
-        <w:t xml:space="preserve"> </w:t>
-      </w:r>
-      <w:r>
-        <w:rPr>
-          <w:i/>
-          <w:iCs/>
-        </w:rPr>
-        <w:t xml:space="preserve">AssignmentPolicy</w:t>
-      </w:r>
-      <w:r>
-        <w:t xml:space="preserve"> </w:t>
-      </w:r>
-      <w:r>
-        <w:t xml:space="preserve">returns the reason that blocks an operator (OPERATOR_INACTIVE, OPERATOR_NOT_ON_SHIFT, OPERATOR_ABSENT, OPERATOR_BUSY); only SCHEDULED or CONFIRMED bookings are assigned, and one</w:t>
-      </w:r>
-      <w:r>
-        <w:t xml:space="preserve"> </w:t>
-      </w:r>
-      <w:r>
-        <w:rPr>
-          <w:i/>
-          <w:iCs/>
-        </w:rPr>
-        <w:t xml:space="preserve">service_execution</w:t>
-      </w:r>
-      <w:r>
-        <w:t xml:space="preserve"> </w:t>
-      </w:r>
-      <w:r>
-        <w:t xml:space="preserve">is created per booking line.</w:t>
-      </w:r>
-      <w:r>
-        <w:t xml:space="preserve"> </w:t>
-      </w:r>
+        <w:t xml:space="preserve">Function:</w:t>
+      </w:r>
+      <w:r>
+        <w:t xml:space="preserve"> </w:t>
+      </w:r>
+      <w:r>
+        <w:t xml:space="preserve">operators, weekly shifts, absences, operator profile and skills, manual and automatic assignment, execution, ratings, and inspection reports (ADR-014).</w:t>
+      </w:r>
+    </w:p>
+    <w:p>
+      <w:pPr>
+        <w:pStyle w:val="BodyText"/>
+      </w:pPr>
       <w:r>
         <w:rPr>
           <w:b/>
           <w:bCs/>
         </w:rPr>
-        <w:t xml:space="preserve">Automatic assignment (RF-008):</w:t>
-      </w:r>
-      <w:r>
-        <w:t xml:space="preserve"> </w:t>
-      </w:r>
-      <w:r>
-        <w:t xml:space="preserve">when BookingConfirmed is consumed,</w:t>
-      </w:r>
-      <w:r>
-        <w:t xml:space="preserve"> </w:t>
-      </w:r>
-      <w:r>
-        <w:rPr>
-          <w:i/>
-          <w:iCs/>
-        </w:rPr>
-        <w:t xml:space="preserve">AutoAssignmentPolicy</w:t>
-      </w:r>
-      <w:r>
-        <w:t xml:space="preserve"> </w:t>
-      </w:r>
-      <w:r>
-        <w:t xml:space="preserve">chooses the operator requested by the customer if still free and, otherwise, the free operator with the fewest bookings that day (on a tie, the lowest id); if nobody is free, the booking is left without an operator for the administrator, and a reschedule keeps the operator it already had.</w:t>
-      </w:r>
-      <w:r>
-        <w:t xml:space="preserve"> </w:t>
-      </w:r>
-      <w:r>
-        <w:rPr>
-          <w:i/>
-          <w:iCs/>
-        </w:rPr>
-        <w:t xml:space="preserve">GET /api/v1/operators/available</w:t>
-      </w:r>
-      <w:r>
-        <w:t xml:space="preserve"> </w:t>
-      </w:r>
-      <w:r>
-        <w:t xml:space="preserve">lists the free operators the customer can choose when booking. A service can be started from 15 minutes before the booked time (</w:t>
-      </w:r>
-      <w:r>
-        <w:rPr>
-          <w:i/>
-          <w:iCs/>
-        </w:rPr>
-        <w:t xml:space="preserve">StartPolicy</w:t>
-      </w:r>
-      <w:r>
-        <w:t xml:space="preserve">); starting and finishing move the booking in booking-service; the assignments returned by</w:t>
-      </w:r>
-      <w:r>
-        <w:t xml:space="preserve"> </w:t>
-      </w:r>
-      <w:r>
-        <w:rPr>
-          <w:i/>
-          <w:iCs/>
-        </w:rPr>
-        <w:t xml:space="preserve">GET /api/v1/admin/assignments</w:t>
-      </w:r>
-      <w:r>
-        <w:t xml:space="preserve"> </w:t>
-      </w:r>
-      <w:r>
-        <w:t xml:space="preserve">include the bay of the booking (ADR-015). Since October 21, 2026 manual and automatic assignment take the same lock (</w:t>
-      </w:r>
-      <w:r>
-        <w:rPr>
-          <w:i/>
-          <w:iCs/>
-        </w:rPr>
-        <w:t xml:space="preserve">ExecutionRepository.lockAssignments</w:t>
-      </w:r>
-      <w:r>
-        <w:t xml:space="preserve">,</w:t>
-      </w:r>
-      <w:r>
-        <w:t xml:space="preserve"> </w:t>
-      </w:r>
-      <w:r>
-        <w:rPr>
-          <w:i/>
-          <w:iCs/>
-        </w:rPr>
-        <w:t xml:space="preserve">sp_getapplock</w:t>
-      </w:r>
-      <w:r>
-        <w:t xml:space="preserve"> </w:t>
-      </w:r>
-      <w:r>
-        <w:t xml:space="preserve">on</w:t>
-      </w:r>
-      <w:r>
-        <w:t xml:space="preserve"> </w:t>
-      </w:r>
-      <w:r>
-        <w:rPr>
-          <w:i/>
-          <w:iCs/>
-        </w:rPr>
-        <w:t xml:space="preserve">operations-assignment</w:t>
-      </w:r>
-      <w:r>
-        <w:t xml:space="preserve">) before reading the operator bookings and saving, and</w:t>
-      </w:r>
-      <w:r>
-        <w:t xml:space="preserve"> </w:t>
-      </w:r>
-      <w:r>
-        <w:rPr>
-          <w:i/>
-          <w:iCs/>
-        </w:rPr>
-        <w:t xml:space="preserve">GET /api/v1/admin/assignments/unassigned</w:t>
-      </w:r>
-      <w:r>
-        <w:t xml:space="preserve"> </w:t>
-      </w:r>
-      <w:r>
-        <w:t xml:space="preserve">returns</w:t>
-      </w:r>
-      <w:r>
-        <w:t xml:space="preserve"> </w:t>
-      </w:r>
-      <w:r>
-        <w:rPr>
-          <w:i/>
-          <w:iCs/>
-        </w:rPr>
-        <w:t xml:space="preserve">{count, bookingIds}</w:t>
-      </w:r>
-      <w:r>
-        <w:t xml:space="preserve">, the single count of bookings without an operator (SCHEDULED or CONFIRMED, with no operator on any line, and whose time has not ended) used by the dashboard and the bookings screen of the web and the mobile app.</w:t>
+        <w:t xml:space="preserve">Rules:</w:t>
+      </w:r>
+      <w:r>
+        <w:t xml:space="preserve"> </w:t>
+      </w:r>
+      <w:r>
+        <w:t xml:space="preserve">the operator rows are created from the accounts with the OPERATOR role; if two requests create the same operator at the same time, the second one reads the row already created instead of failing;</w:t>
+      </w:r>
+      <w:r>
+        <w:t xml:space="preserve"> </w:t>
+      </w:r>
+      <w:r>
+        <w:rPr>
+          <w:i/>
+          <w:iCs/>
+        </w:rPr>
+        <w:t xml:space="preserve">AssignmentPolicy</w:t>
+      </w:r>
+      <w:r>
+        <w:t xml:space="preserve"> </w:t>
+      </w:r>
+      <w:r>
+        <w:t xml:space="preserve">returns the reason that blocks an operator (OPERATOR_INACTIVE, OPERATOR_NOT_ON_SHIFT, OPERATOR_ABSENT, OPERATOR_BUSY); only SCHEDULED or CONFIRMED bookings are assigned, and one</w:t>
+      </w:r>
+      <w:r>
+        <w:t xml:space="preserve"> </w:t>
+      </w:r>
+      <w:r>
+        <w:rPr>
+          <w:i/>
+          <w:iCs/>
+        </w:rPr>
+        <w:t xml:space="preserve">service_execution</w:t>
+      </w:r>
+      <w:r>
+        <w:t xml:space="preserve"> </w:t>
+      </w:r>
+      <w:r>
+        <w:t xml:space="preserve">is created per booking line.</w:t>
       </w:r>
       <w:r>
         <w:t xml:space="preserve"> </w:t>
@@ -19742,133 +21594,78 @@
           <w:b/>
           <w:bCs/>
         </w:rPr>
-        <w:t xml:space="preserve">Bookings that ended without being closed (since October 21, 2026):</w:t>
-      </w:r>
-      <w:r>
-        <w:t xml:space="preserve"> </w:t>
-      </w:r>
-      <w:r>
-        <w:t xml:space="preserve">every 5 minutes</w:t>
-      </w:r>
-      <w:r>
-        <w:t xml:space="preserve"> </w:t>
-      </w:r>
-      <w:r>
-        <w:rPr>
-          <w:i/>
-          <w:iCs/>
-        </w:rPr>
-        <w:t xml:space="preserve">FollowUpJob</w:t>
-      </w:r>
-      <w:r>
-        <w:t xml:space="preserve"> </w:t>
-      </w:r>
-      <w:r>
-        <w:t xml:space="preserve">calls</w:t>
-      </w:r>
-      <w:r>
-        <w:t xml:space="preserve"> </w:t>
-      </w:r>
-      <w:r>
-        <w:rPr>
-          <w:i/>
-          <w:iCs/>
-        </w:rPr>
-        <w:t xml:space="preserve">FollowUpService.followUp</w:t>
-      </w:r>
-      <w:r>
-        <w:t xml:space="preserve">, which reviews the bookings of the last 7 days with</w:t>
-      </w:r>
-      <w:r>
-        <w:t xml:space="preserve"> </w:t>
-      </w:r>
-      <w:r>
-        <w:rPr>
-          <w:i/>
-          <w:iCs/>
-        </w:rPr>
-        <w:t xml:space="preserve">FollowUpPolicy</w:t>
-      </w:r>
-      <w:r>
-        <w:t xml:space="preserve">. The policy only decides on its own when it is sure: NO_OPERATOR (CONFIRMED without an operator, one hour after its end) is closed as NO_SHOW through the internal route of booking-service; NOT_STARTED (CONFIRMED with an operator, not started when its time ended) and NOT_FINISHED (IN_PROGRESS not finished one hour after its end) are never marked on their own and stay "to close". For these two, operations-service publishes ServiceNotStarted or ServiceNotFinished only once and stores the time of the notice in</w:t>
-      </w:r>
-      <w:r>
-        <w:t xml:space="preserve"> </w:t>
-      </w:r>
-      <w:r>
-        <w:rPr>
-          <w:i/>
-          <w:iCs/>
-        </w:rPr>
-        <w:t xml:space="preserve">execution.service_execution.follow_up_notice_at</w:t>
-      </w:r>
-      <w:r>
-        <w:t xml:space="preserve"> </w:t>
-      </w:r>
-      <w:r>
-        <w:t xml:space="preserve">(changelog 040), which is cleared when the service is started.</w:t>
-      </w:r>
-      <w:r>
-        <w:t xml:space="preserve"> </w:t>
-      </w:r>
-      <w:r>
-        <w:rPr>
-          <w:i/>
-          <w:iCs/>
-        </w:rPr>
-        <w:t xml:space="preserve">GET /api/v1/admin/assignments/to-close</w:t>
-      </w:r>
-      <w:r>
-        <w:t xml:space="preserve"> </w:t>
-      </w:r>
-      <w:r>
-        <w:t xml:space="preserve">lists the bookings to close (by default, the last week) and</w:t>
-      </w:r>
-      <w:r>
-        <w:t xml:space="preserve"> </w:t>
-      </w:r>
-      <w:r>
-        <w:rPr>
-          <w:i/>
-          <w:iCs/>
-        </w:rPr>
-        <w:t xml:space="preserve">POST /api/v1/admin/assignments/{bookingId}/attended</w:t>
-      </w:r>
-      <w:r>
-        <w:t xml:space="preserve"> </w:t>
-      </w:r>
-      <w:r>
-        <w:t xml:space="preserve">(</w:t>
-      </w:r>
-      <w:r>
-        <w:rPr>
-          <w:i/>
-          <w:iCs/>
-        </w:rPr>
-        <w:t xml:space="preserve">FollowUpService.closeAsAttended</w:t>
-      </w:r>
-      <w:r>
-        <w:t xml:space="preserve">) closes one as attended: the open lines become COMPLETED without made-up hours (without a start time it does not count toward punctuality and without an end time it adds no worked hours, but it does count as a service done and as income), the booking moves to IN_PROGRESS if needed and then to COMPLETED, and ServiceCompleted is not published, so the customer does not get "ready for pickup" hours later; the customer can still rate it. If the booking is not to close, the answer is 409 BOOKING_NOT_TO_CLOSE. The administrator's "No-show" is still the status change of booking-service (</w:t>
-      </w:r>
-      <w:r>
-        <w:rPr>
-          <w:i/>
-          <w:iCs/>
-        </w:rPr>
-        <w:t xml:space="preserve">PATCH /api/v1/admin/bookings/{id}/status</w:t>
-      </w:r>
-      <w:r>
-        <w:t xml:space="preserve">) and only applies to a booking that was never started. The operator's lists no longer show NO_SHOW or CANCELLED bookings. The job uses</w:t>
-      </w:r>
-      <w:r>
-        <w:t xml:space="preserve"> </w:t>
-      </w:r>
-      <w:r>
-        <w:rPr>
-          <w:i/>
-          <w:iCs/>
-        </w:rPr>
-        <w:t xml:space="preserve">FOLLOW_UP_ENABLED</w:t>
+        <w:t xml:space="preserve">Automatic assignment (RF-008):</w:t>
+      </w:r>
+      <w:r>
+        <w:t xml:space="preserve"> </w:t>
+      </w:r>
+      <w:r>
+        <w:t xml:space="preserve">when BookingConfirmed is consumed,</w:t>
+      </w:r>
+      <w:r>
+        <w:t xml:space="preserve"> </w:t>
+      </w:r>
+      <w:r>
+        <w:rPr>
+          <w:i/>
+          <w:iCs/>
+        </w:rPr>
+        <w:t xml:space="preserve">AutoAssignmentPolicy</w:t>
+      </w:r>
+      <w:r>
+        <w:t xml:space="preserve"> </w:t>
+      </w:r>
+      <w:r>
+        <w:t xml:space="preserve">chooses the operator requested by the customer if still free and, otherwise, the free operator with the fewest bookings that day (on a tie, the lowest id); if nobody is free, the booking is left without an operator for the administrator, and a reschedule keeps the operator it already had.</w:t>
+      </w:r>
+      <w:r>
+        <w:t xml:space="preserve"> </w:t>
+      </w:r>
+      <w:r>
+        <w:rPr>
+          <w:i/>
+          <w:iCs/>
+        </w:rPr>
+        <w:t xml:space="preserve">GET /api/v1/operators/available</w:t>
+      </w:r>
+      <w:r>
+        <w:t xml:space="preserve"> </w:t>
+      </w:r>
+      <w:r>
+        <w:t xml:space="preserve">lists the free operators the customer can choose when booking. A service can be started from 15 minutes before the booked time (</w:t>
+      </w:r>
+      <w:r>
+        <w:rPr>
+          <w:i/>
+          <w:iCs/>
+        </w:rPr>
+        <w:t xml:space="preserve">StartPolicy</w:t>
+      </w:r>
+      <w:r>
+        <w:t xml:space="preserve">); starting and finishing move the booking in booking-service; the assignments returned by</w:t>
+      </w:r>
+      <w:r>
+        <w:t xml:space="preserve"> </w:t>
+      </w:r>
+      <w:r>
+        <w:rPr>
+          <w:i/>
+          <w:iCs/>
+        </w:rPr>
+        <w:t xml:space="preserve">GET /api/v1/admin/assignments</w:t>
+      </w:r>
+      <w:r>
+        <w:t xml:space="preserve"> </w:t>
+      </w:r>
+      <w:r>
+        <w:t xml:space="preserve">include the bay of the booking (ADR-015). Since October 21, 2026 manual and automatic assignment take the same lock (</w:t>
+      </w:r>
+      <w:r>
+        <w:rPr>
+          <w:i/>
+          <w:iCs/>
+        </w:rPr>
+        <w:t xml:space="preserve">ExecutionRepository.lockAssignments</w:t>
       </w:r>
       <w:r>
         <w:t xml:space="preserve">,</w:t>
@@ -19881,36 +21678,55 @@
           <w:i/>
           <w:iCs/>
         </w:rPr>
-        <w:t xml:space="preserve">FOLLOW_UP_INTERVAL</w:t>
-      </w:r>
-      <w:r>
-        <w:t xml:space="preserve">, and</w:t>
-      </w:r>
-      <w:r>
-        <w:t xml:space="preserve"> </w:t>
-      </w:r>
-      <w:r>
-        <w:rPr>
-          <w:i/>
-          <w:iCs/>
-        </w:rPr>
-        <w:t xml:space="preserve">BOOKING_EXPIRY_GRACE_MINUTES</w:t>
-      </w:r>
-      <w:r>
-        <w:t xml:space="preserve">, and needs</w:t>
-      </w:r>
-      <w:r>
-        <w:t xml:space="preserve"> </w:t>
-      </w:r>
-      <w:r>
-        <w:rPr>
-          <w:i/>
-          <w:iCs/>
-        </w:rPr>
-        <w:t xml:space="preserve">INTERNAL_API_KEY</w:t>
-      </w:r>
-      <w:r>
-        <w:t xml:space="preserve">.</w:t>
+        <w:t xml:space="preserve">sp_getapplock</w:t>
+      </w:r>
+      <w:r>
+        <w:t xml:space="preserve"> </w:t>
+      </w:r>
+      <w:r>
+        <w:t xml:space="preserve">on</w:t>
+      </w:r>
+      <w:r>
+        <w:t xml:space="preserve"> </w:t>
+      </w:r>
+      <w:r>
+        <w:rPr>
+          <w:i/>
+          <w:iCs/>
+        </w:rPr>
+        <w:t xml:space="preserve">operations-assignment</w:t>
+      </w:r>
+      <w:r>
+        <w:t xml:space="preserve">) before reading the operator bookings and saving, and</w:t>
+      </w:r>
+      <w:r>
+        <w:t xml:space="preserve"> </w:t>
+      </w:r>
+      <w:r>
+        <w:rPr>
+          <w:i/>
+          <w:iCs/>
+        </w:rPr>
+        <w:t xml:space="preserve">GET /api/v1/admin/assignments/unassigned</w:t>
+      </w:r>
+      <w:r>
+        <w:t xml:space="preserve"> </w:t>
+      </w:r>
+      <w:r>
+        <w:t xml:space="preserve">returns</w:t>
+      </w:r>
+      <w:r>
+        <w:t xml:space="preserve"> </w:t>
+      </w:r>
+      <w:r>
+        <w:rPr>
+          <w:i/>
+          <w:iCs/>
+        </w:rPr>
+        <w:t xml:space="preserve">{count, bookingIds}</w:t>
+      </w:r>
+      <w:r>
+        <w:t xml:space="preserve">, the single count of bookings without an operator (SCHEDULED or CONFIRMED, with no operator on any line, and whose time has not ended) used by the dashboard and the bookings screen of the web and the mobile app.</w:t>
       </w:r>
       <w:r>
         <w:t xml:space="preserve"> </w:t>
@@ -19920,26 +21736,188 @@
           <w:b/>
           <w:bCs/>
         </w:rPr>
-        <w:t xml:space="preserve">Inspection (RF-036):</w:t>
-      </w:r>
-      <w:r>
-        <w:t xml:space="preserve"> </w:t>
-      </w:r>
-      <w:r>
-        <w:t xml:space="preserve">only for services of 180 minutes or more; phases Reception, Exterior, Interior, Engine, and Delivery; up to five photos of 2 MB per finding, stored in</w:t>
-      </w:r>
-      <w:r>
-        <w:t xml:space="preserve"> </w:t>
-      </w:r>
-      <w:r>
-        <w:rPr>
-          <w:i/>
-          <w:iCs/>
-        </w:rPr>
-        <w:t xml:space="preserve">execution.inspection_photo</w:t>
-      </w:r>
-      <w:r>
-        <w:t xml:space="preserve">; the public link uses a random token and only works after publishing.</w:t>
+        <w:t xml:space="preserve">Bookings that ended without being closed (since October 21, 2026):</w:t>
+      </w:r>
+      <w:r>
+        <w:t xml:space="preserve"> </w:t>
+      </w:r>
+      <w:r>
+        <w:t xml:space="preserve">every 5 minutes</w:t>
+      </w:r>
+      <w:r>
+        <w:t xml:space="preserve"> </w:t>
+      </w:r>
+      <w:r>
+        <w:rPr>
+          <w:i/>
+          <w:iCs/>
+        </w:rPr>
+        <w:t xml:space="preserve">FollowUpJob</w:t>
+      </w:r>
+      <w:r>
+        <w:t xml:space="preserve"> </w:t>
+      </w:r>
+      <w:r>
+        <w:t xml:space="preserve">calls</w:t>
+      </w:r>
+      <w:r>
+        <w:t xml:space="preserve"> </w:t>
+      </w:r>
+      <w:r>
+        <w:rPr>
+          <w:i/>
+          <w:iCs/>
+        </w:rPr>
+        <w:t xml:space="preserve">FollowUpService.followUp</w:t>
+      </w:r>
+      <w:r>
+        <w:t xml:space="preserve">, which reviews the bookings of the last 7 days with</w:t>
+      </w:r>
+      <w:r>
+        <w:t xml:space="preserve"> </w:t>
+      </w:r>
+      <w:r>
+        <w:rPr>
+          <w:i/>
+          <w:iCs/>
+        </w:rPr>
+        <w:t xml:space="preserve">FollowUpPolicy</w:t>
+      </w:r>
+      <w:r>
+        <w:t xml:space="preserve">. The policy only decides on its own when it is sure: NO_OPERATOR (CONFIRMED without an operator, one hour after its end) is closed as NO_SHOW through the internal route of booking-service; NOT_STARTED (CONFIRMED with an operator, not started when its time ended) and NOT_FINISHED (IN_PROGRESS not finished one hour after its end) are never marked on their own and stay "to close". For these two, operations-service publishes ServiceNotStarted or ServiceNotFinished only once and stores the time of the notice in</w:t>
+      </w:r>
+      <w:r>
+        <w:t xml:space="preserve"> </w:t>
+      </w:r>
+      <w:r>
+        <w:rPr>
+          <w:i/>
+          <w:iCs/>
+        </w:rPr>
+        <w:t xml:space="preserve">execution.service_execution.follow_up_notice_at</w:t>
+      </w:r>
+      <w:r>
+        <w:t xml:space="preserve"> </w:t>
+      </w:r>
+      <w:r>
+        <w:t xml:space="preserve">(changelog 040), which is cleared when the service is started.</w:t>
+      </w:r>
+      <w:r>
+        <w:t xml:space="preserve"> </w:t>
+      </w:r>
+      <w:r>
+        <w:rPr>
+          <w:i/>
+          <w:iCs/>
+        </w:rPr>
+        <w:t xml:space="preserve">GET /api/v1/admin/assignments/to-close</w:t>
+      </w:r>
+      <w:r>
+        <w:t xml:space="preserve"> </w:t>
+      </w:r>
+      <w:r>
+        <w:t xml:space="preserve">lists the bookings to close (by default, the last 28 days,</w:t>
+      </w:r>
+      <w:r>
+        <w:t xml:space="preserve"> </w:t>
+      </w:r>
+      <w:r>
+        <w:rPr>
+          <w:i/>
+          <w:iCs/>
+        </w:rPr>
+        <w:t xml:space="preserve">FOLLOW_UP_LOOK_BACK_DAYS</w:t>
+      </w:r>
+      <w:r>
+        <w:t xml:space="preserve">) and</w:t>
+      </w:r>
+      <w:r>
+        <w:t xml:space="preserve"> </w:t>
+      </w:r>
+      <w:r>
+        <w:rPr>
+          <w:i/>
+          <w:iCs/>
+        </w:rPr>
+        <w:t xml:space="preserve">POST /api/v1/admin/assignments/{bookingId}/attended</w:t>
+      </w:r>
+      <w:r>
+        <w:t xml:space="preserve"> </w:t>
+      </w:r>
+      <w:r>
+        <w:t xml:space="preserve">(</w:t>
+      </w:r>
+      <w:r>
+        <w:rPr>
+          <w:i/>
+          <w:iCs/>
+        </w:rPr>
+        <w:t xml:space="preserve">FollowUpService.closeAsAttended</w:t>
+      </w:r>
+      <w:r>
+        <w:t xml:space="preserve">) closes one as attended: the open lines become COMPLETED without made-up hours (without a start time it does not count toward punctuality and without an end time it adds no worked hours, but it does count as a service done and as income), the booking moves to IN_PROGRESS if needed and then to COMPLETED, and ServiceCompleted is not published, so the customer does not get "ready for pickup" hours later; the customer can still rate it. If the booking is not to close, the answer is 409 BOOKING_NOT_TO_CLOSE. The administrator's "No-show" is still the status change of booking-service (</w:t>
+      </w:r>
+      <w:r>
+        <w:rPr>
+          <w:i/>
+          <w:iCs/>
+        </w:rPr>
+        <w:t xml:space="preserve">PATCH /api/v1/admin/bookings/{id}/status</w:t>
+      </w:r>
+      <w:r>
+        <w:t xml:space="preserve">) and only applies to a booking that was never started. The operator's lists no longer show NO_SHOW or CANCELLED bookings. The job uses</w:t>
+      </w:r>
+      <w:r>
+        <w:t xml:space="preserve"> </w:t>
+      </w:r>
+      <w:r>
+        <w:rPr>
+          <w:i/>
+          <w:iCs/>
+        </w:rPr>
+        <w:t xml:space="preserve">FOLLOW_UP_ENABLED</w:t>
+      </w:r>
+      <w:r>
+        <w:t xml:space="preserve">,</w:t>
+      </w:r>
+      <w:r>
+        <w:t xml:space="preserve"> </w:t>
+      </w:r>
+      <w:r>
+        <w:rPr>
+          <w:i/>
+          <w:iCs/>
+        </w:rPr>
+        <w:t xml:space="preserve">FOLLOW_UP_INTERVAL</w:t>
+      </w:r>
+      <w:r>
+        <w:t xml:space="preserve">, and</w:t>
+      </w:r>
+      <w:r>
+        <w:t xml:space="preserve"> </w:t>
+      </w:r>
+      <w:r>
+        <w:rPr>
+          <w:i/>
+          <w:iCs/>
+        </w:rPr>
+        <w:t xml:space="preserve">BOOKING_EXPIRY_GRACE_MINUTES</w:t>
+      </w:r>
+      <w:r>
+        <w:t xml:space="preserve">, and needs</w:t>
+      </w:r>
+      <w:r>
+        <w:t xml:space="preserve"> </w:t>
+      </w:r>
+      <w:r>
+        <w:rPr>
+          <w:i/>
+          <w:iCs/>
+        </w:rPr>
+        <w:t xml:space="preserve">INTERNAL_API_KEY</w:t>
+      </w:r>
+      <w:r>
+        <w:t xml:space="preserve">.</w:t>
       </w:r>
       <w:r>
         <w:t xml:space="preserve"> </w:t>
@@ -19949,191 +21927,211 @@
           <w:b/>
           <w:bCs/>
         </w:rPr>
-        <w:t xml:space="preserve">Events:</w:t>
-      </w:r>
-      <w:r>
-        <w:t xml:space="preserve"> </w:t>
-      </w:r>
-      <w:r>
-        <w:t xml:space="preserve">consumes</w:t>
-      </w:r>
-      <w:r>
-        <w:t xml:space="preserve"> </w:t>
-      </w:r>
-      <w:r>
-        <w:rPr>
-          <w:i/>
-          <w:iCs/>
-        </w:rPr>
-        <w:t xml:space="preserve">booking.confirmed</w:t>
-      </w:r>
-      <w:r>
-        <w:t xml:space="preserve"> </w:t>
-      </w:r>
-      <w:r>
-        <w:t xml:space="preserve">and publishes OperatorAssigned, ServiceStarted, ServiceCompleted, InspectionShared, ServiceNotStarted, and ServiceNotFinished.</w:t>
-      </w:r>
-    </w:p>
-    <w:bookmarkEnd w:id="72"/>
-    <w:bookmarkStart w:id="73" w:name="X30f2bc1aa1d68dc99d9df21019caaa55e516fe8"/>
-    <w:p>
-      <w:pPr>
-        <w:pStyle w:val="Heading3"/>
-      </w:pPr>
-      <w:r>
-        <w:t xml:space="preserve">12.5 payment-service</w:t>
-      </w:r>
-    </w:p>
-    <w:p>
-      <w:pPr>
-        <w:pStyle w:val="FirstParagraph"/>
-      </w:pPr>
+        <w:t xml:space="preserve">Inspection (RF-036):</w:t>
+      </w:r>
+      <w:r>
+        <w:t xml:space="preserve"> </w:t>
+      </w:r>
+      <w:r>
+        <w:t xml:space="preserve">only for services of 180 minutes or more; phases Reception, Exterior, Interior, Engine, and Delivery; up to five photos of 2 MB per finding, stored in</w:t>
+      </w:r>
+      <w:r>
+        <w:t xml:space="preserve"> </w:t>
+      </w:r>
+      <w:r>
+        <w:rPr>
+          <w:i/>
+          <w:iCs/>
+        </w:rPr>
+        <w:t xml:space="preserve">execution.inspection_photo</w:t>
+      </w:r>
+      <w:r>
+        <w:t xml:space="preserve">; the public link uses a random token and only works after publishing.</w:t>
+      </w:r>
+      <w:r>
+        <w:t xml:space="preserve"> </w:t>
+      </w:r>
       <w:r>
         <w:rPr>
           <w:b/>
           <w:bCs/>
         </w:rPr>
-        <w:t xml:space="preserve">Function:</w:t>
-      </w:r>
-      <w:r>
-        <w:t xml:space="preserve"> </w:t>
-      </w:r>
-      <w:r>
-        <w:t xml:space="preserve">payment accounts with QR, payments with receipt, review, refunds, and manual payments (ADR-008 and ADR-013).</w:t>
-      </w:r>
-    </w:p>
-    <w:p>
-      <w:pPr>
-        <w:pStyle w:val="BodyText"/>
+        <w:t xml:space="preserve">Events:</w:t>
+      </w:r>
+      <w:r>
+        <w:t xml:space="preserve"> </w:t>
+      </w:r>
+      <w:r>
+        <w:t xml:space="preserve">consumes</w:t>
+      </w:r>
+      <w:r>
+        <w:t xml:space="preserve"> </w:t>
+      </w:r>
+      <w:r>
+        <w:rPr>
+          <w:i/>
+          <w:iCs/>
+        </w:rPr>
+        <w:t xml:space="preserve">booking.confirmed</w:t>
+      </w:r>
+      <w:r>
+        <w:t xml:space="preserve"> </w:t>
+      </w:r>
+      <w:r>
+        <w:t xml:space="preserve">and publishes OperatorAssigned, ServiceStarted, ServiceCompleted, InspectionShared, ServiceNotStarted, and ServiceNotFinished.</w:t>
+      </w:r>
+    </w:p>
+    <w:bookmarkEnd w:id="61"/>
+    <w:bookmarkStart w:id="62" w:name="X30f2bc1aa1d68dc99d9df21019caaa55e516fe8"/>
+    <w:p>
+      <w:pPr>
+        <w:pStyle w:val="Heading3"/>
+      </w:pPr>
+      <w:r>
+        <w:t xml:space="preserve">12.5 payment-service</w:t>
+      </w:r>
+    </w:p>
+    <w:p>
+      <w:pPr>
+        <w:pStyle w:val="FirstParagraph"/>
       </w:pPr>
       <w:r>
         <w:rPr>
           <w:b/>
           <w:bCs/>
         </w:rPr>
-        <w:t xml:space="preserve">Rules:</w:t>
-      </w:r>
-      <w:r>
-        <w:t xml:space="preserve"> </w:t>
-      </w:r>
-      <w:r>
-        <w:t xml:space="preserve">only bookings CONFIRMED, IN_PROGRESS, or COMPLETED can be paid, and</w:t>
-      </w:r>
-      <w:r>
-        <w:t xml:space="preserve"> </w:t>
-      </w:r>
-      <w:r>
-        <w:rPr>
-          <w:i/>
-          <w:iCs/>
-        </w:rPr>
-        <w:t xml:space="preserve">PaymentPolicy.CanReportPayment</w:t>
-      </w:r>
-      <w:r>
-        <w:t xml:space="preserve"> </w:t>
-      </w:r>
-      <w:r>
-        <w:t xml:space="preserve">also requires that there is no approved payment and none pending or in review (exposed as</w:t>
-      </w:r>
-      <w:r>
-        <w:t xml:space="preserve"> </w:t>
-      </w:r>
-      <w:r>
-        <w:rPr>
-          <w:i/>
-          <w:iCs/>
-        </w:rPr>
-        <w:t xml:space="preserve">payable</w:t>
-      </w:r>
-      <w:r>
-        <w:t xml:space="preserve"> </w:t>
-      </w:r>
-      <w:r>
-        <w:t xml:space="preserve">in</w:t>
-      </w:r>
-      <w:r>
-        <w:t xml:space="preserve"> </w:t>
-      </w:r>
-      <w:r>
-        <w:rPr>
-          <w:i/>
-          <w:iCs/>
-        </w:rPr>
-        <w:t xml:space="preserve">GET /api/v1/payments/me/bookings</w:t>
-      </w:r>
-      <w:r>
-        <w:t xml:space="preserve">); the amount due is the total returned by booking-service minus the redeemed coupon (</w:t>
-      </w:r>
-      <w:r>
-        <w:rPr>
-          <w:i/>
-          <w:iCs/>
-        </w:rPr>
-        <w:t xml:space="preserve">AmountDueCalculator</w:t>
-      </w:r>
-      <w:r>
-        <w:t xml:space="preserve">); the payment reported by the customer goes directly to IN_REVIEW with the declared amount; a reused transaction reference is rejected; the receipt weighs 2 MB at most (400 RECEIPT_TOO_LARGE; the web and the app compress it before sending it);</w:t>
-      </w:r>
-      <w:r>
-        <w:t xml:space="preserve"> </w:t>
-      </w:r>
-      <w:r>
-        <w:rPr>
-          <w:i/>
-          <w:iCs/>
-        </w:rPr>
-        <w:t xml:space="preserve">GET /api/v1/payment-accounts</w:t>
-      </w:r>
-      <w:r>
-        <w:t xml:space="preserve"> </w:t>
-      </w:r>
-      <w:r>
-        <w:t xml:space="preserve">returns the active accounts, including the cash account while it is active; rejection requires a reason of up to 200 characters; a manual payment is approved immediately; the state machine is PENDING → IN_REVIEW → APPROVED or REJECTED, and APPROVED → REFUNDED.</w:t>
-      </w:r>
-      <w:r>
-        <w:t xml:space="preserve"> </w:t>
-      </w:r>
+        <w:t xml:space="preserve">Function:</w:t>
+      </w:r>
+      <w:r>
+        <w:t xml:space="preserve"> </w:t>
+      </w:r>
+      <w:r>
+        <w:t xml:space="preserve">payment accounts with QR, payments with receipt, review, refunds, and manual payments (ADR-008 and ADR-013).</w:t>
+      </w:r>
+    </w:p>
+    <w:p>
+      <w:pPr>
+        <w:pStyle w:val="BodyText"/>
+      </w:pPr>
       <w:r>
         <w:rPr>
           <w:b/>
           <w:bCs/>
         </w:rPr>
-        <w:t xml:space="preserve">Loyalty and promotions (ADR-015):</w:t>
-      </w:r>
-      <w:r>
-        <w:t xml:space="preserve"> </w:t>
-      </w:r>
-      <w:r>
-        <w:t xml:space="preserve">an approval credits the points of the booking as EARNED (idempotent per customer and booking); a refund reverses them (REVERSED); the balance is the</w:t>
-      </w:r>
-      <w:r>
-        <w:t xml:space="preserve"> </w:t>
-      </w:r>
-      <w:r>
-        <w:rPr>
-          <w:i/>
-          <w:iCs/>
-        </w:rPr>
-        <w:t xml:space="preserve">balance_after</w:t>
-      </w:r>
-      <w:r>
-        <w:t xml:space="preserve"> </w:t>
-      </w:r>
-      <w:r>
-        <w:t xml:space="preserve">of the last movement; a coupon is a percentage discount unlocked when the balance reaches</w:t>
-      </w:r>
-      <w:r>
-        <w:t xml:space="preserve"> </w:t>
-      </w:r>
-      <w:r>
-        <w:rPr>
-          <w:i/>
-          <w:iCs/>
-        </w:rPr>
-        <w:t xml:space="preserve">required_points</w:t>
-      </w:r>
-      <w:r>
-        <w:t xml:space="preserve">, and redeeming it does not consume points.</w:t>
+        <w:t xml:space="preserve">Rules:</w:t>
+      </w:r>
+      <w:r>
+        <w:t xml:space="preserve"> </w:t>
+      </w:r>
+      <w:r>
+        <w:t xml:space="preserve">only bookings CONFIRMED, IN_PROGRESS, or COMPLETED can be paid, and</w:t>
+      </w:r>
+      <w:r>
+        <w:t xml:space="preserve"> </w:t>
+      </w:r>
+      <w:r>
+        <w:rPr>
+          <w:i/>
+          <w:iCs/>
+        </w:rPr>
+        <w:t xml:space="preserve">PaymentPolicy.CanReportPayment</w:t>
+      </w:r>
+      <w:r>
+        <w:t xml:space="preserve"> </w:t>
+      </w:r>
+      <w:r>
+        <w:t xml:space="preserve">also requires that there is no approved payment and none pending or in review (exposed as</w:t>
+      </w:r>
+      <w:r>
+        <w:t xml:space="preserve"> </w:t>
+      </w:r>
+      <w:r>
+        <w:rPr>
+          <w:i/>
+          <w:iCs/>
+        </w:rPr>
+        <w:t xml:space="preserve">payable</w:t>
+      </w:r>
+      <w:r>
+        <w:t xml:space="preserve"> </w:t>
+      </w:r>
+      <w:r>
+        <w:t xml:space="preserve">in</w:t>
+      </w:r>
+      <w:r>
+        <w:t xml:space="preserve"> </w:t>
+      </w:r>
+      <w:r>
+        <w:rPr>
+          <w:i/>
+          <w:iCs/>
+        </w:rPr>
+        <w:t xml:space="preserve">GET /api/v1/payments/me/bookings</w:t>
+      </w:r>
+      <w:r>
+        <w:t xml:space="preserve">); the amount due is the total returned by booking-service minus the redeemed coupon (</w:t>
+      </w:r>
+      <w:r>
+        <w:rPr>
+          <w:i/>
+          <w:iCs/>
+        </w:rPr>
+        <w:t xml:space="preserve">AmountDueCalculator</w:t>
+      </w:r>
+      <w:r>
+        <w:t xml:space="preserve">); the payment amount is calculated by the server (</w:t>
+      </w:r>
+      <w:r>
+        <w:rPr>
+          <w:i/>
+          <w:iCs/>
+        </w:rPr>
+        <w:t xml:space="preserve">AmountDueCalculator</w:t>
+      </w:r>
+      <w:r>
+        <w:t xml:space="preserve">, in</w:t>
+      </w:r>
+      <w:r>
+        <w:t xml:space="preserve"> </w:t>
+      </w:r>
+      <w:r>
+        <w:rPr>
+          <w:i/>
+          <w:iCs/>
+        </w:rPr>
+        <w:t xml:space="preserve">PaymentCommandService</w:t>
+      </w:r>
+      <w:r>
+        <w:t xml:space="preserve"> </w:t>
+      </w:r>
+      <w:r>
+        <w:t xml:space="preserve">when reporting and when recording an in-person payment), not by the screen; what the customer says they paid is stored separately in the receipt (</w:t>
+      </w:r>
+      <w:r>
+        <w:rPr>
+          <w:i/>
+          <w:iCs/>
+        </w:rPr>
+        <w:t xml:space="preserve">reported_amount</w:t>
+      </w:r>
+      <w:r>
+        <w:t xml:space="preserve">) so that the administrator can compare it, and the payment goes directly to IN_REVIEW; a reused transaction reference is rejected; the receipt weighs 2 MB at most (400 RECEIPT_TOO_LARGE; the web and the app compress it before sending it);</w:t>
+      </w:r>
+      <w:r>
+        <w:t xml:space="preserve"> </w:t>
+      </w:r>
+      <w:r>
+        <w:rPr>
+          <w:i/>
+          <w:iCs/>
+        </w:rPr>
+        <w:t xml:space="preserve">GET /api/v1/payment-accounts</w:t>
+      </w:r>
+      <w:r>
+        <w:t xml:space="preserve"> </w:t>
+      </w:r>
+      <w:r>
+        <w:t xml:space="preserve">returns the active accounts, including the cash account while it is active; rejection requires a reason of up to 200 characters; a manual payment is approved immediately; the state machine is PENDING → IN_REVIEW → APPROVED or REJECTED, and APPROVED → REFUNDED.</w:t>
       </w:r>
       <w:r>
         <w:t xml:space="preserve"> </w:t>
@@ -20143,26 +22141,42 @@
           <w:b/>
           <w:bCs/>
         </w:rPr>
-        <w:t xml:space="preserve">Events:</w:t>
-      </w:r>
-      <w:r>
-        <w:t xml:space="preserve"> </w:t>
-      </w:r>
-      <w:r>
-        <w:t xml:space="preserve">publishes PaymentConfirmed, PaymentRejected, PaymentRefunded, PromotionRedeemed, and LoyaltyPointsEarned after the commit, only with</w:t>
-      </w:r>
-      <w:r>
-        <w:t xml:space="preserve"> </w:t>
-      </w:r>
-      <w:r>
-        <w:rPr>
-          <w:i/>
-          <w:iCs/>
-        </w:rPr>
-        <w:t xml:space="preserve">MESSAGING_ENABLED=true</w:t>
-      </w:r>
-      <w:r>
-        <w:t xml:space="preserve">.</w:t>
+        <w:t xml:space="preserve">Loyalty and promotions (ADR-015):</w:t>
+      </w:r>
+      <w:r>
+        <w:t xml:space="preserve"> </w:t>
+      </w:r>
+      <w:r>
+        <w:t xml:space="preserve">an approval credits the points of the booking as EARNED (idempotent per customer and booking); a refund reverses them (REVERSED); the balance is the</w:t>
+      </w:r>
+      <w:r>
+        <w:t xml:space="preserve"> </w:t>
+      </w:r>
+      <w:r>
+        <w:rPr>
+          <w:i/>
+          <w:iCs/>
+        </w:rPr>
+        <w:t xml:space="preserve">balance_after</w:t>
+      </w:r>
+      <w:r>
+        <w:t xml:space="preserve"> </w:t>
+      </w:r>
+      <w:r>
+        <w:t xml:space="preserve">of the last movement; a coupon is a percentage discount unlocked when the balance reaches</w:t>
+      </w:r>
+      <w:r>
+        <w:t xml:space="preserve"> </w:t>
+      </w:r>
+      <w:r>
+        <w:rPr>
+          <w:i/>
+          <w:iCs/>
+        </w:rPr>
+        <w:t xml:space="preserve">required_points</w:t>
+      </w:r>
+      <w:r>
+        <w:t xml:space="preserve">, and redeeming it does not consume points.</w:t>
       </w:r>
       <w:r>
         <w:t xml:space="preserve"> </w:t>
@@ -20172,99 +22186,100 @@
           <w:b/>
           <w:bCs/>
         </w:rPr>
-        <w:t xml:space="preserve">Correlation and health:</w:t>
-      </w:r>
-      <w:r>
-        <w:t xml:space="preserve"> </w:t>
-      </w:r>
-      <w:r>
-        <w:rPr>
-          <w:i/>
-          <w:iCs/>
-        </w:rPr>
-        <w:t xml:space="preserve">CorrelationIdMiddleware</w:t>
-      </w:r>
-      <w:r>
-        <w:t xml:space="preserve"> </w:t>
-      </w:r>
-      <w:r>
-        <w:t xml:space="preserve">takes or creates the</w:t>
-      </w:r>
-      <w:r>
-        <w:t xml:space="preserve"> </w:t>
-      </w:r>
-      <w:r>
-        <w:rPr>
-          <w:i/>
-          <w:iCs/>
-        </w:rPr>
-        <w:t xml:space="preserve">X-Correlation-Id</w:t>
-      </w:r>
-      <w:r>
-        <w:t xml:space="preserve"> </w:t>
-      </w:r>
-      <w:r>
-        <w:t xml:space="preserve">and forwards it to booking-service;</w:t>
-      </w:r>
-      <w:r>
-        <w:t xml:space="preserve"> </w:t>
-      </w:r>
-      <w:r>
-        <w:rPr>
-          <w:i/>
-          <w:iCs/>
-        </w:rPr>
-        <w:t xml:space="preserve">/health</w:t>
-      </w:r>
-      <w:r>
-        <w:t xml:space="preserve"> </w:t>
-      </w:r>
-      <w:r>
-        <w:t xml:space="preserve">and</w:t>
-      </w:r>
-      <w:r>
-        <w:t xml:space="preserve"> </w:t>
-      </w:r>
-      <w:r>
-        <w:rPr>
-          <w:i/>
-          <w:iCs/>
-        </w:rPr>
-        <w:t xml:space="preserve">/actuator/health</w:t>
-      </w:r>
-      <w:r>
-        <w:t xml:space="preserve"> </w:t>
-      </w:r>
-      <w:r>
-        <w:t xml:space="preserve">check SQL Server with a 3-second limit.</w:t>
-      </w:r>
-    </w:p>
-    <w:bookmarkEnd w:id="73"/>
-    <w:bookmarkStart w:id="74" w:name="X01593e6397c2185ce5cb4bb6e1786f136dba97f"/>
-    <w:p>
-      <w:pPr>
-        <w:pStyle w:val="Heading3"/>
-      </w:pPr>
-      <w:r>
-        <w:t xml:space="preserve">12.6 notification-service</w:t>
-      </w:r>
-    </w:p>
-    <w:p>
-      <w:pPr>
-        <w:pStyle w:val="FirstParagraph"/>
-      </w:pPr>
+        <w:t xml:space="preserve">Events:</w:t>
+      </w:r>
+      <w:r>
+        <w:t xml:space="preserve"> </w:t>
+      </w:r>
+      <w:r>
+        <w:t xml:space="preserve">publishes PaymentConfirmed, PaymentRejected, PaymentRefunded, PromotionRedeemed, and LoyaltyPointsEarned after the commit, only with</w:t>
+      </w:r>
+      <w:r>
+        <w:t xml:space="preserve"> </w:t>
+      </w:r>
+      <w:r>
+        <w:rPr>
+          <w:i/>
+          <w:iCs/>
+        </w:rPr>
+        <w:t xml:space="preserve">MESSAGING_ENABLED=true</w:t>
+      </w:r>
+      <w:r>
+        <w:t xml:space="preserve">.</w:t>
+      </w:r>
+      <w:r>
+        <w:t xml:space="preserve"> </w:t>
+      </w:r>
       <w:r>
         <w:rPr>
           <w:b/>
           <w:bCs/>
         </w:rPr>
-        <w:t xml:space="preserve">Function:</w:t>
-      </w:r>
-      <w:r>
-        <w:t xml:space="preserve"> </w:t>
-      </w:r>
-      <w:r>
-        <w:t xml:space="preserve">converts events into notifications (inbox, push through Expo, and email) and schedules booking reminders (ADR-011).</w:t>
+        <w:t xml:space="preserve">Correlation and health:</w:t>
+      </w:r>
+      <w:r>
+        <w:t xml:space="preserve"> </w:t>
+      </w:r>
+      <w:r>
+        <w:rPr>
+          <w:i/>
+          <w:iCs/>
+        </w:rPr>
+        <w:t xml:space="preserve">CorrelationIdMiddleware</w:t>
+      </w:r>
+      <w:r>
+        <w:t xml:space="preserve"> </w:t>
+      </w:r>
+      <w:r>
+        <w:t xml:space="preserve">takes or creates the</w:t>
+      </w:r>
+      <w:r>
+        <w:t xml:space="preserve"> </w:t>
+      </w:r>
+      <w:r>
+        <w:rPr>
+          <w:i/>
+          <w:iCs/>
+        </w:rPr>
+        <w:t xml:space="preserve">X-Correlation-Id</w:t>
+      </w:r>
+      <w:r>
+        <w:t xml:space="preserve"> </w:t>
+      </w:r>
+      <w:r>
+        <w:t xml:space="preserve">and forwards it to booking-service;</w:t>
+      </w:r>
+      <w:r>
+        <w:t xml:space="preserve"> </w:t>
+      </w:r>
+      <w:r>
+        <w:rPr>
+          <w:i/>
+          <w:iCs/>
+        </w:rPr>
+        <w:t xml:space="preserve">/health</w:t>
+      </w:r>
+      <w:r>
+        <w:t xml:space="preserve"> </w:t>
+      </w:r>
+      <w:r>
+        <w:t xml:space="preserve">and</w:t>
+      </w:r>
+      <w:r>
+        <w:t xml:space="preserve"> </w:t>
+      </w:r>
+      <w:r>
+        <w:rPr>
+          <w:i/>
+          <w:iCs/>
+        </w:rPr>
+        <w:t xml:space="preserve">/actuator/health</w:t>
+      </w:r>
+      <w:r>
+        <w:t xml:space="preserve"> </w:t>
+      </w:r>
+      <w:r>
+        <w:t xml:space="preserve">check SQL Server with a 3-second limit.</w:t>
       </w:r>
     </w:p>
     <w:p>
@@ -20276,23 +22291,46 @@
           <w:b/>
           <w:bCs/>
         </w:rPr>
-        <w:t xml:space="preserve">Rules:</w:t>
-      </w:r>
-      <w:r>
-        <w:t xml:space="preserve"> </w:t>
-      </w:r>
-      <w:r>
-        <w:t xml:space="preserve">the notification is always saved first, and a push failure never makes the request fail; consumption is idempotent by</w:t>
-      </w:r>
-      <w:r>
-        <w:t xml:space="preserve"> </w:t>
-      </w:r>
-      <w:r>
-        <w:rPr>
-          <w:i/>
-          <w:iCs/>
-        </w:rPr>
-        <w:t xml:space="preserve">eventId</w:t>
+        <w:t xml:space="preserve">Payment at booking (since October 26, 2026):</w:t>
+      </w:r>
+      <w:r>
+        <w:t xml:space="preserve"> </w:t>
+      </w:r>
+      <w:r>
+        <w:t xml:space="preserve">when the customer reports a payment with a receipt (</w:t>
+      </w:r>
+      <w:r>
+        <w:rPr>
+          <w:i/>
+          <w:iCs/>
+        </w:rPr>
+        <w:t xml:space="preserve">POST /api/v1/payments</w:t>
+      </w:r>
+      <w:r>
+        <w:t xml:space="preserve">,</w:t>
+      </w:r>
+      <w:r>
+        <w:t xml:space="preserve"> </w:t>
+      </w:r>
+      <w:r>
+        <w:rPr>
+          <w:i/>
+          <w:iCs/>
+        </w:rPr>
+        <w:t xml:space="preserve">Payment.ReportWithReceipt</w:t>
+      </w:r>
+      <w:r>
+        <w:t xml:space="preserve">), also when reporting it again after a rejection, payment-service publishes</w:t>
+      </w:r>
+      <w:r>
+        <w:t xml:space="preserve"> </w:t>
+      </w:r>
+      <w:r>
+        <w:rPr>
+          <w:i/>
+          <w:iCs/>
+        </w:rPr>
+        <w:t xml:space="preserve">PaymentReported</w:t>
       </w:r>
       <w:r>
         <w:t xml:space="preserve"> </w:t>
@@ -20305,190 +22343,427 @@
           <w:i/>
           <w:iCs/>
         </w:rPr>
-        <w:t xml:space="preserve">processed_event</w:t>
-      </w:r>
-      <w:r>
-        <w:t xml:space="preserve">); BookingConfirmed schedules reminders 24 h and 1 h before, BookingCancelled cancels them, and a rescheduling moves them; customer emails read the current address and switches from security-service through the internal route; a notice is emailed only when it changes something for the customer (booking, reminder, payment result, coupon, and inspection report), while service progress, points earned, and every staff notice stay in the inbox and push; the projection</w:t>
-      </w:r>
-      <w:r>
-        <w:t xml:space="preserve"> </w:t>
-      </w:r>
-      <w:r>
-        <w:rPr>
-          <w:i/>
-          <w:iCs/>
-        </w:rPr>
-        <w:t xml:space="preserve">booking_tracking</w:t>
-      </w:r>
-      <w:r>
-        <w:t xml:space="preserve"> </w:t>
-      </w:r>
-      <w:r>
-        <w:t xml:space="preserve">feeds the staff notices (rescheduled, cancelled, and unassigned for the operator; created, rescheduled, and cancelled for every active administrator); the administrator endpoint accepts only</w:t>
-      </w:r>
-      <w:r>
-        <w:t xml:space="preserve"> </w:t>
-      </w:r>
-      <w:r>
-        <w:rPr>
-          <w:i/>
-          <w:iCs/>
-        </w:rPr>
-        <w:t xml:space="preserve">SYSTEM_MESSAGE</w:t>
-      </w:r>
-      <w:r>
-        <w:t xml:space="preserve"> </w:t>
-      </w:r>
-      <w:r>
-        <w:t xml:space="preserve">and</w:t>
-      </w:r>
-      <w:r>
-        <w:t xml:space="preserve"> </w:t>
-      </w:r>
-      <w:r>
-        <w:rPr>
-          <w:i/>
-          <w:iCs/>
-        </w:rPr>
-        <w:t xml:space="preserve">INSPECTION_REPORT</w:t>
-      </w:r>
-      <w:r>
-        <w:t xml:space="preserve">; InspectionShared creates the notice to the customer with the public link of the report (</w:t>
-      </w:r>
-      <w:r>
-        <w:rPr>
-          <w:i/>
-          <w:iCs/>
-        </w:rPr>
-        <w:t xml:space="preserve">/report/{token}</w:t>
-      </w:r>
-      <w:r>
-        <w:t xml:space="preserve">); every few minutes</w:t>
-      </w:r>
-      <w:r>
-        <w:t xml:space="preserve"> </w:t>
-      </w:r>
-      <w:r>
-        <w:rPr>
-          <w:i/>
-          <w:iCs/>
-        </w:rPr>
-        <w:t xml:space="preserve">UnassignedBookingAlertService</w:t>
-      </w:r>
-      <w:r>
-        <w:t xml:space="preserve"> </w:t>
-      </w:r>
-      <w:r>
-        <w:t xml:space="preserve">warns the administrators about confirmed bookings that start in less than 2 hours and still have no operator (once per booking); the internal route</w:t>
-      </w:r>
-      <w:r>
-        <w:t xml:space="preserve"> </w:t>
-      </w:r>
-      <w:r>
-        <w:rPr>
-          <w:i/>
-          <w:iCs/>
-        </w:rPr>
-        <w:t xml:space="preserve">POST /internal/v1/notifications/app-update</w:t>
-      </w:r>
-      <w:r>
-        <w:t xml:space="preserve">, called by</w:t>
-      </w:r>
-      <w:r>
-        <w:t xml:space="preserve"> </w:t>
-      </w:r>
-      <w:r>
-        <w:rPr>
-          <w:i/>
-          <w:iCs/>
-        </w:rPr>
-        <w:t xml:space="preserve">deploy/publish-apk.sh</w:t>
-      </w:r>
-      <w:r>
-        <w:t xml:space="preserve">, announces by push that a new version of the application is available; since October 21, 2026, ServiceNotStarted and ServiceNotFinished (</w:t>
-      </w:r>
-      <w:r>
-        <w:rPr>
-          <w:i/>
-          <w:iCs/>
-        </w:rPr>
-        <w:t xml:space="preserve">execution.service_not_started</w:t>
-      </w:r>
-      <w:r>
-        <w:t xml:space="preserve"> </w:t>
-      </w:r>
-      <w:r>
-        <w:t xml:space="preserve">and</w:t>
-      </w:r>
-      <w:r>
-        <w:t xml:space="preserve"> </w:t>
-      </w:r>
-      <w:r>
-        <w:rPr>
-          <w:i/>
-          <w:iCs/>
-        </w:rPr>
-        <w:t xml:space="preserve">execution.service_not_finished</w:t>
-      </w:r>
-      <w:r>
-        <w:t xml:space="preserve">) create</w:t>
-      </w:r>
-      <w:r>
-        <w:t xml:space="preserve"> </w:t>
-      </w:r>
-      <w:r>
-        <w:rPr>
-          <w:i/>
-          <w:iCs/>
-        </w:rPr>
-        <w:t xml:space="preserve">OPERATOR_SERVICE_NOT_REGISTERED</w:t>
-      </w:r>
-      <w:r>
-        <w:t xml:space="preserve"> </w:t>
-      </w:r>
-      <w:r>
-        <w:t xml:space="preserve">for the operator ("¿Atendiste este servicio?", did you serve this booking?) and</w:t>
-      </w:r>
-      <w:r>
-        <w:t xml:space="preserve"> </w:t>
-      </w:r>
-      <w:r>
-        <w:rPr>
-          <w:i/>
-          <w:iCs/>
-        </w:rPr>
-        <w:t xml:space="preserve">ADMIN_SERVICE_NOT_REGISTERED</w:t>
-      </w:r>
-      <w:r>
-        <w:t xml:space="preserve"> </w:t>
-      </w:r>
-      <w:r>
-        <w:t xml:space="preserve">for every active administrator ("Servicio sin registrar", service not recorded), only in the inbox and by push, with the types seeded in changelog 041, and a</w:t>
-      </w:r>
-      <w:r>
-        <w:t xml:space="preserve"> </w:t>
-      </w:r>
-      <w:r>
-        <w:rPr>
-          <w:i/>
-          <w:iCs/>
-        </w:rPr>
-        <w:t xml:space="preserve">null</w:t>
-      </w:r>
-      <w:r>
-        <w:t xml:space="preserve"> </w:t>
-      </w:r>
-      <w:r>
-        <w:t xml:space="preserve">field in an event payload is ignored instead of sending the whole message to the DLQ.</w:t>
-      </w:r>
-      <w:r>
-        <w:t xml:space="preserve"> </w:t>
-      </w:r>
+        <w:t xml:space="preserve">payment.reported</w:t>
+      </w:r>
+      <w:r>
+        <w:t xml:space="preserve">; payload</w:t>
+      </w:r>
+      <w:r>
+        <w:t xml:space="preserve"> </w:t>
+      </w:r>
+      <w:r>
+        <w:rPr>
+          <w:i/>
+          <w:iCs/>
+        </w:rPr>
+        <w:t xml:space="preserve">paymentId</w:t>
+      </w:r>
+      <w:r>
+        <w:t xml:space="preserve">,</w:t>
+      </w:r>
+      <w:r>
+        <w:t xml:space="preserve"> </w:t>
+      </w:r>
+      <w:r>
+        <w:rPr>
+          <w:i/>
+          <w:iCs/>
+        </w:rPr>
+        <w:t xml:space="preserve">bookingId</w:t>
+      </w:r>
+      <w:r>
+        <w:t xml:space="preserve">,</w:t>
+      </w:r>
+      <w:r>
+        <w:t xml:space="preserve"> </w:t>
+      </w:r>
+      <w:r>
+        <w:rPr>
+          <w:i/>
+          <w:iCs/>
+        </w:rPr>
+        <w:t xml:space="preserve">customerUserId</w:t>
+      </w:r>
+      <w:r>
+        <w:t xml:space="preserve">,</w:t>
+      </w:r>
+      <w:r>
+        <w:t xml:space="preserve"> </w:t>
+      </w:r>
+      <w:r>
+        <w:rPr>
+          <w:i/>
+          <w:iCs/>
+        </w:rPr>
+        <w:t xml:space="preserve">amount</w:t>
+      </w:r>
+      <w:r>
+        <w:t xml:space="preserve">). The internal path</w:t>
+      </w:r>
+      <w:r>
+        <w:t xml:space="preserve"> </w:t>
+      </w:r>
+      <w:r>
+        <w:rPr>
+          <w:i/>
+          <w:iCs/>
+        </w:rPr>
+        <w:t xml:space="preserve">GET /internal/v1/payments/bookings/{bookingId}/reported</w:t>
+      </w:r>
+      <w:r>
+        <w:t xml:space="preserve"> </w:t>
+      </w:r>
+      <w:r>
+        <w:t xml:space="preserve">answers</w:t>
+      </w:r>
+      <w:r>
+        <w:t xml:space="preserve"> </w:t>
+      </w:r>
+      <w:r>
+        <w:rPr>
+          <w:i/>
+          <w:iCs/>
+        </w:rPr>
+        <w:t xml:space="preserve">{"bookingId":123,"reported":true}</w:t>
+      </w:r>
+      <w:r>
+        <w:t xml:space="preserve">, with</w:t>
+      </w:r>
+      <w:r>
+        <w:t xml:space="preserve"> </w:t>
+      </w:r>
+      <w:r>
+        <w:rPr>
+          <w:i/>
+          <w:iCs/>
+        </w:rPr>
+        <w:t xml:space="preserve">reported</w:t>
+      </w:r>
+      <w:r>
+        <w:t xml:space="preserve"> </w:t>
+      </w:r>
+      <w:r>
+        <w:t xml:space="preserve">true if there is an IN_REVIEW or APPROVED payment; it is protected by</w:t>
+      </w:r>
+      <w:r>
+        <w:t xml:space="preserve"> </w:t>
+      </w:r>
+      <w:r>
+        <w:rPr>
+          <w:i/>
+          <w:iCs/>
+        </w:rPr>
+        <w:t xml:space="preserve">InternalApiKeyAuthenticationHandler</w:t>
+      </w:r>
+      <w:r>
+        <w:t xml:space="preserve"> </w:t>
+      </w:r>
+      <w:r>
+        <w:t xml:space="preserve">(</w:t>
+      </w:r>
+      <w:r>
+        <w:rPr>
+          <w:i/>
+          <w:iCs/>
+        </w:rPr>
+        <w:t xml:space="preserve">X-Internal-Key</w:t>
+      </w:r>
+      <w:r>
+        <w:t xml:space="preserve"> </w:t>
+      </w:r>
+      <w:r>
+        <w:t xml:space="preserve">=</w:t>
+      </w:r>
+      <w:r>
+        <w:t xml:space="preserve"> </w:t>
+      </w:r>
+      <w:r>
+        <w:rPr>
+          <w:i/>
+          <w:iCs/>
+        </w:rPr>
+        <w:t xml:space="preserve">INTERNAL_API_KEY</w:t>
+      </w:r>
+      <w:r>
+        <w:t xml:space="preserve">; 401 without a key or with a wrong one, and a user's JWT does not work). Until that day payment-service did not validate any internal key. Reporting or approving the payment of a cancelled booking still answers 409</w:t>
+      </w:r>
+      <w:r>
+        <w:t xml:space="preserve"> </w:t>
+      </w:r>
+      <w:r>
+        <w:rPr>
+          <w:i/>
+          <w:iCs/>
+        </w:rPr>
+        <w:t xml:space="preserve">BOOKING_NOT_PAYABLE</w:t>
+      </w:r>
+      <w:r>
+        <w:t xml:space="preserve"> </w:t>
+      </w:r>
+      <w:r>
+        <w:t xml:space="preserve">(</w:t>
+      </w:r>
+      <w:r>
+        <w:rPr>
+          <w:i/>
+          <w:iCs/>
+        </w:rPr>
+        <w:t xml:space="preserve">BookingPaymentGuard.EnsureBookingIsPayable</w:t>
+      </w:r>
+      <w:r>
+        <w:t xml:space="preserve">).</w:t>
+      </w:r>
+    </w:p>
+    <w:bookmarkEnd w:id="62"/>
+    <w:bookmarkStart w:id="63" w:name="X01593e6397c2185ce5cb4bb6e1786f136dba97f"/>
+    <w:p>
+      <w:pPr>
+        <w:pStyle w:val="Heading3"/>
+      </w:pPr>
+      <w:r>
+        <w:t xml:space="preserve">12.6 notification-service</w:t>
+      </w:r>
+    </w:p>
+    <w:p>
+      <w:pPr>
+        <w:pStyle w:val="FirstParagraph"/>
+      </w:pPr>
       <w:r>
         <w:rPr>
           <w:b/>
           <w:bCs/>
         </w:rPr>
+        <w:t xml:space="preserve">Function:</w:t>
+      </w:r>
+      <w:r>
+        <w:t xml:space="preserve"> </w:t>
+      </w:r>
+      <w:r>
+        <w:t xml:space="preserve">converts events into notifications (inbox, push through Expo, and email) and schedules booking reminders (ADR-011).</w:t>
+      </w:r>
+    </w:p>
+    <w:p>
+      <w:pPr>
+        <w:pStyle w:val="BodyText"/>
+      </w:pPr>
+      <w:r>
+        <w:rPr>
+          <w:b/>
+          <w:bCs/>
+        </w:rPr>
+        <w:t xml:space="preserve">Rules:</w:t>
+      </w:r>
+      <w:r>
+        <w:t xml:space="preserve"> </w:t>
+      </w:r>
+      <w:r>
+        <w:t xml:space="preserve">the notification is always saved first, and a push failure never makes the request fail; consumption is idempotent by</w:t>
+      </w:r>
+      <w:r>
+        <w:t xml:space="preserve"> </w:t>
+      </w:r>
+      <w:r>
+        <w:rPr>
+          <w:i/>
+          <w:iCs/>
+        </w:rPr>
+        <w:t xml:space="preserve">eventId</w:t>
+      </w:r>
+      <w:r>
+        <w:t xml:space="preserve"> </w:t>
+      </w:r>
+      <w:r>
+        <w:t xml:space="preserve">(</w:t>
+      </w:r>
+      <w:r>
+        <w:rPr>
+          <w:i/>
+          <w:iCs/>
+        </w:rPr>
+        <w:t xml:space="preserve">processed_event</w:t>
+      </w:r>
+      <w:r>
+        <w:t xml:space="preserve">); BookingConfirmed schedules reminders 24 h and 1 h before, BookingCancelled cancels them, and a rescheduling moves them; customer emails read the current address and switches from security-service through the internal route; a notice is emailed only when it changes something for the customer (booking, reminder, payment result, coupon, and inspection report), while service progress, points earned, and every staff notice stay in the inbox and push; the projection</w:t>
+      </w:r>
+      <w:r>
+        <w:t xml:space="preserve"> </w:t>
+      </w:r>
+      <w:r>
+        <w:rPr>
+          <w:i/>
+          <w:iCs/>
+        </w:rPr>
+        <w:t xml:space="preserve">booking_tracking</w:t>
+      </w:r>
+      <w:r>
+        <w:t xml:space="preserve"> </w:t>
+      </w:r>
+      <w:r>
+        <w:t xml:space="preserve">feeds the staff notices (rescheduled, cancelled, and unassigned for the operator; created, rescheduled, and cancelled for every active administrator); the administrator endpoint accepts only</w:t>
+      </w:r>
+      <w:r>
+        <w:t xml:space="preserve"> </w:t>
+      </w:r>
+      <w:r>
+        <w:rPr>
+          <w:i/>
+          <w:iCs/>
+        </w:rPr>
+        <w:t xml:space="preserve">SYSTEM_MESSAGE</w:t>
+      </w:r>
+      <w:r>
+        <w:t xml:space="preserve"> </w:t>
+      </w:r>
+      <w:r>
+        <w:t xml:space="preserve">and</w:t>
+      </w:r>
+      <w:r>
+        <w:t xml:space="preserve"> </w:t>
+      </w:r>
+      <w:r>
+        <w:rPr>
+          <w:i/>
+          <w:iCs/>
+        </w:rPr>
+        <w:t xml:space="preserve">INSPECTION_REPORT</w:t>
+      </w:r>
+      <w:r>
+        <w:t xml:space="preserve">; InspectionShared creates the notice to the customer with the public link of the report (</w:t>
+      </w:r>
+      <w:r>
+        <w:rPr>
+          <w:i/>
+          <w:iCs/>
+        </w:rPr>
+        <w:t xml:space="preserve">/report/{token}</w:t>
+      </w:r>
+      <w:r>
+        <w:t xml:space="preserve">); every few minutes</w:t>
+      </w:r>
+      <w:r>
+        <w:t xml:space="preserve"> </w:t>
+      </w:r>
+      <w:r>
+        <w:rPr>
+          <w:i/>
+          <w:iCs/>
+        </w:rPr>
+        <w:t xml:space="preserve">UnassignedBookingAlertService</w:t>
+      </w:r>
+      <w:r>
+        <w:t xml:space="preserve"> </w:t>
+      </w:r>
+      <w:r>
+        <w:t xml:space="preserve">warns the administrators about confirmed bookings that start in less than 2 hours and still have no operator (once per booking); the internal route</w:t>
+      </w:r>
+      <w:r>
+        <w:t xml:space="preserve"> </w:t>
+      </w:r>
+      <w:r>
+        <w:rPr>
+          <w:i/>
+          <w:iCs/>
+        </w:rPr>
+        <w:t xml:space="preserve">POST /internal/v1/notifications/app-update</w:t>
+      </w:r>
+      <w:r>
+        <w:t xml:space="preserve">, called by</w:t>
+      </w:r>
+      <w:r>
+        <w:t xml:space="preserve"> </w:t>
+      </w:r>
+      <w:r>
+        <w:rPr>
+          <w:i/>
+          <w:iCs/>
+        </w:rPr>
+        <w:t xml:space="preserve">deploy/publish-apk.sh</w:t>
+      </w:r>
+      <w:r>
+        <w:t xml:space="preserve">, announces by push that a new version of the application is available; since October 21, 2026, ServiceNotStarted and ServiceNotFinished (</w:t>
+      </w:r>
+      <w:r>
+        <w:rPr>
+          <w:i/>
+          <w:iCs/>
+        </w:rPr>
+        <w:t xml:space="preserve">execution.service_not_started</w:t>
+      </w:r>
+      <w:r>
+        <w:t xml:space="preserve"> </w:t>
+      </w:r>
+      <w:r>
+        <w:t xml:space="preserve">and</w:t>
+      </w:r>
+      <w:r>
+        <w:t xml:space="preserve"> </w:t>
+      </w:r>
+      <w:r>
+        <w:rPr>
+          <w:i/>
+          <w:iCs/>
+        </w:rPr>
+        <w:t xml:space="preserve">execution.service_not_finished</w:t>
+      </w:r>
+      <w:r>
+        <w:t xml:space="preserve">) create</w:t>
+      </w:r>
+      <w:r>
+        <w:t xml:space="preserve"> </w:t>
+      </w:r>
+      <w:r>
+        <w:rPr>
+          <w:i/>
+          <w:iCs/>
+        </w:rPr>
+        <w:t xml:space="preserve">OPERATOR_SERVICE_NOT_REGISTERED</w:t>
+      </w:r>
+      <w:r>
+        <w:t xml:space="preserve"> </w:t>
+      </w:r>
+      <w:r>
+        <w:t xml:space="preserve">for the operator ("¿Atendiste este servicio?", did you serve this booking?) and</w:t>
+      </w:r>
+      <w:r>
+        <w:t xml:space="preserve"> </w:t>
+      </w:r>
+      <w:r>
+        <w:rPr>
+          <w:i/>
+          <w:iCs/>
+        </w:rPr>
+        <w:t xml:space="preserve">ADMIN_SERVICE_NOT_REGISTERED</w:t>
+      </w:r>
+      <w:r>
+        <w:t xml:space="preserve"> </w:t>
+      </w:r>
+      <w:r>
+        <w:t xml:space="preserve">for every active administrator ("Servicio sin registrar", service not recorded), only in the inbox and by push, with the types seeded in changelog 041, and a</w:t>
+      </w:r>
+      <w:r>
+        <w:t xml:space="preserve"> </w:t>
+      </w:r>
+      <w:r>
+        <w:rPr>
+          <w:i/>
+          <w:iCs/>
+        </w:rPr>
+        <w:t xml:space="preserve">null</w:t>
+      </w:r>
+      <w:r>
+        <w:t xml:space="preserve"> </w:t>
+      </w:r>
+      <w:r>
+        <w:t xml:space="preserve">field in an event payload is ignored instead of sending the whole message to the DLQ.</w:t>
+      </w:r>
+      <w:r>
+        <w:t xml:space="preserve"> </w:t>
+      </w:r>
+      <w:r>
+        <w:rPr>
+          <w:b/>
+          <w:bCs/>
+        </w:rPr>
         <w:t xml:space="preserve">Configuration:</w:t>
       </w:r>
       <w:r>
@@ -20498,8 +22773,8 @@
         <w:t xml:space="preserve">MESSAGING_ENABLED, PUSH_ENABLED, MAIL_ENABLED, INTERNAL_API_KEY, REMINDERS_ENABLED, REMINDER_LEADS, and REMINDER_CHECK_INTERVAL.</w:t>
       </w:r>
     </w:p>
-    <w:bookmarkEnd w:id="74"/>
-    <w:bookmarkStart w:id="75" w:name="Xe2544696e8193dfa9104e9fff0b30cc050e3d6c"/>
+    <w:bookmarkEnd w:id="63"/>
+    <w:bookmarkStart w:id="64" w:name="Xe2544696e8193dfa9104e9fff0b30cc050e3d6c"/>
     <w:p>
       <w:pPr>
         <w:pStyle w:val="Heading3"/>
@@ -20800,8 +23075,8 @@
         <w:t xml:space="preserve">for the count of bookings without an operator (if operations-service does not answer, they apply the same rule with the data they have). In the app, also, the administrator's booking form saves the chosen operator and status, the customer's points bar is full when nothing is left to unlock and does not show "0% OFF", the operator sees "—" as the rating when there are no ratings and the operator's home no longer repeats the "In progress" counter, the roles tab says that the three roles are fixed and the permissions are for reference, and the new notices open the operator's services screen or the administrator's home.</w:t>
       </w:r>
     </w:p>
-    <w:bookmarkEnd w:id="75"/>
-    <w:bookmarkStart w:id="79" w:name="X7e4bcd842b914e1e6ba2420828a35cba1099b7a"/>
+    <w:bookmarkEnd w:id="64"/>
+    <w:bookmarkStart w:id="68" w:name="X7e4bcd842b914e1e6ba2420828a35cba1099b7a"/>
     <w:p>
       <w:pPr>
         <w:pStyle w:val="Heading3"/>
@@ -21073,20 +23348,20 @@
       <w:r>
         <w:drawing>
           <wp:inline>
-            <wp:extent cx="5334000" cy="1012837"/>
+            <wp:extent cx="5334000" cy="1300574"/>
             <wp:effectExtent b="0" l="0" r="0" t="0"/>
-            <wp:docPr descr="" title="" id="77" name="Picture"/>
+            <wp:docPr descr="Diagrama" title="" id="66" name="Picture"/>
             <a:graphic>
               <a:graphicData uri="http://schemas.openxmlformats.org/drawingml/2006/picture">
                 <pic:pic>
                   <pic:nvPicPr>
-                    <pic:cNvPr descr="diagrama-2.png" id="78" name="Picture"/>
+                    <pic:cNvPr descr="C:/Users/MERARI~1/AppData/Local/Temp/claude/C--Users-MERARI-URBANO-Lavado-Vehicular/fbac9d65-987c-4365-8841-0c86e8c3ca54/scratchpad/mermaid/EN-2.png" id="67" name="Picture"/>
                     <pic:cNvPicPr>
                       <a:picLocks noChangeArrowheads="1" noChangeAspect="1"/>
                     </pic:cNvPicPr>
                   </pic:nvPicPr>
                   <pic:blipFill>
-                    <a:blip r:embed="rId76"/>
+                    <a:blip r:embed="rId65"/>
                     <a:stretch>
                       <a:fillRect/>
                     </a:stretch>
@@ -21094,7 +23369,7 @@
                   <pic:spPr bwMode="auto">
                     <a:xfrm>
                       <a:off x="0" y="0"/>
-                      <a:ext cx="5334000" cy="1012837"/>
+                      <a:ext cx="5334000" cy="1300574"/>
                     </a:xfrm>
                     <a:prstGeom prst="rect">
                       <a:avLst/>
@@ -21205,9 +23480,9 @@
         <w:t xml:space="preserve">of operations-service (section 12.4). A confirmed booking with an operator that nobody recorded does not change status on its own: the administrator resolves it from "To close" (Attended → IN_PROGRESS → COMPLETED, or No-show).</w:t>
       </w:r>
     </w:p>
-    <w:bookmarkEnd w:id="79"/>
-    <w:bookmarkEnd w:id="80"/>
-    <w:bookmarkStart w:id="87" w:name="X9d46fb7d20f612d352e76a19a29613bfc6099b0"/>
+    <w:bookmarkEnd w:id="68"/>
+    <w:bookmarkEnd w:id="69"/>
+    <w:bookmarkStart w:id="76" w:name="X9d46fb7d20f612d352e76a19a29613bfc6099b0"/>
     <w:p>
       <w:pPr>
         <w:pStyle w:val="Heading2"/>
@@ -21282,7 +23557,7 @@
         <w:t xml:space="preserve">in the Development environment.</w:t>
       </w:r>
     </w:p>
-    <w:bookmarkStart w:id="81" w:name="X7f88d01b6e16a50d16dda0cd3162d3de595c462"/>
+    <w:bookmarkStart w:id="70" w:name="X7f88d01b6e16a50d16dda0cd3162d3de595c462"/>
     <w:p>
       <w:pPr>
         <w:pStyle w:val="Heading3"/>
@@ -21582,8 +23857,8 @@
         <w:t xml:space="preserve">; they are not routed by the gateway.</w:t>
       </w:r>
     </w:p>
-    <w:bookmarkEnd w:id="81"/>
-    <w:bookmarkStart w:id="82" w:name="Xf2f700821f8dd0452826e6cd57f449fc19e40bf"/>
+    <w:bookmarkEnd w:id="70"/>
+    <w:bookmarkStart w:id="71" w:name="Xf2f700821f8dd0452826e6cd57f449fc19e40bf"/>
     <w:p>
       <w:pPr>
         <w:pStyle w:val="Heading3"/>
@@ -21755,8 +24030,8 @@
         <w:t xml:space="preserve">) before passing any request on to the other services, keeping the answer 30 seconds per token (section 9.2). Every service validates the signature, the issuer, and the audience with the same secret.</w:t>
       </w:r>
     </w:p>
-    <w:bookmarkEnd w:id="82"/>
-    <w:bookmarkStart w:id="84" w:name="X689eaf3c7cf75b7581ad9d6d763df8ed6d35c46"/>
+    <w:bookmarkEnd w:id="71"/>
+    <w:bookmarkStart w:id="73" w:name="X689eaf3c7cf75b7581ad9d6d763df8ed6d35c46"/>
     <w:p>
       <w:pPr>
         <w:pStyle w:val="Heading3"/>
@@ -23833,7 +26108,17 @@
               <w:pStyle w:val="Compact"/>
             </w:pPr>
             <w:r>
-              <w:t xml:space="preserve">Bookings with an operator that ended without being recorded (NOT_STARTED or NOT_FINISHED); by default, the last week.</w:t>
+              <w:t xml:space="preserve">Bookings with an operator that ended without being recorded (NOT_STARTED or NOT_FINISHED); by default, the last 28 days (</w:t>
+            </w:r>
+            <w:r>
+              <w:rPr>
+                <w:i/>
+                <w:iCs/>
+              </w:rPr>
+              <w:t xml:space="preserve">FOLLOW_UP_LOOK_BACK_DAYS</w:t>
+            </w:r>
+            <w:r>
+              <w:t xml:space="preserve">).</w:t>
             </w:r>
           </w:p>
         </w:tc>
@@ -25177,6 +27462,62 @@
               <w:pStyle w:val="Compact"/>
             </w:pPr>
             <w:r>
+              <w:t xml:space="preserve">/internal/v1/payments/bookings/{bookingId}/reported</w:t>
+            </w:r>
+          </w:p>
+        </w:tc>
+        <w:tc>
+          <w:tcPr/>
+          <w:p>
+            <w:pPr>
+              <w:pStyle w:val="Compact"/>
+            </w:pPr>
+            <w:r>
+              <w:t xml:space="preserve">Internal key</w:t>
+            </w:r>
+          </w:p>
+        </w:tc>
+        <w:tc>
+          <w:tcPr/>
+          <w:p>
+            <w:pPr>
+              <w:pStyle w:val="Compact"/>
+            </w:pPr>
+            <w:r>
+              <w:t xml:space="preserve">Since October 26, 2026, payment-service: whether the booking has an IN_REVIEW or APPROVED payment (</w:t>
+            </w:r>
+            <w:r>
+              <w:rPr>
+                <w:i/>
+                <w:iCs/>
+              </w:rPr>
+              <w:t xml:space="preserve">{"bookingId":123,"reported":true}</w:t>
+            </w:r>
+            <w:r>
+              <w:t xml:space="preserve">); only booking-service calls it before cancelling for lack of payment.</w:t>
+            </w:r>
+          </w:p>
+        </w:tc>
+      </w:tr>
+      <w:tr>
+        <w:tc>
+          <w:tcPr/>
+          <w:p>
+            <w:pPr>
+              <w:pStyle w:val="Compact"/>
+            </w:pPr>
+            <w:r>
+              <w:t xml:space="preserve">GET</w:t>
+            </w:r>
+          </w:p>
+        </w:tc>
+        <w:tc>
+          <w:tcPr/>
+          <w:p>
+            <w:pPr>
+              <w:pStyle w:val="Compact"/>
+            </w:pPr>
+            <w:r>
               <w:t xml:space="preserve">/actuator/health</w:t>
             </w:r>
           </w:p>
@@ -25223,7 +27564,7 @@
         <w:t xml:space="preserve">Prepared by the authors from the controllers of the services and the service documentation.</w:t>
       </w:r>
     </w:p>
-    <w:bookmarkStart w:id="83" w:name="X60e58d162cb206c1730821aca428d654c68d57f"/>
+    <w:bookmarkStart w:id="72" w:name="X60e58d162cb206c1730821aca428d654c68d57f"/>
     <w:p>
       <w:pPr>
         <w:pStyle w:val="Heading4"/>
@@ -25323,7 +27664,16 @@
         <w:rPr>
           <w:rStyle w:val="VerbatimChar"/>
         </w:rPr>
-        <w:t xml:space="preserve">  "notes": "Check the upholstery"</w:t>
+        <w:t xml:space="preserve">  "notes": "Check the upholstery",</w:t>
+      </w:r>
+      <w:r>
+        <w:br/>
+      </w:r>
+      <w:r>
+        <w:rPr>
+          <w:rStyle w:val="VerbatimChar"/>
+        </w:rPr>
+        <w:t xml:space="preserve">  "paymentMode": "DIGITAL"</w:t>
       </w:r>
       <w:r>
         <w:br/>
@@ -25598,6 +27948,118 @@
           </w:p>
         </w:tc>
       </w:tr>
+      <w:tr>
+        <w:tc>
+          <w:tcPr/>
+          <w:p>
+            <w:pPr>
+              <w:pStyle w:val="Compact"/>
+            </w:pPr>
+            <w:r>
+              <w:t xml:space="preserve">The customer did not send</w:t>
+            </w:r>
+            <w:r>
+              <w:t xml:space="preserve"> </w:t>
+            </w:r>
+            <w:r>
+              <w:rPr>
+                <w:i/>
+                <w:iCs/>
+              </w:rPr>
+              <w:t xml:space="preserve">paymentMode</w:t>
+            </w:r>
+            <w:r>
+              <w:t xml:space="preserve"> </w:t>
+            </w:r>
+            <w:r>
+              <w:t xml:space="preserve">or it is neither</w:t>
+            </w:r>
+            <w:r>
+              <w:t xml:space="preserve"> </w:t>
+            </w:r>
+            <w:r>
+              <w:rPr>
+                <w:i/>
+                <w:iCs/>
+              </w:rPr>
+              <w:t xml:space="preserve">DIGITAL</w:t>
+            </w:r>
+            <w:r>
+              <w:t xml:space="preserve"> </w:t>
+            </w:r>
+            <w:r>
+              <w:t xml:space="preserve">nor</w:t>
+            </w:r>
+            <w:r>
+              <w:t xml:space="preserve"> </w:t>
+            </w:r>
+            <w:r>
+              <w:rPr>
+                <w:i/>
+                <w:iCs/>
+              </w:rPr>
+              <w:t xml:space="preserve">CASH</w:t>
+            </w:r>
+            <w:r>
+              <w:t xml:space="preserve"> </w:t>
+            </w:r>
+            <w:r>
+              <w:t xml:space="preserve">(since October 26, 2026)</w:t>
+            </w:r>
+          </w:p>
+        </w:tc>
+        <w:tc>
+          <w:tcPr/>
+          <w:p>
+            <w:pPr>
+              <w:pStyle w:val="Compact"/>
+            </w:pPr>
+            <w:r>
+              <w:t xml:space="preserve">400 INVALID_PAYMENT_MODE.</w:t>
+            </w:r>
+          </w:p>
+        </w:tc>
+      </w:tr>
+      <w:tr>
+        <w:tc>
+          <w:tcPr/>
+          <w:p>
+            <w:pPr>
+              <w:pStyle w:val="Compact"/>
+            </w:pPr>
+            <w:r>
+              <w:t xml:space="preserve">The customer already has</w:t>
+            </w:r>
+            <w:r>
+              <w:t xml:space="preserve"> </w:t>
+            </w:r>
+            <w:r>
+              <w:rPr>
+                <w:i/>
+                <w:iCs/>
+              </w:rPr>
+              <w:t xml:space="preserve">BOOKING_CASH_ACTIVE_LIMIT</w:t>
+            </w:r>
+            <w:r>
+              <w:t xml:space="preserve"> </w:t>
+            </w:r>
+            <w:r>
+              <w:t xml:space="preserve">active cash bookings</w:t>
+            </w:r>
+          </w:p>
+        </w:tc>
+        <w:tc>
+          <w:tcPr/>
+          <w:p>
+            <w:pPr>
+              <w:pStyle w:val="Compact"/>
+            </w:pPr>
+            <w:r>
+              <w:t xml:space="preserve">409 CASH_BOOKING_LIMIT.</w:t>
+            </w:r>
+          </w:p>
+        </w:tc>
+      </w:tr>
     </w:tbl>
     <w:p>
       <w:pPr>
@@ -25617,9 +28079,9 @@
         <w:t xml:space="preserve">Codes taken from the translation file of the web application and the documentation of booking-service.</w:t>
       </w:r>
     </w:p>
-    <w:bookmarkEnd w:id="83"/>
-    <w:bookmarkEnd w:id="84"/>
-    <w:bookmarkStart w:id="85" w:name="Xadce7ad9d8df9cc8601fb8b26b9ebf30450364e"/>
+    <w:bookmarkEnd w:id="72"/>
+    <w:bookmarkEnd w:id="73"/>
+    <w:bookmarkStart w:id="74" w:name="Xadce7ad9d8df9cc8601fb8b26b9ebf30450364e"/>
     <w:p>
       <w:pPr>
         <w:pStyle w:val="Heading3"/>
@@ -26289,7 +28751,100 @@
               <w:pStyle w:val="Compact"/>
             </w:pPr>
             <w:r>
-              <w:t xml:space="preserve">Published (also when the system cancels an expired booking)</w:t>
+              <w:t xml:space="preserve">Published; it carries</w:t>
+            </w:r>
+            <w:r>
+              <w:t xml:space="preserve"> </w:t>
+            </w:r>
+            <w:r>
+              <w:rPr>
+                <w:i/>
+                <w:iCs/>
+              </w:rPr>
+              <w:t xml:space="preserve">reason</w:t>
+            </w:r>
+            <w:r>
+              <w:t xml:space="preserve"> </w:t>
+            </w:r>
+            <w:r>
+              <w:t xml:space="preserve">and, since October 24, 2026,</w:t>
+            </w:r>
+            <w:r>
+              <w:t xml:space="preserve"> </w:t>
+            </w:r>
+            <w:r>
+              <w:rPr>
+                <w:i/>
+                <w:iCs/>
+              </w:rPr>
+              <w:t xml:space="preserve">reasonCode</w:t>
+            </w:r>
+          </w:p>
+        </w:tc>
+      </w:tr>
+      <w:tr>
+        <w:tc>
+          <w:tcPr/>
+          <w:p>
+            <w:pPr>
+              <w:pStyle w:val="Compact"/>
+            </w:pPr>
+            <w:r>
+              <w:t xml:space="preserve">BookingStatusChanged</w:t>
+            </w:r>
+          </w:p>
+        </w:tc>
+        <w:tc>
+          <w:tcPr/>
+          <w:p>
+            <w:pPr>
+              <w:pStyle w:val="Compact"/>
+            </w:pPr>
+            <w:r>
+              <w:t xml:space="preserve">booking.status_changed</w:t>
+            </w:r>
+          </w:p>
+        </w:tc>
+        <w:tc>
+          <w:tcPr/>
+          <w:p>
+            <w:pPr>
+              <w:pStyle w:val="Compact"/>
+            </w:pPr>
+            <w:r>
+              <w:t xml:space="preserve">booking-service</w:t>
+            </w:r>
+          </w:p>
+        </w:tc>
+        <w:tc>
+          <w:tcPr/>
+          <w:p>
+            <w:pPr>
+              <w:pStyle w:val="Compact"/>
+            </w:pPr>
+            <w:r>
+              <w:t xml:space="preserve">notification-service</w:t>
+            </w:r>
+          </w:p>
+        </w:tc>
+        <w:tc>
+          <w:tcPr/>
+          <w:p>
+            <w:pPr>
+              <w:pStyle w:val="Compact"/>
+            </w:pPr>
+            <w:r>
+              <w:t xml:space="preserve">Published when the administrator changes the status (since October 23, 2026); with IN_PROGRESS, COMPLETED, or NO_SHOW it cancels the reminders, and NO_SHOW has its notice (</w:t>
+            </w:r>
+            <w:r>
+              <w:rPr>
+                <w:i/>
+                <w:iCs/>
+              </w:rPr>
+              <w:t xml:space="preserve">BOOKING_NO_SHOW</w:t>
+            </w:r>
+            <w:r>
+              <w:t xml:space="preserve">, since October 24)</w:t>
             </w:r>
           </w:p>
         </w:tc>
@@ -26359,6 +28914,63 @@
               <w:pStyle w:val="Compact"/>
             </w:pPr>
             <w:r>
+              <w:t xml:space="preserve">OperatorUnassigned</w:t>
+            </w:r>
+          </w:p>
+        </w:tc>
+        <w:tc>
+          <w:tcPr/>
+          <w:p>
+            <w:pPr>
+              <w:pStyle w:val="Compact"/>
+            </w:pPr>
+            <w:r>
+              <w:t xml:space="preserve">execution.operator_unassigned</w:t>
+            </w:r>
+          </w:p>
+        </w:tc>
+        <w:tc>
+          <w:tcPr/>
+          <w:p>
+            <w:pPr>
+              <w:pStyle w:val="Compact"/>
+            </w:pPr>
+            <w:r>
+              <w:t xml:space="preserve">operations-service</w:t>
+            </w:r>
+          </w:p>
+        </w:tc>
+        <w:tc>
+          <w:tcPr/>
+          <w:p>
+            <w:pPr>
+              <w:pStyle w:val="Compact"/>
+            </w:pPr>
+            <w:r>
+              <w:t xml:space="preserve">notification-service</w:t>
+            </w:r>
+          </w:p>
+        </w:tc>
+        <w:tc>
+          <w:tcPr/>
+          <w:p>
+            <w:pPr>
+              <w:pStyle w:val="Compact"/>
+            </w:pPr>
+            <w:r>
+              <w:t xml:space="preserve">Published since October 24, 2026 when a rescheduled booking has no free operator: it notifies the released operator and the administrators</w:t>
+            </w:r>
+          </w:p>
+        </w:tc>
+      </w:tr>
+      <w:tr>
+        <w:tc>
+          <w:tcPr/>
+          <w:p>
+            <w:pPr>
+              <w:pStyle w:val="Compact"/>
+            </w:pPr>
+            <w:r>
               <w:t xml:space="preserve">ServiceStarted</w:t>
             </w:r>
           </w:p>
@@ -26587,18 +29199,18 @@
               <w:pStyle w:val="Compact"/>
             </w:pPr>
             <w:r>
-              <w:t xml:space="preserve">PaymentConfirmed, PaymentRejected, PaymentRefunded</w:t>
-            </w:r>
-          </w:p>
-        </w:tc>
-        <w:tc>
-          <w:tcPr/>
-          <w:p>
-            <w:pPr>
-              <w:pStyle w:val="Compact"/>
-            </w:pPr>
-            <w:r>
-              <w:t xml:space="preserve">payment.confirmed, payment.rejected, payment.refunded</w:t>
+              <w:t xml:space="preserve">PaymentReported</w:t>
+            </w:r>
+          </w:p>
+        </w:tc>
+        <w:tc>
+          <w:tcPr/>
+          <w:p>
+            <w:pPr>
+              <w:pStyle w:val="Compact"/>
+            </w:pPr>
+            <w:r>
+              <w:t xml:space="preserve">payment.reported</w:t>
             </w:r>
           </w:p>
         </w:tc>
@@ -26620,6 +29232,120 @@
               <w:pStyle w:val="Compact"/>
             </w:pPr>
             <w:r>
+              <w:t xml:space="preserve">booking-service</w:t>
+            </w:r>
+          </w:p>
+        </w:tc>
+        <w:tc>
+          <w:tcPr/>
+          <w:p>
+            <w:pPr>
+              <w:pStyle w:val="Compact"/>
+            </w:pPr>
+            <w:r>
+              <w:t xml:space="preserve">Published since October 26, 2026, when a payment with a receipt is reported</w:t>
+            </w:r>
+          </w:p>
+        </w:tc>
+      </w:tr>
+      <w:tr>
+        <w:tc>
+          <w:tcPr/>
+          <w:p>
+            <w:pPr>
+              <w:pStyle w:val="Compact"/>
+            </w:pPr>
+            <w:r>
+              <w:t xml:space="preserve">PaymentConfirmed</w:t>
+            </w:r>
+          </w:p>
+        </w:tc>
+        <w:tc>
+          <w:tcPr/>
+          <w:p>
+            <w:pPr>
+              <w:pStyle w:val="Compact"/>
+            </w:pPr>
+            <w:r>
+              <w:t xml:space="preserve">payment.confirmed</w:t>
+            </w:r>
+          </w:p>
+        </w:tc>
+        <w:tc>
+          <w:tcPr/>
+          <w:p>
+            <w:pPr>
+              <w:pStyle w:val="Compact"/>
+            </w:pPr>
+            <w:r>
+              <w:t xml:space="preserve">payment-service</w:t>
+            </w:r>
+          </w:p>
+        </w:tc>
+        <w:tc>
+          <w:tcPr/>
+          <w:p>
+            <w:pPr>
+              <w:pStyle w:val="Compact"/>
+            </w:pPr>
+            <w:r>
+              <w:t xml:space="preserve">notification-service; booking-service since October 26, 2026</w:t>
+            </w:r>
+          </w:p>
+        </w:tc>
+        <w:tc>
+          <w:tcPr/>
+          <w:p>
+            <w:pPr>
+              <w:pStyle w:val="Compact"/>
+            </w:pPr>
+            <w:r>
+              <w:t xml:space="preserve">Published</w:t>
+            </w:r>
+          </w:p>
+        </w:tc>
+      </w:tr>
+      <w:tr>
+        <w:tc>
+          <w:tcPr/>
+          <w:p>
+            <w:pPr>
+              <w:pStyle w:val="Compact"/>
+            </w:pPr>
+            <w:r>
+              <w:t xml:space="preserve">PaymentRejected, PaymentRefunded</w:t>
+            </w:r>
+          </w:p>
+        </w:tc>
+        <w:tc>
+          <w:tcPr/>
+          <w:p>
+            <w:pPr>
+              <w:pStyle w:val="Compact"/>
+            </w:pPr>
+            <w:r>
+              <w:t xml:space="preserve">payment.rejected, payment.refunded</w:t>
+            </w:r>
+          </w:p>
+        </w:tc>
+        <w:tc>
+          <w:tcPr/>
+          <w:p>
+            <w:pPr>
+              <w:pStyle w:val="Compact"/>
+            </w:pPr>
+            <w:r>
+              <w:t xml:space="preserve">payment-service</w:t>
+            </w:r>
+          </w:p>
+        </w:tc>
+        <w:tc>
+          <w:tcPr/>
+          <w:p>
+            <w:pPr>
+              <w:pStyle w:val="Compact"/>
+            </w:pPr>
+            <w:r>
               <w:t xml:space="preserve">notification-service</w:t>
             </w:r>
           </w:p>
@@ -26791,18 +29517,18 @@
               <w:pStyle w:val="Compact"/>
             </w:pPr>
             <w:r>
-              <w:t xml:space="preserve">notification-service (bound)</w:t>
-            </w:r>
-          </w:p>
-        </w:tc>
-        <w:tc>
-          <w:tcPr/>
-          <w:p>
-            <w:pPr>
-              <w:pStyle w:val="Compact"/>
-            </w:pPr>
-            <w:r>
-              <w:t xml:space="preserve">Not published</w:t>
+              <w:t xml:space="preserve">—</w:t>
+            </w:r>
+          </w:p>
+        </w:tc>
+        <w:tc>
+          <w:tcPr/>
+          <w:p>
+            <w:pPr>
+              <w:pStyle w:val="Compact"/>
+            </w:pPr>
+            <w:r>
+              <w:t xml:space="preserve">Not published; since October 24, 2026 notification-service no longer listens to it (H-12)</w:t>
             </w:r>
           </w:p>
         </w:tc>
@@ -26833,7 +29559,71 @@
         <w:t xml:space="preserve">.dlq</w:t>
       </w:r>
       <w:r>
-        <w:t xml:space="preserve">); publication after the commit, without Outbox. Each event that generates a notification carries the user identifier of the recipient (</w:t>
+        <w:t xml:space="preserve">); publication after the commit, without Outbox. Since October 24, 2026 operations-service consumes from</w:t>
+      </w:r>
+      <w:r>
+        <w:t xml:space="preserve"> </w:t>
+      </w:r>
+      <w:r>
+        <w:rPr>
+          <w:i/>
+          <w:iCs/>
+        </w:rPr>
+        <w:t xml:space="preserve">operations-service.booking-confirmed</w:t>
+      </w:r>
+      <w:r>
+        <w:t xml:space="preserve"> </w:t>
+      </w:r>
+      <w:r>
+        <w:t xml:space="preserve">with its</w:t>
+      </w:r>
+      <w:r>
+        <w:t xml:space="preserve"> </w:t>
+      </w:r>
+      <w:r>
+        <w:rPr>
+          <w:i/>
+          <w:iCs/>
+        </w:rPr>
+        <w:t xml:space="preserve">.dlq</w:t>
+      </w:r>
+      <w:r>
+        <w:t xml:space="preserve"> </w:t>
+      </w:r>
+      <w:r>
+        <w:t xml:space="preserve">(the old</w:t>
+      </w:r>
+      <w:r>
+        <w:t xml:space="preserve"> </w:t>
+      </w:r>
+      <w:r>
+        <w:rPr>
+          <w:i/>
+          <w:iCs/>
+        </w:rPr>
+        <w:t xml:space="preserve">operations-service.events</w:t>
+      </w:r>
+      <w:r>
+        <w:t xml:space="preserve"> </w:t>
+      </w:r>
+      <w:r>
+        <w:t xml:space="preserve">queue is drained and deleted on startup) and publishes with broker confirmation; notification-service stores in the</w:t>
+      </w:r>
+      <w:r>
+        <w:t xml:space="preserve"> </w:t>
+      </w:r>
+      <w:r>
+        <w:rPr>
+          <w:i/>
+          <w:iCs/>
+        </w:rPr>
+        <w:t xml:space="preserve">pending_delivery</w:t>
+      </w:r>
+      <w:r>
+        <w:t xml:space="preserve"> </w:t>
+      </w:r>
+      <w:r>
+        <w:t xml:space="preserve">table, in the same transaction, the email and push it sends after the commit, and retries them (1, 2, 4… minutes, at most 1 hour, up to 5 attempts). Each event that generates a notification carries the user identifier of the recipient (</w:t>
       </w:r>
       <w:r>
         <w:rPr>
@@ -26859,11 +29649,120 @@
         <w:t xml:space="preserve">operatorUserId</w:t>
       </w:r>
       <w:r>
-        <w:t xml:space="preserve">), so notification-service does not query other services (ADR-011).</w:t>
-      </w:r>
-    </w:p>
-    <w:bookmarkEnd w:id="85"/>
-    <w:bookmarkStart w:id="86" w:name="X370fb66c9fb5ae82210b2b385e61bf0307ac6d2"/>
+        <w:t xml:space="preserve">), so notification-service does not query other services (ADR-011). Since October 26, 2026 booking-service consumes from</w:t>
+      </w:r>
+      <w:r>
+        <w:t xml:space="preserve"> </w:t>
+      </w:r>
+      <w:r>
+        <w:rPr>
+          <w:i/>
+          <w:iCs/>
+        </w:rPr>
+        <w:t xml:space="preserve">booking.payment-events</w:t>
+      </w:r>
+      <w:r>
+        <w:t xml:space="preserve"> </w:t>
+      </w:r>
+      <w:r>
+        <w:t xml:space="preserve">(keys</w:t>
+      </w:r>
+      <w:r>
+        <w:t xml:space="preserve"> </w:t>
+      </w:r>
+      <w:r>
+        <w:rPr>
+          <w:i/>
+          <w:iCs/>
+        </w:rPr>
+        <w:t xml:space="preserve">payment.reported</w:t>
+      </w:r>
+      <w:r>
+        <w:t xml:space="preserve"> </w:t>
+      </w:r>
+      <w:r>
+        <w:t xml:space="preserve">and</w:t>
+      </w:r>
+      <w:r>
+        <w:t xml:space="preserve"> </w:t>
+      </w:r>
+      <w:r>
+        <w:rPr>
+          <w:i/>
+          <w:iCs/>
+        </w:rPr>
+        <w:t xml:space="preserve">payment.confirmed</w:t>
+      </w:r>
+      <w:r>
+        <w:t xml:space="preserve">), with its dead-letter queue</w:t>
+      </w:r>
+      <w:r>
+        <w:t xml:space="preserve"> </w:t>
+      </w:r>
+      <w:r>
+        <w:rPr>
+          <w:i/>
+          <w:iCs/>
+        </w:rPr>
+        <w:t xml:space="preserve">booking.payment-events.dlq</w:t>
+      </w:r>
+      <w:r>
+        <w:t xml:space="preserve"> </w:t>
+      </w:r>
+      <w:r>
+        <w:t xml:space="preserve">through the</w:t>
+      </w:r>
+      <w:r>
+        <w:t xml:space="preserve"> </w:t>
+      </w:r>
+      <w:r>
+        <w:rPr>
+          <w:i/>
+          <w:iCs/>
+        </w:rPr>
+        <w:t xml:space="preserve">carwash.events.dlx</w:t>
+      </w:r>
+      <w:r>
+        <w:t xml:space="preserve"> </w:t>
+      </w:r>
+      <w:r>
+        <w:t xml:space="preserve">exchange. Since there is no Outbox, a</w:t>
+      </w:r>
+      <w:r>
+        <w:t xml:space="preserve"> </w:t>
+      </w:r>
+      <w:r>
+        <w:rPr>
+          <w:i/>
+          <w:iCs/>
+        </w:rPr>
+        <w:t xml:space="preserve">payment.reported</w:t>
+      </w:r>
+      <w:r>
+        <w:t xml:space="preserve"> </w:t>
+      </w:r>
+      <w:r>
+        <w:t xml:space="preserve">can be lost; that is why</w:t>
+      </w:r>
+      <w:r>
+        <w:t xml:space="preserve"> </w:t>
+      </w:r>
+      <w:r>
+        <w:rPr>
+          <w:i/>
+          <w:iCs/>
+        </w:rPr>
+        <w:t xml:space="preserve">PaymentDeadlineJob</w:t>
+      </w:r>
+      <w:r>
+        <w:t xml:space="preserve"> </w:t>
+      </w:r>
+      <w:r>
+        <w:t xml:space="preserve">confirms with payment-service before cancelling (AC-89).</w:t>
+      </w:r>
+    </w:p>
+    <w:bookmarkEnd w:id="74"/>
+    <w:bookmarkStart w:id="75" w:name="X370fb66c9fb5ae82210b2b385e61bf0307ac6d2"/>
     <w:p>
       <w:pPr>
         <w:pStyle w:val="Heading3"/>
@@ -26980,12 +29879,12 @@
         <w:t xml:space="preserve"> </w:t>
       </w:r>
       <w:r>
-        <w:t xml:space="preserve">run the complete flows against the containers.</w:t>
-      </w:r>
-    </w:p>
-    <w:bookmarkEnd w:id="86"/>
-    <w:bookmarkEnd w:id="87"/>
-    <w:bookmarkStart w:id="95" w:name="X066735aabfcc2fa37a5fe4460ae82ffdd0ed62c"/>
+        <w:t xml:space="preserve">run the complete flows against the containers; they run only locally, because the CI only checks their syntax.</w:t>
+      </w:r>
+    </w:p>
+    <w:bookmarkEnd w:id="75"/>
+    <w:bookmarkEnd w:id="76"/>
+    <w:bookmarkStart w:id="84" w:name="X066735aabfcc2fa37a5fe4460ae82ffdd0ed62c"/>
     <w:p>
       <w:pPr>
         <w:pStyle w:val="Heading2"/>
@@ -27002,7 +29901,7 @@
         <w:t xml:space="preserve">The security policy of the project is based on defense in depth, least privilege, secure defaults, security by design, and zero trust, and its checklist follows the OWASP Top 10 (OWASP Foundation, 2021).</w:t>
       </w:r>
     </w:p>
-    <w:bookmarkStart w:id="88" w:name="Xf83a249cfe4746667e266684f97b46a4102cf07"/>
+    <w:bookmarkStart w:id="77" w:name="Xf83a249cfe4746667e266684f97b46a4102cf07"/>
     <w:p>
       <w:pPr>
         <w:pStyle w:val="Heading3"/>
@@ -27308,7 +30207,56 @@
               <w:t xml:space="preserve">SessionCheckFilter</w:t>
             </w:r>
             <w:r>
-              <w:t xml:space="preserve">, answer kept 30 seconds per token; if security-service does not answer, the request goes on).</w:t>
+              <w:t xml:space="preserve">, answer kept 30 seconds per token; if security-service does not answer, the request goes on: accepted risk D-02). Since October 24, 2026 the filter checks every request with</w:t>
+            </w:r>
+            <w:r>
+              <w:t xml:space="preserve"> </w:t>
+            </w:r>
+            <w:r>
+              <w:rPr>
+                <w:i/>
+                <w:iCs/>
+              </w:rPr>
+              <w:t xml:space="preserve">Authorization</w:t>
+            </w:r>
+            <w:r>
+              <w:t xml:space="preserve">, with any scheme (</w:t>
+            </w:r>
+            <w:r>
+              <w:rPr>
+                <w:i/>
+                <w:iCs/>
+              </w:rPr>
+              <w:t xml:space="preserve">bearer</w:t>
+            </w:r>
+            <w:r>
+              <w:t xml:space="preserve">,</w:t>
+            </w:r>
+            <w:r>
+              <w:t xml:space="preserve"> </w:t>
+            </w:r>
+            <w:r>
+              <w:rPr>
+                <w:i/>
+                <w:iCs/>
+              </w:rPr>
+              <w:t xml:space="preserve">Bearer</w:t>
+            </w:r>
+            <w:r>
+              <w:t xml:space="preserve">,</w:t>
+            </w:r>
+            <w:r>
+              <w:t xml:space="preserve"> </w:t>
+            </w:r>
+            <w:r>
+              <w:rPr>
+                <w:i/>
+                <w:iCs/>
+              </w:rPr>
+              <w:t xml:space="preserve">BEARER</w:t>
+            </w:r>
+            <w:r>
+              <w:t xml:space="preserve">), and signing out clears the cache in all its variants (SEC-01).</w:t>
             </w:r>
           </w:p>
         </w:tc>
@@ -27332,8 +30280,8 @@
         <w:t xml:space="preserve">Source: configuration and code of security-service and ADR-006.</w:t>
       </w:r>
     </w:p>
-    <w:bookmarkEnd w:id="88"/>
-    <w:bookmarkStart w:id="89" w:name="Xd94897c01313a8278cc456ed13ab8ce4b4d44a3"/>
+    <w:bookmarkEnd w:id="77"/>
+    <w:bookmarkStart w:id="78" w:name="Xd94897c01313a8278cc456ed13ab8ce4b4d44a3"/>
     <w:p>
       <w:pPr>
         <w:pStyle w:val="Heading3"/>
@@ -27450,8 +30398,8 @@
         <w:t xml:space="preserve">; if the key is empty, the routes stay closed.</w:t>
       </w:r>
     </w:p>
-    <w:bookmarkEnd w:id="89"/>
-    <w:bookmarkStart w:id="90" w:name="Xd61fdf1ba191c93309a4796f97b4559d2d4ef21"/>
+    <w:bookmarkEnd w:id="78"/>
+    <w:bookmarkStart w:id="79" w:name="Xd61fdf1ba191c93309a4796f97b4559d2d4ef21"/>
     <w:p>
       <w:pPr>
         <w:pStyle w:val="Heading3"/>
@@ -27540,8 +30488,8 @@
         <w:t xml:space="preserve">Prices, totals, and end times never come from the client.</w:t>
       </w:r>
     </w:p>
-    <w:bookmarkEnd w:id="90"/>
-    <w:bookmarkStart w:id="91" w:name="Xf2d529b798b6fedb4482cd6d9d9d0c0927de1e4"/>
+    <w:bookmarkEnd w:id="79"/>
+    <w:bookmarkStart w:id="80" w:name="Xf2d529b798b6fedb4482cd6d9d9d0c0927de1e4"/>
     <w:p>
       <w:pPr>
         <w:pStyle w:val="Heading3"/>
@@ -27740,8 +30688,8 @@
         <w:t xml:space="preserve">profile.</w:t>
       </w:r>
     </w:p>
-    <w:bookmarkEnd w:id="91"/>
-    <w:bookmarkStart w:id="92" w:name="Xe019b1f2d13f032ec649e0782aba1622cbb8f9c"/>
+    <w:bookmarkEnd w:id="80"/>
+    <w:bookmarkStart w:id="81" w:name="Xe019b1f2d13f032ec649e0782aba1622cbb8f9c"/>
     <w:p>
       <w:pPr>
         <w:pStyle w:val="Heading3"/>
@@ -28052,7 +31000,93 @@
               <w:pStyle w:val="Compact"/>
             </w:pPr>
             <w:r>
-              <w:t xml:space="preserve">One-hour token; the token of a closed session stops working; temporary lockout after failed attempts; no rate limit in the gateway.</w:t>
+              <w:t xml:space="preserve">One-hour token; the token of a closed session stops working with any scheme; temporary lockout after failed attempts, also for the recovery code and the current password; a limit of 60 requests per minute per IP on</w:t>
+            </w:r>
+            <w:r>
+              <w:t xml:space="preserve"> </w:t>
+            </w:r>
+            <w:r>
+              <w:rPr>
+                <w:i/>
+                <w:iCs/>
+              </w:rPr>
+              <w:t xml:space="preserve">/api/v1/auth/*</w:t>
+            </w:r>
+            <w:r>
+              <w:t xml:space="preserve"> </w:t>
+            </w:r>
+            <w:r>
+              <w:t xml:space="preserve">with the client's real IP (since October 24, 2026); consent required at sign-up.</w:t>
+            </w:r>
+          </w:p>
+        </w:tc>
+        <w:tc>
+          <w:tcPr/>
+          <w:p>
+            <w:pPr>
+              <w:pStyle w:val="Compact"/>
+            </w:pPr>
+            <w:r>
+              <w:t xml:space="preserve">Applied</w:t>
+            </w:r>
+          </w:p>
+        </w:tc>
+      </w:tr>
+      <w:tr>
+        <w:tc>
+          <w:tcPr/>
+          <w:p>
+            <w:pPr>
+              <w:pStyle w:val="Compact"/>
+            </w:pPr>
+            <w:r>
+              <w:t xml:space="preserve">A08 Software and data integrity failures</w:t>
+            </w:r>
+          </w:p>
+        </w:tc>
+        <w:tc>
+          <w:tcPr/>
+          <w:p>
+            <w:pPr>
+              <w:pStyle w:val="Compact"/>
+            </w:pPr>
+            <w:r>
+              <w:t xml:space="preserve">Pinned versions; validation of messages; invalid messages to the DLQ.</w:t>
+            </w:r>
+          </w:p>
+        </w:tc>
+        <w:tc>
+          <w:tcPr/>
+          <w:p>
+            <w:pPr>
+              <w:pStyle w:val="Compact"/>
+            </w:pPr>
+            <w:r>
+              <w:t xml:space="preserve">Applied</w:t>
+            </w:r>
+          </w:p>
+        </w:tc>
+      </w:tr>
+      <w:tr>
+        <w:tc>
+          <w:tcPr/>
+          <w:p>
+            <w:pPr>
+              <w:pStyle w:val="Compact"/>
+            </w:pPr>
+            <w:r>
+              <w:t xml:space="preserve">A09 Security logging and monitoring failures</w:t>
+            </w:r>
+          </w:p>
+        </w:tc>
+        <w:tc>
+          <w:tcPr/>
+          <w:p>
+            <w:pPr>
+              <w:pStyle w:val="Compact"/>
+            </w:pPr>
+            <w:r>
+              <w:t xml:space="preserve">Logs without personal data and with correlation id; audit trail not populated.</w:t>
             </w:r>
           </w:p>
         </w:tc>
@@ -28076,18 +31110,18 @@
               <w:pStyle w:val="Compact"/>
             </w:pPr>
             <w:r>
-              <w:t xml:space="preserve">A08 Software and data integrity failures</w:t>
-            </w:r>
-          </w:p>
-        </w:tc>
-        <w:tc>
-          <w:tcPr/>
-          <w:p>
-            <w:pPr>
-              <w:pStyle w:val="Compact"/>
-            </w:pPr>
-            <w:r>
-              <w:t xml:space="preserve">Pinned versions; validation of messages; invalid messages to the DLQ.</w:t>
+              <w:t xml:space="preserve">A10 Server-side request forgery</w:t>
+            </w:r>
+          </w:p>
+        </w:tc>
+        <w:tc>
+          <w:tcPr/>
+          <w:p>
+            <w:pPr>
+              <w:pStyle w:val="Compact"/>
+            </w:pPr>
+            <w:r>
+              <w:t xml:space="preserve">The services only call configured internal addresses.</w:t>
             </w:r>
           </w:p>
         </w:tc>
@@ -28103,76 +31137,6 @@
           </w:p>
         </w:tc>
       </w:tr>
-      <w:tr>
-        <w:tc>
-          <w:tcPr/>
-          <w:p>
-            <w:pPr>
-              <w:pStyle w:val="Compact"/>
-            </w:pPr>
-            <w:r>
-              <w:t xml:space="preserve">A09 Security logging and monitoring failures</w:t>
-            </w:r>
-          </w:p>
-        </w:tc>
-        <w:tc>
-          <w:tcPr/>
-          <w:p>
-            <w:pPr>
-              <w:pStyle w:val="Compact"/>
-            </w:pPr>
-            <w:r>
-              <w:t xml:space="preserve">Logs without personal data and with correlation id; audit trail not populated.</w:t>
-            </w:r>
-          </w:p>
-        </w:tc>
-        <w:tc>
-          <w:tcPr/>
-          <w:p>
-            <w:pPr>
-              <w:pStyle w:val="Compact"/>
-            </w:pPr>
-            <w:r>
-              <w:t xml:space="preserve">Partial</w:t>
-            </w:r>
-          </w:p>
-        </w:tc>
-      </w:tr>
-      <w:tr>
-        <w:tc>
-          <w:tcPr/>
-          <w:p>
-            <w:pPr>
-              <w:pStyle w:val="Compact"/>
-            </w:pPr>
-            <w:r>
-              <w:t xml:space="preserve">A10 Server-side request forgery</w:t>
-            </w:r>
-          </w:p>
-        </w:tc>
-        <w:tc>
-          <w:tcPr/>
-          <w:p>
-            <w:pPr>
-              <w:pStyle w:val="Compact"/>
-            </w:pPr>
-            <w:r>
-              <w:t xml:space="preserve">The services only call configured internal addresses.</w:t>
-            </w:r>
-          </w:p>
-        </w:tc>
-        <w:tc>
-          <w:tcPr/>
-          <w:p>
-            <w:pPr>
-              <w:pStyle w:val="Compact"/>
-            </w:pPr>
-            <w:r>
-              <w:t xml:space="preserve">Applied</w:t>
-            </w:r>
-          </w:p>
-        </w:tc>
-      </w:tr>
     </w:tbl>
     <w:p>
       <w:pPr>
@@ -28192,8 +31156,8 @@
         <w:t xml:space="preserve">Prepared by the authors from the security policy and the code.</w:t>
       </w:r>
     </w:p>
-    <w:bookmarkEnd w:id="92"/>
-    <w:bookmarkStart w:id="93" w:name="Xde20daac4a263531ffca20692fb82c768b1547e"/>
+    <w:bookmarkEnd w:id="81"/>
+    <w:bookmarkStart w:id="82" w:name="Xde20daac4a263531ffca20692fb82c768b1547e"/>
     <w:p>
       <w:pPr>
         <w:pStyle w:val="Heading3"/>
@@ -28316,8 +31280,8 @@
         <w:t xml:space="preserve">omits them so that they do not reach the logs.</w:t>
       </w:r>
     </w:p>
-    <w:bookmarkEnd w:id="93"/>
-    <w:bookmarkStart w:id="94" w:name="X8982c98621bb30649b1c9a48a98f28f4fff572f"/>
+    <w:bookmarkEnd w:id="82"/>
+    <w:bookmarkStart w:id="83" w:name="X8982c98621bb30649b1c9a48a98f28f4fff572f"/>
     <w:p>
       <w:pPr>
         <w:pStyle w:val="Heading3"/>
@@ -28359,7 +31323,20 @@
         </w:numPr>
       </w:pPr>
       <w:r>
-        <w:t xml:space="preserve">No rate limit in the gateway; account lockout only slows down attempts against a single account.</w:t>
+        <w:t xml:space="preserve">The request limit only covers</w:t>
+      </w:r>
+      <w:r>
+        <w:t xml:space="preserve"> </w:t>
+      </w:r>
+      <w:r>
+        <w:rPr>
+          <w:i/>
+          <w:iCs/>
+        </w:rPr>
+        <w:t xml:space="preserve">/api/v1/auth/*</w:t>
+      </w:r>
+      <w:r>
+        <w:t xml:space="preserve">, lives in the gateway's memory (per replica), and does not group IPv6 by /64; the rest of the API has no limit.</w:t>
       </w:r>
     </w:p>
     <w:p>
@@ -28426,9 +31403,9 @@
         <w:t xml:space="preserve">Display fields and discount fields of a promotion not kept consistent by any constraint (ADR-015).</w:t>
       </w:r>
     </w:p>
-    <w:bookmarkEnd w:id="94"/>
-    <w:bookmarkEnd w:id="95"/>
-    <w:bookmarkStart w:id="99" w:name="X54afc8e0cb879c45eaf2360ca9a29f5123d9888"/>
+    <w:bookmarkEnd w:id="83"/>
+    <w:bookmarkEnd w:id="84"/>
+    <w:bookmarkStart w:id="89" w:name="X54afc8e0cb879c45eaf2360ca9a29f5123d9888"/>
     <w:p>
       <w:pPr>
         <w:pStyle w:val="Heading2"/>
@@ -28437,7 +31414,7 @@
         <w:t xml:space="preserve">15. Version Control</w:t>
       </w:r>
     </w:p>
-    <w:bookmarkStart w:id="96" w:name="Xd2d90200e0eaedde270df734aa3385e8d820a4e"/>
+    <w:bookmarkStart w:id="85" w:name="Xd2d90200e0eaedde270df734aa3385e8d820a4e"/>
     <w:p>
       <w:pPr>
         <w:pStyle w:val="Heading3"/>
@@ -28464,10 +31441,7 @@
         <w:t xml:space="preserve">feature/*</w:t>
       </w:r>
       <w:r>
-        <w:t xml:space="preserve"> </w:t>
-      </w:r>
-      <w:r>
-        <w:t xml:space="preserve">or</w:t>
+        <w:t xml:space="preserve">,</w:t>
       </w:r>
       <w:r>
         <w:t xml:space="preserve"> </w:t>
@@ -28480,6 +31454,19 @@
         <w:t xml:space="preserve">feat/*</w:t>
       </w:r>
       <w:r>
+        <w:t xml:space="preserve">, or</w:t>
+      </w:r>
+      <w:r>
+        <w:t xml:space="preserve"> </w:t>
+      </w:r>
+      <w:r>
+        <w:rPr>
+          <w:i/>
+          <w:iCs/>
+        </w:rPr>
+        <w:t xml:space="preserve">fix/*</w:t>
+      </w:r>
+      <w:r>
         <w:t xml:space="preserve"> </w:t>
       </w:r>
       <w:r>
@@ -28515,7 +31502,7 @@
         <w:t xml:space="preserve"> </w:t>
       </w:r>
       <w:r>
-        <w:t xml:space="preserve">holds stable versions and, at the time of this review, is behind</w:t>
+        <w:t xml:space="preserve">holds stable versions. On October 23, 2026</w:t>
       </w:r>
       <w:r>
         <w:t xml:space="preserve"> </w:t>
@@ -28531,7 +31518,97 @@
         <w:t xml:space="preserve"> </w:t>
       </w:r>
       <w:r>
-        <w:t xml:space="preserve">in the backend services. Commits follow the format</w:t>
+        <w:t xml:space="preserve">was merged into</w:t>
+      </w:r>
+      <w:r>
+        <w:t xml:space="preserve"> </w:t>
+      </w:r>
+      <w:r>
+        <w:rPr>
+          <w:i/>
+          <w:iCs/>
+        </w:rPr>
+        <w:t xml:space="preserve">main</w:t>
+      </w:r>
+      <w:r>
+        <w:t xml:space="preserve"> </w:t>
+      </w:r>
+      <w:r>
+        <w:t xml:space="preserve">and tagged</w:t>
+      </w:r>
+      <w:r>
+        <w:t xml:space="preserve"> </w:t>
+      </w:r>
+      <w:r>
+        <w:rPr>
+          <w:i/>
+          <w:iCs/>
+        </w:rPr>
+        <w:t xml:space="preserve">v1.0.0</w:t>
+      </w:r>
+      <w:r>
+        <w:t xml:space="preserve"> </w:t>
+      </w:r>
+      <w:r>
+        <w:t xml:space="preserve">in 8 repositories (web, api-gateway, security, customer, booking, operations, notification, and infra); payment-service got it on October 24 (PR #2 merged), and that same day</w:t>
+      </w:r>
+      <w:r>
+        <w:t xml:space="preserve"> </w:t>
+      </w:r>
+      <w:r>
+        <w:rPr>
+          <w:i/>
+          <w:iCs/>
+        </w:rPr>
+        <w:t xml:space="preserve">develop</w:t>
+      </w:r>
+      <w:r>
+        <w:t xml:space="preserve"> </w:t>
+      </w:r>
+      <w:r>
+        <w:t xml:space="preserve">moved ahead again with the audit fixes. Those fixes shipped on October 26, 2026 in</w:t>
+      </w:r>
+      <w:r>
+        <w:t xml:space="preserve"> </w:t>
+      </w:r>
+      <w:r>
+        <w:rPr>
+          <w:i/>
+          <w:iCs/>
+        </w:rPr>
+        <w:t xml:space="preserve">v1.1.0</w:t>
+      </w:r>
+      <w:r>
+        <w:t xml:space="preserve">, in the 10 repositories, including the mobile app, whose first version this is (PR #1 "Release v1.1.0"). That same day</w:t>
+      </w:r>
+      <w:r>
+        <w:t xml:space="preserve"> </w:t>
+      </w:r>
+      <w:r>
+        <w:rPr>
+          <w:i/>
+          <w:iCs/>
+        </w:rPr>
+        <w:t xml:space="preserve">v1.1.1</w:t>
+      </w:r>
+      <w:r>
+        <w:t xml:space="preserve"> </w:t>
+      </w:r>
+      <w:r>
+        <w:t xml:space="preserve">shipped in the web and the mobile app (terms and conditions in the third person, with the section on the inspection report and its photographs), in payment-service (README test counts), and in infra (payment-service is deployed from</w:t>
+      </w:r>
+      <w:r>
+        <w:t xml:space="preserve"> </w:t>
+      </w:r>
+      <w:r>
+        <w:rPr>
+          <w:i/>
+          <w:iCs/>
+        </w:rPr>
+        <w:t xml:space="preserve">main</w:t>
+      </w:r>
+      <w:r>
+        <w:t xml:space="preserve">, like the others). Commits follow the format</w:t>
       </w:r>
       <w:r>
         <w:t xml:space="preserve"> </w:t>
@@ -28576,8 +31653,8 @@
         <w:t xml:space="preserve">.</w:t>
       </w:r>
     </w:p>
-    <w:bookmarkEnd w:id="96"/>
-    <w:bookmarkStart w:id="97" w:name="X8ddacbfaf67170b3027d4fe2cab55d5baad0322"/>
+    <w:bookmarkEnd w:id="85"/>
+    <w:bookmarkStart w:id="86" w:name="X8ddacbfaf67170b3027d4fe2cab55d5baad0322"/>
     <w:p>
       <w:pPr>
         <w:pStyle w:val="Heading3"/>
@@ -28594,8 +31671,8 @@
         <w:t xml:space="preserve">The schema is versioned with Liquibase: each change is a changeset with an identifier and an author, and Liquibase stores a checksum. Changesets are immutable and forward-only; a later change is recorded in a new changeset.</w:t>
       </w:r>
     </w:p>
-    <w:bookmarkEnd w:id="97"/>
-    <w:bookmarkStart w:id="98" w:name="X0914a9793b999be03de94468650be7b2f8e3ddb"/>
+    <w:bookmarkEnd w:id="86"/>
+    <w:bookmarkStart w:id="87" w:name="X0914a9793b999be03de94468650be7b2f8e3ddb"/>
     <w:p>
       <w:pPr>
         <w:pStyle w:val="Heading3"/>
@@ -29237,9 +32314,967 @@
         <w:t xml:space="preserve">of the documentation.</w:t>
       </w:r>
     </w:p>
-    <w:bookmarkEnd w:id="98"/>
-    <w:bookmarkEnd w:id="99"/>
-    <w:bookmarkStart w:id="108" w:name="X4c1df4a4a625ad942e59c57f37348aaf381b36d"/>
+    <w:bookmarkEnd w:id="87"/>
+    <w:bookmarkStart w:id="88" w:name="X96395793fad0422e7e7c99f018fc9f5d23869a4"/>
+    <w:p>
+      <w:pPr>
+        <w:pStyle w:val="Heading3"/>
+      </w:pPr>
+      <w:r>
+        <w:t xml:space="preserve">15.4 Continuous Integration and Deployment</w:t>
+      </w:r>
+    </w:p>
+    <w:p>
+      <w:pPr>
+        <w:pStyle w:val="FirstParagraph"/>
+      </w:pPr>
+      <w:r>
+        <w:rPr>
+          <w:b/>
+          <w:bCs/>
+        </w:rPr>
+        <w:t xml:space="preserve">Continuous integration.</w:t>
+      </w:r>
+      <w:r>
+        <w:t xml:space="preserve"> </w:t>
+      </w:r>
+      <w:r>
+        <w:t xml:space="preserve">Each of the 10 code repositories has</w:t>
+      </w:r>
+      <w:r>
+        <w:t xml:space="preserve"> </w:t>
+      </w:r>
+      <w:r>
+        <w:rPr>
+          <w:i/>
+          <w:iCs/>
+        </w:rPr>
+        <w:t xml:space="preserve">.github/workflows/ci.yml</w:t>
+      </w:r>
+      <w:r>
+        <w:t xml:space="preserve">, which runs on every push or pull request to</w:t>
+      </w:r>
+      <w:r>
+        <w:t xml:space="preserve"> </w:t>
+      </w:r>
+      <w:r>
+        <w:rPr>
+          <w:i/>
+          <w:iCs/>
+        </w:rPr>
+        <w:t xml:space="preserve">develop</w:t>
+      </w:r>
+      <w:r>
+        <w:t xml:space="preserve"> </w:t>
+      </w:r>
+      <w:r>
+        <w:t xml:space="preserve">and</w:t>
+      </w:r>
+      <w:r>
+        <w:t xml:space="preserve"> </w:t>
+      </w:r>
+      <w:r>
+        <w:rPr>
+          <w:i/>
+          <w:iCs/>
+        </w:rPr>
+        <w:t xml:space="preserve">main</w:t>
+      </w:r>
+      <w:r>
+        <w:t xml:space="preserve">:</w:t>
+      </w:r>
+      <w:r>
+        <w:t xml:space="preserve"> </w:t>
+      </w:r>
+      <w:r>
+        <w:rPr>
+          <w:i/>
+          <w:iCs/>
+        </w:rPr>
+        <w:t xml:space="preserve">./mvnw verify</w:t>
+      </w:r>
+      <w:r>
+        <w:t xml:space="preserve"> </w:t>
+      </w:r>
+      <w:r>
+        <w:t xml:space="preserve">in the Java services and the gateway,</w:t>
+      </w:r>
+      <w:r>
+        <w:t xml:space="preserve"> </w:t>
+      </w:r>
+      <w:r>
+        <w:rPr>
+          <w:i/>
+          <w:iCs/>
+        </w:rPr>
+        <w:t xml:space="preserve">dotnet build</w:t>
+      </w:r>
+      <w:r>
+        <w:t xml:space="preserve"> </w:t>
+      </w:r>
+      <w:r>
+        <w:t xml:space="preserve">and</w:t>
+      </w:r>
+      <w:r>
+        <w:t xml:space="preserve"> </w:t>
+      </w:r>
+      <w:r>
+        <w:rPr>
+          <w:i/>
+          <w:iCs/>
+        </w:rPr>
+        <w:t xml:space="preserve">dotnet test</w:t>
+      </w:r>
+      <w:r>
+        <w:t xml:space="preserve"> </w:t>
+      </w:r>
+      <w:r>
+        <w:t xml:space="preserve">in payment-service, the production build and</w:t>
+      </w:r>
+      <w:r>
+        <w:t xml:space="preserve"> </w:t>
+      </w:r>
+      <w:r>
+        <w:rPr>
+          <w:i/>
+          <w:iCs/>
+        </w:rPr>
+        <w:t xml:space="preserve">ng test</w:t>
+      </w:r>
+      <w:r>
+        <w:t xml:space="preserve"> </w:t>
+      </w:r>
+      <w:r>
+        <w:t xml:space="preserve">in the web,</w:t>
+      </w:r>
+      <w:r>
+        <w:t xml:space="preserve"> </w:t>
+      </w:r>
+      <w:r>
+        <w:rPr>
+          <w:i/>
+          <w:iCs/>
+        </w:rPr>
+        <w:t xml:space="preserve">tsc --noEmit</w:t>
+      </w:r>
+      <w:r>
+        <w:t xml:space="preserve"> </w:t>
+      </w:r>
+      <w:r>
+        <w:t xml:space="preserve">and</w:t>
+      </w:r>
+      <w:r>
+        <w:t xml:space="preserve"> </w:t>
+      </w:r>
+      <w:r>
+        <w:rPr>
+          <w:i/>
+          <w:iCs/>
+        </w:rPr>
+        <w:t xml:space="preserve">npm test -- --ci</w:t>
+      </w:r>
+      <w:r>
+        <w:t xml:space="preserve"> </w:t>
+      </w:r>
+      <w:r>
+        <w:t xml:space="preserve">in the mobile app, and</w:t>
+      </w:r>
+      <w:r>
+        <w:t xml:space="preserve"> </w:t>
+      </w:r>
+      <w:r>
+        <w:rPr>
+          <w:i/>
+          <w:iCs/>
+        </w:rPr>
+        <w:t xml:space="preserve">shellcheck</w:t>
+      </w:r>
+      <w:r>
+        <w:t xml:space="preserve">,</w:t>
+      </w:r>
+      <w:r>
+        <w:t xml:space="preserve"> </w:t>
+      </w:r>
+      <w:r>
+        <w:rPr>
+          <w:i/>
+          <w:iCs/>
+        </w:rPr>
+        <w:t xml:space="preserve">actionlint</w:t>
+      </w:r>
+      <w:r>
+        <w:t xml:space="preserve">,</w:t>
+      </w:r>
+      <w:r>
+        <w:t xml:space="preserve"> </w:t>
+      </w:r>
+      <w:r>
+        <w:rPr>
+          <w:i/>
+          <w:iCs/>
+        </w:rPr>
+        <w:t xml:space="preserve">docker compose config</w:t>
+      </w:r>
+      <w:r>
+        <w:t xml:space="preserve">, and the syntax of</w:t>
+      </w:r>
+      <w:r>
+        <w:t xml:space="preserve"> </w:t>
+      </w:r>
+      <w:r>
+        <w:rPr>
+          <w:i/>
+          <w:iCs/>
+        </w:rPr>
+        <w:t xml:space="preserve">e2e/</w:t>
+      </w:r>
+      <w:r>
+        <w:t xml:space="preserve"> </w:t>
+      </w:r>
+      <w:r>
+        <w:t xml:space="preserve">and</w:t>
+      </w:r>
+      <w:r>
+        <w:t xml:space="preserve"> </w:t>
+      </w:r>
+      <w:r>
+        <w:rPr>
+          <w:i/>
+          <w:iCs/>
+        </w:rPr>
+        <w:t xml:space="preserve">e2e/remote/</w:t>
+      </w:r>
+      <w:r>
+        <w:t xml:space="preserve"> </w:t>
+      </w:r>
+      <w:r>
+        <w:t xml:space="preserve">in</w:t>
+      </w:r>
+      <w:r>
+        <w:t xml:space="preserve"> </w:t>
+      </w:r>
+      <w:r>
+        <w:rPr>
+          <w:i/>
+          <w:iCs/>
+        </w:rPr>
+        <w:t xml:space="preserve">lavarapido-infra</w:t>
+      </w:r>
+      <w:r>
+        <w:t xml:space="preserve">. As of October 24, 2026 the latest</w:t>
+      </w:r>
+      <w:r>
+        <w:t xml:space="preserve"> </w:t>
+      </w:r>
+      <w:r>
+        <w:rPr>
+          <w:i/>
+          <w:iCs/>
+        </w:rPr>
+        <w:t xml:space="preserve">develop</w:t>
+      </w:r>
+      <w:r>
+        <w:t xml:space="preserve"> </w:t>
+      </w:r>
+      <w:r>
+        <w:t xml:space="preserve">run is green in all 10. The</w:t>
+      </w:r>
+      <w:r>
+        <w:t xml:space="preserve"> </w:t>
+      </w:r>
+      <w:r>
+        <w:rPr>
+          <w:i/>
+          <w:iCs/>
+        </w:rPr>
+        <w:t xml:space="preserve">main</w:t>
+      </w:r>
+      <w:r>
+        <w:t xml:space="preserve"> </w:t>
+      </w:r>
+      <w:r>
+        <w:t xml:space="preserve">branch is protected (required review and CI) in Brayan Cabrera's repositories, customer, and booking; payment-service and the mobile app have no protection, and</w:t>
+      </w:r>
+      <w:r>
+        <w:t xml:space="preserve"> </w:t>
+      </w:r>
+      <w:r>
+        <w:rPr>
+          <w:i/>
+          <w:iCs/>
+        </w:rPr>
+        <w:t xml:space="preserve">develop</w:t>
+      </w:r>
+      <w:r>
+        <w:t xml:space="preserve"> </w:t>
+      </w:r>
+      <w:r>
+        <w:t xml:space="preserve">is not protected in any of them.</w:t>
+      </w:r>
+    </w:p>
+    <w:p>
+      <w:pPr>
+        <w:pStyle w:val="BodyText"/>
+      </w:pPr>
+      <w:r>
+        <w:rPr>
+          <w:b/>
+          <w:bCs/>
+        </w:rPr>
+        <w:t xml:space="preserve">Deployment.</w:t>
+      </w:r>
+      <w:r>
+        <w:t xml:space="preserve"> </w:t>
+      </w:r>
+      <w:r>
+        <w:t xml:space="preserve">The Azure server is updated with</w:t>
+      </w:r>
+      <w:r>
+        <w:t xml:space="preserve"> </w:t>
+      </w:r>
+      <w:r>
+        <w:rPr>
+          <w:i/>
+          <w:iCs/>
+        </w:rPr>
+        <w:t xml:space="preserve">deploy/update-server.sh</w:t>
+      </w:r>
+      <w:r>
+        <w:t xml:space="preserve"> </w:t>
+      </w:r>
+      <w:r>
+        <w:t xml:space="preserve">(backup,</w:t>
+      </w:r>
+      <w:r>
+        <w:t xml:space="preserve"> </w:t>
+      </w:r>
+      <w:r>
+        <w:rPr>
+          <w:i/>
+          <w:iCs/>
+        </w:rPr>
+        <w:t xml:space="preserve">git pull</w:t>
+      </w:r>
+      <w:r>
+        <w:t xml:space="preserve"> </w:t>
+      </w:r>
+      <w:r>
+        <w:t xml:space="preserve">of each repository,</w:t>
+      </w:r>
+      <w:r>
+        <w:t xml:space="preserve"> </w:t>
+      </w:r>
+      <w:r>
+        <w:rPr>
+          <w:i/>
+          <w:iCs/>
+        </w:rPr>
+        <w:t xml:space="preserve">docker compose up -d --build</w:t>
+      </w:r>
+      <w:r>
+        <w:t xml:space="preserve">). Since October 24, 2026, before rebuilding it keeps the running version as</w:t>
+      </w:r>
+      <w:r>
+        <w:t xml:space="preserve"> </w:t>
+      </w:r>
+      <w:r>
+        <w:rPr>
+          <w:i/>
+          <w:iCs/>
+        </w:rPr>
+        <w:t xml:space="preserve">:prev</w:t>
+      </w:r>
+      <w:r>
+        <w:t xml:space="preserve">, then waits up to 8 minutes for the 11 containers to be healthy, restarts Caddy if its</w:t>
+      </w:r>
+      <w:r>
+        <w:t xml:space="preserve"> </w:t>
+      </w:r>
+      <w:r>
+        <w:rPr>
+          <w:i/>
+          <w:iCs/>
+        </w:rPr>
+        <w:t xml:space="preserve">Caddyfile</w:t>
+      </w:r>
+      <w:r>
+        <w:t xml:space="preserve"> </w:t>
+      </w:r>
+      <w:r>
+        <w:t xml:space="preserve">changed, and, if everything is healthy, cleans unused images;</w:t>
+      </w:r>
+      <w:r>
+        <w:t xml:space="preserve"> </w:t>
+      </w:r>
+      <w:r>
+        <w:rPr>
+          <w:i/>
+          <w:iCs/>
+        </w:rPr>
+        <w:t xml:space="preserve">deploy/rollback.sh</w:t>
+      </w:r>
+      <w:r>
+        <w:t xml:space="preserve"> </w:t>
+      </w:r>
+      <w:r>
+        <w:t xml:space="preserve">goes back to</w:t>
+      </w:r>
+      <w:r>
+        <w:t xml:space="preserve"> </w:t>
+      </w:r>
+      <w:r>
+        <w:rPr>
+          <w:i/>
+          <w:iCs/>
+        </w:rPr>
+        <w:t xml:space="preserve">:prev</w:t>
+      </w:r>
+      <w:r>
+        <w:t xml:space="preserve"> </w:t>
+      </w:r>
+      <w:r>
+        <w:t xml:space="preserve">without building, and</w:t>
+      </w:r>
+      <w:r>
+        <w:t xml:space="preserve"> </w:t>
+      </w:r>
+      <w:r>
+        <w:rPr>
+          <w:i/>
+          <w:iCs/>
+        </w:rPr>
+        <w:t xml:space="preserve">setup-server.sh</w:t>
+      </w:r>
+      <w:r>
+        <w:t xml:space="preserve"> </w:t>
+      </w:r>
+      <w:r>
+        <w:t xml:space="preserve">never downgrades (</w:t>
+      </w:r>
+      <w:r>
+        <w:rPr>
+          <w:i/>
+          <w:iCs/>
+        </w:rPr>
+        <w:t xml:space="preserve">merge-base --is-ancestor</w:t>
+      </w:r>
+      <w:r>
+        <w:t xml:space="preserve">;</w:t>
+      </w:r>
+      <w:r>
+        <w:t xml:space="preserve"> </w:t>
+      </w:r>
+      <w:r>
+        <w:rPr>
+          <w:i/>
+          <w:iCs/>
+        </w:rPr>
+        <w:t xml:space="preserve">ALLOW_DOWNGRADE=1</w:t>
+      </w:r>
+      <w:r>
+        <w:t xml:space="preserve"> </w:t>
+      </w:r>
+      <w:r>
+        <w:t xml:space="preserve">allows it on purpose). That day</w:t>
+      </w:r>
+      <w:r>
+        <w:t xml:space="preserve"> </w:t>
+      </w:r>
+      <w:r>
+        <w:rPr>
+          <w:i/>
+          <w:iCs/>
+        </w:rPr>
+        <w:t xml:space="preserve">develop</w:t>
+      </w:r>
+      <w:r>
+        <w:t xml:space="preserve"> </w:t>
+      </w:r>
+      <w:r>
+        <w:t xml:space="preserve">was deployed in two runs over SSH (the second with</w:t>
+      </w:r>
+      <w:r>
+        <w:t xml:space="preserve"> </w:t>
+      </w:r>
+      <w:r>
+        <w:rPr>
+          <w:i/>
+          <w:iCs/>
+        </w:rPr>
+        <w:t xml:space="preserve">BRANCH=develop</w:t>
+      </w:r>
+      <w:r>
+        <w:t xml:space="preserve">, which was needed until</w:t>
+      </w:r>
+      <w:r>
+        <w:t xml:space="preserve"> </w:t>
+      </w:r>
+      <w:r>
+        <w:rPr>
+          <w:i/>
+          <w:iCs/>
+        </w:rPr>
+        <w:t xml:space="preserve">v1.1.0</w:t>
+      </w:r>
+      <w:r>
+        <w:t xml:space="preserve">): 11 healthy containers and migrations 044, 045, 113, 047, 116, 022, and 023 applied (Deployment Document, section 1.3.9).</w:t>
+      </w:r>
+      <w:r>
+        <w:t xml:space="preserve"> </w:t>
+      </w:r>
+      <w:r>
+        <w:rPr>
+          <w:i/>
+          <w:iCs/>
+        </w:rPr>
+        <w:t xml:space="preserve">main</w:t>
+      </w:r>
+      <w:r>
+        <w:t xml:space="preserve"> </w:t>
+      </w:r>
+      <w:r>
+        <w:t xml:space="preserve">(</w:t>
+      </w:r>
+      <w:r>
+        <w:rPr>
+          <w:i/>
+          <w:iCs/>
+        </w:rPr>
+        <w:t xml:space="preserve">v1.0.0</w:t>
+      </w:r>
+      <w:r>
+        <w:t xml:space="preserve">) also has the manual "Desplegar en Azure" workflow (</w:t>
+      </w:r>
+      <w:r>
+        <w:rPr>
+          <w:i/>
+          <w:iCs/>
+        </w:rPr>
+        <w:t xml:space="preserve">deploy.yml</w:t>
+      </w:r>
+      <w:r>
+        <w:t xml:space="preserve">), which logs in over SSH with a key limited to</w:t>
+      </w:r>
+      <w:r>
+        <w:t xml:space="preserve"> </w:t>
+      </w:r>
+      <w:r>
+        <w:rPr>
+          <w:i/>
+          <w:iCs/>
+        </w:rPr>
+        <w:t xml:space="preserve">deploy/ci-deploy.sh</w:t>
+      </w:r>
+      <w:r>
+        <w:t xml:space="preserve">; as of October 24, 2026 it has never run and the repository does not have its secrets.</w:t>
+      </w:r>
+    </w:p>
+    <w:p>
+      <w:pPr>
+        <w:pStyle w:val="BodyText"/>
+      </w:pPr>
+      <w:r>
+        <w:rPr>
+          <w:b/>
+          <w:bCs/>
+        </w:rPr>
+        <w:t xml:space="preserve">Continuous deployment (merged into</w:t>
+      </w:r>
+      <w:r>
+        <w:rPr>
+          <w:b/>
+          <w:bCs/>
+        </w:rPr>
+        <w:t xml:space="preserve"> </w:t>
+      </w:r>
+      <w:r>
+        <w:rPr>
+          <w:b/>
+          <w:bCs/>
+          <w:i/>
+          <w:iCs/>
+        </w:rPr>
+        <w:t xml:space="preserve">develop</w:t>
+      </w:r>
+      <w:r>
+        <w:rPr>
+          <w:b/>
+          <w:bCs/>
+        </w:rPr>
+        <w:t xml:space="preserve"> </w:t>
+      </w:r>
+      <w:r>
+        <w:rPr>
+          <w:b/>
+          <w:bCs/>
+        </w:rPr>
+        <w:t xml:space="preserve">on October 24, 2026, without secrets).</w:t>
+      </w:r>
+      <w:r>
+        <w:t xml:space="preserve"> </w:t>
+      </w:r>
+      <w:r>
+        <w:rPr>
+          <w:i/>
+          <w:iCs/>
+        </w:rPr>
+        <w:t xml:space="preserve">lavarapido-infra</w:t>
+      </w:r>
+      <w:r>
+        <w:t xml:space="preserve"> </w:t>
+      </w:r>
+      <w:r>
+        <w:t xml:space="preserve">(</w:t>
+      </w:r>
+      <w:r>
+        <w:rPr>
+          <w:i/>
+          <w:iCs/>
+        </w:rPr>
+        <w:t xml:space="preserve">006b5b0</w:t>
+      </w:r>
+      <w:r>
+        <w:t xml:space="preserve">) and the "Pedir despliegue" job of the 8 repositories deployed to Azure (web, api-gateway, security, customer, booking, operations, notification, and payment) make every approved merge into</w:t>
+      </w:r>
+      <w:r>
+        <w:t xml:space="preserve"> </w:t>
+      </w:r>
+      <w:r>
+        <w:rPr>
+          <w:i/>
+          <w:iCs/>
+        </w:rPr>
+        <w:t xml:space="preserve">main</w:t>
+      </w:r>
+      <w:r>
+        <w:t xml:space="preserve"> </w:t>
+      </w:r>
+      <w:r>
+        <w:t xml:space="preserve">deploy on its own: the repository's CI, if it passes, launches</w:t>
+      </w:r>
+      <w:r>
+        <w:t xml:space="preserve"> </w:t>
+      </w:r>
+      <w:r>
+        <w:rPr>
+          <w:i/>
+          <w:iCs/>
+        </w:rPr>
+        <w:t xml:space="preserve">deploy.yml</w:t>
+      </w:r>
+      <w:r>
+        <w:t xml:space="preserve"> </w:t>
+      </w:r>
+      <w:r>
+        <w:t xml:space="preserve">with</w:t>
+      </w:r>
+      <w:r>
+        <w:t xml:space="preserve"> </w:t>
+      </w:r>
+      <w:r>
+        <w:rPr>
+          <w:i/>
+          <w:iCs/>
+        </w:rPr>
+        <w:t xml:space="preserve">automatic=true</w:t>
+      </w:r>
+      <w:r>
+        <w:t xml:space="preserve"> </w:t>
+      </w:r>
+      <w:r>
+        <w:t xml:space="preserve">(secret</w:t>
+      </w:r>
+      <w:r>
+        <w:t xml:space="preserve"> </w:t>
+      </w:r>
+      <w:r>
+        <w:rPr>
+          <w:i/>
+          <w:iCs/>
+        </w:rPr>
+        <w:t xml:space="preserve">DEPLOY_DISPATCH_TOKEN</w:t>
+      </w:r>
+      <w:r>
+        <w:t xml:space="preserve">); the workflow backs up, pulls</w:t>
+      </w:r>
+      <w:r>
+        <w:t xml:space="preserve"> </w:t>
+      </w:r>
+      <w:r>
+        <w:rPr>
+          <w:i/>
+          <w:iCs/>
+        </w:rPr>
+        <w:t xml:space="preserve">main</w:t>
+      </w:r>
+      <w:r>
+        <w:t xml:space="preserve"> </w:t>
+      </w:r>
+      <w:r>
+        <w:t xml:space="preserve">of every repository (until</w:t>
+      </w:r>
+      <w:r>
+        <w:t xml:space="preserve"> </w:t>
+      </w:r>
+      <w:r>
+        <w:rPr>
+          <w:i/>
+          <w:iCs/>
+        </w:rPr>
+        <w:t xml:space="preserve">v1.1.0</w:t>
+      </w:r>
+      <w:r>
+        <w:t xml:space="preserve">, payment-service stayed on</w:t>
+      </w:r>
+      <w:r>
+        <w:t xml:space="preserve"> </w:t>
+      </w:r>
+      <w:r>
+        <w:rPr>
+          <w:i/>
+          <w:iCs/>
+        </w:rPr>
+        <w:t xml:space="preserve">develop</w:t>
+      </w:r>
+      <w:r>
+        <w:t xml:space="preserve"> </w:t>
+      </w:r>
+      <w:r>
+        <w:t xml:space="preserve">through</w:t>
+      </w:r>
+      <w:r>
+        <w:t xml:space="preserve"> </w:t>
+      </w:r>
+      <w:r>
+        <w:rPr>
+          <w:i/>
+          <w:iCs/>
+        </w:rPr>
+        <w:t xml:space="preserve">DEVELOP_ONLY</w:t>
+      </w:r>
+      <w:r>
+        <w:t xml:space="preserve">; since infra</w:t>
+      </w:r>
+      <w:r>
+        <w:t xml:space="preserve"> </w:t>
+      </w:r>
+      <w:r>
+        <w:rPr>
+          <w:i/>
+          <w:iCs/>
+        </w:rPr>
+        <w:t xml:space="preserve">v1.1.1</w:t>
+      </w:r>
+      <w:r>
+        <w:t xml:space="preserve"> </w:t>
+      </w:r>
+      <w:r>
+        <w:t xml:space="preserve">it also pulls</w:t>
+      </w:r>
+      <w:r>
+        <w:t xml:space="preserve"> </w:t>
+      </w:r>
+      <w:r>
+        <w:rPr>
+          <w:i/>
+          <w:iCs/>
+        </w:rPr>
+        <w:t xml:space="preserve">main</w:t>
+      </w:r>
+      <w:r>
+        <w:t xml:space="preserve">), waits up to 20 minutes for another update in progress, requires all containers to become healthy within 8 minutes, restarts Caddy if its</w:t>
+      </w:r>
+      <w:r>
+        <w:t xml:space="preserve"> </w:t>
+      </w:r>
+      <w:r>
+        <w:rPr>
+          <w:i/>
+          <w:iCs/>
+        </w:rPr>
+        <w:t xml:space="preserve">Caddyfile</w:t>
+      </w:r>
+      <w:r>
+        <w:t xml:space="preserve"> </w:t>
+      </w:r>
+      <w:r>
+        <w:t xml:space="preserve">changed, and checks the web and the API. With the machine off it leaves a notice and does not fail; when it is turned on,</w:t>
+      </w:r>
+      <w:r>
+        <w:t xml:space="preserve"> </w:t>
+      </w:r>
+      <w:r>
+        <w:rPr>
+          <w:i/>
+          <w:iCs/>
+        </w:rPr>
+        <w:t xml:space="preserve">deploy/boot-update.sh</w:t>
+      </w:r>
+      <w:r>
+        <w:t xml:space="preserve"> </w:t>
+      </w:r>
+      <w:r>
+        <w:t xml:space="preserve">(an</w:t>
+      </w:r>
+      <w:r>
+        <w:t xml:space="preserve"> </w:t>
+      </w:r>
+      <w:r>
+        <w:rPr>
+          <w:i/>
+          <w:iCs/>
+        </w:rPr>
+        <w:t xml:space="preserve">@reboot</w:t>
+      </w:r>
+      <w:r>
+        <w:t xml:space="preserve"> </w:t>
+      </w:r>
+      <w:r>
+        <w:t xml:space="preserve">task) deploys what is pending by comparing with</w:t>
+      </w:r>
+      <w:r>
+        <w:t xml:space="preserve"> </w:t>
+      </w:r>
+      <w:r>
+        <w:rPr>
+          <w:i/>
+          <w:iCs/>
+        </w:rPr>
+        <w:t xml:space="preserve">~/lavarapido/backups/deployed-heads</w:t>
+      </w:r>
+      <w:r>
+        <w:t xml:space="preserve">. The mobile app has</w:t>
+      </w:r>
+      <w:r>
+        <w:t xml:space="preserve"> </w:t>
+      </w:r>
+      <w:r>
+        <w:rPr>
+          <w:i/>
+          <w:iCs/>
+        </w:rPr>
+        <w:t xml:space="preserve">cd.yml</w:t>
+      </w:r>
+      <w:r>
+        <w:t xml:space="preserve">: on each push to</w:t>
+      </w:r>
+      <w:r>
+        <w:t xml:space="preserve"> </w:t>
+      </w:r>
+      <w:r>
+        <w:rPr>
+          <w:i/>
+          <w:iCs/>
+        </w:rPr>
+        <w:t xml:space="preserve">main</w:t>
+      </w:r>
+      <w:r>
+        <w:t xml:space="preserve"> </w:t>
+      </w:r>
+      <w:r>
+        <w:t xml:space="preserve">it repeats the CI, compares the code's native fingerprint with that of the published APK and, if it matches, publishes the over-the-air update (</w:t>
+      </w:r>
+      <w:r>
+        <w:rPr>
+          <w:i/>
+          <w:iCs/>
+        </w:rPr>
+        <w:t xml:space="preserve">eas update</w:t>
+      </w:r>
+      <w:r>
+        <w:t xml:space="preserve">, secret</w:t>
+      </w:r>
+      <w:r>
+        <w:t xml:space="preserve"> </w:t>
+      </w:r>
+      <w:r>
+        <w:rPr>
+          <w:i/>
+          <w:iCs/>
+        </w:rPr>
+        <w:t xml:space="preserve">EXPO_TOKEN</w:t>
+      </w:r>
+      <w:r>
+        <w:t xml:space="preserve">); if it changed, it asks for a new APK. Activating it requires creating</w:t>
+      </w:r>
+      <w:r>
+        <w:t xml:space="preserve"> </w:t>
+      </w:r>
+      <w:r>
+        <w:rPr>
+          <w:i/>
+          <w:iCs/>
+        </w:rPr>
+        <w:t xml:space="preserve">AZURE_SSH_KEY</w:t>
+      </w:r>
+      <w:r>
+        <w:t xml:space="preserve"> </w:t>
+      </w:r>
+      <w:r>
+        <w:t xml:space="preserve">and</w:t>
+      </w:r>
+      <w:r>
+        <w:t xml:space="preserve"> </w:t>
+      </w:r>
+      <w:r>
+        <w:rPr>
+          <w:i/>
+          <w:iCs/>
+        </w:rPr>
+        <w:t xml:space="preserve">DEPLOY_DISPATCH_TOKEN</w:t>
+      </w:r>
+      <w:r>
+        <w:t xml:space="preserve"> </w:t>
+      </w:r>
+      <w:r>
+        <w:t xml:space="preserve">(in customer, booking, and payment their owner or an administrator creates them) and</w:t>
+      </w:r>
+      <w:r>
+        <w:t xml:space="preserve"> </w:t>
+      </w:r>
+      <w:r>
+        <w:rPr>
+          <w:i/>
+          <w:iCs/>
+        </w:rPr>
+        <w:t xml:space="preserve">EXPO_TOKEN</w:t>
+      </w:r>
+      <w:r>
+        <w:t xml:space="preserve">, (</w:t>
+      </w:r>
+      <w:r>
+        <w:rPr>
+          <w:i/>
+          <w:iCs/>
+        </w:rPr>
+        <w:t xml:space="preserve">v1.1.0</w:t>
+      </w:r>
+      <w:r>
+        <w:t xml:space="preserve"> </w:t>
+      </w:r>
+      <w:r>
+        <w:t xml:space="preserve">was already released on October 26, 2026, with</w:t>
+      </w:r>
+      <w:r>
+        <w:t xml:space="preserve"> </w:t>
+      </w:r>
+      <w:r>
+        <w:rPr>
+          <w:i/>
+          <w:iCs/>
+        </w:rPr>
+        <w:t xml:space="preserve">lavarapido-infra</w:t>
+      </w:r>
+      <w:r>
+        <w:t xml:space="preserve"> </w:t>
+      </w:r>
+      <w:r>
+        <w:t xml:space="preserve">last; Deployment Document, section 4.3.4). It is recorded as open action ACO-19 in the corrective actions document.</w:t>
+      </w:r>
+    </w:p>
+    <w:bookmarkEnd w:id="88"/>
+    <w:bookmarkEnd w:id="89"/>
+    <w:bookmarkStart w:id="98" w:name="X4c1df4a4a625ad942e59c57f37348aaf381b36d"/>
     <w:p>
       <w:pPr>
         <w:pStyle w:val="Heading2"/>
@@ -29248,7 +33283,7 @@
         <w:t xml:space="preserve">16. Maintenance Recommendations</w:t>
       </w:r>
     </w:p>
-    <w:bookmarkStart w:id="100" w:name="X0a57c856ea5c814766d8f893a45c7a6192183e4"/>
+    <w:bookmarkStart w:id="90" w:name="X0a57c856ea5c814766d8f893a45c7a6192183e4"/>
     <w:p>
       <w:pPr>
         <w:pStyle w:val="Heading3"/>
@@ -29265,8 +33300,8 @@
         <w:t xml:space="preserve">The local environment and its startup order are described in the Installation Manual. SQL Server and RabbitMQ must be healthy before the services; each service must tolerate that a dependency is not ready and answer 503 with a stable code.</w:t>
       </w:r>
     </w:p>
-    <w:bookmarkEnd w:id="100"/>
-    <w:bookmarkStart w:id="101" w:name="Xc791ff9bc63bf4d4c3765bdff58dea9fe933a34"/>
+    <w:bookmarkEnd w:id="90"/>
+    <w:bookmarkStart w:id="91" w:name="Xc791ff9bc63bf4d4c3765bdff58dea9fe933a34"/>
     <w:p>
       <w:pPr>
         <w:pStyle w:val="Heading3"/>
@@ -29383,6 +33418,45 @@
         <w:t xml:space="preserve">FOLLOW_UP_ENABLED</w:t>
       </w:r>
       <w:r>
+        <w:t xml:space="preserve">,</w:t>
+      </w:r>
+      <w:r>
+        <w:t xml:space="preserve"> </w:t>
+      </w:r>
+      <w:r>
+        <w:rPr>
+          <w:i/>
+          <w:iCs/>
+        </w:rPr>
+        <w:t xml:space="preserve">FOLLOW_UP_INTERVAL</w:t>
+      </w:r>
+      <w:r>
+        <w:t xml:space="preserve">, and</w:t>
+      </w:r>
+      <w:r>
+        <w:t xml:space="preserve"> </w:t>
+      </w:r>
+      <w:r>
+        <w:rPr>
+          <w:i/>
+          <w:iCs/>
+        </w:rPr>
+        <w:t xml:space="preserve">FOLLOW_UP_LOOK_BACK_DAYS</w:t>
+      </w:r>
+      <w:r>
+        <w:t xml:space="preserve"> </w:t>
+      </w:r>
+      <w:r>
+        <w:t xml:space="preserve">in operations-service; nine in total) are already in those files (action ACO-14, closed). Those of October 23, 2026 (</w:t>
+      </w:r>
+      <w:r>
+        <w:rPr>
+          <w:i/>
+          <w:iCs/>
+        </w:rPr>
+        <w:t xml:space="preserve">ALLOWED_EMAIL_DOMAINS</w:t>
+      </w:r>
+      <w:r>
         <w:t xml:space="preserve"> </w:t>
       </w:r>
       <w:r>
@@ -29396,17 +33470,159 @@
           <w:i/>
           <w:iCs/>
         </w:rPr>
-        <w:t xml:space="preserve">FOLLOW_UP_INTERVAL</w:t>
-      </w:r>
-      <w:r>
-        <w:t xml:space="preserve"> </w:t>
-      </w:r>
-      <w:r>
-        <w:t xml:space="preserve">in operations-service) are not in those files yet, so in Docker they keep their defaults (action ACO-14).</w:t>
-      </w:r>
-    </w:p>
-    <w:bookmarkEnd w:id="101"/>
-    <w:bookmarkStart w:id="102" w:name="X4d28d136be4eff39b0f95c3c5b57d790f4172ee"/>
+        <w:t xml:space="preserve">DEMO_*_PASSWORD</w:t>
+      </w:r>
+      <w:r>
+        <w:t xml:space="preserve"> </w:t>
+      </w:r>
+      <w:r>
+        <w:t xml:space="preserve">in security-service) are too.</w:t>
+      </w:r>
+      <w:r>
+        <w:t xml:space="preserve"> </w:t>
+      </w:r>
+      <w:r>
+        <w:rPr>
+          <w:i/>
+          <w:iCs/>
+        </w:rPr>
+        <w:t xml:space="preserve">ADMIN_DOCUMENT</w:t>
+      </w:r>
+      <w:r>
+        <w:t xml:space="preserve"> </w:t>
+      </w:r>
+      <w:r>
+        <w:t xml:space="preserve">and</w:t>
+      </w:r>
+      <w:r>
+        <w:t xml:space="preserve"> </w:t>
+      </w:r>
+      <w:r>
+        <w:rPr>
+          <w:i/>
+          <w:iCs/>
+        </w:rPr>
+        <w:t xml:space="preserve">ADMIN_PHONE</w:t>
+      </w:r>
+      <w:r>
+        <w:t xml:space="preserve"> </w:t>
+      </w:r>
+      <w:r>
+        <w:t xml:space="preserve">complete the data of the first administrator in production. Those of October 26, 2026 (booking-service's</w:t>
+      </w:r>
+      <w:r>
+        <w:t xml:space="preserve"> </w:t>
+      </w:r>
+      <w:r>
+        <w:rPr>
+          <w:i/>
+          <w:iCs/>
+        </w:rPr>
+        <w:t xml:space="preserve">BOOKING_CASH_ACTIVE_LIMIT</w:t>
+      </w:r>
+      <w:r>
+        <w:t xml:space="preserve">,</w:t>
+      </w:r>
+      <w:r>
+        <w:t xml:space="preserve"> </w:t>
+      </w:r>
+      <w:r>
+        <w:rPr>
+          <w:i/>
+          <w:iCs/>
+        </w:rPr>
+        <w:t xml:space="preserve">BOOKING_PAYMENT_WINDOW</w:t>
+      </w:r>
+      <w:r>
+        <w:t xml:space="preserve">,</w:t>
+      </w:r>
+      <w:r>
+        <w:t xml:space="preserve"> </w:t>
+      </w:r>
+      <w:r>
+        <w:rPr>
+          <w:i/>
+          <w:iCs/>
+        </w:rPr>
+        <w:t xml:space="preserve">BOOKING_PAYMENT_EXPIRY_ENABLED</w:t>
+      </w:r>
+      <w:r>
+        <w:t xml:space="preserve">,</w:t>
+      </w:r>
+      <w:r>
+        <w:t xml:space="preserve"> </w:t>
+      </w:r>
+      <w:r>
+        <w:rPr>
+          <w:i/>
+          <w:iCs/>
+        </w:rPr>
+        <w:t xml:space="preserve">BOOKING_PAYMENT_EXPIRY_INTERVAL</w:t>
+      </w:r>
+      <w:r>
+        <w:t xml:space="preserve">, and</w:t>
+      </w:r>
+      <w:r>
+        <w:t xml:space="preserve"> </w:t>
+      </w:r>
+      <w:r>
+        <w:rPr>
+          <w:i/>
+          <w:iCs/>
+        </w:rPr>
+        <w:t xml:space="preserve">PAYMENT_SERVICE_URL</w:t>
+      </w:r>
+      <w:r>
+        <w:t xml:space="preserve">, and</w:t>
+      </w:r>
+      <w:r>
+        <w:t xml:space="preserve"> </w:t>
+      </w:r>
+      <w:r>
+        <w:rPr>
+          <w:i/>
+          <w:iCs/>
+        </w:rPr>
+        <w:t xml:space="preserve">INTERNAL_API_KEY</w:t>
+      </w:r>
+      <w:r>
+        <w:t xml:space="preserve">, which payment-service now also needs and</w:t>
+      </w:r>
+      <w:r>
+        <w:t xml:space="preserve"> </w:t>
+      </w:r>
+      <w:r>
+        <w:rPr>
+          <w:i/>
+          <w:iCs/>
+        </w:rPr>
+        <w:t xml:space="preserve">docker-compose.prod.yml</w:t>
+      </w:r>
+      <w:r>
+        <w:t xml:space="preserve"> </w:t>
+      </w:r>
+      <w:r>
+        <w:t xml:space="preserve">requires) are in</w:t>
+      </w:r>
+      <w:r>
+        <w:t xml:space="preserve"> </w:t>
+      </w:r>
+      <w:r>
+        <w:rPr>
+          <w:i/>
+          <w:iCs/>
+        </w:rPr>
+        <w:t xml:space="preserve">.env.example</w:t>
+      </w:r>
+      <w:r>
+        <w:t xml:space="preserve"> </w:t>
+      </w:r>
+      <w:r>
+        <w:t xml:space="preserve">and in the compose file.</w:t>
+      </w:r>
+    </w:p>
+    <w:bookmarkEnd w:id="91"/>
+    <w:bookmarkStart w:id="92" w:name="X4d28d136be4eff39b0f95c3c5b57d790f4172ee"/>
     <w:p>
       <w:pPr>
         <w:pStyle w:val="Heading3"/>
@@ -29516,8 +33732,8 @@
         <w:t xml:space="preserve">).</w:t>
       </w:r>
     </w:p>
-    <w:bookmarkEnd w:id="102"/>
-    <w:bookmarkStart w:id="103" w:name="X35a32b435cbd4710b129fbb8640370bd1da4a87"/>
+    <w:bookmarkEnd w:id="92"/>
+    <w:bookmarkStart w:id="93" w:name="X35a32b435cbd4710b129fbb8640370bd1da4a87"/>
     <w:p>
       <w:pPr>
         <w:pStyle w:val="Heading3"/>
@@ -29616,7 +33832,7 @@
         </w:numPr>
       </w:pPr>
       <w:r>
-        <w:t xml:space="preserve">The next changeset of the global numbering is 042.</w:t>
+        <w:t xml:space="preserve">The next changeset of the global numbering is 050, and the next seed is 118 (as of October 26, 2026); payment-service is at its 023.</w:t>
       </w:r>
     </w:p>
     <w:p>
@@ -29631,8 +33847,8 @@
         <w:t xml:space="preserve">Back up the database before deploying a service that adds changesets.</w:t>
       </w:r>
     </w:p>
-    <w:bookmarkEnd w:id="103"/>
-    <w:bookmarkStart w:id="104" w:name="X79cb273c70e6fed913906de790a0f327ff26dce"/>
+    <w:bookmarkEnd w:id="93"/>
+    <w:bookmarkStart w:id="94" w:name="X79cb273c70e6fed913906de790a0f327ff26dce"/>
     <w:p>
       <w:pPr>
         <w:pStyle w:val="Heading3"/>
@@ -29646,7 +33862,23 @@
         <w:pStyle w:val="FirstParagraph"/>
       </w:pPr>
       <w:r>
-        <w:t xml:space="preserve">The testing strategy proposes a pyramid of unit, integration, contract, and end-to-end tests, with at least 80% line coverage and 90% in the domain. On the night of October 21, 2026, all the automated tests were run with these results: 707 unit and integration tests passed, none skipped (web 62 in 41 files, gateway 40, security-service 155, customer-service 69, booking-service 50, operations-service 67, notification-service 114, and payment-service 150: 115 domain, 28 application, and 7 persistence tests against the isolated</w:t>
+        <w:t xml:space="preserve">The testing strategy proposes a pyramid of unit, integration, contract, and end-to-end tests, with at least 80% line coverage and 90% in the domain. As of October 24, 2026, the latest</w:t>
+      </w:r>
+      <w:r>
+        <w:t xml:space="preserve"> </w:t>
+      </w:r>
+      <w:r>
+        <w:rPr>
+          <w:i/>
+          <w:iCs/>
+        </w:rPr>
+        <w:t xml:space="preserve">develop</w:t>
+      </w:r>
+      <w:r>
+        <w:t xml:space="preserve"> </w:t>
+      </w:r>
+      <w:r>
+        <w:t xml:space="preserve">CI of each repository passed 1,119 tests: web 212 in 66 files, gateway 62, security-service 200, customer-service 82, booking-service 95, operations-service 110, notification-service 133, and payment-service 225 (134 domain, 52 application, 34 API, and 5 infrastructure; the 11 persistence tests are skipped in the CI because they need the isolated</w:t>
       </w:r>
       <w:r>
         <w:t xml:space="preserve"> </w:t>
@@ -29662,6 +33894,61 @@
         <w:t xml:space="preserve"> </w:t>
       </w:r>
       <w:r>
+        <w:t xml:space="preserve">database); the mobile app has 73 tests in 25 suites with</w:t>
+      </w:r>
+      <w:r>
+        <w:t xml:space="preserve"> </w:t>
+      </w:r>
+      <w:r>
+        <w:rPr>
+          <w:i/>
+          <w:iCs/>
+        </w:rPr>
+        <w:t xml:space="preserve">jest-expo</w:t>
+      </w:r>
+      <w:r>
+        <w:t xml:space="preserve">: 1,192 in total.</w:t>
+      </w:r>
+      <w:r>
+        <w:t xml:space="preserve"> </w:t>
+      </w:r>
+      <w:r>
+        <w:rPr>
+          <w:i/>
+          <w:iCs/>
+        </w:rPr>
+        <w:t xml:space="preserve">lavarapido-infra/e2e/remote</w:t>
+      </w:r>
+      <w:r>
+        <w:t xml:space="preserve"> </w:t>
+      </w:r>
+      <w:r>
+        <w:t xml:space="preserve">adds a battery of 44 cases against the public server (</w:t>
+      </w:r>
+      <w:r>
+        <w:rPr>
+          <w:i/>
+          <w:iCs/>
+        </w:rPr>
+        <w:t xml:space="preserve">e2e.yml</w:t>
+      </w:r>
+      <w:r>
+        <w:t xml:space="preserve">, by hand), tested only against a simulator. On October 23, 2026 there were 838. The previous complete run, on the night of October 21, 2026, gave these results: 707 unit and integration tests passed, none skipped (web 62 in 41 files, gateway 40, security-service 155, customer-service 69, booking-service 50, operations-service 67, notification-service 114, and payment-service 150: 115 domain, 28 application, and 7 persistence tests against the isolated</w:t>
+      </w:r>
+      <w:r>
+        <w:t xml:space="preserve"> </w:t>
+      </w:r>
+      <w:r>
+        <w:rPr>
+          <w:i/>
+          <w:iCs/>
+        </w:rPr>
+        <w:t xml:space="preserve">LavaRapidoPaymentIT</w:t>
+      </w:r>
+      <w:r>
+        <w:t xml:space="preserve"> </w:t>
+      </w:r>
+      <w:r>
         <w:t xml:space="preserve">database), 18 more than in the earlier run of the same day because of the new classes</w:t>
       </w:r>
       <w:r>
@@ -29752,7 +34039,7 @@
         <w:t xml:space="preserve">reservations-store.spec.ts</w:t>
       </w:r>
       <w:r>
-        <w:t xml:space="preserve">; also, 19 of 19 end-to-end tests, with the gateway session check on. The mobile app has no automated tests: its continuous integration checks the types (</w:t>
+        <w:t xml:space="preserve">; also, 19 of 19 end-to-end tests, with the gateway session check on. Until October 23, 2026 the mobile app had no automated tests and its continuous integration only checked the types (</w:t>
       </w:r>
       <w:r>
         <w:rPr>
@@ -29798,8 +34085,8 @@
         <w:t xml:space="preserve">, two simultaneous point movements of the same customer, and the duplicate delivery of the same event.</w:t>
       </w:r>
     </w:p>
-    <w:bookmarkEnd w:id="104"/>
-    <w:bookmarkStart w:id="105" w:name="X80199210402d6281ed27dacb39b2ad5160c1c5c"/>
+    <w:bookmarkEnd w:id="94"/>
+    <w:bookmarkStart w:id="95" w:name="X80199210402d6281ed27dacb39b2ad5160c1c5c"/>
     <w:p>
       <w:pPr>
         <w:pStyle w:val="Heading3"/>
@@ -30377,8 +34664,8 @@
         <w:t xml:space="preserve">Prepared by the authors from the runbooks of the services.</w:t>
       </w:r>
     </w:p>
-    <w:bookmarkEnd w:id="105"/>
-    <w:bookmarkStart w:id="106" w:name="X02e4ed5b49c90ac920b2faf415d9c0e76b062bb"/>
+    <w:bookmarkEnd w:id="95"/>
+    <w:bookmarkStart w:id="96" w:name="X02e4ed5b49c90ac920b2faf415d9c0e76b062bb"/>
     <w:p>
       <w:pPr>
         <w:pStyle w:val="Heading3"/>
@@ -30705,8 +34992,8 @@
         <w:t xml:space="preserve">of the documentation (Vehicle Washing Development Team, 2026a), reviewed against the code on October 16, 2026. Between October 8 and 16, 2026, TD-001, TD-002, TD-003, TD-009, TD-013, TD-014, TD-015, TD-016, TD-017, TD-018, TD-020, and TD-021 were resolved; their closure is recorded in the corrective, preventive, and improvement actions document. TD-006 was also closed on October 19, 2026, with continuous integration in GitHub Actions. On October 21, 2026, TD-024 (tokens of closed sessions), TD-025 (bookings nobody closed and the count of bookings without an operator), and TD-026 (an operator assigned twice) were closed; on the night of the same day the rule of TD-025 was adjusted so that a booking with an operator does not end as No-show unless the administrator decides it; and TD-027 (tests of the administrator screens) was resolved for bookings, management, and reports.</w:t>
       </w:r>
     </w:p>
-    <w:bookmarkEnd w:id="106"/>
-    <w:bookmarkStart w:id="107" w:name="Xf4b8d5f338441786a3f26a5e6940ccb149eb8d7"/>
+    <w:bookmarkEnd w:id="96"/>
+    <w:bookmarkStart w:id="97" w:name="Xf4b8d5f338441786a3f26a5e6940ccb149eb8d7"/>
     <w:p>
       <w:pPr>
         <w:pStyle w:val="Heading3"/>
@@ -30720,12 +35007,25 @@
         <w:pStyle w:val="FirstParagraph"/>
       </w:pPr>
       <w:r>
-        <w:t xml:space="preserve">If the project leaves the academic scope, the documentation identifies as natural evolution: RS256 signature, refresh tokens, a request rate limit, Outbox, one database login per service (or one database per service), audit triggers, real enforcement of the permission matrix, mTLS between services, observability (metrics and tracing), image storage outside the database, and a payment gateway. Each change requires an ADR.</w:t>
-      </w:r>
-    </w:p>
-    <w:bookmarkEnd w:id="107"/>
-    <w:bookmarkEnd w:id="108"/>
-    <w:bookmarkStart w:id="109" w:name="Xcb2c5206267be671a73ab6047a9b2598eced39d"/>
+        <w:t xml:space="preserve">If the project leaves the academic scope, the documentation identifies as natural evolution: RS256 signature, refresh tokens, a request rate limit across the whole API (today only on</w:t>
+      </w:r>
+      <w:r>
+        <w:t xml:space="preserve"> </w:t>
+      </w:r>
+      <w:r>
+        <w:rPr>
+          <w:i/>
+          <w:iCs/>
+        </w:rPr>
+        <w:t xml:space="preserve">/api/v1/auth/*</w:t>
+      </w:r>
+      <w:r>
+        <w:t xml:space="preserve">), Outbox, one database login per service (or one database per service), audit triggers, real enforcement of the permission matrix, mTLS between services, observability (metrics and tracing), image storage outside the database, and a payment gateway. Each change requires an ADR.</w:t>
+      </w:r>
+    </w:p>
+    <w:bookmarkEnd w:id="97"/>
+    <w:bookmarkEnd w:id="98"/>
+    <w:bookmarkStart w:id="99" w:name="Xcb2c5206267be671a73ab6047a9b2598eced39d"/>
     <w:p>
       <w:pPr>
         <w:pStyle w:val="Heading2"/>
@@ -31238,8 +35538,8 @@
         <w:t xml:space="preserve">Prepared by the authors from the glossary of the project and the references cited.</w:t>
       </w:r>
     </w:p>
-    <w:bookmarkEnd w:id="109"/>
-    <w:bookmarkStart w:id="122" w:name="references"/>
+    <w:bookmarkEnd w:id="99"/>
+    <w:bookmarkStart w:id="112" w:name="references"/>
     <w:p>
       <w:pPr>
         <w:pStyle w:val="Heading2"/>
@@ -31271,7 +35571,7 @@
       <w:r>
         <w:t xml:space="preserve"> </w:t>
       </w:r>
-      <w:hyperlink r:id="rId110">
+      <w:hyperlink r:id="rId100">
         <w:r>
           <w:rPr>
             <w:rStyle w:val="Hyperlink"/>
@@ -31306,7 +35606,7 @@
       <w:r>
         <w:t xml:space="preserve"> </w:t>
       </w:r>
-      <w:hyperlink r:id="rId111">
+      <w:hyperlink r:id="rId101">
         <w:r>
           <w:rPr>
             <w:rStyle w:val="Hyperlink"/>
@@ -31362,7 +35662,7 @@
       <w:r>
         <w:t xml:space="preserve"> </w:t>
       </w:r>
-      <w:hyperlink r:id="rId112">
+      <w:hyperlink r:id="rId102">
         <w:r>
           <w:rPr>
             <w:rStyle w:val="Hyperlink"/>
@@ -31418,7 +35718,7 @@
       <w:r>
         <w:t xml:space="preserve"> </w:t>
       </w:r>
-      <w:hyperlink r:id="rId113">
+      <w:hyperlink r:id="rId103">
         <w:r>
           <w:rPr>
             <w:rStyle w:val="Hyperlink"/>
@@ -31477,7 +35777,7 @@
       <w:r>
         <w:t xml:space="preserve"> </w:t>
       </w:r>
-      <w:hyperlink r:id="rId114">
+      <w:hyperlink r:id="rId104">
         <w:r>
           <w:rPr>
             <w:rStyle w:val="Hyperlink"/>
@@ -31509,7 +35809,7 @@
       <w:r>
         <w:t xml:space="preserve"> </w:t>
       </w:r>
-      <w:hyperlink r:id="rId115">
+      <w:hyperlink r:id="rId105">
         <w:r>
           <w:rPr>
             <w:rStyle w:val="Hyperlink"/>
@@ -31592,7 +35892,7 @@
       <w:r>
         <w:t xml:space="preserve"> </w:t>
       </w:r>
-      <w:hyperlink r:id="rId116">
+      <w:hyperlink r:id="rId106">
         <w:r>
           <w:rPr>
             <w:rStyle w:val="Hyperlink"/>
@@ -31627,7 +35927,7 @@
       <w:r>
         <w:t xml:space="preserve"> </w:t>
       </w:r>
-      <w:hyperlink r:id="rId117">
+      <w:hyperlink r:id="rId107">
         <w:r>
           <w:rPr>
             <w:rStyle w:val="Hyperlink"/>
@@ -31662,7 +35962,7 @@
       <w:r>
         <w:t xml:space="preserve"> </w:t>
       </w:r>
-      <w:hyperlink r:id="rId118">
+      <w:hyperlink r:id="rId108">
         <w:r>
           <w:rPr>
             <w:rStyle w:val="Hyperlink"/>
@@ -31697,7 +35997,7 @@
       <w:r>
         <w:t xml:space="preserve"> </w:t>
       </w:r>
-      <w:hyperlink r:id="rId119">
+      <w:hyperlink r:id="rId109">
         <w:r>
           <w:rPr>
             <w:rStyle w:val="Hyperlink"/>
@@ -31732,7 +36032,7 @@
       <w:r>
         <w:t xml:space="preserve"> </w:t>
       </w:r>
-      <w:hyperlink r:id="rId120">
+      <w:hyperlink r:id="rId110">
         <w:r>
           <w:rPr>
             <w:rStyle w:val="Hyperlink"/>
@@ -31767,7 +36067,7 @@
       <w:r>
         <w:t xml:space="preserve"> </w:t>
       </w:r>
-      <w:hyperlink r:id="rId121">
+      <w:hyperlink r:id="rId111">
         <w:r>
           <w:rPr>
             <w:rStyle w:val="Hyperlink"/>
@@ -31776,8 +36076,8 @@
         </w:r>
       </w:hyperlink>
     </w:p>
-    <w:bookmarkEnd w:id="122"/>
-    <w:bookmarkStart w:id="126" w:name="X0dfec30307d35ad53dd5c24971901dbae401842"/>
+    <w:bookmarkEnd w:id="112"/>
+    <w:bookmarkStart w:id="116" w:name="X0dfec30307d35ad53dd5c24971901dbae401842"/>
     <w:p>
       <w:pPr>
         <w:pStyle w:val="Heading2"/>
@@ -31786,7 +36086,7 @@
         <w:t xml:space="preserve">18. Annexes</w:t>
       </w:r>
     </w:p>
-    <w:bookmarkStart w:id="123" w:name="annex-a-source-of-the-figures"/>
+    <w:bookmarkStart w:id="113" w:name="annex-a-source-of-the-figures"/>
     <w:p>
       <w:pPr>
         <w:pStyle w:val="Heading3"/>
@@ -31803,8 +36103,8 @@
         <w:t xml:space="preserve">Figures 1 and 3 are diagrams prepared from the code. Figure 2 was generated on October 16, 2026, from the real database, with all the services started, so it shows the 57 tables as they exist. No figure contains secrets or personal data.</w:t>
       </w:r>
     </w:p>
-    <w:bookmarkEnd w:id="123"/>
-    <w:bookmarkStart w:id="124" w:name="annex-b-discrepancies-detected"/>
+    <w:bookmarkEnd w:id="113"/>
+    <w:bookmarkStart w:id="114" w:name="annex-b-discrepancies-detected"/>
     <w:p>
       <w:pPr>
         <w:pStyle w:val="Heading3"/>
@@ -32703,8 +37003,8 @@
         <w:t xml:space="preserve">Prepared by the authors from the cross-analysis of the code and the documentation.</w:t>
       </w:r>
     </w:p>
-    <w:bookmarkEnd w:id="124"/>
-    <w:bookmarkStart w:id="125" w:name="annex-c-delivery-checklist"/>
+    <w:bookmarkEnd w:id="114"/>
+    <w:bookmarkStart w:id="115" w:name="annex-c-delivery-checklist"/>
     <w:p>
       <w:pPr>
         <w:pStyle w:val="Heading3"/>
@@ -33033,9 +37333,9 @@
         <w:t xml:space="preserve">Adapted from the checklist of the guide for writing software manuals (SENA, 2026).</w:t>
       </w:r>
     </w:p>
-    <w:bookmarkEnd w:id="125"/>
-    <w:bookmarkEnd w:id="126"/>
-    <w:bookmarkEnd w:id="127"/>
+    <w:bookmarkEnd w:id="115"/>
+    <w:bookmarkEnd w:id="116"/>
+    <w:bookmarkEnd w:id="117"/>
     <w:sectPr>
       <w:footnotePr>
         <w:numRestart w:val="eachSect"/>

--- a/09_MANUALES/EN/WORD/09_Technical_Manual.docx
+++ b/09_MANUALES/EN/WORD/09_Technical_Manual.docx
@@ -72,7 +72,7 @@
         <w:pStyle w:val="BodyText"/>
       </w:pPr>
       <w:r>
-        <w:t xml:space="preserve">Manual Type: Technical Manual (Developers and Software Architects) · Version 4.10</w:t>
+        <w:t xml:space="preserve">Manual Type: Technical Manual (Developers and Software Architects) · Version 4.11</w:t>
       </w:r>
     </w:p>
     <w:bookmarkStart w:id="9" w:name="version-control"/>
@@ -1409,6 +1409,81 @@
             </w:r>
             <w:r>
               <w:t xml:space="preserve">(Technologies table, 15.1, and 15.4).</w:t>
+            </w:r>
+          </w:p>
+        </w:tc>
+        <w:tc>
+          <w:tcPr/>
+          <w:p>
+            <w:pPr>
+              <w:pStyle w:val="Compact"/>
+            </w:pPr>
+            <w:r>
+              <w:t xml:space="preserve">Development team</w:t>
+            </w:r>
+          </w:p>
+        </w:tc>
+      </w:tr>
+      <w:tr>
+        <w:tc>
+          <w:tcPr/>
+          <w:p>
+            <w:pPr>
+              <w:pStyle w:val="Compact"/>
+            </w:pPr>
+            <w:r>
+              <w:t xml:space="preserve">4.11</w:t>
+            </w:r>
+          </w:p>
+        </w:tc>
+        <w:tc>
+          <w:tcPr/>
+          <w:p>
+            <w:pPr>
+              <w:pStyle w:val="Compact"/>
+            </w:pPr>
+            <w:r>
+              <w:t xml:space="preserve">2026-10-26</w:t>
+            </w:r>
+          </w:p>
+        </w:tc>
+        <w:tc>
+          <w:tcPr/>
+          <w:p>
+            <w:pPr>
+              <w:pStyle w:val="Compact"/>
+            </w:pPr>
+            <w:r>
+              <w:t xml:space="preserve">Continuous deployment verified: first automatic run on the night of October 26, payment-service from</w:t>
+            </w:r>
+            <w:r>
+              <w:t xml:space="preserve"> </w:t>
+            </w:r>
+            <w:r>
+              <w:rPr>
+                <w:i/>
+                <w:iCs/>
+              </w:rPr>
+              <w:t xml:space="preserve">main</w:t>
+            </w:r>
+            <w:r>
+              <w:t xml:space="preserve">, APK</w:t>
+            </w:r>
+            <w:r>
+              <w:t xml:space="preserve"> </w:t>
+            </w:r>
+            <w:r>
+              <w:rPr>
+                <w:i/>
+                <w:iCs/>
+              </w:rPr>
+              <w:t xml:space="preserve">versionCode</w:t>
+            </w:r>
+            <w:r>
+              <w:t xml:space="preserve"> </w:t>
+            </w:r>
+            <w:r>
+              <w:t xml:space="preserve">6, and over-the-air update published after comparing the native fingerprint; SonarCloud fixes (15.4).</w:t>
             </w:r>
           </w:p>
         </w:tc>
@@ -33269,7 +33344,251 @@
         <w:t xml:space="preserve"> </w:t>
       </w:r>
       <w:r>
-        <w:t xml:space="preserve">last; Deployment Document, section 4.3.4). It is recorded as open action ACO-19 in the corrective actions document.</w:t>
+        <w:t xml:space="preserve">last; Deployment Document, section 4.3.4). It was closed as AC-90 in the corrective actions document.</w:t>
+      </w:r>
+      <w:r>
+        <w:t xml:space="preserve"> </w:t>
+      </w:r>
+      <w:r>
+        <w:rPr>
+          <w:b/>
+          <w:bCs/>
+        </w:rPr>
+        <w:t xml:space="preserve">First automatic run (October 26, 2026, night, Colombia time).</w:t>
+      </w:r>
+      <w:r>
+        <w:t xml:space="preserve"> </w:t>
+      </w:r>
+      <w:r>
+        <w:t xml:space="preserve">With the secrets created, merging the "Release v1.1.1" PR into</w:t>
+      </w:r>
+      <w:r>
+        <w:t xml:space="preserve"> </w:t>
+      </w:r>
+      <w:r>
+        <w:rPr>
+          <w:i/>
+          <w:iCs/>
+        </w:rPr>
+        <w:t xml:space="preserve">main</w:t>
+      </w:r>
+      <w:r>
+        <w:t xml:space="preserve"> </w:t>
+      </w:r>
+      <w:r>
+        <w:t xml:space="preserve">of</w:t>
+      </w:r>
+      <w:r>
+        <w:t xml:space="preserve"> </w:t>
+      </w:r>
+      <w:r>
+        <w:rPr>
+          <w:i/>
+          <w:iCs/>
+        </w:rPr>
+        <w:t xml:space="preserve">lavarapido-infra</w:t>
+      </w:r>
+      <w:r>
+        <w:t xml:space="preserve"> </w:t>
+      </w:r>
+      <w:r>
+        <w:t xml:space="preserve">launched the</w:t>
+      </w:r>
+      <w:r>
+        <w:t xml:space="preserve"> </w:t>
+      </w:r>
+      <w:r>
+        <w:rPr>
+          <w:b/>
+          <w:bCs/>
+        </w:rPr>
+        <w:t xml:space="preserve">Desplegar en Azure</w:t>
+      </w:r>
+      <w:r>
+        <w:t xml:space="preserve"> </w:t>
+      </w:r>
+      <w:r>
+        <w:t xml:space="preserve">workflow with</w:t>
+      </w:r>
+      <w:r>
+        <w:t xml:space="preserve"> </w:t>
+      </w:r>
+      <w:r>
+        <w:rPr>
+          <w:i/>
+          <w:iCs/>
+        </w:rPr>
+        <w:t xml:space="preserve">automatic=true</w:t>
+      </w:r>
+      <w:r>
+        <w:t xml:space="preserve"> </w:t>
+      </w:r>
+      <w:r>
+        <w:t xml:space="preserve">at 22:19, and the following requests from the other repositories deployed on their own until 22:48 (those that arrived while another one was running were cancelled and served by the next one): all of them ended green, with "Listo: todos los servicios están sanos" and "Web y API responden 200". Since the 22:46 run, payment-service also pulls</w:t>
+      </w:r>
+      <w:r>
+        <w:t xml:space="preserve"> </w:t>
+      </w:r>
+      <w:r>
+        <w:rPr>
+          <w:i/>
+          <w:iCs/>
+        </w:rPr>
+        <w:t xml:space="preserve">main</w:t>
+      </w:r>
+      <w:r>
+        <w:t xml:space="preserve">. In the mobile app, publishing</w:t>
+      </w:r>
+      <w:r>
+        <w:t xml:space="preserve"> </w:t>
+      </w:r>
+      <w:r>
+        <w:rPr>
+          <w:i/>
+          <w:iCs/>
+        </w:rPr>
+        <w:t xml:space="preserve">v1.1.0</w:t>
+      </w:r>
+      <w:r>
+        <w:t xml:space="preserve"> </w:t>
+      </w:r>
+      <w:r>
+        <w:t xml:space="preserve">failed because</w:t>
+      </w:r>
+      <w:r>
+        <w:t xml:space="preserve"> </w:t>
+      </w:r>
+      <w:r>
+        <w:rPr>
+          <w:i/>
+          <w:iCs/>
+        </w:rPr>
+        <w:t xml:space="preserve">EXPO_TOKEN</w:t>
+      </w:r>
+      <w:r>
+        <w:t xml:space="preserve"> </w:t>
+      </w:r>
+      <w:r>
+        <w:t xml:space="preserve">was missing (nothing was published); with the secret created, APK</w:t>
+      </w:r>
+      <w:r>
+        <w:t xml:space="preserve"> </w:t>
+      </w:r>
+      <w:r>
+        <w:rPr>
+          <w:i/>
+          <w:iCs/>
+        </w:rPr>
+        <w:t xml:space="preserve">versionCode</w:t>
+      </w:r>
+      <w:r>
+        <w:t xml:space="preserve"> </w:t>
+      </w:r>
+      <w:r>
+        <w:t xml:space="preserve">6 was published at 22:39 and the</w:t>
+      </w:r>
+      <w:r>
+        <w:t xml:space="preserve"> </w:t>
+      </w:r>
+      <w:r>
+        <w:rPr>
+          <w:i/>
+          <w:iCs/>
+        </w:rPr>
+        <w:t xml:space="preserve">v1.1.1</w:t>
+      </w:r>
+      <w:r>
+        <w:t xml:space="preserve"> </w:t>
+      </w:r>
+      <w:r>
+        <w:t xml:space="preserve">run compared the native fingerprint of the commit with that APK's, saw that it matched, and published the over-the-air update (Deployment Document, section 1.3.12).</w:t>
+      </w:r>
+      <w:r>
+        <w:t xml:space="preserve"> </w:t>
+      </w:r>
+      <w:r>
+        <w:rPr>
+          <w:b/>
+          <w:bCs/>
+        </w:rPr>
+        <w:t xml:space="preserve">SonarCloud (October 26, 2026).</w:t>
+      </w:r>
+      <w:r>
+        <w:t xml:space="preserve"> </w:t>
+      </w:r>
+      <w:r>
+        <w:t xml:space="preserve">The findings of the analysis were fixed: in api-gateway, a real null access in the authentication path and comparing CIDR networks by content; in security, operations, and notification, the RabbitMQ publishers and the SMTP and Expo senders marked as</w:t>
+      </w:r>
+      <w:r>
+        <w:t xml:space="preserve"> </w:t>
+      </w:r>
+      <w:r>
+        <w:rPr>
+          <w:i/>
+          <w:iCs/>
+        </w:rPr>
+        <w:t xml:space="preserve">@Primary</w:t>
+      </w:r>
+      <w:r>
+        <w:t xml:space="preserve"> </w:t>
+      </w:r>
+      <w:r>
+        <w:t xml:space="preserve">(rule</w:t>
+      </w:r>
+      <w:r>
+        <w:t xml:space="preserve"> </w:t>
+      </w:r>
+      <w:r>
+        <w:rPr>
+          <w:i/>
+          <w:iCs/>
+        </w:rPr>
+        <w:t xml:space="preserve">java:S9352</w:t>
+      </w:r>
+      <w:r>
+        <w:t xml:space="preserve">); in the web, a stricter CI, the Angular CLI pinned, and sorting with</w:t>
+      </w:r>
+      <w:r>
+        <w:t xml:space="preserve"> </w:t>
+      </w:r>
+      <w:r>
+        <w:rPr>
+          <w:i/>
+          <w:iCs/>
+        </w:rPr>
+        <w:t xml:space="preserve">localeCompare</w:t>
+      </w:r>
+      <w:r>
+        <w:t xml:space="preserve">; and in the mobile app, promises marked with</w:t>
+      </w:r>
+      <w:r>
+        <w:t xml:space="preserve"> </w:t>
+      </w:r>
+      <w:r>
+        <w:rPr>
+          <w:i/>
+          <w:iCs/>
+        </w:rPr>
+        <w:t xml:space="preserve">void</w:t>
+      </w:r>
+      <w:r>
+        <w:t xml:space="preserve">, callbacks wrapped in arrow functions, the shared</w:t>
+      </w:r>
+      <w:r>
+        <w:t xml:space="preserve"> </w:t>
+      </w:r>
+      <w:r>
+        <w:rPr>
+          <w:i/>
+          <w:iCs/>
+        </w:rPr>
+        <w:t xml:space="preserve">Pill</w:t>
+      </w:r>
+      <w:r>
+        <w:t xml:space="preserve"> </w:t>
+      </w:r>
+      <w:r>
+        <w:t xml:space="preserve">component, the password translation key renamed, and the CI scripts and workflows hardened.</w:t>
       </w:r>
     </w:p>
     <w:bookmarkEnd w:id="88"/>

--- a/09_MANUALES/EN/WORD/09_Technical_Manual.docx
+++ b/09_MANUALES/EN/WORD/09_Technical_Manual.docx
@@ -72,7 +72,7 @@
         <w:pStyle w:val="BodyText"/>
       </w:pPr>
       <w:r>
-        <w:t xml:space="preserve">Manual Type: Technical Manual (Developers and Software Architects) · Version 4.11</w:t>
+        <w:t xml:space="preserve">Manual Type: Technical Manual (Developers and Software Architects) · Version 4.12</w:t>
       </w:r>
     </w:p>
     <w:bookmarkStart w:id="9" w:name="version-control"/>
@@ -1484,6 +1484,68 @@
             </w:r>
             <w:r>
               <w:t xml:space="preserve">6, and over-the-air update published after comparing the native fingerprint; SonarCloud fixes (15.4).</w:t>
+            </w:r>
+          </w:p>
+        </w:tc>
+        <w:tc>
+          <w:tcPr/>
+          <w:p>
+            <w:pPr>
+              <w:pStyle w:val="Compact"/>
+            </w:pPr>
+            <w:r>
+              <w:t xml:space="preserve">Development team</w:t>
+            </w:r>
+          </w:p>
+        </w:tc>
+      </w:tr>
+      <w:tr>
+        <w:tc>
+          <w:tcPr/>
+          <w:p>
+            <w:pPr>
+              <w:pStyle w:val="Compact"/>
+            </w:pPr>
+            <w:r>
+              <w:t xml:space="preserve">4.12</w:t>
+            </w:r>
+          </w:p>
+        </w:tc>
+        <w:tc>
+          <w:tcPr/>
+          <w:p>
+            <w:pPr>
+              <w:pStyle w:val="Compact"/>
+            </w:pPr>
+            <w:r>
+              <w:t xml:space="preserve">2026-10-27</w:t>
+            </w:r>
+          </w:p>
+        </w:tc>
+        <w:tc>
+          <w:tcPr/>
+          <w:p>
+            <w:pPr>
+              <w:pStyle w:val="Compact"/>
+            </w:pPr>
+            <w:r>
+              <w:t xml:space="preserve">Changes of October 27, 2026: alternatives without the times that overlap another booking of the vehicle, at most 10 services per booking, 400 for an invalid business hours week,</w:t>
+            </w:r>
+            <w:r>
+              <w:t xml:space="preserve"> </w:t>
+            </w:r>
+            <w:r>
+              <w:rPr>
+                <w:i/>
+                <w:iCs/>
+              </w:rPr>
+              <w:t xml:space="preserve">bookedBy</w:t>
+            </w:r>
+            <w:r>
+              <w:t xml:space="preserve"> </w:t>
+            </w:r>
+            <w:r>
+              <w:t xml:space="preserve">only for staff, single owners query in customer-service, payment persistence tests in the CI, and counts (12.x, errors table, and 16).</w:t>
             </w:r>
           </w:p>
         </w:tc>
@@ -20888,7 +20950,68 @@
         <w:t xml:space="preserve"> </w:t>
       </w:r>
       <w:r>
-        <w:t xml:space="preserve">availability is calculated on a 30-minute grid inside the opening hours, outside the break, not in the past, up to 60 days ahead, and with at least one active bay free for the whole duration; a booking is created directly as CONFIRMED with a bay; if the slot is taken, nothing is saved and up to five alternative times of the same day are returned (409 SLOT_UNAVAILABLE, which also carries the reason: CLOSED_DAY, OUTSIDE_HOURS, TIME_PASSED, or NO_FREE_BAY, calculated by</w:t>
+        <w:t xml:space="preserve">availability is calculated on a 30-minute grid inside the opening hours, outside the break, not in the past, up to 60 days ahead, and with at least one active bay free for the whole duration; a booking is created directly as CONFIRMED with a bay; if the slot is taken, nothing is saved and up to five alternative times of the same day are returned (since October 27, 2026, without those that overlap another active booking of the same vehicle:</w:t>
+      </w:r>
+      <w:r>
+        <w:t xml:space="preserve"> </w:t>
+      </w:r>
+      <w:r>
+        <w:rPr>
+          <w:i/>
+          <w:iCs/>
+        </w:rPr>
+        <w:t xml:space="preserve">AvailabilityPolicy.withoutBusyTimes</w:t>
+      </w:r>
+      <w:r>
+        <w:t xml:space="preserve">, so as not to offer a time that would end in VEHICLE_ALREADY_BOOKED; also when rescheduling);</w:t>
+      </w:r>
+      <w:r>
+        <w:t xml:space="preserve"> </w:t>
+      </w:r>
+      <w:r>
+        <w:rPr>
+          <w:i/>
+          <w:iCs/>
+        </w:rPr>
+        <w:t xml:space="preserve">serviceIds</w:t>
+      </w:r>
+      <w:r>
+        <w:t xml:space="preserve"> </w:t>
+      </w:r>
+      <w:r>
+        <w:t xml:space="preserve">accepts at most 10 services, without nulls or negatives, and an invalid item of the business hours week answers 400 VALIDATION_ERROR with</w:t>
+      </w:r>
+      <w:r>
+        <w:t xml:space="preserve"> </w:t>
+      </w:r>
+      <w:r>
+        <w:rPr>
+          <w:i/>
+          <w:iCs/>
+        </w:rPr>
+        <w:t xml:space="preserve">errors</w:t>
+      </w:r>
+      <w:r>
+        <w:t xml:space="preserve"> </w:t>
+      </w:r>
+      <w:r>
+        <w:t xml:space="preserve">per field instead of 500;</w:t>
+      </w:r>
+      <w:r>
+        <w:t xml:space="preserve"> </w:t>
+      </w:r>
+      <w:r>
+        <w:rPr>
+          <w:i/>
+          <w:iCs/>
+        </w:rPr>
+        <w:t xml:space="preserve">bookedBy</w:t>
+      </w:r>
+      <w:r>
+        <w:t xml:space="preserve"> </w:t>
+      </w:r>
+      <w:r>
+        <w:t xml:space="preserve">(who created the booking) only travels in the staff views (409 SLOT_UNAVAILABLE, which also carries the reason: CLOSED_DAY, OUTSIDE_HOURS, TIME_PASSED, or NO_FREE_BAY, calculated by</w:t>
       </w:r>
       <w:r>
         <w:t xml:space="preserve"> </w:t>
@@ -27922,7 +28045,7 @@
               <w:pStyle w:val="Compact"/>
             </w:pPr>
             <w:r>
-              <w:t xml:space="preserve">409 SLOT_UNAVAILABLE with up to five alternative times and the reason: CLOSED_DAY, OUTSIDE_HOURS, TIME_PASSED, or NO_FREE_BAY.</w:t>
+              <w:t xml:space="preserve">409 SLOT_UNAVAILABLE with up to five alternative times the vehicle can take and the reason: CLOSED_DAY, OUTSIDE_HOURS, TIME_PASSED, or NO_FREE_BAY.</w:t>
             </w:r>
           </w:p>
         </w:tc>
@@ -34197,7 +34320,7 @@
         <w:t xml:space="preserve"> </w:t>
       </w:r>
       <w:r>
-        <w:t xml:space="preserve">CI of each repository passed 1,119 tests: web 212 in 66 files, gateway 62, security-service 200, customer-service 82, booking-service 95, operations-service 110, notification-service 133, and payment-service 225 (134 domain, 52 application, 34 API, and 5 infrastructure; the 11 persistence tests are skipped in the CI because they need the isolated</w:t>
+        <w:t xml:space="preserve">CI of each repository passed 1,119 tests: web 212 in 66 files, gateway 62, security-service 200, customer-service 82, booking-service 95, operations-service 110, notification-service 133, and payment-service 225 (134 domain, 52 application, 34 API, and 5 infrastructure; the 11 persistence tests used to be skipped in the CI because they need the isolated</w:t>
       </w:r>
       <w:r>
         <w:t xml:space="preserve"> </w:t>
@@ -34213,7 +34336,20 @@
         <w:t xml:space="preserve"> </w:t>
       </w:r>
       <w:r>
-        <w:t xml:space="preserve">database); the mobile app has 73 tests in 25 suites with</w:t>
+        <w:t xml:space="preserve">database; since October 27, 2026 payment's CI has the "Pruebas de integración" job, which starts SQL Server 2022, applies the Liquibase migrations like</w:t>
+      </w:r>
+      <w:r>
+        <w:t xml:space="preserve"> </w:t>
+      </w:r>
+      <w:r>
+        <w:rPr>
+          <w:i/>
+          <w:iCs/>
+        </w:rPr>
+        <w:t xml:space="preserve">payment-migrate</w:t>
+      </w:r>
+      <w:r>
+        <w:t xml:space="preserve">, and runs them); the mobile app has 73 tests in 25 suites with</w:t>
       </w:r>
       <w:r>
         <w:t xml:space="preserve"> </w:t>
@@ -34252,7 +34388,7 @@
         <w:t xml:space="preserve">e2e.yml</w:t>
       </w:r>
       <w:r>
-        <w:t xml:space="preserve">, by hand), tested only against a simulator. On October 23, 2026 there were 838. The previous complete run, on the night of October 21, 2026, gave these results: 707 unit and integration tests passed, none skipped (web 62 in 41 files, gateway 40, security-service 155, customer-service 69, booking-service 50, operations-service 67, notification-service 114, and payment-service 150: 115 domain, 28 application, and 7 persistence tests against the isolated</w:t>
+        <w:t xml:space="preserve">, by hand), tested only against a simulator. On October 23, 2026 there were 838. On October 27, 2026 booking-service has 137 and customer-service 83 (the administrator's vehicle list reads the owners in a single query), and the end-to-end tests send the payment method when booking. The previous complete run, on the night of October 21, 2026, gave these results: 707 unit and integration tests passed, none skipped (web 62 in 41 files, gateway 40, security-service 155, customer-service 69, booking-service 50, operations-service 67, notification-service 114, and payment-service 150: 115 domain, 28 application, and 7 persistence tests against the isolated</w:t>
       </w:r>
       <w:r>
         <w:t xml:space="preserve"> </w:t>

--- a/09_MANUALES/EN/WORD/09_Technical_Manual.docx
+++ b/09_MANUALES/EN/WORD/09_Technical_Manual.docx
@@ -3318,7 +3318,7 @@
               <a:graphicData uri="http://schemas.openxmlformats.org/drawingml/2006/picture">
                 <pic:pic>
                   <pic:nvPicPr>
-                    <pic:cNvPr descr="C:/Users/MERARI~1/AppData/Local/Temp/claude/C--Users-MERARI-URBANO-Lavado-Vehicular/fbac9d65-987c-4365-8841-0c86e8c3ca54/scratchpad/mermaid/EN-1.png" id="22" name="Picture"/>
+                    <pic:cNvPr descr="C:/Users/MERARI~1/AppData/Local/Temp/claude/C--Users-MERARI-URBANO-Lavado-Vehicular/fbac9d65-987c-4365-8841-0c86e8c3ca54/scratchpad/mermaid/technical_manual_md-1.png" id="22" name="Picture"/>
                     <pic:cNvPicPr>
                       <a:picLocks noChangeArrowheads="1" noChangeAspect="1"/>
                     </pic:cNvPicPr>
@@ -23553,7 +23553,7 @@
               <a:graphicData uri="http://schemas.openxmlformats.org/drawingml/2006/picture">
                 <pic:pic>
                   <pic:nvPicPr>
-                    <pic:cNvPr descr="C:/Users/MERARI~1/AppData/Local/Temp/claude/C--Users-MERARI-URBANO-Lavado-Vehicular/fbac9d65-987c-4365-8841-0c86e8c3ca54/scratchpad/mermaid/EN-2.png" id="67" name="Picture"/>
+                    <pic:cNvPr descr="C:/Users/MERARI~1/AppData/Local/Temp/claude/C--Users-MERARI-URBANO-Lavado-Vehicular/fbac9d65-987c-4365-8841-0c86e8c3ca54/scratchpad/mermaid/technical_manual_md-2.png" id="67" name="Picture"/>
                     <pic:cNvPicPr>
                       <a:picLocks noChangeArrowheads="1" noChangeAspect="1"/>
                     </pic:cNvPicPr>

--- a/09_MANUALES/EN/WORD/09_Technical_Manual.docx
+++ b/09_MANUALES/EN/WORD/09_Technical_Manual.docx
@@ -2,7 +2,7 @@
 <file path=word/document.xml><?xml version="1.0" encoding="utf-8"?>
 <w:document xmlns:w="http://schemas.openxmlformats.org/wordprocessingml/2006/main" xmlns:m="http://schemas.openxmlformats.org/officeDocument/2006/math" xmlns:r="http://schemas.openxmlformats.org/officeDocument/2006/relationships" xmlns:o="urn:schemas-microsoft-com:office:office" xmlns:v="urn:schemas-microsoft-com:vml" xmlns:w10="urn:schemas-microsoft-com:office:word" xmlns:a="http://schemas.openxmlformats.org/drawingml/2006/main" xmlns:pic="http://schemas.openxmlformats.org/drawingml/2006/picture" xmlns:wp="http://schemas.openxmlformats.org/drawingml/2006/wordprocessingDrawing">
   <w:body>
-    <w:bookmarkStart w:id="117" w:name="technical-manual"/>
+    <w:bookmarkStart w:id="111" w:name="technical-manual"/>
     <w:p>
       <w:pPr>
         <w:pStyle w:val="Heading1"/>
@@ -64,7 +64,7 @@
         <w:pStyle w:val="BodyText"/>
       </w:pPr>
       <w:r>
-        <w:t xml:space="preserve">October 26, 2026</w:t>
+        <w:t xml:space="preserve">October 27, 2026</w:t>
       </w:r>
     </w:p>
     <w:p>
@@ -72,7 +72,7 @@
         <w:pStyle w:val="BodyText"/>
       </w:pPr>
       <w:r>
-        <w:t xml:space="preserve">Manual Type: Technical Manual (Developers and Software Architects) · Version 4.12</w:t>
+        <w:t xml:space="preserve">Manual Type: Technical Manual (Developers and Software Architects) · Version 4.13</w:t>
       </w:r>
     </w:p>
     <w:bookmarkStart w:id="9" w:name="version-control"/>
@@ -1561,6 +1561,161 @@
           </w:p>
         </w:tc>
       </w:tr>
+      <w:tr>
+        <w:tc>
+          <w:tcPr/>
+          <w:p>
+            <w:pPr>
+              <w:pStyle w:val="Compact"/>
+            </w:pPr>
+            <w:r>
+              <w:t xml:space="preserve">4.13</w:t>
+            </w:r>
+          </w:p>
+        </w:tc>
+        <w:tc>
+          <w:tcPr/>
+          <w:p>
+            <w:pPr>
+              <w:pStyle w:val="Compact"/>
+            </w:pPr>
+            <w:r>
+              <w:t xml:space="preserve">2026-10-27</w:t>
+            </w:r>
+          </w:p>
+        </w:tc>
+        <w:tc>
+          <w:tcPr/>
+          <w:p>
+            <w:pPr>
+              <w:pStyle w:val="Compact"/>
+            </w:pPr>
+            <w:r>
+              <w:t xml:space="preserve">Review against</w:t>
+            </w:r>
+            <w:r>
+              <w:t xml:space="preserve"> </w:t>
+            </w:r>
+            <w:r>
+              <w:rPr>
+                <w:i/>
+                <w:iCs/>
+              </w:rPr>
+              <w:t xml:space="preserve">main</w:t>
+            </w:r>
+            <w:r>
+              <w:t xml:space="preserve"> </w:t>
+            </w:r>
+            <w:r>
+              <w:t xml:space="preserve">of October 27, 2026: versions</w:t>
+            </w:r>
+            <w:r>
+              <w:t xml:space="preserve"> </w:t>
+            </w:r>
+            <w:r>
+              <w:rPr>
+                <w:i/>
+                <w:iCs/>
+              </w:rPr>
+              <w:t xml:space="preserve">v1.1.1</w:t>
+            </w:r>
+            <w:r>
+              <w:t xml:space="preserve"> </w:t>
+            </w:r>
+            <w:r>
+              <w:t xml:space="preserve">and</w:t>
+            </w:r>
+            <w:r>
+              <w:t xml:space="preserve"> </w:t>
+            </w:r>
+            <w:r>
+              <w:rPr>
+                <w:i/>
+                <w:iCs/>
+              </w:rPr>
+              <w:t xml:space="preserve">v1.1.2</w:t>
+            </w:r>
+            <w:r>
+              <w:t xml:space="preserve"> </w:t>
+            </w:r>
+            <w:r>
+              <w:t xml:space="preserve">and</w:t>
+            </w:r>
+            <w:r>
+              <w:t xml:space="preserve"> </w:t>
+            </w:r>
+            <w:r>
+              <w:rPr>
+                <w:i/>
+                <w:iCs/>
+              </w:rPr>
+              <w:t xml:space="preserve">main</w:t>
+            </w:r>
+            <w:r>
+              <w:t xml:space="preserve"> </w:t>
+            </w:r>
+            <w:r>
+              <w:t xml:space="preserve">protected in the 10 repositories (technology table and 15.1); continuous deployment active and the runs of October 27 (15.4); 58 tables and</w:t>
+            </w:r>
+            <w:r>
+              <w:t xml:space="preserve"> </w:t>
+            </w:r>
+            <w:r>
+              <w:rPr>
+                <w:i/>
+                <w:iCs/>
+              </w:rPr>
+              <w:t xml:space="preserve">notification</w:t>
+            </w:r>
+            <w:r>
+              <w:t xml:space="preserve"> </w:t>
+            </w:r>
+            <w:r>
+              <w:t xml:space="preserve">with 7 (components, data model, and Annex); tests of the</w:t>
+            </w:r>
+            <w:r>
+              <w:t xml:space="preserve"> </w:t>
+            </w:r>
+            <w:r>
+              <w:rPr>
+                <w:i/>
+                <w:iCs/>
+              </w:rPr>
+              <w:t xml:space="preserve">main</w:t>
+            </w:r>
+            <w:r>
+              <w:t xml:space="preserve"> </w:t>
+            </w:r>
+            <w:r>
+              <w:t xml:space="preserve">CI, 1,337 with payment's 17 integration tests, and 19 of 19 end-to-end (16.5); the booking life cycle (12.x) and the diagnosis of bookings closed by themselves (16.6) no longer cite</w:t>
+            </w:r>
+            <w:r>
+              <w:t xml:space="preserve"> </w:t>
+            </w:r>
+            <w:r>
+              <w:rPr>
+                <w:i/>
+                <w:iCs/>
+              </w:rPr>
+              <w:t xml:space="preserve">ExpiredBookingsJob</w:t>
+            </w:r>
+            <w:r>
+              <w:t xml:space="preserve">.</w:t>
+            </w:r>
+          </w:p>
+        </w:tc>
+        <w:tc>
+          <w:tcPr/>
+          <w:p>
+            <w:pPr>
+              <w:pStyle w:val="Compact"/>
+            </w:pPr>
+            <w:r>
+              <w:t xml:space="preserve">Development team</w:t>
+            </w:r>
+          </w:p>
+        </w:tc>
+      </w:tr>
     </w:tbl>
     <w:p>
       <w:pPr>
@@ -3236,7 +3391,7 @@
     </w:p>
     <w:bookmarkEnd w:id="17"/>
     <w:bookmarkEnd w:id="18"/>
-    <w:bookmarkStart w:id="25" w:name="X127d91a012b61252ea4449a5f8c9849e5fd60bc"/>
+    <w:bookmarkStart w:id="22" w:name="X127d91a012b61252ea4449a5f8c9849e5fd60bc"/>
     <w:p>
       <w:pPr>
         <w:pStyle w:val="Heading2"/>
@@ -3263,7 +3418,7 @@
       </w:r>
     </w:p>
     <w:bookmarkEnd w:id="19"/>
-    <w:bookmarkStart w:id="23" w:name="X1da46e050695e862cc305c87835f8f2f877c998"/>
+    <w:bookmarkStart w:id="20" w:name="X1da46e050695e862cc305c87835f8f2f877c998"/>
     <w:p>
       <w:pPr>
         <w:pStyle w:val="Heading3"/>
@@ -3309,46 +3464,7 @@
         <w:pStyle w:val="BodyText"/>
       </w:pPr>
       <w:r>
-        <w:drawing>
-          <wp:inline>
-            <wp:extent cx="5334000" cy="7046148"/>
-            <wp:effectExtent b="0" l="0" r="0" t="0"/>
-            <wp:docPr descr="Diagrama" title="" id="21" name="Picture"/>
-            <a:graphic>
-              <a:graphicData uri="http://schemas.openxmlformats.org/drawingml/2006/picture">
-                <pic:pic>
-                  <pic:nvPicPr>
-                    <pic:cNvPr descr="C:/Users/MERARI~1/AppData/Local/Temp/claude/C--Users-MERARI-URBANO-Lavado-Vehicular/fbac9d65-987c-4365-8841-0c86e8c3ca54/scratchpad/mermaid/technical_manual_md-1.png" id="22" name="Picture"/>
-                    <pic:cNvPicPr>
-                      <a:picLocks noChangeArrowheads="1" noChangeAspect="1"/>
-                    </pic:cNvPicPr>
-                  </pic:nvPicPr>
-                  <pic:blipFill>
-                    <a:blip r:embed="rId20"/>
-                    <a:stretch>
-                      <a:fillRect/>
-                    </a:stretch>
-                  </pic:blipFill>
-                  <pic:spPr bwMode="auto">
-                    <a:xfrm>
-                      <a:off x="0" y="0"/>
-                      <a:ext cx="5334000" cy="7046148"/>
-                    </a:xfrm>
-                    <a:prstGeom prst="rect">
-                      <a:avLst/>
-                    </a:prstGeom>
-                    <a:noFill/>
-                    <a:ln w="9525">
-                      <a:noFill/>
-                      <a:headEnd/>
-                      <a:tailEnd/>
-                    </a:ln>
-                  </pic:spPr>
-                </pic:pic>
-              </a:graphicData>
-            </a:graphic>
-          </wp:inline>
-        </w:drawing>
+        <w:t xml:space="preserve">![Diagrama](C:/Users/JUAN CAMILO/Documents/PROYECTO FINAL_LAVADO VEICULAR/lavarapido-docs/_generador/work/mermaid/technical_manual_md-1.png)</w:t>
       </w:r>
     </w:p>
     <w:p>
@@ -3986,7 +4102,7 @@
               <w:t xml:space="preserve">LavaRapido</w:t>
             </w:r>
             <w:r>
-              <w:t xml:space="preserve">, nine schemas, 57 tables.</w:t>
+              <w:t xml:space="preserve">, nine schemas, 58 tables.</w:t>
             </w:r>
           </w:p>
         </w:tc>
@@ -4128,8 +4244,8 @@
         <w:t xml:space="preserve">. The gateway is infrastructure and is not counted as a domain service.</w:t>
       </w:r>
     </w:p>
-    <w:bookmarkEnd w:id="23"/>
-    <w:bookmarkStart w:id="24" w:name="X54ead927aaa3a53e6ac6063f5b6165b53eb6831"/>
+    <w:bookmarkEnd w:id="20"/>
+    <w:bookmarkStart w:id="21" w:name="X54ead927aaa3a53e6ac6063f5b6165b53eb6831"/>
     <w:p>
       <w:pPr>
         <w:pStyle w:val="Heading3"/>
@@ -4211,9 +4327,9 @@
         <w:t xml:space="preserve">The runtime environment is local with Docker.</w:t>
       </w:r>
     </w:p>
-    <w:bookmarkEnd w:id="24"/>
-    <w:bookmarkEnd w:id="25"/>
-    <w:bookmarkStart w:id="26" w:name="X63ef78e4d11d3eac8e2b023fd6af287e808ecaf"/>
+    <w:bookmarkEnd w:id="21"/>
+    <w:bookmarkEnd w:id="22"/>
+    <w:bookmarkStart w:id="23" w:name="X63ef78e4d11d3eac8e2b023fd6af287e808ecaf"/>
     <w:p>
       <w:pPr>
         <w:pStyle w:val="Heading2"/>
@@ -4941,7 +5057,7 @@
               <w:t xml:space="preserve"> </w:t>
             </w:r>
             <w:r>
-              <w:t xml:space="preserve">in the 10 repositories on October 26, and</w:t>
+              <w:t xml:space="preserve">in the 10 repositories on October 26,</w:t>
             </w:r>
             <w:r>
               <w:t xml:space="preserve"> </w:t>
@@ -4957,7 +5073,55 @@
               <w:t xml:space="preserve"> </w:t>
             </w:r>
             <w:r>
-              <w:t xml:space="preserve">in the web, the mobile app, payment-service, and infra that same day),</w:t>
+              <w:t xml:space="preserve">in the web, the mobile app, payment-service, and infra that same day, and on October 27</w:t>
+            </w:r>
+            <w:r>
+              <w:t xml:space="preserve"> </w:t>
+            </w:r>
+            <w:r>
+              <w:rPr>
+                <w:i/>
+                <w:iCs/>
+              </w:rPr>
+              <w:t xml:space="preserve">v1.1.1</w:t>
+            </w:r>
+            <w:r>
+              <w:t xml:space="preserve"> </w:t>
+            </w:r>
+            <w:r>
+              <w:t xml:space="preserve">in customer and booking and</w:t>
+            </w:r>
+            <w:r>
+              <w:t xml:space="preserve"> </w:t>
+            </w:r>
+            <w:r>
+              <w:rPr>
+                <w:i/>
+                <w:iCs/>
+              </w:rPr>
+              <w:t xml:space="preserve">v1.1.2</w:t>
+            </w:r>
+            <w:r>
+              <w:t xml:space="preserve"> </w:t>
+            </w:r>
+            <w:r>
+              <w:t xml:space="preserve">in the web, the mobile app, payment-service, and infra;</w:t>
+            </w:r>
+            <w:r>
+              <w:t xml:space="preserve"> </w:t>
+            </w:r>
+            <w:r>
+              <w:rPr>
+                <w:i/>
+                <w:iCs/>
+              </w:rPr>
+              <w:t xml:space="preserve">main</w:t>
+            </w:r>
+            <w:r>
+              <w:t xml:space="preserve"> </w:t>
+            </w:r>
+            <w:r>
+              <w:t xml:space="preserve">protected in all 10),</w:t>
             </w:r>
             <w:r>
               <w:t xml:space="preserve"> </w:t>
@@ -5081,7 +5245,23 @@
               <w:t xml:space="preserve"> </w:t>
             </w:r>
             <w:r>
-              <w:t xml:space="preserve">also has the manual "Desplegar en Azure" workflow (not run yet) and the continuous deployment prepared in an unmerged branch (section 15.4)</w:t>
+              <w:t xml:space="preserve">also has the "Desplegar en Azure" workflow, which since October 26, 2026 runs on its own on every approved merge into</w:t>
+            </w:r>
+            <w:r>
+              <w:t xml:space="preserve"> </w:t>
+            </w:r>
+            <w:r>
+              <w:rPr>
+                <w:i/>
+                <w:iCs/>
+              </w:rPr>
+              <w:t xml:space="preserve">main</w:t>
+            </w:r>
+            <w:r>
+              <w:t xml:space="preserve"> </w:t>
+            </w:r>
+            <w:r>
+              <w:t xml:space="preserve">(continuous deployment active, section 15.4)</w:t>
             </w:r>
           </w:p>
         </w:tc>
@@ -5198,8 +5378,8 @@
         <w:t xml:space="preserve">of each repository.</w:t>
       </w:r>
     </w:p>
-    <w:bookmarkEnd w:id="26"/>
-    <w:bookmarkStart w:id="39" w:name="X50d37b585c6338653c7f2b86f9da20dc6f7a5ef"/>
+    <w:bookmarkEnd w:id="23"/>
+    <w:bookmarkStart w:id="36" w:name="X50d37b585c6338653c7f2b86f9da20dc6f7a5ef"/>
     <w:p>
       <w:pPr>
         <w:pStyle w:val="Heading2"/>
@@ -5208,7 +5388,7 @@
         <w:t xml:space="preserve">9. System Architecture</w:t>
       </w:r>
     </w:p>
-    <w:bookmarkStart w:id="27" w:name="Xc25612d8175378c89bfa922d6720aa82c342f65"/>
+    <w:bookmarkStart w:id="24" w:name="Xc25612d8175378c89bfa922d6720aa82c342f65"/>
     <w:p>
       <w:pPr>
         <w:pStyle w:val="Heading3"/>
@@ -5570,18 +5750,28 @@
               <w:pStyle w:val="Compact"/>
             </w:pPr>
             <w:r>
-              <w:t xml:space="preserve">6</w:t>
-            </w:r>
-          </w:p>
-        </w:tc>
-        <w:tc>
-          <w:tcPr/>
-          <w:p>
-            <w:pPr>
-              <w:pStyle w:val="Compact"/>
-            </w:pPr>
-            <w:r>
-              <w:t xml:space="preserve">Medium: inbox, idempotent consumption, push, email, reminders, and booking tracking for staff notices.</w:t>
+              <w:t xml:space="preserve">7</w:t>
+            </w:r>
+          </w:p>
+        </w:tc>
+        <w:tc>
+          <w:tcPr/>
+          <w:p>
+            <w:pPr>
+              <w:pStyle w:val="Compact"/>
+            </w:pPr>
+            <w:r>
+              <w:t xml:space="preserve">Medium: inbox, idempotent consumption, push, email with pending deliveries and retries (</w:t>
+            </w:r>
+            <w:r>
+              <w:rPr>
+                <w:i/>
+                <w:iCs/>
+              </w:rPr>
+              <w:t xml:space="preserve">pending_delivery</w:t>
+            </w:r>
+            <w:r>
+              <w:t xml:space="preserve">), reminders, and booking tracking for staff notices.</w:t>
             </w:r>
           </w:p>
         </w:tc>
@@ -5602,27 +5792,24 @@
         <w:t xml:space="preserve"> </w:t>
       </w:r>
       <w:r>
-        <w:t xml:space="preserve">Total: 57 tables, checked with a query to</w:t>
-      </w:r>
-      <w:r>
-        <w:t xml:space="preserve"> </w:t>
-      </w:r>
-      <w:r>
-        <w:rPr>
-          <w:i/>
-          <w:iCs/>
-        </w:rPr>
-        <w:t xml:space="preserve">sys.tables</w:t>
-      </w:r>
-      <w:r>
-        <w:t xml:space="preserve"> </w:t>
-      </w:r>
-      <w:r>
-        <w:t xml:space="preserve">on October 16, 2026. Source: changelogs of each service.</w:t>
-      </w:r>
-    </w:p>
-    <w:bookmarkEnd w:id="27"/>
-    <w:bookmarkStart w:id="28" w:name="X09d0d99804d0147631cebacb06b53f6095f17a0"/>
+        <w:t xml:space="preserve">Total: 58 tables, counted in the real database on October 27, 2026 (on October 16 there were 57; the one added is</w:t>
+      </w:r>
+      <w:r>
+        <w:t xml:space="preserve"> </w:t>
+      </w:r>
+      <w:r>
+        <w:rPr>
+          <w:i/>
+          <w:iCs/>
+        </w:rPr>
+        <w:t xml:space="preserve">notification.pending_delivery</w:t>
+      </w:r>
+      <w:r>
+        <w:t xml:space="preserve">, from migration 047). Source: changelogs of each service.</w:t>
+      </w:r>
+    </w:p>
+    <w:bookmarkEnd w:id="24"/>
+    <w:bookmarkStart w:id="25" w:name="X09d0d99804d0147631cebacb06b53f6095f17a0"/>
     <w:p>
       <w:pPr>
         <w:pStyle w:val="Heading3"/>
@@ -6177,8 +6364,8 @@
         <w:t xml:space="preserve">The addresses are configured with ROUTE_SECURITY_URL, ROUTE_CUSTOMER_URL, ROUTE_BOOKING_URL, ROUTE_OPERATIONS_URL, ROUTE_PAYMENT_URL, and ROUTE_NOTIFICATION_URL; the compose file defines all of them with the container names.</w:t>
       </w:r>
     </w:p>
-    <w:bookmarkEnd w:id="28"/>
-    <w:bookmarkStart w:id="29" w:name="X68ad04aa975a76b3d21757019388c0cf736e1d6"/>
+    <w:bookmarkEnd w:id="25"/>
+    <w:bookmarkStart w:id="26" w:name="X68ad04aa975a76b3d21757019388c0cf736e1d6"/>
     <w:p>
       <w:pPr>
         <w:pStyle w:val="Heading3"/>
@@ -7814,8 +8001,8 @@
         <w:t xml:space="preserve">.</w:t>
       </w:r>
     </w:p>
-    <w:bookmarkEnd w:id="29"/>
-    <w:bookmarkStart w:id="32" w:name="X3f7f3f0ccdce581cdef289cf0895a1506722c84"/>
+    <w:bookmarkEnd w:id="26"/>
+    <w:bookmarkStart w:id="29" w:name="X3f7f3f0ccdce581cdef289cf0895a1506722c84"/>
     <w:p>
       <w:pPr>
         <w:pStyle w:val="Heading3"/>
@@ -7824,7 +8011,7 @@
         <w:t xml:space="preserve">9.4 Communication Between Components</w:t>
       </w:r>
     </w:p>
-    <w:bookmarkStart w:id="30" w:name="X6d5895b526edb7d93da9c75d0020b0522ba9dcc"/>
+    <w:bookmarkStart w:id="27" w:name="X6d5895b526edb7d93da9c75d0020b0522ba9dcc"/>
     <w:p>
       <w:pPr>
         <w:pStyle w:val="Heading4"/>
@@ -8294,8 +8481,8 @@
         <w:t xml:space="preserve">If the target does not answer, the caller responds 503 with a stable code (CUSTOMER_SERVICE_UNAVAILABLE or BOOKING_SERVICE_UNAVAILABLE). Default timeouts: 3 s (5 s in payment-service).</w:t>
       </w:r>
     </w:p>
-    <w:bookmarkEnd w:id="30"/>
-    <w:bookmarkStart w:id="31" w:name="X62e0f9f52f08ec909a7dc029c8f00192d34cf14"/>
+    <w:bookmarkEnd w:id="27"/>
+    <w:bookmarkStart w:id="28" w:name="X62e0f9f52f08ec909a7dc029c8f00192d34cf14"/>
     <w:p>
       <w:pPr>
         <w:pStyle w:val="Heading4"/>
@@ -8325,9 +8512,9 @@
         <w:t xml:space="preserve">; otherwise they are written in the log. The catalog of events is in section 13.4.</w:t>
       </w:r>
     </w:p>
-    <w:bookmarkEnd w:id="31"/>
-    <w:bookmarkEnd w:id="32"/>
-    <w:bookmarkStart w:id="38" w:name="X4479ba26460b7aeffc05dab8f25968a8e0498fc"/>
+    <w:bookmarkEnd w:id="28"/>
+    <w:bookmarkEnd w:id="29"/>
+    <w:bookmarkStart w:id="35" w:name="X4479ba26460b7aeffc05dab8f25968a8e0498fc"/>
     <w:p>
       <w:pPr>
         <w:pStyle w:val="Heading3"/>
@@ -8336,7 +8523,7 @@
         <w:t xml:space="preserve">9.5 Cross-Cutting Concerns</w:t>
       </w:r>
     </w:p>
-    <w:bookmarkStart w:id="33" w:name="Xcf02f442a8c3f4b3c2de60bd54175ba6df1be0f"/>
+    <w:bookmarkStart w:id="30" w:name="Xcf02f442a8c3f4b3c2de60bd54175ba6df1be0f"/>
     <w:p>
       <w:pPr>
         <w:pStyle w:val="Heading4"/>
@@ -8548,8 +8735,8 @@
         <w:t xml:space="preserve">: the changelogs reviewed do not create audit triggers and the services do not set the session context. It is recorded as a discrepancy (Annex B) and as action ACO-04 of the corrective, preventive, and improvement actions document.</w:t>
       </w:r>
     </w:p>
-    <w:bookmarkEnd w:id="33"/>
-    <w:bookmarkStart w:id="34" w:name="Xbbd0eee338115bb13574ffbd16be4e8c7e4e916"/>
+    <w:bookmarkEnd w:id="30"/>
+    <w:bookmarkStart w:id="31" w:name="Xbbd0eee338115bb13574ffbd16be4e8c7e4e916"/>
     <w:p>
       <w:pPr>
         <w:pStyle w:val="Heading4"/>
@@ -8685,8 +8872,8 @@
         <w:t xml:space="preserve">in manual and automatic assignment (since October 21, 2026), waiting at most 10 seconds. Each use case opens a local transaction that only writes the schemas of its own service; there are no distributed transactions.</w:t>
       </w:r>
     </w:p>
-    <w:bookmarkEnd w:id="34"/>
-    <w:bookmarkStart w:id="35" w:name="X4f847c82c4a22b6c448c8d01f719977d2be7caa"/>
+    <w:bookmarkEnd w:id="31"/>
+    <w:bookmarkStart w:id="32" w:name="X4f847c82c4a22b6c448c8d01f719977d2be7caa"/>
     <w:p>
       <w:pPr>
         <w:pStyle w:val="Heading4"/>
@@ -9138,111 +9325,111 @@
         <w:t xml:space="preserve">Codes taken from the exception handlers of the services and the translation file of the web application.</w:t>
       </w:r>
     </w:p>
+    <w:bookmarkEnd w:id="32"/>
+    <w:bookmarkStart w:id="33" w:name="X49a01f3f8bd327901e97fb12071cfefd72cc6a1"/>
+    <w:p>
+      <w:pPr>
+        <w:pStyle w:val="Heading4"/>
+      </w:pPr>
+      <w:r>
+        <w:t xml:space="preserve">9.5.4 Time and Language</w:t>
+      </w:r>
+    </w:p>
+    <w:p>
+      <w:pPr>
+        <w:pStyle w:val="FirstParagraph"/>
+      </w:pPr>
+      <w:r>
+        <w:t xml:space="preserve">All timestamps are stored in UTC (</w:t>
+      </w:r>
+      <w:r>
+        <w:rPr>
+          <w:i/>
+          <w:iCs/>
+        </w:rPr>
+        <w:t xml:space="preserve">DATETIME2(3)</w:t>
+      </w:r>
+      <w:r>
+        <w:t xml:space="preserve">,</w:t>
+      </w:r>
+      <w:r>
+        <w:t xml:space="preserve"> </w:t>
+      </w:r>
+      <w:r>
+        <w:rPr>
+          <w:i/>
+          <w:iCs/>
+        </w:rPr>
+        <w:t xml:space="preserve">SYSUTCDATETIME()</w:t>
+      </w:r>
+      <w:r>
+        <w:t xml:space="preserve">). Booking dates and times are exchanged as local dates of the business (</w:t>
+      </w:r>
+      <w:r>
+        <w:rPr>
+          <w:i/>
+          <w:iCs/>
+        </w:rPr>
+        <w:t xml:space="preserve">yyyy-MM-dd</w:t>
+      </w:r>
+      <w:r>
+        <w:t xml:space="preserve"> </w:t>
+      </w:r>
+      <w:r>
+        <w:t xml:space="preserve">and</w:t>
+      </w:r>
+      <w:r>
+        <w:t xml:space="preserve"> </w:t>
+      </w:r>
+      <w:r>
+        <w:rPr>
+          <w:i/>
+          <w:iCs/>
+        </w:rPr>
+        <w:t xml:space="preserve">HH:mm</w:t>
+      </w:r>
+      <w:r>
+        <w:t xml:space="preserve">) in the zone</w:t>
+      </w:r>
+      <w:r>
+        <w:t xml:space="preserve"> </w:t>
+      </w:r>
+      <w:r>
+        <w:rPr>
+          <w:i/>
+          <w:iCs/>
+        </w:rPr>
+        <w:t xml:space="preserve">BOOKING_ZONE</w:t>
+      </w:r>
+      <w:r>
+        <w:t xml:space="preserve"> </w:t>
+      </w:r>
+      <w:r>
+        <w:t xml:space="preserve">(America/Bogota), and the responses also carry the UTC instants. The backend returns stable codes, and the clients translate them into Spanish, English, French, or Portuguese.</w:t>
+      </w:r>
+    </w:p>
+    <w:bookmarkEnd w:id="33"/>
+    <w:bookmarkStart w:id="34" w:name="X2c3bf44dffa06b43998feaa4560b60992f89f6c"/>
+    <w:p>
+      <w:pPr>
+        <w:pStyle w:val="Heading4"/>
+      </w:pPr>
+      <w:r>
+        <w:t xml:space="preserve">9.5.5 Patterns Not Adopted</w:t>
+      </w:r>
+    </w:p>
+    <w:p>
+      <w:pPr>
+        <w:pStyle w:val="FirstParagraph"/>
+      </w:pPr>
+      <w:r>
+        <w:t xml:space="preserve">The project decided not to adopt in this version Outbox, Saga, CQRS, Event Sourcing, BFF, service mesh, Redis, database per service, formal circuit breaker, or payment gateway. The most important consequence is the absence of Outbox: an event can be lost if the service stops between the commit and the publication (TD-011).</w:t>
+      </w:r>
+    </w:p>
+    <w:bookmarkEnd w:id="34"/>
     <w:bookmarkEnd w:id="35"/>
-    <w:bookmarkStart w:id="36" w:name="X49a01f3f8bd327901e97fb12071cfefd72cc6a1"/>
-    <w:p>
-      <w:pPr>
-        <w:pStyle w:val="Heading4"/>
-      </w:pPr>
-      <w:r>
-        <w:t xml:space="preserve">9.5.4 Time and Language</w:t>
-      </w:r>
-    </w:p>
-    <w:p>
-      <w:pPr>
-        <w:pStyle w:val="FirstParagraph"/>
-      </w:pPr>
-      <w:r>
-        <w:t xml:space="preserve">All timestamps are stored in UTC (</w:t>
-      </w:r>
-      <w:r>
-        <w:rPr>
-          <w:i/>
-          <w:iCs/>
-        </w:rPr>
-        <w:t xml:space="preserve">DATETIME2(3)</w:t>
-      </w:r>
-      <w:r>
-        <w:t xml:space="preserve">,</w:t>
-      </w:r>
-      <w:r>
-        <w:t xml:space="preserve"> </w:t>
-      </w:r>
-      <w:r>
-        <w:rPr>
-          <w:i/>
-          <w:iCs/>
-        </w:rPr>
-        <w:t xml:space="preserve">SYSUTCDATETIME()</w:t>
-      </w:r>
-      <w:r>
-        <w:t xml:space="preserve">). Booking dates and times are exchanged as local dates of the business (</w:t>
-      </w:r>
-      <w:r>
-        <w:rPr>
-          <w:i/>
-          <w:iCs/>
-        </w:rPr>
-        <w:t xml:space="preserve">yyyy-MM-dd</w:t>
-      </w:r>
-      <w:r>
-        <w:t xml:space="preserve"> </w:t>
-      </w:r>
-      <w:r>
-        <w:t xml:space="preserve">and</w:t>
-      </w:r>
-      <w:r>
-        <w:t xml:space="preserve"> </w:t>
-      </w:r>
-      <w:r>
-        <w:rPr>
-          <w:i/>
-          <w:iCs/>
-        </w:rPr>
-        <w:t xml:space="preserve">HH:mm</w:t>
-      </w:r>
-      <w:r>
-        <w:t xml:space="preserve">) in the zone</w:t>
-      </w:r>
-      <w:r>
-        <w:t xml:space="preserve"> </w:t>
-      </w:r>
-      <w:r>
-        <w:rPr>
-          <w:i/>
-          <w:iCs/>
-        </w:rPr>
-        <w:t xml:space="preserve">BOOKING_ZONE</w:t>
-      </w:r>
-      <w:r>
-        <w:t xml:space="preserve"> </w:t>
-      </w:r>
-      <w:r>
-        <w:t xml:space="preserve">(America/Bogota), and the responses also carry the UTC instants. The backend returns stable codes, and the clients translate them into Spanish, English, French, or Portuguese.</w:t>
-      </w:r>
-    </w:p>
     <w:bookmarkEnd w:id="36"/>
-    <w:bookmarkStart w:id="37" w:name="X2c3bf44dffa06b43998feaa4560b60992f89f6c"/>
-    <w:p>
-      <w:pPr>
-        <w:pStyle w:val="Heading4"/>
-      </w:pPr>
-      <w:r>
-        <w:t xml:space="preserve">9.5.5 Patterns Not Adopted</w:t>
-      </w:r>
-    </w:p>
-    <w:p>
-      <w:pPr>
-        <w:pStyle w:val="FirstParagraph"/>
-      </w:pPr>
-      <w:r>
-        <w:t xml:space="preserve">The project decided not to adopt in this version Outbox, Saga, CQRS, Event Sourcing, BFF, service mesh, Redis, database per service, formal circuit breaker, or payment gateway. The most important consequence is the absence of Outbox: an event can be lost if the service stops between the commit and the publication (TD-011).</w:t>
-      </w:r>
-    </w:p>
-    <w:bookmarkEnd w:id="37"/>
-    <w:bookmarkEnd w:id="38"/>
-    <w:bookmarkEnd w:id="39"/>
-    <w:bookmarkStart w:id="45" w:name="Xf117f3c14160e8561f2aa9d1e4daf75a65112f3"/>
+    <w:bookmarkStart w:id="42" w:name="Xf117f3c14160e8561f2aa9d1e4daf75a65112f3"/>
     <w:p>
       <w:pPr>
         <w:pStyle w:val="Heading2"/>
@@ -9251,7 +9438,7 @@
         <w:t xml:space="preserve">10. Project Structure</w:t>
       </w:r>
     </w:p>
-    <w:bookmarkStart w:id="40" w:name="X38be475d02f4d903002dfefeeefac5f5f611ecf"/>
+    <w:bookmarkStart w:id="37" w:name="X38be475d02f4d903002dfefeeefac5f5f611ecf"/>
     <w:p>
       <w:pPr>
         <w:pStyle w:val="Heading3"/>
@@ -9568,8 +9755,8 @@
         <w:t xml:space="preserve">The repository addresses are listed in the Installation Manual, section 8.</w:t>
       </w:r>
     </w:p>
-    <w:bookmarkEnd w:id="40"/>
-    <w:bookmarkStart w:id="41" w:name="X83c92c3828edd62e873f95930516efe2961f0c8"/>
+    <w:bookmarkEnd w:id="37"/>
+    <w:bookmarkStart w:id="38" w:name="X83c92c3828edd62e873f95930516efe2961f0c8"/>
     <w:p>
       <w:pPr>
         <w:pStyle w:val="Heading3"/>
@@ -9840,8 +10027,8 @@
         <w:t xml:space="preserve">    `-- test/java/...      domain, use case, security, and web tests</w:t>
       </w:r>
     </w:p>
-    <w:bookmarkEnd w:id="41"/>
-    <w:bookmarkStart w:id="42" w:name="X657ae863dc4b953454432d035be28ff4919a2d6"/>
+    <w:bookmarkEnd w:id="38"/>
+    <w:bookmarkStart w:id="39" w:name="X657ae863dc4b953454432d035be28ff4919a2d6"/>
     <w:p>
       <w:pPr>
         <w:pStyle w:val="Heading3"/>
@@ -9978,8 +10165,8 @@
         <w:t xml:space="preserve">            PaymentService.Infrastructure.IntegrationTests</w:t>
       </w:r>
     </w:p>
-    <w:bookmarkEnd w:id="42"/>
-    <w:bookmarkStart w:id="43" w:name="X5467d091d183aa019703258a271a519d67c5a2a"/>
+    <w:bookmarkEnd w:id="39"/>
+    <w:bookmarkStart w:id="40" w:name="X5467d091d183aa019703258a271a519d67c5a2a"/>
     <w:p>
       <w:pPr>
         <w:pStyle w:val="Heading3"/>
@@ -10430,8 +10617,8 @@
         <w:t xml:space="preserve">). A new rule for a screen goes in its ViewModel, not in the template or the component.</w:t>
       </w:r>
     </w:p>
-    <w:bookmarkEnd w:id="43"/>
-    <w:bookmarkStart w:id="44" w:name="Xecdc608ce1eb031125fd30840448db02933cc07"/>
+    <w:bookmarkEnd w:id="40"/>
+    <w:bookmarkStart w:id="41" w:name="Xecdc608ce1eb031125fd30840448db02933cc07"/>
     <w:p>
       <w:pPr>
         <w:pStyle w:val="Heading3"/>
@@ -11248,9 +11435,9 @@
         <w:t xml:space="preserve">5).</w:t>
       </w:r>
     </w:p>
-    <w:bookmarkEnd w:id="44"/>
-    <w:bookmarkEnd w:id="45"/>
-    <w:bookmarkStart w:id="57" w:name="Xbc0dbb99817e3f2eb6e1bcbff30371be7d99b36"/>
+    <w:bookmarkEnd w:id="41"/>
+    <w:bookmarkEnd w:id="42"/>
+    <w:bookmarkStart w:id="54" w:name="Xbc0dbb99817e3f2eb6e1bcbff30371be7d99b36"/>
     <w:p>
       <w:pPr>
         <w:pStyle w:val="Heading2"/>
@@ -11277,10 +11464,10 @@
         <w:t xml:space="preserve">LavaRapido</w:t>
       </w:r>
       <w:r>
-        <w:t xml:space="preserve">, divided into nine schemas owned by six services, with 57 tables.</w:t>
-      </w:r>
-    </w:p>
-    <w:bookmarkStart w:id="49" w:name="X511910f95b0d21d8829e9fe82cf6e0427baa331"/>
+        <w:t xml:space="preserve">, divided into nine schemas owned by six services, with 58 tables.</w:t>
+      </w:r>
+    </w:p>
+    <w:bookmarkStart w:id="46" w:name="X511910f95b0d21d8829e9fe82cf6e0427baa331"/>
     <w:p>
       <w:pPr>
         <w:pStyle w:val="Heading3"/>
@@ -11414,18 +11601,18 @@
           <wp:inline>
             <wp:extent cx="5334000" cy="3273742"/>
             <wp:effectExtent b="0" l="0" r="0" t="0"/>
-            <wp:docPr descr="Entity-relationship diagram of the system" title="" id="47" name="Picture"/>
+            <wp:docPr descr="Entity-relationship diagram of the system" title="" id="44" name="Picture"/>
             <a:graphic>
               <a:graphicData uri="http://schemas.openxmlformats.org/drawingml/2006/picture">
                 <pic:pic>
                   <pic:nvPicPr>
-                    <pic:cNvPr descr="capturas/data-model.png" id="48" name="Picture"/>
+                    <pic:cNvPr descr="capturas/data-model.png" id="45" name="Picture"/>
                     <pic:cNvPicPr>
                       <a:picLocks noChangeArrowheads="1" noChangeAspect="1"/>
                     </pic:cNvPicPr>
                   </pic:nvPicPr>
                   <pic:blipFill>
-                    <a:blip r:embed="rId46"/>
+                    <a:blip r:embed="rId43"/>
                     <a:stretch>
                       <a:fillRect/>
                     </a:stretch>
@@ -11452,8 +11639,8 @@
         </w:drawing>
       </w:r>
     </w:p>
-    <w:bookmarkEnd w:id="49"/>
-    <w:bookmarkStart w:id="53" w:name="Xf73ab5413e7306da91dfde66a5d56a3af081505"/>
+    <w:bookmarkEnd w:id="46"/>
+    <w:bookmarkStart w:id="50" w:name="Xf73ab5413e7306da91dfde66a5d56a3af081505"/>
     <w:p>
       <w:pPr>
         <w:pStyle w:val="Heading3"/>
@@ -11462,7 +11649,7 @@
         <w:t xml:space="preserve">11.2 Main Tables</w:t>
       </w:r>
     </w:p>
-    <w:bookmarkStart w:id="50" w:name="X4b84269225e32ccd56a2ef08dbd6239cb175271"/>
+    <w:bookmarkStart w:id="47" w:name="X4b84269225e32ccd56a2ef08dbd6239cb175271"/>
     <w:p>
       <w:pPr>
         <w:pStyle w:val="Heading4"/>
@@ -12039,8 +12226,8 @@
         <w:t xml:space="preserve">Prepared by the authors from the changelogs and the data models of the services.</w:t>
       </w:r>
     </w:p>
-    <w:bookmarkEnd w:id="50"/>
-    <w:bookmarkStart w:id="51" w:name="X45611acd91dc44a0df6272eed56a389844f6875"/>
+    <w:bookmarkEnd w:id="47"/>
+    <w:bookmarkStart w:id="48" w:name="X45611acd91dc44a0df6272eed56a389844f6875"/>
     <w:p>
       <w:pPr>
         <w:pStyle w:val="Heading4"/>
@@ -12432,8 +12619,8 @@
         <w:t xml:space="preserve">in English in the database (SCHEDULED, CONFIRMED, IN_PROGRESS, COMPLETED, CANCELLED, NO_SHOW; PENDING, IN_REVIEW, APPROVED, REJECTED, REFUNDED; PENDING, IN_PROGRESS, PAUSED, COMPLETED, WITH_ISSUE). The payment method codes remain in Spanish (EFECTIVO, NEQUI, DAVIPLATA, TRANSFERENCIA).</w:t>
       </w:r>
     </w:p>
-    <w:bookmarkEnd w:id="51"/>
-    <w:bookmarkStart w:id="52" w:name="X2bc9596c6add3da9b94d079aac3e8e5e5fc74b9"/>
+    <w:bookmarkEnd w:id="48"/>
+    <w:bookmarkStart w:id="49" w:name="X2bc9596c6add3da9b94d079aac3e8e5e5fc74b9"/>
     <w:p>
       <w:pPr>
         <w:pStyle w:val="Heading4"/>
@@ -12738,9 +12925,9 @@
         <w:t xml:space="preserve">Prepared by the authors from the migration strategy and the data models of the services.</w:t>
       </w:r>
     </w:p>
-    <w:bookmarkEnd w:id="52"/>
-    <w:bookmarkEnd w:id="53"/>
-    <w:bookmarkStart w:id="54" w:name="X81ecdde81a942658dba50ff74cc64564cba0dd9"/>
+    <w:bookmarkEnd w:id="49"/>
+    <w:bookmarkEnd w:id="50"/>
+    <w:bookmarkStart w:id="51" w:name="X81ecdde81a942658dba50ff74cc64564cba0dd9"/>
     <w:p>
       <w:pPr>
         <w:pStyle w:val="Heading3"/>
@@ -19762,8 +19949,8 @@
         <w:t xml:space="preserve">Source: data model of notification-service. The columns of the last three tables must be completed from their changelogs (Annex B).</w:t>
       </w:r>
     </w:p>
-    <w:bookmarkEnd w:id="54"/>
-    <w:bookmarkStart w:id="55" w:name="Xd0237d78f85344f0d97750c8752b997256de0e1"/>
+    <w:bookmarkEnd w:id="51"/>
+    <w:bookmarkStart w:id="52" w:name="Xd0237d78f85344f0d97750c8752b997256de0e1"/>
     <w:p>
       <w:pPr>
         <w:pStyle w:val="Heading3"/>
@@ -20309,8 +20496,8 @@
         <w:t xml:space="preserve">Prepared by the authors from the code and the data models of the services.</w:t>
       </w:r>
     </w:p>
-    <w:bookmarkEnd w:id="55"/>
-    <w:bookmarkStart w:id="56" w:name="Xb1b4bc028bff389b6165ece84ec9b5284832a0c"/>
+    <w:bookmarkEnd w:id="52"/>
+    <w:bookmarkStart w:id="53" w:name="Xb1b4bc028bff389b6165ece84ec9b5284832a0c"/>
     <w:p>
       <w:pPr>
         <w:pStyle w:val="Heading3"/>
@@ -20509,9 +20696,9 @@
         <w:t xml:space="preserve">cancellation reason); the next one is 118. The list of changelogs of each service is in the Installation Manual, section 11.2.</w:t>
       </w:r>
     </w:p>
-    <w:bookmarkEnd w:id="56"/>
-    <w:bookmarkEnd w:id="57"/>
-    <w:bookmarkStart w:id="69" w:name="X5c32ff9b3a1187d904e9a9528f7a864f9c0fb1e"/>
+    <w:bookmarkEnd w:id="53"/>
+    <w:bookmarkEnd w:id="54"/>
+    <w:bookmarkStart w:id="63" w:name="X5c32ff9b3a1187d904e9a9528f7a864f9c0fb1e"/>
     <w:p>
       <w:pPr>
         <w:pStyle w:val="Heading2"/>
@@ -20520,7 +20707,7 @@
         <w:t xml:space="preserve">12. Technical Modules</w:t>
       </w:r>
     </w:p>
-    <w:bookmarkStart w:id="58" w:name="X8832eaed2e07a8f28a446d1f3ebd89941bad654"/>
+    <w:bookmarkStart w:id="55" w:name="X8832eaed2e07a8f28a446d1f3ebd89941bad654"/>
     <w:p>
       <w:pPr>
         <w:pStyle w:val="Heading3"/>
@@ -20764,8 +20951,8 @@
         <w:t xml:space="preserve">contact of a user with its switches, and list of active administrators.</w:t>
       </w:r>
     </w:p>
-    <w:bookmarkEnd w:id="58"/>
-    <w:bookmarkStart w:id="59" w:name="Xb36e5d7efc09fa5ffb47026d005252ad986c588"/>
+    <w:bookmarkEnd w:id="55"/>
+    <w:bookmarkStart w:id="56" w:name="Xb36e5d7efc09fa5ffb47026d005252ad986c588"/>
     <w:p>
       <w:pPr>
         <w:pStyle w:val="Heading3"/>
@@ -20907,8 +21094,8 @@
         <w:t xml:space="preserve">); its domain events are only logged.</w:t>
       </w:r>
     </w:p>
-    <w:bookmarkEnd w:id="59"/>
-    <w:bookmarkStart w:id="60" w:name="X0dc1db07244742b09aaf75d2a7ce7a3ff5a0b3e"/>
+    <w:bookmarkEnd w:id="56"/>
+    <w:bookmarkStart w:id="57" w:name="X0dc1db07244742b09aaf75d2a7ce7a3ff5a0b3e"/>
     <w:p>
       <w:pPr>
         <w:pStyle w:val="Heading3"/>
@@ -21707,8 +21894,8 @@
         <w:t xml:space="preserve">NULL and none of these rules.</w:t>
       </w:r>
     </w:p>
-    <w:bookmarkEnd w:id="60"/>
-    <w:bookmarkStart w:id="61" w:name="Xcb0980fa106e16c90cce61876c9b9b1c66c4b08"/>
+    <w:bookmarkEnd w:id="57"/>
+    <w:bookmarkStart w:id="58" w:name="Xcb0980fa106e16c90cce61876c9b9b1c66c4b08"/>
     <w:p>
       <w:pPr>
         <w:pStyle w:val="Heading3"/>
@@ -22179,8 +22366,8 @@
         <w:t xml:space="preserve">and publishes OperatorAssigned, ServiceStarted, ServiceCompleted, InspectionShared, ServiceNotStarted, and ServiceNotFinished.</w:t>
       </w:r>
     </w:p>
-    <w:bookmarkEnd w:id="61"/>
-    <w:bookmarkStart w:id="62" w:name="X30f2bc1aa1d68dc99d9df21019caaa55e516fe8"/>
+    <w:bookmarkEnd w:id="58"/>
+    <w:bookmarkStart w:id="59" w:name="X30f2bc1aa1d68dc99d9df21019caaa55e516fe8"/>
     <w:p>
       <w:pPr>
         <w:pStyle w:val="Heading3"/>
@@ -22712,8 +22899,8 @@
         <w:t xml:space="preserve">).</w:t>
       </w:r>
     </w:p>
-    <w:bookmarkEnd w:id="62"/>
-    <w:bookmarkStart w:id="63" w:name="X01593e6397c2185ce5cb4bb6e1786f136dba97f"/>
+    <w:bookmarkEnd w:id="59"/>
+    <w:bookmarkStart w:id="60" w:name="X01593e6397c2185ce5cb4bb6e1786f136dba97f"/>
     <w:p>
       <w:pPr>
         <w:pStyle w:val="Heading3"/>
@@ -22971,8 +23158,8 @@
         <w:t xml:space="preserve">MESSAGING_ENABLED, PUSH_ENABLED, MAIL_ENABLED, INTERNAL_API_KEY, REMINDERS_ENABLED, REMINDER_LEADS, and REMINDER_CHECK_INTERVAL.</w:t>
       </w:r>
     </w:p>
-    <w:bookmarkEnd w:id="63"/>
-    <w:bookmarkStart w:id="64" w:name="Xe2544696e8193dfa9104e9fff0b30cc050e3d6c"/>
+    <w:bookmarkEnd w:id="60"/>
+    <w:bookmarkStart w:id="61" w:name="Xe2544696e8193dfa9104e9fff0b30cc050e3d6c"/>
     <w:p>
       <w:pPr>
         <w:pStyle w:val="Heading3"/>
@@ -23273,8 +23460,8 @@
         <w:t xml:space="preserve">for the count of bookings without an operator (if operations-service does not answer, they apply the same rule with the data they have). In the app, also, the administrator's booking form saves the chosen operator and status, the customer's points bar is full when nothing is left to unlock and does not show "0% OFF", the operator sees "—" as the rating when there are no ratings and the operator's home no longer repeats the "In progress" counter, the roles tab says that the three roles are fixed and the permissions are for reference, and the new notices open the operator's services screen or the administrator's home.</w:t>
       </w:r>
     </w:p>
-    <w:bookmarkEnd w:id="64"/>
-    <w:bookmarkStart w:id="68" w:name="X7e4bcd842b914e1e6ba2420828a35cba1099b7a"/>
+    <w:bookmarkEnd w:id="61"/>
+    <w:bookmarkStart w:id="62" w:name="X7e4bcd842b914e1e6ba2420828a35cba1099b7a"/>
     <w:p>
       <w:pPr>
         <w:pStyle w:val="Heading3"/>
@@ -23386,7 +23573,7 @@
               <w:pStyle w:val="Compact"/>
             </w:pPr>
             <w:r>
-              <w:t xml:space="preserve">Creation → CONFIRMED; SCHEDULED → CONFIRMED; CONFIRMED → IN_PROGRESS → COMPLETED; SCHEDULED or CONFIRMED → CANCELLED or NO_SHOW. The system only closes a booking when it is sure, one hour after its end: SCHEDULED → CANCELLED with the EXPIRED reason and CONFIRMED without an operator → NO_SHOW. A CONFIRMED booking with an operator that nobody recorded does not change on its own: the administrator resolves it (Attended → IN_PROGRESS → COMPLETED, or No-show).</w:t>
+              <w:t xml:space="preserve">Creation → CONFIRMED; SCHEDULED → CONFIRMED; CONFIRMED → IN_PROGRESS → COMPLETED; SCHEDULED or CONFIRMED → CANCELLED or NO_SHOW. The system only closes a booking when it is sure: one hour after its end, CONFIRMED without an operator → NO_SHOW, and a CONFIRMED booking with digital payment that reaches its deadline without a receipt → CANCELLED with the PAYMENT_TIMEOUT reason. The automatic cancellation of an expired SCHEDULED booking (EXPIRED) was removed on October 24, 2026 (B-07). A CONFIRMED booking with an operator that nobody recorded does not change on its own: the administrator resolves it (Attended → IN_PROGRESS → COMPLETED, or No-show).</w:t>
             </w:r>
           </w:p>
         </w:tc>
@@ -23544,46 +23731,7 @@
         <w:pStyle w:val="BodyText"/>
       </w:pPr>
       <w:r>
-        <w:drawing>
-          <wp:inline>
-            <wp:extent cx="5334000" cy="1300574"/>
-            <wp:effectExtent b="0" l="0" r="0" t="0"/>
-            <wp:docPr descr="Diagrama" title="" id="66" name="Picture"/>
-            <a:graphic>
-              <a:graphicData uri="http://schemas.openxmlformats.org/drawingml/2006/picture">
-                <pic:pic>
-                  <pic:nvPicPr>
-                    <pic:cNvPr descr="C:/Users/MERARI~1/AppData/Local/Temp/claude/C--Users-MERARI-URBANO-Lavado-Vehicular/fbac9d65-987c-4365-8841-0c86e8c3ca54/scratchpad/mermaid/technical_manual_md-2.png" id="67" name="Picture"/>
-                    <pic:cNvPicPr>
-                      <a:picLocks noChangeArrowheads="1" noChangeAspect="1"/>
-                    </pic:cNvPicPr>
-                  </pic:nvPicPr>
-                  <pic:blipFill>
-                    <a:blip r:embed="rId65"/>
-                    <a:stretch>
-                      <a:fillRect/>
-                    </a:stretch>
-                  </pic:blipFill>
-                  <pic:spPr bwMode="auto">
-                    <a:xfrm>
-                      <a:off x="0" y="0"/>
-                      <a:ext cx="5334000" cy="1300574"/>
-                    </a:xfrm>
-                    <a:prstGeom prst="rect">
-                      <a:avLst/>
-                    </a:prstGeom>
-                    <a:noFill/>
-                    <a:ln w="9525">
-                      <a:noFill/>
-                      <a:headEnd/>
-                      <a:tailEnd/>
-                    </a:ln>
-                  </pic:spPr>
-                </pic:pic>
-              </a:graphicData>
-            </a:graphic>
-          </wp:inline>
-        </w:drawing>
+        <w:t xml:space="preserve">![Diagrama](C:/Users/JUAN CAMILO/Documents/PROYECTO FINAL_LAVADO VEICULAR/lavarapido-docs/_generador/work/mermaid/technical_manual_md-2.png)</w:t>
       </w:r>
     </w:p>
     <w:p>
@@ -23621,13 +23769,61 @@
           <w:i/>
           <w:iCs/>
         </w:rPr>
-        <w:t xml:space="preserve">Expired</w:t>
-      </w:r>
-      <w:r>
-        <w:t xml:space="preserve"> </w:t>
-      </w:r>
-      <w:r>
-        <w:t xml:space="preserve">is the automatic close of</w:t>
+        <w:t xml:space="preserve">PAYMENT_TIMEOUT</w:t>
+      </w:r>
+      <w:r>
+        <w:t xml:space="preserve"> </w:t>
+      </w:r>
+      <w:r>
+        <w:t xml:space="preserve">is the cancellation done by</w:t>
+      </w:r>
+      <w:r>
+        <w:t xml:space="preserve"> </w:t>
+      </w:r>
+      <w:r>
+        <w:rPr>
+          <w:i/>
+          <w:iCs/>
+        </w:rPr>
+        <w:t xml:space="preserve">PaymentDeadlineJob</w:t>
+      </w:r>
+      <w:r>
+        <w:t xml:space="preserve"> </w:t>
+      </w:r>
+      <w:r>
+        <w:t xml:space="preserve">(section 12.3) and</w:t>
+      </w:r>
+      <w:r>
+        <w:t xml:space="preserve"> </w:t>
+      </w:r>
+      <w:r>
+        <w:rPr>
+          <w:i/>
+          <w:iCs/>
+        </w:rPr>
+        <w:t xml:space="preserve">ended without operator</w:t>
+      </w:r>
+      <w:r>
+        <w:t xml:space="preserve"> </w:t>
+      </w:r>
+      <w:r>
+        <w:t xml:space="preserve">is requested by</w:t>
+      </w:r>
+      <w:r>
+        <w:t xml:space="preserve"> </w:t>
+      </w:r>
+      <w:r>
+        <w:rPr>
+          <w:i/>
+          <w:iCs/>
+        </w:rPr>
+        <w:t xml:space="preserve">FollowUpJob</w:t>
+      </w:r>
+      <w:r>
+        <w:t xml:space="preserve"> </w:t>
+      </w:r>
+      <w:r>
+        <w:t xml:space="preserve">of operations-service (section 12.4);</w:t>
       </w:r>
       <w:r>
         <w:t xml:space="preserve"> </w:t>
@@ -23640,47 +23836,12 @@
         <w:t xml:space="preserve">ExpiredBookingsJob</w:t>
       </w:r>
       <w:r>
-        <w:t xml:space="preserve"> </w:t>
-      </w:r>
-      <w:r>
-        <w:t xml:space="preserve">(section 12.3) and</w:t>
-      </w:r>
-      <w:r>
-        <w:t xml:space="preserve"> </w:t>
-      </w:r>
-      <w:r>
-        <w:rPr>
-          <w:i/>
-          <w:iCs/>
-        </w:rPr>
-        <w:t xml:space="preserve">ended without operator</w:t>
-      </w:r>
-      <w:r>
-        <w:t xml:space="preserve"> </w:t>
-      </w:r>
-      <w:r>
-        <w:t xml:space="preserve">is requested by</w:t>
-      </w:r>
-      <w:r>
-        <w:t xml:space="preserve"> </w:t>
-      </w:r>
-      <w:r>
-        <w:rPr>
-          <w:i/>
-          <w:iCs/>
-        </w:rPr>
-        <w:t xml:space="preserve">FollowUpJob</w:t>
-      </w:r>
-      <w:r>
-        <w:t xml:space="preserve"> </w:t>
-      </w:r>
-      <w:r>
-        <w:t xml:space="preserve">of operations-service (section 12.4). A confirmed booking with an operator that nobody recorded does not change status on its own: the administrator resolves it from "To close" (Attended → IN_PROGRESS → COMPLETED, or No-show).</w:t>
-      </w:r>
-    </w:p>
-    <w:bookmarkEnd w:id="68"/>
-    <w:bookmarkEnd w:id="69"/>
-    <w:bookmarkStart w:id="76" w:name="X9d46fb7d20f612d352e76a19a29613bfc6099b0"/>
+        <w:t xml:space="preserve">, which cancelled expired scheduled bookings, no longer exists (B-07). A confirmed booking with an operator that nobody recorded does not change status on its own: the administrator resolves it from "To close" (Attended → IN_PROGRESS → COMPLETED, or No-show).</w:t>
+      </w:r>
+    </w:p>
+    <w:bookmarkEnd w:id="62"/>
+    <w:bookmarkEnd w:id="63"/>
+    <w:bookmarkStart w:id="70" w:name="X9d46fb7d20f612d352e76a19a29613bfc6099b0"/>
     <w:p>
       <w:pPr>
         <w:pStyle w:val="Heading2"/>
@@ -23755,7 +23916,7 @@
         <w:t xml:space="preserve">in the Development environment.</w:t>
       </w:r>
     </w:p>
-    <w:bookmarkStart w:id="70" w:name="X7f88d01b6e16a50d16dda0cd3162d3de595c462"/>
+    <w:bookmarkStart w:id="64" w:name="X7f88d01b6e16a50d16dda0cd3162d3de595c462"/>
     <w:p>
       <w:pPr>
         <w:pStyle w:val="Heading3"/>
@@ -24055,8 +24216,8 @@
         <w:t xml:space="preserve">; they are not routed by the gateway.</w:t>
       </w:r>
     </w:p>
-    <w:bookmarkEnd w:id="70"/>
-    <w:bookmarkStart w:id="71" w:name="Xf2f700821f8dd0452826e6cd57f449fc19e40bf"/>
+    <w:bookmarkEnd w:id="64"/>
+    <w:bookmarkStart w:id="65" w:name="Xf2f700821f8dd0452826e6cd57f449fc19e40bf"/>
     <w:p>
       <w:pPr>
         <w:pStyle w:val="Heading3"/>
@@ -24228,8 +24389,8 @@
         <w:t xml:space="preserve">) before passing any request on to the other services, keeping the answer 30 seconds per token (section 9.2). Every service validates the signature, the issuer, and the audience with the same secret.</w:t>
       </w:r>
     </w:p>
-    <w:bookmarkEnd w:id="71"/>
-    <w:bookmarkStart w:id="73" w:name="X689eaf3c7cf75b7581ad9d6d763df8ed6d35c46"/>
+    <w:bookmarkEnd w:id="65"/>
+    <w:bookmarkStart w:id="67" w:name="X689eaf3c7cf75b7581ad9d6d763df8ed6d35c46"/>
     <w:p>
       <w:pPr>
         <w:pStyle w:val="Heading3"/>
@@ -25376,7 +25537,7 @@
               <w:pStyle w:val="Compact"/>
             </w:pPr>
             <w:r>
-              <w:t xml:space="preserve">Own bookings and catalog of reasons (without the EXPIRED system reason).</w:t>
+              <w:t xml:space="preserve">Own bookings and catalog of reasons (without the EXPIRED and PAYMENT_TIMEOUT system reasons).</w:t>
             </w:r>
           </w:p>
         </w:tc>
@@ -27762,7 +27923,7 @@
         <w:t xml:space="preserve">Prepared by the authors from the controllers of the services and the service documentation.</w:t>
       </w:r>
     </w:p>
-    <w:bookmarkStart w:id="72" w:name="X60e58d162cb206c1730821aca428d654c68d57f"/>
+    <w:bookmarkStart w:id="66" w:name="X60e58d162cb206c1730821aca428d654c68d57f"/>
     <w:p>
       <w:pPr>
         <w:pStyle w:val="Heading4"/>
@@ -28277,9 +28438,9 @@
         <w:t xml:space="preserve">Codes taken from the translation file of the web application and the documentation of booking-service.</w:t>
       </w:r>
     </w:p>
-    <w:bookmarkEnd w:id="72"/>
-    <w:bookmarkEnd w:id="73"/>
-    <w:bookmarkStart w:id="74" w:name="Xadce7ad9d8df9cc8601fb8b26b9ebf30450364e"/>
+    <w:bookmarkEnd w:id="66"/>
+    <w:bookmarkEnd w:id="67"/>
+    <w:bookmarkStart w:id="68" w:name="Xadce7ad9d8df9cc8601fb8b26b9ebf30450364e"/>
     <w:p>
       <w:pPr>
         <w:pStyle w:val="Heading3"/>
@@ -29959,8 +30120,8 @@
         <w:t xml:space="preserve">confirms with payment-service before cancelling (AC-89).</w:t>
       </w:r>
     </w:p>
-    <w:bookmarkEnd w:id="74"/>
-    <w:bookmarkStart w:id="75" w:name="X370fb66c9fb5ae82210b2b385e61bf0307ac6d2"/>
+    <w:bookmarkEnd w:id="68"/>
+    <w:bookmarkStart w:id="69" w:name="X370fb66c9fb5ae82210b2b385e61bf0307ac6d2"/>
     <w:p>
       <w:pPr>
         <w:pStyle w:val="Heading3"/>
@@ -30080,9 +30241,9 @@
         <w:t xml:space="preserve">run the complete flows against the containers; they run only locally, because the CI only checks their syntax.</w:t>
       </w:r>
     </w:p>
-    <w:bookmarkEnd w:id="75"/>
-    <w:bookmarkEnd w:id="76"/>
-    <w:bookmarkStart w:id="84" w:name="X066735aabfcc2fa37a5fe4460ae82ffdd0ed62c"/>
+    <w:bookmarkEnd w:id="69"/>
+    <w:bookmarkEnd w:id="70"/>
+    <w:bookmarkStart w:id="78" w:name="X066735aabfcc2fa37a5fe4460ae82ffdd0ed62c"/>
     <w:p>
       <w:pPr>
         <w:pStyle w:val="Heading2"/>
@@ -30099,7 +30260,7 @@
         <w:t xml:space="preserve">The security policy of the project is based on defense in depth, least privilege, secure defaults, security by design, and zero trust, and its checklist follows the OWASP Top 10 (OWASP Foundation, 2021).</w:t>
       </w:r>
     </w:p>
-    <w:bookmarkStart w:id="77" w:name="Xf83a249cfe4746667e266684f97b46a4102cf07"/>
+    <w:bookmarkStart w:id="71" w:name="Xf83a249cfe4746667e266684f97b46a4102cf07"/>
     <w:p>
       <w:pPr>
         <w:pStyle w:val="Heading3"/>
@@ -30478,8 +30639,8 @@
         <w:t xml:space="preserve">Source: configuration and code of security-service and ADR-006.</w:t>
       </w:r>
     </w:p>
-    <w:bookmarkEnd w:id="77"/>
-    <w:bookmarkStart w:id="78" w:name="Xd94897c01313a8278cc456ed13ab8ce4b4d44a3"/>
+    <w:bookmarkEnd w:id="71"/>
+    <w:bookmarkStart w:id="72" w:name="Xd94897c01313a8278cc456ed13ab8ce4b4d44a3"/>
     <w:p>
       <w:pPr>
         <w:pStyle w:val="Heading3"/>
@@ -30596,8 +30757,8 @@
         <w:t xml:space="preserve">; if the key is empty, the routes stay closed.</w:t>
       </w:r>
     </w:p>
-    <w:bookmarkEnd w:id="78"/>
-    <w:bookmarkStart w:id="79" w:name="Xd61fdf1ba191c93309a4796f97b4559d2d4ef21"/>
+    <w:bookmarkEnd w:id="72"/>
+    <w:bookmarkStart w:id="73" w:name="Xd61fdf1ba191c93309a4796f97b4559d2d4ef21"/>
     <w:p>
       <w:pPr>
         <w:pStyle w:val="Heading3"/>
@@ -30686,8 +30847,8 @@
         <w:t xml:space="preserve">Prices, totals, and end times never come from the client.</w:t>
       </w:r>
     </w:p>
-    <w:bookmarkEnd w:id="79"/>
-    <w:bookmarkStart w:id="80" w:name="Xf2d529b798b6fedb4482cd6d9d9d0c0927de1e4"/>
+    <w:bookmarkEnd w:id="73"/>
+    <w:bookmarkStart w:id="74" w:name="Xf2d529b798b6fedb4482cd6d9d9d0c0927de1e4"/>
     <w:p>
       <w:pPr>
         <w:pStyle w:val="Heading3"/>
@@ -30886,8 +31047,8 @@
         <w:t xml:space="preserve">profile.</w:t>
       </w:r>
     </w:p>
-    <w:bookmarkEnd w:id="80"/>
-    <w:bookmarkStart w:id="81" w:name="Xe019b1f2d13f032ec649e0782aba1622cbb8f9c"/>
+    <w:bookmarkEnd w:id="74"/>
+    <w:bookmarkStart w:id="75" w:name="Xe019b1f2d13f032ec649e0782aba1622cbb8f9c"/>
     <w:p>
       <w:pPr>
         <w:pStyle w:val="Heading3"/>
@@ -31354,8 +31515,8 @@
         <w:t xml:space="preserve">Prepared by the authors from the security policy and the code.</w:t>
       </w:r>
     </w:p>
-    <w:bookmarkEnd w:id="81"/>
-    <w:bookmarkStart w:id="82" w:name="Xde20daac4a263531ffca20692fb82c768b1547e"/>
+    <w:bookmarkEnd w:id="75"/>
+    <w:bookmarkStart w:id="76" w:name="Xde20daac4a263531ffca20692fb82c768b1547e"/>
     <w:p>
       <w:pPr>
         <w:pStyle w:val="Heading3"/>
@@ -31478,8 +31639,8 @@
         <w:t xml:space="preserve">omits them so that they do not reach the logs.</w:t>
       </w:r>
     </w:p>
-    <w:bookmarkEnd w:id="82"/>
-    <w:bookmarkStart w:id="83" w:name="X8982c98621bb30649b1c9a48a98f28f4fff572f"/>
+    <w:bookmarkEnd w:id="76"/>
+    <w:bookmarkStart w:id="77" w:name="X8982c98621bb30649b1c9a48a98f28f4fff572f"/>
     <w:p>
       <w:pPr>
         <w:pStyle w:val="Heading3"/>
@@ -31601,9 +31762,9 @@
         <w:t xml:space="preserve">Display fields and discount fields of a promotion not kept consistent by any constraint (ADR-015).</w:t>
       </w:r>
     </w:p>
-    <w:bookmarkEnd w:id="83"/>
-    <w:bookmarkEnd w:id="84"/>
-    <w:bookmarkStart w:id="89" w:name="X54afc8e0cb879c45eaf2360ca9a29f5123d9888"/>
+    <w:bookmarkEnd w:id="77"/>
+    <w:bookmarkEnd w:id="78"/>
+    <w:bookmarkStart w:id="83" w:name="X54afc8e0cb879c45eaf2360ca9a29f5123d9888"/>
     <w:p>
       <w:pPr>
         <w:pStyle w:val="Heading2"/>
@@ -31612,7 +31773,7 @@
         <w:t xml:space="preserve">15. Version Control</w:t>
       </w:r>
     </w:p>
-    <w:bookmarkStart w:id="85" w:name="Xd2d90200e0eaedde270df734aa3385e8d820a4e"/>
+    <w:bookmarkStart w:id="79" w:name="Xd2d90200e0eaedde270df734aa3385e8d820a4e"/>
     <w:p>
       <w:pPr>
         <w:pStyle w:val="Heading3"/>
@@ -31806,7 +31967,71 @@
         <w:t xml:space="preserve">main</w:t>
       </w:r>
       <w:r>
-        <w:t xml:space="preserve">, like the others). Commits follow the format</w:t>
+        <w:t xml:space="preserve">, like the others). On October 27, 2026</w:t>
+      </w:r>
+      <w:r>
+        <w:t xml:space="preserve"> </w:t>
+      </w:r>
+      <w:r>
+        <w:rPr>
+          <w:i/>
+          <w:iCs/>
+        </w:rPr>
+        <w:t xml:space="preserve">v1.1.1</w:t>
+      </w:r>
+      <w:r>
+        <w:t xml:space="preserve"> </w:t>
+      </w:r>
+      <w:r>
+        <w:t xml:space="preserve">shipped in customer-service and booking-service (the validations and alternatives of October 27,</w:t>
+      </w:r>
+      <w:r>
+        <w:t xml:space="preserve"> </w:t>
+      </w:r>
+      <w:r>
+        <w:rPr>
+          <w:i/>
+          <w:iCs/>
+        </w:rPr>
+        <w:t xml:space="preserve">bookedBy</w:t>
+      </w:r>
+      <w:r>
+        <w:t xml:space="preserve"> </w:t>
+      </w:r>
+      <w:r>
+        <w:t xml:space="preserve">only for the staff, and the single owners query) and</w:t>
+      </w:r>
+      <w:r>
+        <w:t xml:space="preserve"> </w:t>
+      </w:r>
+      <w:r>
+        <w:rPr>
+          <w:i/>
+          <w:iCs/>
+        </w:rPr>
+        <w:t xml:space="preserve">v1.1.2</w:t>
+      </w:r>
+      <w:r>
+        <w:t xml:space="preserve"> </w:t>
+      </w:r>
+      <w:r>
+        <w:t xml:space="preserve">in the web (WebP backgrounds), payment-service (integration tests in the CI), infra (the payment method in the end-to-end tests), and the mobile app (a corrected text, published over the internet).</w:t>
+      </w:r>
+      <w:r>
+        <w:t xml:space="preserve"> </w:t>
+      </w:r>
+      <w:r>
+        <w:rPr>
+          <w:i/>
+          <w:iCs/>
+        </w:rPr>
+        <w:t xml:space="preserve">main</w:t>
+      </w:r>
+      <w:r>
+        <w:t xml:space="preserve"> </w:t>
+      </w:r>
+      <w:r>
+        <w:t xml:space="preserve">is protected in the 10 repositories: it only takes changes through a pull request approved by another member with a green CI. Commits follow the format</w:t>
       </w:r>
       <w:r>
         <w:t xml:space="preserve"> </w:t>
@@ -31851,8 +32076,8 @@
         <w:t xml:space="preserve">.</w:t>
       </w:r>
     </w:p>
-    <w:bookmarkEnd w:id="85"/>
-    <w:bookmarkStart w:id="86" w:name="X8ddacbfaf67170b3027d4fe2cab55d5baad0322"/>
+    <w:bookmarkEnd w:id="79"/>
+    <w:bookmarkStart w:id="80" w:name="X8ddacbfaf67170b3027d4fe2cab55d5baad0322"/>
     <w:p>
       <w:pPr>
         <w:pStyle w:val="Heading3"/>
@@ -31869,8 +32094,8 @@
         <w:t xml:space="preserve">The schema is versioned with Liquibase: each change is a changeset with an identifier and an author, and Liquibase stores a checksum. Changesets are immutable and forward-only; a later change is recorded in a new changeset.</w:t>
       </w:r>
     </w:p>
-    <w:bookmarkEnd w:id="86"/>
-    <w:bookmarkStart w:id="87" w:name="X0914a9793b999be03de94468650be7b2f8e3ddb"/>
+    <w:bookmarkEnd w:id="80"/>
+    <w:bookmarkStart w:id="81" w:name="X0914a9793b999be03de94468650be7b2f8e3ddb"/>
     <w:p>
       <w:pPr>
         <w:pStyle w:val="Heading3"/>
@@ -32512,8 +32737,8 @@
         <w:t xml:space="preserve">of the documentation.</w:t>
       </w:r>
     </w:p>
-    <w:bookmarkEnd w:id="87"/>
-    <w:bookmarkStart w:id="88" w:name="X96395793fad0422e7e7c99f018fc9f5d23869a4"/>
+    <w:bookmarkEnd w:id="81"/>
+    <w:bookmarkStart w:id="82" w:name="X96395793fad0422e7e7c99f018fc9f5d23869a4"/>
     <w:p>
       <w:pPr>
         <w:pStyle w:val="Heading3"/>
@@ -33031,17 +33256,7 @@
         <w:t xml:space="preserve"> </w:t>
       </w:r>
       <w:r>
-        <w:t xml:space="preserve">(</w:t>
-      </w:r>
-      <w:r>
-        <w:rPr>
-          <w:i/>
-          <w:iCs/>
-        </w:rPr>
-        <w:t xml:space="preserve">v1.0.0</w:t>
-      </w:r>
-      <w:r>
-        <w:t xml:space="preserve">) also has the manual "Desplegar en Azure" workflow (</w:t>
+        <w:t xml:space="preserve">also has the "Desplegar en Azure" workflow (</w:t>
       </w:r>
       <w:r>
         <w:rPr>
@@ -33064,7 +33279,23 @@
         <w:t xml:space="preserve">deploy/ci-deploy.sh</w:t>
       </w:r>
       <w:r>
-        <w:t xml:space="preserve">; as of October 24, 2026 it has never run and the repository does not have its secrets.</w:t>
+        <w:t xml:space="preserve">; since October 26, 2026 it has its secrets and runs on its own on every merge into</w:t>
+      </w:r>
+      <w:r>
+        <w:t xml:space="preserve"> </w:t>
+      </w:r>
+      <w:r>
+        <w:rPr>
+          <w:i/>
+          <w:iCs/>
+        </w:rPr>
+        <w:t xml:space="preserve">main</w:t>
+      </w:r>
+      <w:r>
+        <w:t xml:space="preserve"> </w:t>
+      </w:r>
+      <w:r>
+        <w:t xml:space="preserve">(continuous deployment, below).</w:t>
       </w:r>
     </w:p>
     <w:p>
@@ -33076,29 +33307,626 @@
           <w:b/>
           <w:bCs/>
         </w:rPr>
-        <w:t xml:space="preserve">Continuous deployment (merged into</w:t>
+        <w:t xml:space="preserve">Continuous deployment (active since October 26, 2026).</w:t>
+      </w:r>
+      <w:r>
+        <w:t xml:space="preserve"> </w:t>
+      </w:r>
+      <w:r>
+        <w:rPr>
+          <w:i/>
+          <w:iCs/>
+        </w:rPr>
+        <w:t xml:space="preserve">lavarapido-infra</w:t>
+      </w:r>
+      <w:r>
+        <w:t xml:space="preserve"> </w:t>
+      </w:r>
+      <w:r>
+        <w:t xml:space="preserve">(</w:t>
+      </w:r>
+      <w:r>
+        <w:rPr>
+          <w:i/>
+          <w:iCs/>
+        </w:rPr>
+        <w:t xml:space="preserve">006b5b0</w:t>
+      </w:r>
+      <w:r>
+        <w:t xml:space="preserve">) and the "Pedir despliegue" job of the 8 repositories deployed to Azure (web, api-gateway, security, customer, booking, operations, notification, and payment) make every approved merge into</w:t>
+      </w:r>
+      <w:r>
+        <w:t xml:space="preserve"> </w:t>
+      </w:r>
+      <w:r>
+        <w:rPr>
+          <w:i/>
+          <w:iCs/>
+        </w:rPr>
+        <w:t xml:space="preserve">main</w:t>
+      </w:r>
+      <w:r>
+        <w:t xml:space="preserve"> </w:t>
+      </w:r>
+      <w:r>
+        <w:t xml:space="preserve">deploy on its own: the repository's CI, if it passes, launches</w:t>
+      </w:r>
+      <w:r>
+        <w:t xml:space="preserve"> </w:t>
+      </w:r>
+      <w:r>
+        <w:rPr>
+          <w:i/>
+          <w:iCs/>
+        </w:rPr>
+        <w:t xml:space="preserve">deploy.yml</w:t>
+      </w:r>
+      <w:r>
+        <w:t xml:space="preserve"> </w:t>
+      </w:r>
+      <w:r>
+        <w:t xml:space="preserve">with</w:t>
+      </w:r>
+      <w:r>
+        <w:t xml:space="preserve"> </w:t>
+      </w:r>
+      <w:r>
+        <w:rPr>
+          <w:i/>
+          <w:iCs/>
+        </w:rPr>
+        <w:t xml:space="preserve">automatic=true</w:t>
+      </w:r>
+      <w:r>
+        <w:t xml:space="preserve"> </w:t>
+      </w:r>
+      <w:r>
+        <w:t xml:space="preserve">(secret</w:t>
+      </w:r>
+      <w:r>
+        <w:t xml:space="preserve"> </w:t>
+      </w:r>
+      <w:r>
+        <w:rPr>
+          <w:i/>
+          <w:iCs/>
+        </w:rPr>
+        <w:t xml:space="preserve">DEPLOY_DISPATCH_TOKEN</w:t>
+      </w:r>
+      <w:r>
+        <w:t xml:space="preserve">); the workflow backs up, pulls</w:t>
+      </w:r>
+      <w:r>
+        <w:t xml:space="preserve"> </w:t>
+      </w:r>
+      <w:r>
+        <w:rPr>
+          <w:i/>
+          <w:iCs/>
+        </w:rPr>
+        <w:t xml:space="preserve">main</w:t>
+      </w:r>
+      <w:r>
+        <w:t xml:space="preserve"> </w:t>
+      </w:r>
+      <w:r>
+        <w:t xml:space="preserve">of every repository (until</w:t>
+      </w:r>
+      <w:r>
+        <w:t xml:space="preserve"> </w:t>
+      </w:r>
+      <w:r>
+        <w:rPr>
+          <w:i/>
+          <w:iCs/>
+        </w:rPr>
+        <w:t xml:space="preserve">v1.1.0</w:t>
+      </w:r>
+      <w:r>
+        <w:t xml:space="preserve">, payment-service stayed on</w:t>
+      </w:r>
+      <w:r>
+        <w:t xml:space="preserve"> </w:t>
+      </w:r>
+      <w:r>
+        <w:rPr>
+          <w:i/>
+          <w:iCs/>
+        </w:rPr>
+        <w:t xml:space="preserve">develop</w:t>
+      </w:r>
+      <w:r>
+        <w:t xml:space="preserve"> </w:t>
+      </w:r>
+      <w:r>
+        <w:t xml:space="preserve">through</w:t>
+      </w:r>
+      <w:r>
+        <w:t xml:space="preserve"> </w:t>
+      </w:r>
+      <w:r>
+        <w:rPr>
+          <w:i/>
+          <w:iCs/>
+        </w:rPr>
+        <w:t xml:space="preserve">DEVELOP_ONLY</w:t>
+      </w:r>
+      <w:r>
+        <w:t xml:space="preserve">; since infra</w:t>
+      </w:r>
+      <w:r>
+        <w:t xml:space="preserve"> </w:t>
+      </w:r>
+      <w:r>
+        <w:rPr>
+          <w:i/>
+          <w:iCs/>
+        </w:rPr>
+        <w:t xml:space="preserve">v1.1.1</w:t>
+      </w:r>
+      <w:r>
+        <w:t xml:space="preserve"> </w:t>
+      </w:r>
+      <w:r>
+        <w:t xml:space="preserve">it also pulls</w:t>
+      </w:r>
+      <w:r>
+        <w:t xml:space="preserve"> </w:t>
+      </w:r>
+      <w:r>
+        <w:rPr>
+          <w:i/>
+          <w:iCs/>
+        </w:rPr>
+        <w:t xml:space="preserve">main</w:t>
+      </w:r>
+      <w:r>
+        <w:t xml:space="preserve">), waits up to 20 minutes for another update in progress, requires all containers to become healthy within 8 minutes, restarts Caddy if its</w:t>
+      </w:r>
+      <w:r>
+        <w:t xml:space="preserve"> </w:t>
+      </w:r>
+      <w:r>
+        <w:rPr>
+          <w:i/>
+          <w:iCs/>
+        </w:rPr>
+        <w:t xml:space="preserve">Caddyfile</w:t>
+      </w:r>
+      <w:r>
+        <w:t xml:space="preserve"> </w:t>
+      </w:r>
+      <w:r>
+        <w:t xml:space="preserve">changed, and checks the web and the API. With the machine off it leaves a notice and does not fail; when it is turned on,</w:t>
+      </w:r>
+      <w:r>
+        <w:t xml:space="preserve"> </w:t>
+      </w:r>
+      <w:r>
+        <w:rPr>
+          <w:i/>
+          <w:iCs/>
+        </w:rPr>
+        <w:t xml:space="preserve">deploy/boot-update.sh</w:t>
+      </w:r>
+      <w:r>
+        <w:t xml:space="preserve"> </w:t>
+      </w:r>
+      <w:r>
+        <w:t xml:space="preserve">(an</w:t>
+      </w:r>
+      <w:r>
+        <w:t xml:space="preserve"> </w:t>
+      </w:r>
+      <w:r>
+        <w:rPr>
+          <w:i/>
+          <w:iCs/>
+        </w:rPr>
+        <w:t xml:space="preserve">@reboot</w:t>
+      </w:r>
+      <w:r>
+        <w:t xml:space="preserve"> </w:t>
+      </w:r>
+      <w:r>
+        <w:t xml:space="preserve">task) deploys what is pending by comparing with</w:t>
+      </w:r>
+      <w:r>
+        <w:t xml:space="preserve"> </w:t>
+      </w:r>
+      <w:r>
+        <w:rPr>
+          <w:i/>
+          <w:iCs/>
+        </w:rPr>
+        <w:t xml:space="preserve">~/lavarapido/backups/deployed-heads</w:t>
+      </w:r>
+      <w:r>
+        <w:t xml:space="preserve">. The mobile app has</w:t>
+      </w:r>
+      <w:r>
+        <w:t xml:space="preserve"> </w:t>
+      </w:r>
+      <w:r>
+        <w:rPr>
+          <w:i/>
+          <w:iCs/>
+        </w:rPr>
+        <w:t xml:space="preserve">cd.yml</w:t>
+      </w:r>
+      <w:r>
+        <w:t xml:space="preserve">: on each push to</w:t>
+      </w:r>
+      <w:r>
+        <w:t xml:space="preserve"> </w:t>
+      </w:r>
+      <w:r>
+        <w:rPr>
+          <w:i/>
+          <w:iCs/>
+        </w:rPr>
+        <w:t xml:space="preserve">main</w:t>
+      </w:r>
+      <w:r>
+        <w:t xml:space="preserve"> </w:t>
+      </w:r>
+      <w:r>
+        <w:t xml:space="preserve">it repeats the CI, compares the code's native fingerprint with that of the published APK and, if it matches, publishes the over-the-air update (</w:t>
+      </w:r>
+      <w:r>
+        <w:rPr>
+          <w:i/>
+          <w:iCs/>
+        </w:rPr>
+        <w:t xml:space="preserve">eas update</w:t>
+      </w:r>
+      <w:r>
+        <w:t xml:space="preserve">, secret</w:t>
+      </w:r>
+      <w:r>
+        <w:t xml:space="preserve"> </w:t>
+      </w:r>
+      <w:r>
+        <w:rPr>
+          <w:i/>
+          <w:iCs/>
+        </w:rPr>
+        <w:t xml:space="preserve">EXPO_TOKEN</w:t>
+      </w:r>
+      <w:r>
+        <w:t xml:space="preserve">); if it changed, it asks for a new APK. To activate it,</w:t>
+      </w:r>
+      <w:r>
+        <w:t xml:space="preserve"> </w:t>
+      </w:r>
+      <w:r>
+        <w:rPr>
+          <w:i/>
+          <w:iCs/>
+        </w:rPr>
+        <w:t xml:space="preserve">AZURE_SSH_KEY</w:t>
+      </w:r>
+      <w:r>
+        <w:t xml:space="preserve">,</w:t>
+      </w:r>
+      <w:r>
+        <w:t xml:space="preserve"> </w:t>
+      </w:r>
+      <w:r>
+        <w:rPr>
+          <w:i/>
+          <w:iCs/>
+        </w:rPr>
+        <w:t xml:space="preserve">DEPLOY_DISPATCH_TOKEN</w:t>
+      </w:r>
+      <w:r>
+        <w:t xml:space="preserve"> </w:t>
+      </w:r>
+      <w:r>
+        <w:t xml:space="preserve">(in customer, booking, and payment their owner or an administrator creates them), and</w:t>
+      </w:r>
+      <w:r>
+        <w:t xml:space="preserve"> </w:t>
+      </w:r>
+      <w:r>
+        <w:rPr>
+          <w:i/>
+          <w:iCs/>
+        </w:rPr>
+        <w:t xml:space="preserve">EXPO_TOKEN</w:t>
+      </w:r>
+      <w:r>
+        <w:t xml:space="preserve"> </w:t>
+      </w:r>
+      <w:r>
+        <w:t xml:space="preserve">were created, and</w:t>
+      </w:r>
+      <w:r>
+        <w:t xml:space="preserve"> </w:t>
+      </w:r>
+      <w:r>
+        <w:rPr>
+          <w:i/>
+          <w:iCs/>
+        </w:rPr>
+        <w:t xml:space="preserve">v1.1.0</w:t>
+      </w:r>
+      <w:r>
+        <w:t xml:space="preserve"> </w:t>
+      </w:r>
+      <w:r>
+        <w:t xml:space="preserve">was released on October 26, 2026, with</w:t>
+      </w:r>
+      <w:r>
+        <w:t xml:space="preserve"> </w:t>
+      </w:r>
+      <w:r>
+        <w:rPr>
+          <w:i/>
+          <w:iCs/>
+        </w:rPr>
+        <w:t xml:space="preserve">lavarapido-infra</w:t>
+      </w:r>
+      <w:r>
+        <w:t xml:space="preserve"> </w:t>
+      </w:r>
+      <w:r>
+        <w:t xml:space="preserve">last (Deployment Document, section 4.3.4). It was closed as AC-90 in the corrective actions document.</w:t>
+      </w:r>
+      <w:r>
+        <w:t xml:space="preserve"> </w:t>
       </w:r>
       <w:r>
         <w:rPr>
           <w:b/>
           <w:bCs/>
         </w:rPr>
+        <w:t xml:space="preserve">First automatic run (October 26, 2026, night, Colombia time).</w:t>
+      </w:r>
+      <w:r>
+        <w:t xml:space="preserve"> </w:t>
+      </w:r>
+      <w:r>
+        <w:t xml:space="preserve">With the secrets created, merging the "Release v1.1.1" PR into</w:t>
+      </w:r>
+      <w:r>
+        <w:t xml:space="preserve"> </w:t>
+      </w:r>
+      <w:r>
+        <w:rPr>
+          <w:i/>
+          <w:iCs/>
+        </w:rPr>
+        <w:t xml:space="preserve">main</w:t>
+      </w:r>
+      <w:r>
+        <w:t xml:space="preserve"> </w:t>
+      </w:r>
+      <w:r>
+        <w:t xml:space="preserve">of</w:t>
+      </w:r>
+      <w:r>
+        <w:t xml:space="preserve"> </w:t>
+      </w:r>
+      <w:r>
+        <w:rPr>
+          <w:i/>
+          <w:iCs/>
+        </w:rPr>
+        <w:t xml:space="preserve">lavarapido-infra</w:t>
+      </w:r>
+      <w:r>
+        <w:t xml:space="preserve"> </w:t>
+      </w:r>
+      <w:r>
+        <w:t xml:space="preserve">launched the</w:t>
+      </w:r>
+      <w:r>
         <w:t xml:space="preserve"> </w:t>
       </w:r>
       <w:r>
         <w:rPr>
           <w:b/>
           <w:bCs/>
-          <w:i/>
-          <w:iCs/>
-        </w:rPr>
-        <w:t xml:space="preserve">develop</w:t>
+        </w:rPr>
+        <w:t xml:space="preserve">Desplegar en Azure</w:t>
+      </w:r>
+      <w:r>
+        <w:t xml:space="preserve"> </w:t>
+      </w:r>
+      <w:r>
+        <w:t xml:space="preserve">workflow with</w:t>
+      </w:r>
+      <w:r>
+        <w:t xml:space="preserve"> </w:t>
+      </w:r>
+      <w:r>
+        <w:rPr>
+          <w:i/>
+          <w:iCs/>
+        </w:rPr>
+        <w:t xml:space="preserve">automatic=true</w:t>
+      </w:r>
+      <w:r>
+        <w:t xml:space="preserve"> </w:t>
+      </w:r>
+      <w:r>
+        <w:t xml:space="preserve">at 22:19, and the following requests from the other repositories deployed on their own until 22:48 (those that arrived while another one was running were cancelled and served by the next one): all of them ended green, with "Listo: todos los servicios están sanos" and "Web y API responden 200". Since the 22:46 run, payment-service also pulls</w:t>
+      </w:r>
+      <w:r>
+        <w:t xml:space="preserve"> </w:t>
+      </w:r>
+      <w:r>
+        <w:rPr>
+          <w:i/>
+          <w:iCs/>
+        </w:rPr>
+        <w:t xml:space="preserve">main</w:t>
+      </w:r>
+      <w:r>
+        <w:t xml:space="preserve">. In the mobile app, publishing</w:t>
+      </w:r>
+      <w:r>
+        <w:t xml:space="preserve"> </w:t>
+      </w:r>
+      <w:r>
+        <w:rPr>
+          <w:i/>
+          <w:iCs/>
+        </w:rPr>
+        <w:t xml:space="preserve">v1.1.0</w:t>
+      </w:r>
+      <w:r>
+        <w:t xml:space="preserve"> </w:t>
+      </w:r>
+      <w:r>
+        <w:t xml:space="preserve">failed because</w:t>
+      </w:r>
+      <w:r>
+        <w:t xml:space="preserve"> </w:t>
+      </w:r>
+      <w:r>
+        <w:rPr>
+          <w:i/>
+          <w:iCs/>
+        </w:rPr>
+        <w:t xml:space="preserve">EXPO_TOKEN</w:t>
+      </w:r>
+      <w:r>
+        <w:t xml:space="preserve"> </w:t>
+      </w:r>
+      <w:r>
+        <w:t xml:space="preserve">was missing (nothing was published); with the secret created, APK</w:t>
+      </w:r>
+      <w:r>
+        <w:t xml:space="preserve"> </w:t>
+      </w:r>
+      <w:r>
+        <w:rPr>
+          <w:i/>
+          <w:iCs/>
+        </w:rPr>
+        <w:t xml:space="preserve">versionCode</w:t>
+      </w:r>
+      <w:r>
+        <w:t xml:space="preserve"> </w:t>
+      </w:r>
+      <w:r>
+        <w:t xml:space="preserve">6 was published at 22:39 and the</w:t>
+      </w:r>
+      <w:r>
+        <w:t xml:space="preserve"> </w:t>
+      </w:r>
+      <w:r>
+        <w:rPr>
+          <w:i/>
+          <w:iCs/>
+        </w:rPr>
+        <w:t xml:space="preserve">v1.1.1</w:t>
+      </w:r>
+      <w:r>
+        <w:t xml:space="preserve"> </w:t>
+      </w:r>
+      <w:r>
+        <w:t xml:space="preserve">run compared the native fingerprint of the commit with that APK's, saw that it matched, and published the over-the-air update (Deployment Document, section 1.3.12).</w:t>
+      </w:r>
+      <w:r>
+        <w:t xml:space="preserve"> </w:t>
       </w:r>
       <w:r>
         <w:rPr>
           <w:b/>
           <w:bCs/>
         </w:rPr>
+        <w:t xml:space="preserve">Runs of October 27, 2026.</w:t>
+      </w:r>
+      <w:r>
+        <w:t xml:space="preserve"> </w:t>
+      </w:r>
+      <w:r>
+        <w:t xml:space="preserve">The merges of the web</w:t>
+      </w:r>
+      <w:r>
+        <w:t xml:space="preserve"> </w:t>
+      </w:r>
+      <w:r>
+        <w:rPr>
+          <w:i/>
+          <w:iCs/>
+        </w:rPr>
+        <w:t xml:space="preserve">v1.1.2</w:t>
+      </w:r>
+      <w:r>
+        <w:t xml:space="preserve"> </w:t>
+      </w:r>
+      <w:r>
+        <w:t xml:space="preserve">(01:03, Colombia time) and of customer and booking</w:t>
+      </w:r>
+      <w:r>
+        <w:t xml:space="preserve"> </w:t>
+      </w:r>
+      <w:r>
+        <w:rPr>
+          <w:i/>
+          <w:iCs/>
+        </w:rPr>
+        <w:t xml:space="preserve">v1.1.1</w:t>
+      </w:r>
+      <w:r>
+        <w:t xml:space="preserve"> </w:t>
+      </w:r>
+      <w:r>
+        <w:t xml:space="preserve">and payment and infra</w:t>
+      </w:r>
+      <w:r>
+        <w:t xml:space="preserve"> </w:t>
+      </w:r>
+      <w:r>
+        <w:rPr>
+          <w:i/>
+          <w:iCs/>
+        </w:rPr>
+        <w:t xml:space="preserve">v1.1.2</w:t>
+      </w:r>
+      <w:r>
+        <w:t xml:space="preserve"> </w:t>
+      </w:r>
+      <w:r>
+        <w:t xml:space="preserve">(01:35 and 01:36) deployed on their own and ended green, with «Web y API responden 200»; at 14:30, the mobile app</w:t>
+      </w:r>
+      <w:r>
+        <w:t xml:space="preserve"> </w:t>
+      </w:r>
+      <w:r>
+        <w:rPr>
+          <w:i/>
+          <w:iCs/>
+        </w:rPr>
+        <w:t xml:space="preserve">v1.1.2</w:t>
+      </w:r>
+      <w:r>
+        <w:t xml:space="preserve"> </w:t>
+      </w:r>
+      <w:r>
+        <w:t xml:space="preserve">was published over the internet after checking that the native fingerprint matched that of APK</w:t>
+      </w:r>
+      <w:r>
+        <w:t xml:space="preserve"> </w:t>
+      </w:r>
+      <w:r>
+        <w:rPr>
+          <w:i/>
+          <w:iCs/>
+        </w:rPr>
+        <w:t xml:space="preserve">versionCode</w:t>
+      </w:r>
+      <w:r>
+        <w:t xml:space="preserve"> </w:t>
+      </w:r>
+      <w:r>
+        <w:t xml:space="preserve">6 (Deployment Document, section 1.3.13).</w:t>
+      </w:r>
+      <w:r>
         <w:t xml:space="preserve"> </w:t>
       </w:r>
       <w:r>
@@ -33106,304 +33934,269 @@
           <w:b/>
           <w:bCs/>
         </w:rPr>
-        <w:t xml:space="preserve">on October 24, 2026, without secrets).</w:t>
-      </w:r>
-      <w:r>
-        <w:t xml:space="preserve"> </w:t>
-      </w:r>
-      <w:r>
-        <w:rPr>
-          <w:i/>
-          <w:iCs/>
-        </w:rPr>
-        <w:t xml:space="preserve">lavarapido-infra</w:t>
-      </w:r>
-      <w:r>
-        <w:t xml:space="preserve"> </w:t>
-      </w:r>
-      <w:r>
-        <w:t xml:space="preserve">(</w:t>
-      </w:r>
-      <w:r>
-        <w:rPr>
-          <w:i/>
-          <w:iCs/>
-        </w:rPr>
-        <w:t xml:space="preserve">006b5b0</w:t>
-      </w:r>
-      <w:r>
-        <w:t xml:space="preserve">) and the "Pedir despliegue" job of the 8 repositories deployed to Azure (web, api-gateway, security, customer, booking, operations, notification, and payment) make every approved merge into</w:t>
-      </w:r>
-      <w:r>
-        <w:t xml:space="preserve"> </w:t>
-      </w:r>
-      <w:r>
-        <w:rPr>
-          <w:i/>
-          <w:iCs/>
-        </w:rPr>
-        <w:t xml:space="preserve">main</w:t>
-      </w:r>
-      <w:r>
-        <w:t xml:space="preserve"> </w:t>
-      </w:r>
-      <w:r>
-        <w:t xml:space="preserve">deploy on its own: the repository's CI, if it passes, launches</w:t>
-      </w:r>
-      <w:r>
-        <w:t xml:space="preserve"> </w:t>
-      </w:r>
-      <w:r>
-        <w:rPr>
-          <w:i/>
-          <w:iCs/>
-        </w:rPr>
-        <w:t xml:space="preserve">deploy.yml</w:t>
-      </w:r>
-      <w:r>
-        <w:t xml:space="preserve"> </w:t>
-      </w:r>
-      <w:r>
-        <w:t xml:space="preserve">with</w:t>
-      </w:r>
-      <w:r>
-        <w:t xml:space="preserve"> </w:t>
-      </w:r>
-      <w:r>
-        <w:rPr>
-          <w:i/>
-          <w:iCs/>
-        </w:rPr>
-        <w:t xml:space="preserve">automatic=true</w:t>
-      </w:r>
-      <w:r>
-        <w:t xml:space="preserve"> </w:t>
-      </w:r>
-      <w:r>
-        <w:t xml:space="preserve">(secret</w:t>
-      </w:r>
-      <w:r>
-        <w:t xml:space="preserve"> </w:t>
-      </w:r>
-      <w:r>
-        <w:rPr>
-          <w:i/>
-          <w:iCs/>
-        </w:rPr>
-        <w:t xml:space="preserve">DEPLOY_DISPATCH_TOKEN</w:t>
-      </w:r>
-      <w:r>
-        <w:t xml:space="preserve">); the workflow backs up, pulls</w:t>
-      </w:r>
-      <w:r>
-        <w:t xml:space="preserve"> </w:t>
-      </w:r>
-      <w:r>
-        <w:rPr>
-          <w:i/>
-          <w:iCs/>
-        </w:rPr>
-        <w:t xml:space="preserve">main</w:t>
-      </w:r>
-      <w:r>
-        <w:t xml:space="preserve"> </w:t>
-      </w:r>
-      <w:r>
-        <w:t xml:space="preserve">of every repository (until</w:t>
-      </w:r>
-      <w:r>
-        <w:t xml:space="preserve"> </w:t>
-      </w:r>
-      <w:r>
-        <w:rPr>
-          <w:i/>
-          <w:iCs/>
-        </w:rPr>
-        <w:t xml:space="preserve">v1.1.0</w:t>
-      </w:r>
-      <w:r>
-        <w:t xml:space="preserve">, payment-service stayed on</w:t>
-      </w:r>
-      <w:r>
-        <w:t xml:space="preserve"> </w:t>
-      </w:r>
-      <w:r>
-        <w:rPr>
-          <w:i/>
-          <w:iCs/>
-        </w:rPr>
-        <w:t xml:space="preserve">develop</w:t>
-      </w:r>
-      <w:r>
-        <w:t xml:space="preserve"> </w:t>
-      </w:r>
-      <w:r>
-        <w:t xml:space="preserve">through</w:t>
-      </w:r>
-      <w:r>
-        <w:t xml:space="preserve"> </w:t>
-      </w:r>
-      <w:r>
-        <w:rPr>
-          <w:i/>
-          <w:iCs/>
-        </w:rPr>
-        <w:t xml:space="preserve">DEVELOP_ONLY</w:t>
-      </w:r>
-      <w:r>
-        <w:t xml:space="preserve">; since infra</w:t>
-      </w:r>
-      <w:r>
-        <w:t xml:space="preserve"> </w:t>
-      </w:r>
-      <w:r>
-        <w:rPr>
-          <w:i/>
-          <w:iCs/>
-        </w:rPr>
-        <w:t xml:space="preserve">v1.1.1</w:t>
-      </w:r>
-      <w:r>
-        <w:t xml:space="preserve"> </w:t>
-      </w:r>
-      <w:r>
-        <w:t xml:space="preserve">it also pulls</w:t>
-      </w:r>
-      <w:r>
-        <w:t xml:space="preserve"> </w:t>
-      </w:r>
-      <w:r>
-        <w:rPr>
-          <w:i/>
-          <w:iCs/>
-        </w:rPr>
-        <w:t xml:space="preserve">main</w:t>
-      </w:r>
-      <w:r>
-        <w:t xml:space="preserve">), waits up to 20 minutes for another update in progress, requires all containers to become healthy within 8 minutes, restarts Caddy if its</w:t>
-      </w:r>
-      <w:r>
-        <w:t xml:space="preserve"> </w:t>
-      </w:r>
-      <w:r>
-        <w:rPr>
-          <w:i/>
-          <w:iCs/>
-        </w:rPr>
-        <w:t xml:space="preserve">Caddyfile</w:t>
-      </w:r>
-      <w:r>
-        <w:t xml:space="preserve"> </w:t>
-      </w:r>
-      <w:r>
-        <w:t xml:space="preserve">changed, and checks the web and the API. With the machine off it leaves a notice and does not fail; when it is turned on,</w:t>
-      </w:r>
-      <w:r>
-        <w:t xml:space="preserve"> </w:t>
-      </w:r>
-      <w:r>
-        <w:rPr>
-          <w:i/>
-          <w:iCs/>
-        </w:rPr>
-        <w:t xml:space="preserve">deploy/boot-update.sh</w:t>
-      </w:r>
-      <w:r>
-        <w:t xml:space="preserve"> </w:t>
-      </w:r>
-      <w:r>
-        <w:t xml:space="preserve">(an</w:t>
-      </w:r>
-      <w:r>
-        <w:t xml:space="preserve"> </w:t>
-      </w:r>
-      <w:r>
-        <w:rPr>
-          <w:i/>
-          <w:iCs/>
-        </w:rPr>
-        <w:t xml:space="preserve">@reboot</w:t>
-      </w:r>
-      <w:r>
-        <w:t xml:space="preserve"> </w:t>
-      </w:r>
-      <w:r>
-        <w:t xml:space="preserve">task) deploys what is pending by comparing with</w:t>
-      </w:r>
-      <w:r>
-        <w:t xml:space="preserve"> </w:t>
-      </w:r>
-      <w:r>
-        <w:rPr>
-          <w:i/>
-          <w:iCs/>
-        </w:rPr>
-        <w:t xml:space="preserve">~/lavarapido/backups/deployed-heads</w:t>
-      </w:r>
-      <w:r>
-        <w:t xml:space="preserve">. The mobile app has</w:t>
-      </w:r>
-      <w:r>
-        <w:t xml:space="preserve"> </w:t>
-      </w:r>
-      <w:r>
-        <w:rPr>
-          <w:i/>
-          <w:iCs/>
-        </w:rPr>
-        <w:t xml:space="preserve">cd.yml</w:t>
-      </w:r>
-      <w:r>
-        <w:t xml:space="preserve">: on each push to</w:t>
-      </w:r>
-      <w:r>
-        <w:t xml:space="preserve"> </w:t>
-      </w:r>
-      <w:r>
-        <w:rPr>
-          <w:i/>
-          <w:iCs/>
-        </w:rPr>
-        <w:t xml:space="preserve">main</w:t>
-      </w:r>
-      <w:r>
-        <w:t xml:space="preserve"> </w:t>
-      </w:r>
-      <w:r>
-        <w:t xml:space="preserve">it repeats the CI, compares the code's native fingerprint with that of the published APK and, if it matches, publishes the over-the-air update (</w:t>
-      </w:r>
-      <w:r>
-        <w:rPr>
-          <w:i/>
-          <w:iCs/>
-        </w:rPr>
-        <w:t xml:space="preserve">eas update</w:t>
-      </w:r>
-      <w:r>
-        <w:t xml:space="preserve">, secret</w:t>
-      </w:r>
-      <w:r>
-        <w:t xml:space="preserve"> </w:t>
-      </w:r>
-      <w:r>
-        <w:rPr>
-          <w:i/>
-          <w:iCs/>
-        </w:rPr>
-        <w:t xml:space="preserve">EXPO_TOKEN</w:t>
-      </w:r>
-      <w:r>
-        <w:t xml:space="preserve">); if it changed, it asks for a new APK. Activating it requires creating</w:t>
-      </w:r>
-      <w:r>
-        <w:t xml:space="preserve"> </w:t>
-      </w:r>
-      <w:r>
-        <w:rPr>
-          <w:i/>
-          <w:iCs/>
-        </w:rPr>
-        <w:t xml:space="preserve">AZURE_SSH_KEY</w:t>
+        <w:t xml:space="preserve">SonarCloud (October 26, 2026).</w:t>
+      </w:r>
+      <w:r>
+        <w:t xml:space="preserve"> </w:t>
+      </w:r>
+      <w:r>
+        <w:t xml:space="preserve">The findings of the analysis were fixed: in api-gateway, a real null access in the authentication path and comparing CIDR networks by content; in security, operations, and notification, the RabbitMQ publishers and the SMTP and Expo senders marked as</w:t>
+      </w:r>
+      <w:r>
+        <w:t xml:space="preserve"> </w:t>
+      </w:r>
+      <w:r>
+        <w:rPr>
+          <w:i/>
+          <w:iCs/>
+        </w:rPr>
+        <w:t xml:space="preserve">@Primary</w:t>
+      </w:r>
+      <w:r>
+        <w:t xml:space="preserve"> </w:t>
+      </w:r>
+      <w:r>
+        <w:t xml:space="preserve">(rule</w:t>
+      </w:r>
+      <w:r>
+        <w:t xml:space="preserve"> </w:t>
+      </w:r>
+      <w:r>
+        <w:rPr>
+          <w:i/>
+          <w:iCs/>
+        </w:rPr>
+        <w:t xml:space="preserve">java:S9352</w:t>
+      </w:r>
+      <w:r>
+        <w:t xml:space="preserve">); in the web, a stricter CI, the Angular CLI pinned, and sorting with</w:t>
+      </w:r>
+      <w:r>
+        <w:t xml:space="preserve"> </w:t>
+      </w:r>
+      <w:r>
+        <w:rPr>
+          <w:i/>
+          <w:iCs/>
+        </w:rPr>
+        <w:t xml:space="preserve">localeCompare</w:t>
+      </w:r>
+      <w:r>
+        <w:t xml:space="preserve">; and in the mobile app, promises marked with</w:t>
+      </w:r>
+      <w:r>
+        <w:t xml:space="preserve"> </w:t>
+      </w:r>
+      <w:r>
+        <w:rPr>
+          <w:i/>
+          <w:iCs/>
+        </w:rPr>
+        <w:t xml:space="preserve">void</w:t>
+      </w:r>
+      <w:r>
+        <w:t xml:space="preserve">, callbacks wrapped in arrow functions, the shared</w:t>
+      </w:r>
+      <w:r>
+        <w:t xml:space="preserve"> </w:t>
+      </w:r>
+      <w:r>
+        <w:rPr>
+          <w:i/>
+          <w:iCs/>
+        </w:rPr>
+        <w:t xml:space="preserve">Pill</w:t>
+      </w:r>
+      <w:r>
+        <w:t xml:space="preserve"> </w:t>
+      </w:r>
+      <w:r>
+        <w:t xml:space="preserve">component, the password translation key renamed, and the CI scripts and workflows hardened.</w:t>
+      </w:r>
+    </w:p>
+    <w:bookmarkEnd w:id="82"/>
+    <w:bookmarkEnd w:id="83"/>
+    <w:bookmarkStart w:id="92" w:name="X4c1df4a4a625ad942e59c57f37348aaf381b36d"/>
+    <w:p>
+      <w:pPr>
+        <w:pStyle w:val="Heading2"/>
+      </w:pPr>
+      <w:r>
+        <w:t xml:space="preserve">16. Maintenance Recommendations</w:t>
+      </w:r>
+    </w:p>
+    <w:bookmarkStart w:id="84" w:name="X0a57c856ea5c814766d8f893a45c7a6192183e4"/>
+    <w:p>
+      <w:pPr>
+        <w:pStyle w:val="Heading3"/>
+      </w:pPr>
+      <w:r>
+        <w:t xml:space="preserve">16.1 Local Environment</w:t>
+      </w:r>
+    </w:p>
+    <w:p>
+      <w:pPr>
+        <w:pStyle w:val="FirstParagraph"/>
+      </w:pPr>
+      <w:r>
+        <w:t xml:space="preserve">The local environment and its startup order are described in the Installation Manual. SQL Server and RabbitMQ must be healthy before the services; each service must tolerate that a dependency is not ready and answer 503 with a stable code.</w:t>
+      </w:r>
+    </w:p>
+    <w:bookmarkEnd w:id="84"/>
+    <w:bookmarkStart w:id="85" w:name="Xc791ff9bc63bf4d4c3765bdff58dea9fe933a34"/>
+    <w:p>
+      <w:pPr>
+        <w:pStyle w:val="Heading3"/>
+      </w:pPr>
+      <w:r>
+        <w:t xml:space="preserve">16.2 Configuration</w:t>
+      </w:r>
+    </w:p>
+    <w:p>
+      <w:pPr>
+        <w:pStyle w:val="FirstParagraph"/>
+      </w:pPr>
+      <w:r>
+        <w:t xml:space="preserve">The configuration variables are described in the Installation Manual, section 10. Any new variable must be added to</w:t>
+      </w:r>
+      <w:r>
+        <w:t xml:space="preserve"> </w:t>
+      </w:r>
+      <w:r>
+        <w:rPr>
+          <w:i/>
+          <w:iCs/>
+        </w:rPr>
+        <w:t xml:space="preserve">.env.example</w:t>
+      </w:r>
+      <w:r>
+        <w:t xml:space="preserve"> </w:t>
+      </w:r>
+      <w:r>
+        <w:t xml:space="preserve">with a comment and, if the service runs in Docker, to its</w:t>
+      </w:r>
+      <w:r>
+        <w:t xml:space="preserve"> </w:t>
+      </w:r>
+      <w:r>
+        <w:rPr>
+          <w:i/>
+          <w:iCs/>
+        </w:rPr>
+        <w:t xml:space="preserve">environment</w:t>
+      </w:r>
+      <w:r>
+        <w:t xml:space="preserve"> </w:t>
+      </w:r>
+      <w:r>
+        <w:t xml:space="preserve">block of</w:t>
+      </w:r>
+      <w:r>
+        <w:t xml:space="preserve"> </w:t>
+      </w:r>
+      <w:r>
+        <w:rPr>
+          <w:i/>
+          <w:iCs/>
+        </w:rPr>
+        <w:t xml:space="preserve">docker-compose.yml</w:t>
+      </w:r>
+      <w:r>
+        <w:t xml:space="preserve">. Those of October 21, 2026 (</w:t>
+      </w:r>
+      <w:r>
+        <w:rPr>
+          <w:i/>
+          <w:iCs/>
+        </w:rPr>
+        <w:t xml:space="preserve">SESSION_CHECK_*</w:t>
+      </w:r>
+      <w:r>
+        <w:t xml:space="preserve"> </w:t>
+      </w:r>
+      <w:r>
+        <w:t xml:space="preserve">in the gateway,</w:t>
+      </w:r>
+      <w:r>
+        <w:t xml:space="preserve"> </w:t>
+      </w:r>
+      <w:r>
+        <w:rPr>
+          <w:i/>
+          <w:iCs/>
+        </w:rPr>
+        <w:t xml:space="preserve">BOOKING_EXPIRY_*</w:t>
+      </w:r>
+      <w:r>
+        <w:t xml:space="preserve"> </w:t>
+      </w:r>
+      <w:r>
+        <w:t xml:space="preserve">in booking-service, with</w:t>
+      </w:r>
+      <w:r>
+        <w:t xml:space="preserve"> </w:t>
+      </w:r>
+      <w:r>
+        <w:rPr>
+          <w:i/>
+          <w:iCs/>
+        </w:rPr>
+        <w:t xml:space="preserve">BOOKING_EXPIRY_GRACE_MINUTES</w:t>
+      </w:r>
+      <w:r>
+        <w:t xml:space="preserve"> </w:t>
+      </w:r>
+      <w:r>
+        <w:t xml:space="preserve">shared with operations-service, and</w:t>
+      </w:r>
+      <w:r>
+        <w:t xml:space="preserve"> </w:t>
+      </w:r>
+      <w:r>
+        <w:rPr>
+          <w:i/>
+          <w:iCs/>
+        </w:rPr>
+        <w:t xml:space="preserve">FOLLOW_UP_ENABLED</w:t>
+      </w:r>
+      <w:r>
+        <w:t xml:space="preserve">,</w:t>
+      </w:r>
+      <w:r>
+        <w:t xml:space="preserve"> </w:t>
+      </w:r>
+      <w:r>
+        <w:rPr>
+          <w:i/>
+          <w:iCs/>
+        </w:rPr>
+        <w:t xml:space="preserve">FOLLOW_UP_INTERVAL</w:t>
+      </w:r>
+      <w:r>
+        <w:t xml:space="preserve">, and</w:t>
+      </w:r>
+      <w:r>
+        <w:t xml:space="preserve"> </w:t>
+      </w:r>
+      <w:r>
+        <w:rPr>
+          <w:i/>
+          <w:iCs/>
+        </w:rPr>
+        <w:t xml:space="preserve">FOLLOW_UP_LOOK_BACK_DAYS</w:t>
+      </w:r>
+      <w:r>
+        <w:t xml:space="preserve"> </w:t>
+      </w:r>
+      <w:r>
+        <w:t xml:space="preserve">in operations-service; nine in total) are already in those files (action ACO-14, closed). Those of October 23, 2026 (</w:t>
+      </w:r>
+      <w:r>
+        <w:rPr>
+          <w:i/>
+          <w:iCs/>
+        </w:rPr>
+        <w:t xml:space="preserve">ALLOWED_EMAIL_DOMAINS</w:t>
       </w:r>
       <w:r>
         <w:t xml:space="preserve"> </w:t>
@@ -33419,345 +34212,139 @@
           <w:i/>
           <w:iCs/>
         </w:rPr>
-        <w:t xml:space="preserve">DEPLOY_DISPATCH_TOKEN</w:t>
-      </w:r>
-      <w:r>
-        <w:t xml:space="preserve"> </w:t>
-      </w:r>
-      <w:r>
-        <w:t xml:space="preserve">(in customer, booking, and payment their owner or an administrator creates them) and</w:t>
-      </w:r>
-      <w:r>
-        <w:t xml:space="preserve"> </w:t>
-      </w:r>
-      <w:r>
-        <w:rPr>
-          <w:i/>
-          <w:iCs/>
-        </w:rPr>
-        <w:t xml:space="preserve">EXPO_TOKEN</w:t>
-      </w:r>
-      <w:r>
-        <w:t xml:space="preserve">, (</w:t>
-      </w:r>
-      <w:r>
-        <w:rPr>
-          <w:i/>
-          <w:iCs/>
-        </w:rPr>
-        <w:t xml:space="preserve">v1.1.0</w:t>
-      </w:r>
-      <w:r>
-        <w:t xml:space="preserve"> </w:t>
-      </w:r>
-      <w:r>
-        <w:t xml:space="preserve">was already released on October 26, 2026, with</w:t>
-      </w:r>
-      <w:r>
-        <w:t xml:space="preserve"> </w:t>
-      </w:r>
-      <w:r>
-        <w:rPr>
-          <w:i/>
-          <w:iCs/>
-        </w:rPr>
-        <w:t xml:space="preserve">lavarapido-infra</w:t>
-      </w:r>
-      <w:r>
-        <w:t xml:space="preserve"> </w:t>
-      </w:r>
-      <w:r>
-        <w:t xml:space="preserve">last; Deployment Document, section 4.3.4). It was closed as AC-90 in the corrective actions document.</w:t>
-      </w:r>
-      <w:r>
-        <w:t xml:space="preserve"> </w:t>
-      </w:r>
-      <w:r>
-        <w:rPr>
-          <w:b/>
-          <w:bCs/>
-        </w:rPr>
-        <w:t xml:space="preserve">First automatic run (October 26, 2026, night, Colombia time).</w:t>
-      </w:r>
-      <w:r>
-        <w:t xml:space="preserve"> </w:t>
-      </w:r>
-      <w:r>
-        <w:t xml:space="preserve">With the secrets created, merging the "Release v1.1.1" PR into</w:t>
-      </w:r>
-      <w:r>
-        <w:t xml:space="preserve"> </w:t>
-      </w:r>
-      <w:r>
-        <w:rPr>
-          <w:i/>
-          <w:iCs/>
-        </w:rPr>
-        <w:t xml:space="preserve">main</w:t>
-      </w:r>
-      <w:r>
-        <w:t xml:space="preserve"> </w:t>
-      </w:r>
-      <w:r>
-        <w:t xml:space="preserve">of</w:t>
-      </w:r>
-      <w:r>
-        <w:t xml:space="preserve"> </w:t>
-      </w:r>
-      <w:r>
-        <w:rPr>
-          <w:i/>
-          <w:iCs/>
-        </w:rPr>
-        <w:t xml:space="preserve">lavarapido-infra</w:t>
-      </w:r>
-      <w:r>
-        <w:t xml:space="preserve"> </w:t>
-      </w:r>
-      <w:r>
-        <w:t xml:space="preserve">launched the</w:t>
-      </w:r>
-      <w:r>
-        <w:t xml:space="preserve"> </w:t>
-      </w:r>
-      <w:r>
-        <w:rPr>
-          <w:b/>
-          <w:bCs/>
-        </w:rPr>
-        <w:t xml:space="preserve">Desplegar en Azure</w:t>
-      </w:r>
-      <w:r>
-        <w:t xml:space="preserve"> </w:t>
-      </w:r>
-      <w:r>
-        <w:t xml:space="preserve">workflow with</w:t>
-      </w:r>
-      <w:r>
-        <w:t xml:space="preserve"> </w:t>
-      </w:r>
-      <w:r>
-        <w:rPr>
-          <w:i/>
-          <w:iCs/>
-        </w:rPr>
-        <w:t xml:space="preserve">automatic=true</w:t>
-      </w:r>
-      <w:r>
-        <w:t xml:space="preserve"> </w:t>
-      </w:r>
-      <w:r>
-        <w:t xml:space="preserve">at 22:19, and the following requests from the other repositories deployed on their own until 22:48 (those that arrived while another one was running were cancelled and served by the next one): all of them ended green, with "Listo: todos los servicios están sanos" and "Web y API responden 200". Since the 22:46 run, payment-service also pulls</w:t>
-      </w:r>
-      <w:r>
-        <w:t xml:space="preserve"> </w:t>
-      </w:r>
-      <w:r>
-        <w:rPr>
-          <w:i/>
-          <w:iCs/>
-        </w:rPr>
-        <w:t xml:space="preserve">main</w:t>
-      </w:r>
-      <w:r>
-        <w:t xml:space="preserve">. In the mobile app, publishing</w:t>
-      </w:r>
-      <w:r>
-        <w:t xml:space="preserve"> </w:t>
-      </w:r>
-      <w:r>
-        <w:rPr>
-          <w:i/>
-          <w:iCs/>
-        </w:rPr>
-        <w:t xml:space="preserve">v1.1.0</w:t>
-      </w:r>
-      <w:r>
-        <w:t xml:space="preserve"> </w:t>
-      </w:r>
-      <w:r>
-        <w:t xml:space="preserve">failed because</w:t>
-      </w:r>
-      <w:r>
-        <w:t xml:space="preserve"> </w:t>
-      </w:r>
-      <w:r>
-        <w:rPr>
-          <w:i/>
-          <w:iCs/>
-        </w:rPr>
-        <w:t xml:space="preserve">EXPO_TOKEN</w:t>
-      </w:r>
-      <w:r>
-        <w:t xml:space="preserve"> </w:t>
-      </w:r>
-      <w:r>
-        <w:t xml:space="preserve">was missing (nothing was published); with the secret created, APK</w:t>
-      </w:r>
-      <w:r>
-        <w:t xml:space="preserve"> </w:t>
-      </w:r>
-      <w:r>
-        <w:rPr>
-          <w:i/>
-          <w:iCs/>
-        </w:rPr>
-        <w:t xml:space="preserve">versionCode</w:t>
-      </w:r>
-      <w:r>
-        <w:t xml:space="preserve"> </w:t>
-      </w:r>
-      <w:r>
-        <w:t xml:space="preserve">6 was published at 22:39 and the</w:t>
-      </w:r>
-      <w:r>
-        <w:t xml:space="preserve"> </w:t>
-      </w:r>
-      <w:r>
-        <w:rPr>
-          <w:i/>
-          <w:iCs/>
-        </w:rPr>
-        <w:t xml:space="preserve">v1.1.1</w:t>
-      </w:r>
-      <w:r>
-        <w:t xml:space="preserve"> </w:t>
-      </w:r>
-      <w:r>
-        <w:t xml:space="preserve">run compared the native fingerprint of the commit with that APK's, saw that it matched, and published the over-the-air update (Deployment Document, section 1.3.12).</w:t>
-      </w:r>
-      <w:r>
-        <w:t xml:space="preserve"> </w:t>
-      </w:r>
-      <w:r>
-        <w:rPr>
-          <w:b/>
-          <w:bCs/>
-        </w:rPr>
-        <w:t xml:space="preserve">SonarCloud (October 26, 2026).</w:t>
-      </w:r>
-      <w:r>
-        <w:t xml:space="preserve"> </w:t>
-      </w:r>
-      <w:r>
-        <w:t xml:space="preserve">The findings of the analysis were fixed: in api-gateway, a real null access in the authentication path and comparing CIDR networks by content; in security, operations, and notification, the RabbitMQ publishers and the SMTP and Expo senders marked as</w:t>
-      </w:r>
-      <w:r>
-        <w:t xml:space="preserve"> </w:t>
-      </w:r>
-      <w:r>
-        <w:rPr>
-          <w:i/>
-          <w:iCs/>
-        </w:rPr>
-        <w:t xml:space="preserve">@Primary</w:t>
-      </w:r>
-      <w:r>
-        <w:t xml:space="preserve"> </w:t>
-      </w:r>
-      <w:r>
-        <w:t xml:space="preserve">(rule</w:t>
-      </w:r>
-      <w:r>
-        <w:t xml:space="preserve"> </w:t>
-      </w:r>
-      <w:r>
-        <w:rPr>
-          <w:i/>
-          <w:iCs/>
-        </w:rPr>
-        <w:t xml:space="preserve">java:S9352</w:t>
-      </w:r>
-      <w:r>
-        <w:t xml:space="preserve">); in the web, a stricter CI, the Angular CLI pinned, and sorting with</w:t>
-      </w:r>
-      <w:r>
-        <w:t xml:space="preserve"> </w:t>
-      </w:r>
-      <w:r>
-        <w:rPr>
-          <w:i/>
-          <w:iCs/>
-        </w:rPr>
-        <w:t xml:space="preserve">localeCompare</w:t>
-      </w:r>
-      <w:r>
-        <w:t xml:space="preserve">; and in the mobile app, promises marked with</w:t>
-      </w:r>
-      <w:r>
-        <w:t xml:space="preserve"> </w:t>
-      </w:r>
-      <w:r>
-        <w:rPr>
-          <w:i/>
-          <w:iCs/>
-        </w:rPr>
-        <w:t xml:space="preserve">void</w:t>
-      </w:r>
-      <w:r>
-        <w:t xml:space="preserve">, callbacks wrapped in arrow functions, the shared</w:t>
-      </w:r>
-      <w:r>
-        <w:t xml:space="preserve"> </w:t>
-      </w:r>
-      <w:r>
-        <w:rPr>
-          <w:i/>
-          <w:iCs/>
-        </w:rPr>
-        <w:t xml:space="preserve">Pill</w:t>
-      </w:r>
-      <w:r>
-        <w:t xml:space="preserve"> </w:t>
-      </w:r>
-      <w:r>
-        <w:t xml:space="preserve">component, the password translation key renamed, and the CI scripts and workflows hardened.</w:t>
-      </w:r>
-    </w:p>
-    <w:bookmarkEnd w:id="88"/>
-    <w:bookmarkEnd w:id="89"/>
-    <w:bookmarkStart w:id="98" w:name="X4c1df4a4a625ad942e59c57f37348aaf381b36d"/>
-    <w:p>
-      <w:pPr>
-        <w:pStyle w:val="Heading2"/>
-      </w:pPr>
-      <w:r>
-        <w:t xml:space="preserve">16. Maintenance Recommendations</w:t>
-      </w:r>
-    </w:p>
-    <w:bookmarkStart w:id="90" w:name="X0a57c856ea5c814766d8f893a45c7a6192183e4"/>
-    <w:p>
-      <w:pPr>
-        <w:pStyle w:val="Heading3"/>
-      </w:pPr>
-      <w:r>
-        <w:t xml:space="preserve">16.1 Local Environment</w:t>
-      </w:r>
-    </w:p>
-    <w:p>
-      <w:pPr>
-        <w:pStyle w:val="FirstParagraph"/>
-      </w:pPr>
-      <w:r>
-        <w:t xml:space="preserve">The local environment and its startup order are described in the Installation Manual. SQL Server and RabbitMQ must be healthy before the services; each service must tolerate that a dependency is not ready and answer 503 with a stable code.</w:t>
-      </w:r>
-    </w:p>
-    <w:bookmarkEnd w:id="90"/>
-    <w:bookmarkStart w:id="91" w:name="Xc791ff9bc63bf4d4c3765bdff58dea9fe933a34"/>
-    <w:p>
-      <w:pPr>
-        <w:pStyle w:val="Heading3"/>
-      </w:pPr>
-      <w:r>
-        <w:t xml:space="preserve">16.2 Configuration</w:t>
-      </w:r>
-    </w:p>
-    <w:p>
-      <w:pPr>
-        <w:pStyle w:val="FirstParagraph"/>
-      </w:pPr>
-      <w:r>
-        <w:t xml:space="preserve">The configuration variables are described in the Installation Manual, section 10. Any new variable must be added to</w:t>
+        <w:t xml:space="preserve">DEMO_*_PASSWORD</w:t>
+      </w:r>
+      <w:r>
+        <w:t xml:space="preserve"> </w:t>
+      </w:r>
+      <w:r>
+        <w:t xml:space="preserve">in security-service) are too.</w:t>
+      </w:r>
+      <w:r>
+        <w:t xml:space="preserve"> </w:t>
+      </w:r>
+      <w:r>
+        <w:rPr>
+          <w:i/>
+          <w:iCs/>
+        </w:rPr>
+        <w:t xml:space="preserve">ADMIN_DOCUMENT</w:t>
+      </w:r>
+      <w:r>
+        <w:t xml:space="preserve"> </w:t>
+      </w:r>
+      <w:r>
+        <w:t xml:space="preserve">and</w:t>
+      </w:r>
+      <w:r>
+        <w:t xml:space="preserve"> </w:t>
+      </w:r>
+      <w:r>
+        <w:rPr>
+          <w:i/>
+          <w:iCs/>
+        </w:rPr>
+        <w:t xml:space="preserve">ADMIN_PHONE</w:t>
+      </w:r>
+      <w:r>
+        <w:t xml:space="preserve"> </w:t>
+      </w:r>
+      <w:r>
+        <w:t xml:space="preserve">complete the data of the first administrator in production. Those of October 26, 2026 (booking-service's</w:t>
+      </w:r>
+      <w:r>
+        <w:t xml:space="preserve"> </w:t>
+      </w:r>
+      <w:r>
+        <w:rPr>
+          <w:i/>
+          <w:iCs/>
+        </w:rPr>
+        <w:t xml:space="preserve">BOOKING_CASH_ACTIVE_LIMIT</w:t>
+      </w:r>
+      <w:r>
+        <w:t xml:space="preserve">,</w:t>
+      </w:r>
+      <w:r>
+        <w:t xml:space="preserve"> </w:t>
+      </w:r>
+      <w:r>
+        <w:rPr>
+          <w:i/>
+          <w:iCs/>
+        </w:rPr>
+        <w:t xml:space="preserve">BOOKING_PAYMENT_WINDOW</w:t>
+      </w:r>
+      <w:r>
+        <w:t xml:space="preserve">,</w:t>
+      </w:r>
+      <w:r>
+        <w:t xml:space="preserve"> </w:t>
+      </w:r>
+      <w:r>
+        <w:rPr>
+          <w:i/>
+          <w:iCs/>
+        </w:rPr>
+        <w:t xml:space="preserve">BOOKING_PAYMENT_EXPIRY_ENABLED</w:t>
+      </w:r>
+      <w:r>
+        <w:t xml:space="preserve">,</w:t>
+      </w:r>
+      <w:r>
+        <w:t xml:space="preserve"> </w:t>
+      </w:r>
+      <w:r>
+        <w:rPr>
+          <w:i/>
+          <w:iCs/>
+        </w:rPr>
+        <w:t xml:space="preserve">BOOKING_PAYMENT_EXPIRY_INTERVAL</w:t>
+      </w:r>
+      <w:r>
+        <w:t xml:space="preserve">, and</w:t>
+      </w:r>
+      <w:r>
+        <w:t xml:space="preserve"> </w:t>
+      </w:r>
+      <w:r>
+        <w:rPr>
+          <w:i/>
+          <w:iCs/>
+        </w:rPr>
+        <w:t xml:space="preserve">PAYMENT_SERVICE_URL</w:t>
+      </w:r>
+      <w:r>
+        <w:t xml:space="preserve">, and</w:t>
+      </w:r>
+      <w:r>
+        <w:t xml:space="preserve"> </w:t>
+      </w:r>
+      <w:r>
+        <w:rPr>
+          <w:i/>
+          <w:iCs/>
+        </w:rPr>
+        <w:t xml:space="preserve">INTERNAL_API_KEY</w:t>
+      </w:r>
+      <w:r>
+        <w:t xml:space="preserve">, which payment-service now also needs and</w:t>
+      </w:r>
+      <w:r>
+        <w:t xml:space="preserve"> </w:t>
+      </w:r>
+      <w:r>
+        <w:rPr>
+          <w:i/>
+          <w:iCs/>
+        </w:rPr>
+        <w:t xml:space="preserve">docker-compose.prod.yml</w:t>
+      </w:r>
+      <w:r>
+        <w:t xml:space="preserve"> </w:t>
+      </w:r>
+      <w:r>
+        <w:t xml:space="preserve">requires) are in</w:t>
       </w:r>
       <w:r>
         <w:t xml:space="preserve"> </w:t>
@@ -33773,298 +34360,11 @@
         <w:t xml:space="preserve"> </w:t>
       </w:r>
       <w:r>
-        <w:t xml:space="preserve">with a comment and, if the service runs in Docker, to its</w:t>
-      </w:r>
-      <w:r>
-        <w:t xml:space="preserve"> </w:t>
-      </w:r>
-      <w:r>
-        <w:rPr>
-          <w:i/>
-          <w:iCs/>
-        </w:rPr>
-        <w:t xml:space="preserve">environment</w:t>
-      </w:r>
-      <w:r>
-        <w:t xml:space="preserve"> </w:t>
-      </w:r>
-      <w:r>
-        <w:t xml:space="preserve">block of</w:t>
-      </w:r>
-      <w:r>
-        <w:t xml:space="preserve"> </w:t>
-      </w:r>
-      <w:r>
-        <w:rPr>
-          <w:i/>
-          <w:iCs/>
-        </w:rPr>
-        <w:t xml:space="preserve">docker-compose.yml</w:t>
-      </w:r>
-      <w:r>
-        <w:t xml:space="preserve">. Those of October 21, 2026 (</w:t>
-      </w:r>
-      <w:r>
-        <w:rPr>
-          <w:i/>
-          <w:iCs/>
-        </w:rPr>
-        <w:t xml:space="preserve">SESSION_CHECK_*</w:t>
-      </w:r>
-      <w:r>
-        <w:t xml:space="preserve"> </w:t>
-      </w:r>
-      <w:r>
-        <w:t xml:space="preserve">in the gateway,</w:t>
-      </w:r>
-      <w:r>
-        <w:t xml:space="preserve"> </w:t>
-      </w:r>
-      <w:r>
-        <w:rPr>
-          <w:i/>
-          <w:iCs/>
-        </w:rPr>
-        <w:t xml:space="preserve">BOOKING_EXPIRY_*</w:t>
-      </w:r>
-      <w:r>
-        <w:t xml:space="preserve"> </w:t>
-      </w:r>
-      <w:r>
-        <w:t xml:space="preserve">in booking-service, with</w:t>
-      </w:r>
-      <w:r>
-        <w:t xml:space="preserve"> </w:t>
-      </w:r>
-      <w:r>
-        <w:rPr>
-          <w:i/>
-          <w:iCs/>
-        </w:rPr>
-        <w:t xml:space="preserve">BOOKING_EXPIRY_GRACE_MINUTES</w:t>
-      </w:r>
-      <w:r>
-        <w:t xml:space="preserve"> </w:t>
-      </w:r>
-      <w:r>
-        <w:t xml:space="preserve">shared with operations-service, and</w:t>
-      </w:r>
-      <w:r>
-        <w:t xml:space="preserve"> </w:t>
-      </w:r>
-      <w:r>
-        <w:rPr>
-          <w:i/>
-          <w:iCs/>
-        </w:rPr>
-        <w:t xml:space="preserve">FOLLOW_UP_ENABLED</w:t>
-      </w:r>
-      <w:r>
-        <w:t xml:space="preserve">,</w:t>
-      </w:r>
-      <w:r>
-        <w:t xml:space="preserve"> </w:t>
-      </w:r>
-      <w:r>
-        <w:rPr>
-          <w:i/>
-          <w:iCs/>
-        </w:rPr>
-        <w:t xml:space="preserve">FOLLOW_UP_INTERVAL</w:t>
-      </w:r>
-      <w:r>
-        <w:t xml:space="preserve">, and</w:t>
-      </w:r>
-      <w:r>
-        <w:t xml:space="preserve"> </w:t>
-      </w:r>
-      <w:r>
-        <w:rPr>
-          <w:i/>
-          <w:iCs/>
-        </w:rPr>
-        <w:t xml:space="preserve">FOLLOW_UP_LOOK_BACK_DAYS</w:t>
-      </w:r>
-      <w:r>
-        <w:t xml:space="preserve"> </w:t>
-      </w:r>
-      <w:r>
-        <w:t xml:space="preserve">in operations-service; nine in total) are already in those files (action ACO-14, closed). Those of October 23, 2026 (</w:t>
-      </w:r>
-      <w:r>
-        <w:rPr>
-          <w:i/>
-          <w:iCs/>
-        </w:rPr>
-        <w:t xml:space="preserve">ALLOWED_EMAIL_DOMAINS</w:t>
-      </w:r>
-      <w:r>
-        <w:t xml:space="preserve"> </w:t>
-      </w:r>
-      <w:r>
-        <w:t xml:space="preserve">and</w:t>
-      </w:r>
-      <w:r>
-        <w:t xml:space="preserve"> </w:t>
-      </w:r>
-      <w:r>
-        <w:rPr>
-          <w:i/>
-          <w:iCs/>
-        </w:rPr>
-        <w:t xml:space="preserve">DEMO_*_PASSWORD</w:t>
-      </w:r>
-      <w:r>
-        <w:t xml:space="preserve"> </w:t>
-      </w:r>
-      <w:r>
-        <w:t xml:space="preserve">in security-service) are too.</w:t>
-      </w:r>
-      <w:r>
-        <w:t xml:space="preserve"> </w:t>
-      </w:r>
-      <w:r>
-        <w:rPr>
-          <w:i/>
-          <w:iCs/>
-        </w:rPr>
-        <w:t xml:space="preserve">ADMIN_DOCUMENT</w:t>
-      </w:r>
-      <w:r>
-        <w:t xml:space="preserve"> </w:t>
-      </w:r>
-      <w:r>
-        <w:t xml:space="preserve">and</w:t>
-      </w:r>
-      <w:r>
-        <w:t xml:space="preserve"> </w:t>
-      </w:r>
-      <w:r>
-        <w:rPr>
-          <w:i/>
-          <w:iCs/>
-        </w:rPr>
-        <w:t xml:space="preserve">ADMIN_PHONE</w:t>
-      </w:r>
-      <w:r>
-        <w:t xml:space="preserve"> </w:t>
-      </w:r>
-      <w:r>
-        <w:t xml:space="preserve">complete the data of the first administrator in production. Those of October 26, 2026 (booking-service's</w:t>
-      </w:r>
-      <w:r>
-        <w:t xml:space="preserve"> </w:t>
-      </w:r>
-      <w:r>
-        <w:rPr>
-          <w:i/>
-          <w:iCs/>
-        </w:rPr>
-        <w:t xml:space="preserve">BOOKING_CASH_ACTIVE_LIMIT</w:t>
-      </w:r>
-      <w:r>
-        <w:t xml:space="preserve">,</w:t>
-      </w:r>
-      <w:r>
-        <w:t xml:space="preserve"> </w:t>
-      </w:r>
-      <w:r>
-        <w:rPr>
-          <w:i/>
-          <w:iCs/>
-        </w:rPr>
-        <w:t xml:space="preserve">BOOKING_PAYMENT_WINDOW</w:t>
-      </w:r>
-      <w:r>
-        <w:t xml:space="preserve">,</w:t>
-      </w:r>
-      <w:r>
-        <w:t xml:space="preserve"> </w:t>
-      </w:r>
-      <w:r>
-        <w:rPr>
-          <w:i/>
-          <w:iCs/>
-        </w:rPr>
-        <w:t xml:space="preserve">BOOKING_PAYMENT_EXPIRY_ENABLED</w:t>
-      </w:r>
-      <w:r>
-        <w:t xml:space="preserve">,</w:t>
-      </w:r>
-      <w:r>
-        <w:t xml:space="preserve"> </w:t>
-      </w:r>
-      <w:r>
-        <w:rPr>
-          <w:i/>
-          <w:iCs/>
-        </w:rPr>
-        <w:t xml:space="preserve">BOOKING_PAYMENT_EXPIRY_INTERVAL</w:t>
-      </w:r>
-      <w:r>
-        <w:t xml:space="preserve">, and</w:t>
-      </w:r>
-      <w:r>
-        <w:t xml:space="preserve"> </w:t>
-      </w:r>
-      <w:r>
-        <w:rPr>
-          <w:i/>
-          <w:iCs/>
-        </w:rPr>
-        <w:t xml:space="preserve">PAYMENT_SERVICE_URL</w:t>
-      </w:r>
-      <w:r>
-        <w:t xml:space="preserve">, and</w:t>
-      </w:r>
-      <w:r>
-        <w:t xml:space="preserve"> </w:t>
-      </w:r>
-      <w:r>
-        <w:rPr>
-          <w:i/>
-          <w:iCs/>
-        </w:rPr>
-        <w:t xml:space="preserve">INTERNAL_API_KEY</w:t>
-      </w:r>
-      <w:r>
-        <w:t xml:space="preserve">, which payment-service now also needs and</w:t>
-      </w:r>
-      <w:r>
-        <w:t xml:space="preserve"> </w:t>
-      </w:r>
-      <w:r>
-        <w:rPr>
-          <w:i/>
-          <w:iCs/>
-        </w:rPr>
-        <w:t xml:space="preserve">docker-compose.prod.yml</w:t>
-      </w:r>
-      <w:r>
-        <w:t xml:space="preserve"> </w:t>
-      </w:r>
-      <w:r>
-        <w:t xml:space="preserve">requires) are in</w:t>
-      </w:r>
-      <w:r>
-        <w:t xml:space="preserve"> </w:t>
-      </w:r>
-      <w:r>
-        <w:rPr>
-          <w:i/>
-          <w:iCs/>
-        </w:rPr>
-        <w:t xml:space="preserve">.env.example</w:t>
-      </w:r>
-      <w:r>
-        <w:t xml:space="preserve"> </w:t>
-      </w:r>
-      <w:r>
         <w:t xml:space="preserve">and in the compose file.</w:t>
       </w:r>
     </w:p>
-    <w:bookmarkEnd w:id="91"/>
-    <w:bookmarkStart w:id="92" w:name="X4d28d136be4eff39b0f95c3c5b57d790f4172ee"/>
+    <w:bookmarkEnd w:id="85"/>
+    <w:bookmarkStart w:id="86" w:name="X4d28d136be4eff39b0f95c3c5b57d790f4172ee"/>
     <w:p>
       <w:pPr>
         <w:pStyle w:val="Heading3"/>
@@ -34174,8 +34474,8 @@
         <w:t xml:space="preserve">).</w:t>
       </w:r>
     </w:p>
-    <w:bookmarkEnd w:id="92"/>
-    <w:bookmarkStart w:id="93" w:name="X35a32b435cbd4710b129fbb8640370bd1da4a87"/>
+    <w:bookmarkEnd w:id="86"/>
+    <w:bookmarkStart w:id="87" w:name="X35a32b435cbd4710b129fbb8640370bd1da4a87"/>
     <w:p>
       <w:pPr>
         <w:pStyle w:val="Heading3"/>
@@ -34289,8 +34589,8 @@
         <w:t xml:space="preserve">Back up the database before deploying a service that adds changesets.</w:t>
       </w:r>
     </w:p>
-    <w:bookmarkEnd w:id="93"/>
-    <w:bookmarkStart w:id="94" w:name="X79cb273c70e6fed913906de790a0f327ff26dce"/>
+    <w:bookmarkEnd w:id="87"/>
+    <w:bookmarkStart w:id="88" w:name="X79cb273c70e6fed913906de790a0f327ff26dce"/>
     <w:p>
       <w:pPr>
         <w:pStyle w:val="Heading3"/>
@@ -34304,7 +34604,36 @@
         <w:pStyle w:val="FirstParagraph"/>
       </w:pPr>
       <w:r>
-        <w:t xml:space="preserve">The testing strategy proposes a pyramid of unit, integration, contract, and end-to-end tests, with at least 80% line coverage and 90% in the domain. As of October 24, 2026, the latest</w:t>
+        <w:t xml:space="preserve">The testing strategy proposes a pyramid of unit, integration, contract, and end-to-end tests, with at least 80% line coverage and 90% in the domain. As of October 27, 2026, the</w:t>
+      </w:r>
+      <w:r>
+        <w:t xml:space="preserve"> </w:t>
+      </w:r>
+      <w:r>
+        <w:rPr>
+          <w:i/>
+          <w:iCs/>
+        </w:rPr>
+        <w:t xml:space="preserve">main</w:t>
+      </w:r>
+      <w:r>
+        <w:t xml:space="preserve"> </w:t>
+      </w:r>
+      <w:r>
+        <w:t xml:space="preserve">CI of each repository passed 1,337 tests: web 242 in 68 files, gateway 62, security-service 200, customer-service 83, booking-service 137, operations-service 110, notification-service 133, payment-service 264 (142 domain, 61 application, 44 API, and 17 integration tests, which the "Pruebas de integración" job runs against SQL Server 2022 with the Liquibase migrations, without skipping any; on a machine without a database 12 are skipped), and the mobile app 106 with</w:t>
+      </w:r>
+      <w:r>
+        <w:t xml:space="preserve"> </w:t>
+      </w:r>
+      <w:r>
+        <w:rPr>
+          <w:i/>
+          <w:iCs/>
+        </w:rPr>
+        <w:t xml:space="preserve">jest-expo</w:t>
+      </w:r>
+      <w:r>
+        <w:t xml:space="preserve">; the 19 end-to-end tests passed 19 of 19 locally that day. As of October 24, 2026, the latest</w:t>
       </w:r>
       <w:r>
         <w:t xml:space="preserve"> </w:t>
@@ -34320,7 +34649,7 @@
         <w:t xml:space="preserve"> </w:t>
       </w:r>
       <w:r>
-        <w:t xml:space="preserve">CI of each repository passed 1,119 tests: web 212 in 66 files, gateway 62, security-service 200, customer-service 82, booking-service 95, operations-service 110, notification-service 133, and payment-service 225 (134 domain, 52 application, 34 API, and 5 infrastructure; the 11 persistence tests used to be skipped in the CI because they need the isolated</w:t>
+        <w:t xml:space="preserve">CI of each repository had passed 1,119 tests: web 212 in 66 files, gateway 62, security-service 200, customer-service 82, booking-service 95, operations-service 110, notification-service 133, and payment-service 225 (134 domain, 52 application, 34 API, and 5 infrastructure; the 11 persistence tests used to be skipped in the CI because they need the isolated</w:t>
       </w:r>
       <w:r>
         <w:t xml:space="preserve"> </w:t>
@@ -34540,8 +34869,8 @@
         <w:t xml:space="preserve">, two simultaneous point movements of the same customer, and the duplicate delivery of the same event.</w:t>
       </w:r>
     </w:p>
-    <w:bookmarkEnd w:id="94"/>
-    <w:bookmarkStart w:id="95" w:name="X80199210402d6281ed27dacb39b2ad5160c1c5c"/>
+    <w:bookmarkEnd w:id="88"/>
+    <w:bookmarkStart w:id="89" w:name="X80199210402d6281ed27dacb39b2ad5160c1c5c"/>
     <w:p>
       <w:pPr>
         <w:pStyle w:val="Heading3"/>
@@ -34728,7 +35057,30 @@
               <w:pStyle w:val="Compact"/>
             </w:pPr>
             <w:r>
-              <w:t xml:space="preserve">One hour passed after its end and it was scheduled without confirmation (</w:t>
+              <w:t xml:space="preserve">One hour passed after its end and it was confirmed without an operator (</w:t>
+            </w:r>
+            <w:r>
+              <w:rPr>
+                <w:i/>
+                <w:iCs/>
+              </w:rPr>
+              <w:t xml:space="preserve">FollowUpJob</w:t>
+            </w:r>
+            <w:r>
+              <w:t xml:space="preserve">), or it had digital payment and reached its deadline without a receipt (</w:t>
+            </w:r>
+            <w:r>
+              <w:rPr>
+                <w:i/>
+                <w:iCs/>
+              </w:rPr>
+              <w:t xml:space="preserve">PaymentDeadlineJob</w:t>
+            </w:r>
+            <w:r>
+              <w:t xml:space="preserve">).</w:t>
+            </w:r>
+            <w:r>
+              <w:t xml:space="preserve"> </w:t>
             </w:r>
             <w:r>
               <w:rPr>
@@ -34738,35 +35090,28 @@
               <w:t xml:space="preserve">ExpiredBookingsJob</w:t>
             </w:r>
             <w:r>
-              <w:t xml:space="preserve">) or confirmed without an operator (</w:t>
+              <w:t xml:space="preserve"> </w:t>
+            </w:r>
+            <w:r>
+              <w:t xml:space="preserve">no longer exists (B-07).</w:t>
+            </w:r>
+          </w:p>
+        </w:tc>
+        <w:tc>
+          <w:tcPr/>
+          <w:p>
+            <w:pPr>
+              <w:pStyle w:val="Compact"/>
+            </w:pPr>
+            <w:r>
+              <w:t xml:space="preserve">Status and reason of the booking (PAYMENT_TIMEOUT on those cancelled for lack of payment); booking-service log (</w:t>
             </w:r>
             <w:r>
               <w:rPr>
                 <w:i/>
                 <w:iCs/>
               </w:rPr>
-              <w:t xml:space="preserve">FollowUpJob</w:t>
-            </w:r>
-            <w:r>
-              <w:t xml:space="preserve">).</w:t>
-            </w:r>
-          </w:p>
-        </w:tc>
-        <w:tc>
-          <w:tcPr/>
-          <w:p>
-            <w:pPr>
-              <w:pStyle w:val="Compact"/>
-            </w:pPr>
-            <w:r>
-              <w:t xml:space="preserve">Status and reason of the booking (EXPIRED on the cancelled ones); booking-service log (</w:t>
-            </w:r>
-            <w:r>
-              <w:rPr>
-                <w:i/>
-                <w:iCs/>
-              </w:rPr>
-              <w:t xml:space="preserve">Closed N expired bookings</w:t>
+              <w:t xml:space="preserve">Cancelled N booking(s) for payment timeout</w:t>
             </w:r>
             <w:r>
               <w:t xml:space="preserve">) and operations-service log (</w:t>
@@ -35119,8 +35464,8 @@
         <w:t xml:space="preserve">Prepared by the authors from the runbooks of the services.</w:t>
       </w:r>
     </w:p>
-    <w:bookmarkEnd w:id="95"/>
-    <w:bookmarkStart w:id="96" w:name="X02e4ed5b49c90ac920b2faf415d9c0e76b062bb"/>
+    <w:bookmarkEnd w:id="89"/>
+    <w:bookmarkStart w:id="90" w:name="X02e4ed5b49c90ac920b2faf415d9c0e76b062bb"/>
     <w:p>
       <w:pPr>
         <w:pStyle w:val="Heading3"/>
@@ -35447,8 +35792,8 @@
         <w:t xml:space="preserve">of the documentation (Vehicle Washing Development Team, 2026a), reviewed against the code on October 16, 2026. Between October 8 and 16, 2026, TD-001, TD-002, TD-003, TD-009, TD-013, TD-014, TD-015, TD-016, TD-017, TD-018, TD-020, and TD-021 were resolved; their closure is recorded in the corrective, preventive, and improvement actions document. TD-006 was also closed on October 19, 2026, with continuous integration in GitHub Actions. On October 21, 2026, TD-024 (tokens of closed sessions), TD-025 (bookings nobody closed and the count of bookings without an operator), and TD-026 (an operator assigned twice) were closed; on the night of the same day the rule of TD-025 was adjusted so that a booking with an operator does not end as No-show unless the administrator decides it; and TD-027 (tests of the administrator screens) was resolved for bookings, management, and reports.</w:t>
       </w:r>
     </w:p>
-    <w:bookmarkEnd w:id="96"/>
-    <w:bookmarkStart w:id="97" w:name="Xf4b8d5f338441786a3f26a5e6940ccb149eb8d7"/>
+    <w:bookmarkEnd w:id="90"/>
+    <w:bookmarkStart w:id="91" w:name="Xf4b8d5f338441786a3f26a5e6940ccb149eb8d7"/>
     <w:p>
       <w:pPr>
         <w:pStyle w:val="Heading3"/>
@@ -35478,9 +35823,9 @@
         <w:t xml:space="preserve">), Outbox, one database login per service (or one database per service), audit triggers, real enforcement of the permission matrix, mTLS between services, observability (metrics and tracing), image storage outside the database, and a payment gateway. Each change requires an ADR.</w:t>
       </w:r>
     </w:p>
-    <w:bookmarkEnd w:id="97"/>
-    <w:bookmarkEnd w:id="98"/>
-    <w:bookmarkStart w:id="99" w:name="Xcb2c5206267be671a73ab6047a9b2598eced39d"/>
+    <w:bookmarkEnd w:id="91"/>
+    <w:bookmarkEnd w:id="92"/>
+    <w:bookmarkStart w:id="93" w:name="Xcb2c5206267be671a73ab6047a9b2598eced39d"/>
     <w:p>
       <w:pPr>
         <w:pStyle w:val="Heading2"/>
@@ -35993,8 +36338,8 @@
         <w:t xml:space="preserve">Prepared by the authors from the glossary of the project and the references cited.</w:t>
       </w:r>
     </w:p>
-    <w:bookmarkEnd w:id="99"/>
-    <w:bookmarkStart w:id="112" w:name="references"/>
+    <w:bookmarkEnd w:id="93"/>
+    <w:bookmarkStart w:id="106" w:name="references"/>
     <w:p>
       <w:pPr>
         <w:pStyle w:val="Heading2"/>
@@ -36026,7 +36371,7 @@
       <w:r>
         <w:t xml:space="preserve"> </w:t>
       </w:r>
-      <w:hyperlink r:id="rId100">
+      <w:hyperlink r:id="rId94">
         <w:r>
           <w:rPr>
             <w:rStyle w:val="Hyperlink"/>
@@ -36061,7 +36406,7 @@
       <w:r>
         <w:t xml:space="preserve"> </w:t>
       </w:r>
-      <w:hyperlink r:id="rId101">
+      <w:hyperlink r:id="rId95">
         <w:r>
           <w:rPr>
             <w:rStyle w:val="Hyperlink"/>
@@ -36117,7 +36462,7 @@
       <w:r>
         <w:t xml:space="preserve"> </w:t>
       </w:r>
-      <w:hyperlink r:id="rId102">
+      <w:hyperlink r:id="rId96">
         <w:r>
           <w:rPr>
             <w:rStyle w:val="Hyperlink"/>
@@ -36173,7 +36518,7 @@
       <w:r>
         <w:t xml:space="preserve"> </w:t>
       </w:r>
-      <w:hyperlink r:id="rId103">
+      <w:hyperlink r:id="rId97">
         <w:r>
           <w:rPr>
             <w:rStyle w:val="Hyperlink"/>
@@ -36232,7 +36577,7 @@
       <w:r>
         <w:t xml:space="preserve"> </w:t>
       </w:r>
-      <w:hyperlink r:id="rId104">
+      <w:hyperlink r:id="rId98">
         <w:r>
           <w:rPr>
             <w:rStyle w:val="Hyperlink"/>
@@ -36264,7 +36609,7 @@
       <w:r>
         <w:t xml:space="preserve"> </w:t>
       </w:r>
-      <w:hyperlink r:id="rId105">
+      <w:hyperlink r:id="rId99">
         <w:r>
           <w:rPr>
             <w:rStyle w:val="Hyperlink"/>
@@ -36347,7 +36692,7 @@
       <w:r>
         <w:t xml:space="preserve"> </w:t>
       </w:r>
-      <w:hyperlink r:id="rId106">
+      <w:hyperlink r:id="rId100">
         <w:r>
           <w:rPr>
             <w:rStyle w:val="Hyperlink"/>
@@ -36382,7 +36727,7 @@
       <w:r>
         <w:t xml:space="preserve"> </w:t>
       </w:r>
-      <w:hyperlink r:id="rId107">
+      <w:hyperlink r:id="rId101">
         <w:r>
           <w:rPr>
             <w:rStyle w:val="Hyperlink"/>
@@ -36417,7 +36762,7 @@
       <w:r>
         <w:t xml:space="preserve"> </w:t>
       </w:r>
-      <w:hyperlink r:id="rId108">
+      <w:hyperlink r:id="rId102">
         <w:r>
           <w:rPr>
             <w:rStyle w:val="Hyperlink"/>
@@ -36452,7 +36797,7 @@
       <w:r>
         <w:t xml:space="preserve"> </w:t>
       </w:r>
-      <w:hyperlink r:id="rId109">
+      <w:hyperlink r:id="rId103">
         <w:r>
           <w:rPr>
             <w:rStyle w:val="Hyperlink"/>
@@ -36487,7 +36832,7 @@
       <w:r>
         <w:t xml:space="preserve"> </w:t>
       </w:r>
-      <w:hyperlink r:id="rId110">
+      <w:hyperlink r:id="rId104">
         <w:r>
           <w:rPr>
             <w:rStyle w:val="Hyperlink"/>
@@ -36522,7 +36867,7 @@
       <w:r>
         <w:t xml:space="preserve"> </w:t>
       </w:r>
-      <w:hyperlink r:id="rId111">
+      <w:hyperlink r:id="rId105">
         <w:r>
           <w:rPr>
             <w:rStyle w:val="Hyperlink"/>
@@ -36531,8 +36876,8 @@
         </w:r>
       </w:hyperlink>
     </w:p>
-    <w:bookmarkEnd w:id="112"/>
-    <w:bookmarkStart w:id="116" w:name="X0dfec30307d35ad53dd5c24971901dbae401842"/>
+    <w:bookmarkEnd w:id="106"/>
+    <w:bookmarkStart w:id="110" w:name="X0dfec30307d35ad53dd5c24971901dbae401842"/>
     <w:p>
       <w:pPr>
         <w:pStyle w:val="Heading2"/>
@@ -36541,7 +36886,7 @@
         <w:t xml:space="preserve">18. Annexes</w:t>
       </w:r>
     </w:p>
-    <w:bookmarkStart w:id="113" w:name="annex-a-source-of-the-figures"/>
+    <w:bookmarkStart w:id="107" w:name="annex-a-source-of-the-figures"/>
     <w:p>
       <w:pPr>
         <w:pStyle w:val="Heading3"/>
@@ -36555,11 +36900,27 @@
         <w:pStyle w:val="FirstParagraph"/>
       </w:pPr>
       <w:r>
-        <w:t xml:space="preserve">Figures 1 and 3 are diagrams prepared from the code. Figure 2 was generated on October 16, 2026, from the real database, with all the services started, so it shows the 57 tables as they exist. No figure contains secrets or personal data.</w:t>
-      </w:r>
-    </w:p>
-    <w:bookmarkEnd w:id="113"/>
-    <w:bookmarkStart w:id="114" w:name="annex-b-discrepancies-detected"/>
+        <w:t xml:space="preserve">Figures 1 and 3 are diagrams prepared from the code. Figure 2 was generated on October 16, 2026, from the real database, with all the services started, so it shows the 57 tables that existed that day; later</w:t>
+      </w:r>
+      <w:r>
+        <w:t xml:space="preserve"> </w:t>
+      </w:r>
+      <w:r>
+        <w:rPr>
+          <w:i/>
+          <w:iCs/>
+        </w:rPr>
+        <w:t xml:space="preserve">notification.pending_delivery</w:t>
+      </w:r>
+      <w:r>
+        <w:t xml:space="preserve"> </w:t>
+      </w:r>
+      <w:r>
+        <w:t xml:space="preserve">(migration 047) was added, and today there are 58. No figure contains secrets or personal data.</w:t>
+      </w:r>
+    </w:p>
+    <w:bookmarkEnd w:id="107"/>
+    <w:bookmarkStart w:id="108" w:name="annex-b-discrepancies-detected"/>
     <w:p>
       <w:pPr>
         <w:pStyle w:val="Heading3"/>
@@ -37039,7 +37400,17 @@
               <w:pStyle w:val="Compact"/>
             </w:pPr>
             <w:r>
-              <w:t xml:space="preserve">57 tables on 2026-10-16, checked in the database (the tables for account lockout, person address, operator profile and skills, and the four inspection tables were added).</w:t>
+              <w:t xml:space="preserve">57 tables on 2026-10-16, checked in the database (the tables for account lockout, person address, operator profile and skills, and the four inspection tables were added); 58 since notification migration 047 (</w:t>
+            </w:r>
+            <w:r>
+              <w:rPr>
+                <w:i/>
+                <w:iCs/>
+              </w:rPr>
+              <w:t xml:space="preserve">pending_delivery</w:t>
+            </w:r>
+            <w:r>
+              <w:t xml:space="preserve">), counted in the real database on 2026-10-27.</w:t>
             </w:r>
           </w:p>
         </w:tc>
@@ -37458,8 +37829,8 @@
         <w:t xml:space="preserve">Prepared by the authors from the cross-analysis of the code and the documentation.</w:t>
       </w:r>
     </w:p>
-    <w:bookmarkEnd w:id="114"/>
-    <w:bookmarkStart w:id="115" w:name="annex-c-delivery-checklist"/>
+    <w:bookmarkEnd w:id="108"/>
+    <w:bookmarkStart w:id="109" w:name="annex-c-delivery-checklist"/>
     <w:p>
       <w:pPr>
         <w:pStyle w:val="Heading3"/>
@@ -37788,9 +38159,9 @@
         <w:t xml:space="preserve">Adapted from the checklist of the guide for writing software manuals (SENA, 2026).</w:t>
       </w:r>
     </w:p>
-    <w:bookmarkEnd w:id="115"/>
-    <w:bookmarkEnd w:id="116"/>
-    <w:bookmarkEnd w:id="117"/>
+    <w:bookmarkEnd w:id="109"/>
+    <w:bookmarkEnd w:id="110"/>
+    <w:bookmarkEnd w:id="111"/>
     <w:sectPr>
       <w:footnotePr>
         <w:numRestart w:val="eachSect"/>

--- a/09_MANUALES/EN/WORD/09_Technical_Manual.docx
+++ b/09_MANUALES/EN/WORD/09_Technical_Manual.docx
@@ -72,7 +72,7 @@
         <w:pStyle w:val="BodyText"/>
       </w:pPr>
       <w:r>
-        <w:t xml:space="preserve">Manual Type: Technical Manual (Developers and Software Architects) · Version 4.13</w:t>
+        <w:t xml:space="preserve">Manual Type: Technical Manual (Developers and Software Architects) · Version 4.14</w:t>
       </w:r>
     </w:p>
     <w:bookmarkStart w:id="9" w:name="version-control"/>
@@ -1716,6 +1716,84 @@
           </w:p>
         </w:tc>
       </w:tr>
+      <w:tr>
+        <w:tc>
+          <w:tcPr/>
+          <w:p>
+            <w:pPr>
+              <w:pStyle w:val="Compact"/>
+            </w:pPr>
+            <w:r>
+              <w:t xml:space="preserve">4.14</w:t>
+            </w:r>
+          </w:p>
+        </w:tc>
+        <w:tc>
+          <w:tcPr/>
+          <w:p>
+            <w:pPr>
+              <w:pStyle w:val="Compact"/>
+            </w:pPr>
+            <w:r>
+              <w:t xml:space="preserve">2026-10-27</w:t>
+            </w:r>
+          </w:p>
+        </w:tc>
+        <w:tc>
+          <w:tcPr/>
+          <w:p>
+            <w:pPr>
+              <w:pStyle w:val="Compact"/>
+            </w:pPr>
+            <w:r>
+              <w:t xml:space="preserve">payment-service release</w:t>
+            </w:r>
+            <w:r>
+              <w:t xml:space="preserve"> </w:t>
+            </w:r>
+            <w:r>
+              <w:rPr>
+                <w:i/>
+                <w:iCs/>
+              </w:rPr>
+              <w:t xml:space="preserve">v1.1.3</w:t>
+            </w:r>
+            <w:r>
+              <w:t xml:space="preserve"> </w:t>
+            </w:r>
+            <w:r>
+              <w:t xml:space="preserve">approved and pending publication: credential checks at startup,</w:t>
+            </w:r>
+            <w:r>
+              <w:t xml:space="preserve"> </w:t>
+            </w:r>
+            <w:r>
+              <w:rPr>
+                <w:i/>
+                <w:iCs/>
+              </w:rPr>
+              <w:t xml:space="preserve">LavaRapidoPaymentIT</w:t>
+            </w:r>
+            <w:r>
+              <w:t xml:space="preserve"> </w:t>
+            </w:r>
+            <w:r>
+              <w:t xml:space="preserve">test database with SQL Server 2022, and 275 tests in the CI (16).</w:t>
+            </w:r>
+          </w:p>
+        </w:tc>
+        <w:tc>
+          <w:tcPr/>
+          <w:p>
+            <w:pPr>
+              <w:pStyle w:val="Compact"/>
+            </w:pPr>
+            <w:r>
+              <w:t xml:space="preserve">Development team</w:t>
+            </w:r>
+          </w:p>
+        </w:tc>
+      </w:tr>
     </w:tbl>
     <w:p>
       <w:pPr>
@@ -3464,7 +3542,7 @@
         <w:pStyle w:val="BodyText"/>
       </w:pPr>
       <w:r>
-        <w:t xml:space="preserve">![Diagrama](C:/Users/JUAN CAMILO/Documents/PROYECTO FINAL_LAVADO VEICULAR/lavarapido-docs/_generador/work/mermaid/technical_manual_md-1.png)</w:t>
+        <w:t xml:space="preserve">![Diagrama](C:/Users/MERARI URBANO/Lavado-Vehicular/lavarapido-docs/_generador/work/mermaid/technical_manual_md-1.png)</w:t>
       </w:r>
     </w:p>
     <w:p>
@@ -23731,7 +23809,7 @@
         <w:pStyle w:val="BodyText"/>
       </w:pPr>
       <w:r>
-        <w:t xml:space="preserve">![Diagrama](C:/Users/JUAN CAMILO/Documents/PROYECTO FINAL_LAVADO VEICULAR/lavarapido-docs/_generador/work/mermaid/technical_manual_md-2.png)</w:t>
+        <w:t xml:space="preserve">![Diagrama](C:/Users/MERARI URBANO/Lavado-Vehicular/lavarapido-docs/_generador/work/mermaid/technical_manual_md-2.png)</w:t>
       </w:r>
     </w:p>
     <w:p>
@@ -34717,7 +34795,97 @@
         <w:t xml:space="preserve">e2e.yml</w:t>
       </w:r>
       <w:r>
-        <w:t xml:space="preserve">, by hand), tested only against a simulator. On October 23, 2026 there were 838. On October 27, 2026 booking-service has 137 and customer-service 83 (the administrator's vehicle list reads the owners in a single query), and the end-to-end tests send the payment method when booking. The previous complete run, on the night of October 21, 2026, gave these results: 707 unit and integration tests passed, none skipped (web 62 in 41 files, gateway 40, security-service 155, customer-service 69, booking-service 50, operations-service 67, notification-service 114, and payment-service 150: 115 domain, 28 application, and 7 persistence tests against the isolated</w:t>
+        <w:t xml:space="preserve">, by hand), tested only against a simulator. On October 23, 2026 there were 838. On October 27, 2026 booking-service has 137 and customer-service 83 (the administrator's vehicle list reads the owners in a single query), and the end-to-end tests send the payment method when booking. payment-service release</w:t>
+      </w:r>
+      <w:r>
+        <w:t xml:space="preserve"> </w:t>
+      </w:r>
+      <w:r>
+        <w:rPr>
+          <w:i/>
+          <w:iCs/>
+        </w:rPr>
+        <w:t xml:space="preserve">v1.1.3</w:t>
+      </w:r>
+      <w:r>
+        <w:t xml:space="preserve"> </w:t>
+      </w:r>
+      <w:r>
+        <w:t xml:space="preserve">was approved (PR #16) and is pending publication at the close of this version: no passwords in the code, the service does not start without</w:t>
+      </w:r>
+      <w:r>
+        <w:t xml:space="preserve"> </w:t>
+      </w:r>
+      <w:r>
+        <w:rPr>
+          <w:i/>
+          <w:iCs/>
+        </w:rPr>
+        <w:t xml:space="preserve">DB_PASSWORD</w:t>
+      </w:r>
+      <w:r>
+        <w:t xml:space="preserve"> </w:t>
+      </w:r>
+      <w:r>
+        <w:t xml:space="preserve">and, with messaging on against a remote RabbitMQ, not without</w:t>
+      </w:r>
+      <w:r>
+        <w:t xml:space="preserve"> </w:t>
+      </w:r>
+      <w:r>
+        <w:rPr>
+          <w:i/>
+          <w:iCs/>
+        </w:rPr>
+        <w:t xml:space="preserve">RABBITMQ_USERNAME</w:t>
+      </w:r>
+      <w:r>
+        <w:t xml:space="preserve"> </w:t>
+      </w:r>
+      <w:r>
+        <w:t xml:space="preserve">and</w:t>
+      </w:r>
+      <w:r>
+        <w:t xml:space="preserve"> </w:t>
+      </w:r>
+      <w:r>
+        <w:rPr>
+          <w:i/>
+          <w:iCs/>
+        </w:rPr>
+        <w:t xml:space="preserve">RABBITMQ_PASSWORD</w:t>
+      </w:r>
+      <w:r>
+        <w:t xml:space="preserve"> </w:t>
+      </w:r>
+      <w:r>
+        <w:t xml:space="preserve">either (</w:t>
+      </w:r>
+      <w:r>
+        <w:rPr>
+          <w:i/>
+          <w:iCs/>
+        </w:rPr>
+        <w:t xml:space="preserve">guest</w:t>
+      </w:r>
+      <w:r>
+        <w:t xml:space="preserve"> </w:t>
+      </w:r>
+      <w:r>
+        <w:t xml:space="preserve">only with a local RabbitMQ); its local test database moved to SQL Server 2022 and</w:t>
+      </w:r>
+      <w:r>
+        <w:t xml:space="preserve"> </w:t>
+      </w:r>
+      <w:r>
+        <w:rPr>
+          <w:i/>
+          <w:iCs/>
+        </w:rPr>
+        <w:t xml:space="preserve">LavaRapidoPaymentIT</w:t>
+      </w:r>
+      <w:r>
+        <w:t xml:space="preserve">, like the CI, and it has 275 in the CI (domain 142, application 61, API 47, and 25 in the infrastructure project, 12 of them against SQL Server). The previous complete run, on the night of October 21, 2026, gave these results: 707 unit and integration tests passed, none skipped (web 62 in 41 files, gateway 40, security-service 155, customer-service 69, booking-service 50, operations-service 67, notification-service 114, and payment-service 150: 115 domain, 28 application, and 7 persistence tests against the isolated</w:t>
       </w:r>
       <w:r>
         <w:t xml:space="preserve"> </w:t>
